--- a/Assesment 1.docx
+++ b/Assesment 1.docx
@@ -81,6 +81,12 @@
           <w:lang w:val="en-US"/>
         </w:rPr>
         <w:t xml:space="preserve"> 30</w:t>
+      </w:r>
+      <w:r>
+        <w:rPr>
+          <w:lang w:val="en-US"/>
+        </w:rPr>
+        <w:t xml:space="preserve"> vlan 10</w:t>
       </w:r>
     </w:p>
     <w:p>
@@ -184,6 +190,9 @@
       <w:r>
         <w:t xml:space="preserve"> 30</w:t>
       </w:r>
+      <w:r>
+        <w:t xml:space="preserve"> vlan 20</w:t>
+      </w:r>
     </w:p>
     <w:p>
       <w:r>
@@ -287,6 +296,9 @@
       <w:r>
         <w:t xml:space="preserve"> 14</w:t>
       </w:r>
+      <w:r>
+        <w:t xml:space="preserve"> vlan 30</w:t>
+      </w:r>
     </w:p>
     <w:p>
       <w:r>
@@ -372,6 +384,12 @@
         </w:rPr>
         <w:t>Management - /28</w:t>
       </w:r>
+      <w:r>
+        <w:rPr>
+          <w:lang w:val="en-US"/>
+        </w:rPr>
+        <w:t xml:space="preserve"> vlan 99</w:t>
+      </w:r>
     </w:p>
     <w:p>
       <w:pPr>
@@ -434,6 +452,9 @@
       </w:r>
       <w:r>
         <w:t xml:space="preserve"> usable IP addresses</w:t>
+      </w:r>
+      <w:r>
+        <w:t xml:space="preserve"> vlan 10</w:t>
       </w:r>
     </w:p>
     <w:p>
@@ -533,6 +554,9 @@
       </w:r>
       <w:r>
         <w:t xml:space="preserve"> usable IP addresses</w:t>
+      </w:r>
+      <w:r>
+        <w:t xml:space="preserve"> vlan 20</w:t>
       </w:r>
     </w:p>
     <w:p>
@@ -1246,6 +1270,7 @@
   <w:style w:type="character" w:default="1" w:styleId="DefaultParagraphFont">
     <w:name w:val="Default Paragraph Font"/>
     <w:uiPriority w:val="1"/>
+    <w:semiHidden/>
     <w:unhideWhenUsed/>
   </w:style>
   <w:style w:type="table" w:default="1" w:styleId="TableNormal">

--- a/Assesment 1.docx
+++ b/Assesment 1.docx
@@ -29,6 +29,499 @@
         </w:rPr>
         <w:t>Head office</w:t>
       </w:r>
+    </w:p>
+    <w:tbl>
+      <w:tblPr>
+        <w:tblStyle w:val="TableGrid"/>
+        <w:tblW w:w="0" w:type="auto"/>
+        <w:tblLook w:val="04A0" w:firstRow="1" w:lastRow="0" w:firstColumn="1" w:lastColumn="0" w:noHBand="0" w:noVBand="1"/>
+      </w:tblPr>
+      <w:tblGrid>
+        <w:gridCol w:w="2252"/>
+        <w:gridCol w:w="2328"/>
+        <w:gridCol w:w="2329"/>
+        <w:gridCol w:w="2107"/>
+      </w:tblGrid>
+      <w:tr>
+        <w:tc>
+          <w:tcPr>
+            <w:tcW w:w="2252" w:type="dxa"/>
+          </w:tcPr>
+          <w:p>
+            <w:pPr>
+              <w:rPr>
+                <w:lang w:val="en-US"/>
+              </w:rPr>
+            </w:pPr>
+          </w:p>
+        </w:tc>
+        <w:tc>
+          <w:tcPr>
+            <w:tcW w:w="2328" w:type="dxa"/>
+          </w:tcPr>
+          <w:p>
+            <w:pPr>
+              <w:rPr>
+                <w:lang w:val="en-US"/>
+              </w:rPr>
+            </w:pPr>
+            <w:r>
+              <w:rPr>
+                <w:lang w:val="en-US"/>
+              </w:rPr>
+              <w:t>Router 1</w:t>
+            </w:r>
+          </w:p>
+        </w:tc>
+        <w:tc>
+          <w:tcPr>
+            <w:tcW w:w="2329" w:type="dxa"/>
+          </w:tcPr>
+          <w:p>
+            <w:pPr>
+              <w:rPr>
+                <w:lang w:val="en-US"/>
+              </w:rPr>
+            </w:pPr>
+            <w:r>
+              <w:rPr>
+                <w:lang w:val="en-US"/>
+              </w:rPr>
+              <w:t>Router 2</w:t>
+            </w:r>
+          </w:p>
+        </w:tc>
+        <w:tc>
+          <w:tcPr>
+            <w:tcW w:w="2107" w:type="dxa"/>
+          </w:tcPr>
+          <w:p>
+            <w:pPr>
+              <w:rPr>
+                <w:lang w:val="en-US"/>
+              </w:rPr>
+            </w:pPr>
+          </w:p>
+        </w:tc>
+      </w:tr>
+      <w:tr>
+        <w:tc>
+          <w:tcPr>
+            <w:tcW w:w="2252" w:type="dxa"/>
+          </w:tcPr>
+          <w:p>
+            <w:pPr>
+              <w:rPr>
+                <w:lang w:val="en-US"/>
+              </w:rPr>
+            </w:pPr>
+            <w:r>
+              <w:rPr>
+                <w:lang w:val="en-US"/>
+              </w:rPr>
+              <w:t>Vlan 10</w:t>
+            </w:r>
+          </w:p>
+        </w:tc>
+        <w:tc>
+          <w:tcPr>
+            <w:tcW w:w="2328" w:type="dxa"/>
+          </w:tcPr>
+          <w:p>
+            <w:pPr>
+              <w:rPr>
+                <w:lang w:val="en-US"/>
+              </w:rPr>
+            </w:pPr>
+            <w:r>
+              <w:rPr>
+                <w:rFonts w:ascii="Arial" w:eastAsia="Times New Roman" w:hAnsi="Arial" w:cs="Arial"/>
+                <w:kern w:val="0"/>
+                <w:sz w:val="19"/>
+                <w:szCs w:val="19"/>
+                <w:lang w:eastAsia="en-NZ"/>
+                <w14:ligatures w14:val="none"/>
+              </w:rPr>
+              <w:t>10.8.0.1</w:t>
+            </w:r>
+          </w:p>
+        </w:tc>
+        <w:tc>
+          <w:tcPr>
+            <w:tcW w:w="2329" w:type="dxa"/>
+          </w:tcPr>
+          <w:p>
+            <w:pPr>
+              <w:rPr>
+                <w:lang w:val="en-US"/>
+              </w:rPr>
+            </w:pPr>
+            <w:r>
+              <w:rPr>
+                <w:rFonts w:ascii="Arial" w:eastAsia="Times New Roman" w:hAnsi="Arial" w:cs="Arial"/>
+                <w:kern w:val="0"/>
+                <w:sz w:val="19"/>
+                <w:szCs w:val="19"/>
+                <w:lang w:eastAsia="en-NZ"/>
+                <w14:ligatures w14:val="none"/>
+              </w:rPr>
+              <w:t>10.8.0.</w:t>
+            </w:r>
+            <w:r>
+              <w:rPr>
+                <w:rFonts w:ascii="Arial" w:eastAsia="Times New Roman" w:hAnsi="Arial" w:cs="Arial"/>
+                <w:kern w:val="0"/>
+                <w:sz w:val="19"/>
+                <w:szCs w:val="19"/>
+                <w:lang w:eastAsia="en-NZ"/>
+                <w14:ligatures w14:val="none"/>
+              </w:rPr>
+              <w:t>2</w:t>
+            </w:r>
+          </w:p>
+        </w:tc>
+        <w:tc>
+          <w:tcPr>
+            <w:tcW w:w="2107" w:type="dxa"/>
+          </w:tcPr>
+          <w:p>
+            <w:pPr>
+              <w:rPr>
+                <w:rFonts w:ascii="Arial" w:eastAsia="Times New Roman" w:hAnsi="Arial" w:cs="Arial"/>
+                <w:kern w:val="0"/>
+                <w:sz w:val="19"/>
+                <w:szCs w:val="19"/>
+                <w:lang w:eastAsia="en-NZ"/>
+                <w14:ligatures w14:val="none"/>
+              </w:rPr>
+            </w:pPr>
+            <w:r>
+              <w:rPr>
+                <w:rFonts w:ascii="Arial" w:eastAsia="Times New Roman" w:hAnsi="Arial" w:cs="Arial"/>
+                <w:kern w:val="0"/>
+                <w:sz w:val="19"/>
+                <w:szCs w:val="19"/>
+                <w:lang w:eastAsia="en-NZ"/>
+                <w14:ligatures w14:val="none"/>
+              </w:rPr>
+              <w:t>10.8.0.</w:t>
+            </w:r>
+            <w:r>
+              <w:rPr>
+                <w:rFonts w:ascii="Arial" w:eastAsia="Times New Roman" w:hAnsi="Arial" w:cs="Arial"/>
+                <w:kern w:val="0"/>
+                <w:sz w:val="19"/>
+                <w:szCs w:val="19"/>
+                <w:lang w:eastAsia="en-NZ"/>
+                <w14:ligatures w14:val="none"/>
+              </w:rPr>
+              <w:t>3</w:t>
+            </w:r>
+          </w:p>
+        </w:tc>
+      </w:tr>
+      <w:tr>
+        <w:tc>
+          <w:tcPr>
+            <w:tcW w:w="2252" w:type="dxa"/>
+          </w:tcPr>
+          <w:p>
+            <w:pPr>
+              <w:pStyle w:val="Heading4"/>
+              <w:rPr>
+                <w:i w:val="0"/>
+                <w:iCs w:val="0"/>
+                <w:color w:val="auto"/>
+              </w:rPr>
+            </w:pPr>
+            <w:r>
+              <w:rPr>
+                <w:i w:val="0"/>
+                <w:iCs w:val="0"/>
+                <w:color w:val="auto"/>
+              </w:rPr>
+              <w:t>Vlan 20</w:t>
+            </w:r>
+          </w:p>
+        </w:tc>
+        <w:tc>
+          <w:tcPr>
+            <w:tcW w:w="2328" w:type="dxa"/>
+          </w:tcPr>
+          <w:p>
+            <w:pPr>
+              <w:rPr>
+                <w:lang w:val="en-US"/>
+              </w:rPr>
+            </w:pPr>
+            <w:r>
+              <w:rPr>
+                <w:rFonts w:ascii="Arial" w:eastAsia="Times New Roman" w:hAnsi="Arial" w:cs="Arial"/>
+                <w:kern w:val="0"/>
+                <w:sz w:val="19"/>
+                <w:szCs w:val="19"/>
+                <w:lang w:eastAsia="en-NZ"/>
+                <w14:ligatures w14:val="none"/>
+              </w:rPr>
+              <w:t>10.8.0.33</w:t>
+            </w:r>
+          </w:p>
+        </w:tc>
+        <w:tc>
+          <w:tcPr>
+            <w:tcW w:w="2329" w:type="dxa"/>
+          </w:tcPr>
+          <w:p>
+            <w:pPr>
+              <w:rPr>
+                <w:lang w:val="en-US"/>
+              </w:rPr>
+            </w:pPr>
+            <w:r>
+              <w:rPr>
+                <w:rFonts w:ascii="Arial" w:eastAsia="Times New Roman" w:hAnsi="Arial" w:cs="Arial"/>
+                <w:kern w:val="0"/>
+                <w:sz w:val="19"/>
+                <w:szCs w:val="19"/>
+                <w:lang w:eastAsia="en-NZ"/>
+                <w14:ligatures w14:val="none"/>
+              </w:rPr>
+              <w:t>10.8.0.3</w:t>
+            </w:r>
+            <w:r>
+              <w:rPr>
+                <w:rFonts w:ascii="Arial" w:eastAsia="Times New Roman" w:hAnsi="Arial" w:cs="Arial"/>
+                <w:kern w:val="0"/>
+                <w:sz w:val="19"/>
+                <w:szCs w:val="19"/>
+                <w:lang w:eastAsia="en-NZ"/>
+                <w14:ligatures w14:val="none"/>
+              </w:rPr>
+              <w:t>4</w:t>
+            </w:r>
+          </w:p>
+        </w:tc>
+        <w:tc>
+          <w:tcPr>
+            <w:tcW w:w="2107" w:type="dxa"/>
+          </w:tcPr>
+          <w:p>
+            <w:pPr>
+              <w:rPr>
+                <w:lang w:val="en-US"/>
+              </w:rPr>
+            </w:pPr>
+            <w:r>
+              <w:rPr>
+                <w:rFonts w:ascii="Arial" w:eastAsia="Times New Roman" w:hAnsi="Arial" w:cs="Arial"/>
+                <w:kern w:val="0"/>
+                <w:sz w:val="19"/>
+                <w:szCs w:val="19"/>
+                <w:lang w:eastAsia="en-NZ"/>
+                <w14:ligatures w14:val="none"/>
+              </w:rPr>
+              <w:t>10.8.0.3</w:t>
+            </w:r>
+            <w:r>
+              <w:rPr>
+                <w:rFonts w:ascii="Arial" w:eastAsia="Times New Roman" w:hAnsi="Arial" w:cs="Arial"/>
+                <w:kern w:val="0"/>
+                <w:sz w:val="19"/>
+                <w:szCs w:val="19"/>
+                <w:lang w:eastAsia="en-NZ"/>
+                <w14:ligatures w14:val="none"/>
+              </w:rPr>
+              <w:t>5</w:t>
+            </w:r>
+          </w:p>
+        </w:tc>
+      </w:tr>
+      <w:tr>
+        <w:tc>
+          <w:tcPr>
+            <w:tcW w:w="2252" w:type="dxa"/>
+          </w:tcPr>
+          <w:p>
+            <w:pPr>
+              <w:rPr>
+                <w:lang w:val="en-US"/>
+              </w:rPr>
+            </w:pPr>
+            <w:r>
+              <w:rPr>
+                <w:lang w:val="en-US"/>
+              </w:rPr>
+              <w:t>Vlan 30</w:t>
+            </w:r>
+          </w:p>
+        </w:tc>
+        <w:tc>
+          <w:tcPr>
+            <w:tcW w:w="2328" w:type="dxa"/>
+          </w:tcPr>
+          <w:p>
+            <w:pPr>
+              <w:rPr>
+                <w:lang w:val="en-US"/>
+              </w:rPr>
+            </w:pPr>
+            <w:r>
+              <w:rPr>
+                <w:rFonts w:ascii="Arial" w:eastAsia="Times New Roman" w:hAnsi="Arial" w:cs="Arial"/>
+                <w:kern w:val="0"/>
+                <w:sz w:val="19"/>
+                <w:szCs w:val="19"/>
+                <w:lang w:eastAsia="en-NZ"/>
+                <w14:ligatures w14:val="none"/>
+              </w:rPr>
+              <w:t>10.8.0.6</w:t>
+            </w:r>
+            <w:r>
+              <w:rPr>
+                <w:rFonts w:ascii="Arial" w:eastAsia="Times New Roman" w:hAnsi="Arial" w:cs="Arial"/>
+                <w:kern w:val="0"/>
+                <w:sz w:val="19"/>
+                <w:szCs w:val="19"/>
+                <w:lang w:eastAsia="en-NZ"/>
+                <w14:ligatures w14:val="none"/>
+              </w:rPr>
+              <w:t>5</w:t>
+            </w:r>
+          </w:p>
+        </w:tc>
+        <w:tc>
+          <w:tcPr>
+            <w:tcW w:w="2329" w:type="dxa"/>
+          </w:tcPr>
+          <w:p>
+            <w:pPr>
+              <w:rPr>
+                <w:lang w:val="en-US"/>
+              </w:rPr>
+            </w:pPr>
+            <w:r>
+              <w:rPr>
+                <w:rFonts w:ascii="Arial" w:eastAsia="Times New Roman" w:hAnsi="Arial" w:cs="Arial"/>
+                <w:kern w:val="0"/>
+                <w:sz w:val="19"/>
+                <w:szCs w:val="19"/>
+                <w:lang w:eastAsia="en-NZ"/>
+                <w14:ligatures w14:val="none"/>
+              </w:rPr>
+              <w:t>10.8.0.6</w:t>
+            </w:r>
+            <w:r>
+              <w:rPr>
+                <w:rFonts w:ascii="Arial" w:eastAsia="Times New Roman" w:hAnsi="Arial" w:cs="Arial"/>
+                <w:kern w:val="0"/>
+                <w:sz w:val="19"/>
+                <w:szCs w:val="19"/>
+                <w:lang w:eastAsia="en-NZ"/>
+                <w14:ligatures w14:val="none"/>
+              </w:rPr>
+              <w:t>6</w:t>
+            </w:r>
+          </w:p>
+        </w:tc>
+        <w:tc>
+          <w:tcPr>
+            <w:tcW w:w="2107" w:type="dxa"/>
+          </w:tcPr>
+          <w:p>
+            <w:pPr>
+              <w:rPr>
+                <w:lang w:val="en-US"/>
+              </w:rPr>
+            </w:pPr>
+            <w:r>
+              <w:rPr>
+                <w:rFonts w:ascii="Arial" w:eastAsia="Times New Roman" w:hAnsi="Arial" w:cs="Arial"/>
+                <w:kern w:val="0"/>
+                <w:sz w:val="19"/>
+                <w:szCs w:val="19"/>
+                <w:lang w:eastAsia="en-NZ"/>
+                <w14:ligatures w14:val="none"/>
+              </w:rPr>
+              <w:t>10.8.0.</w:t>
+            </w:r>
+            <w:r>
+              <w:rPr>
+                <w:rFonts w:ascii="Arial" w:eastAsia="Times New Roman" w:hAnsi="Arial" w:cs="Arial"/>
+                <w:kern w:val="0"/>
+                <w:sz w:val="19"/>
+                <w:szCs w:val="19"/>
+                <w:lang w:eastAsia="en-NZ"/>
+                <w14:ligatures w14:val="none"/>
+              </w:rPr>
+              <w:t>67</w:t>
+            </w:r>
+          </w:p>
+        </w:tc>
+      </w:tr>
+      <w:tr>
+        <w:tc>
+          <w:tcPr>
+            <w:tcW w:w="2252" w:type="dxa"/>
+          </w:tcPr>
+          <w:p>
+            <w:pPr>
+              <w:rPr>
+                <w:lang w:val="en-US"/>
+              </w:rPr>
+            </w:pPr>
+          </w:p>
+        </w:tc>
+        <w:tc>
+          <w:tcPr>
+            <w:tcW w:w="2328" w:type="dxa"/>
+          </w:tcPr>
+          <w:p>
+            <w:pPr>
+              <w:rPr>
+                <w:lang w:val="en-US"/>
+              </w:rPr>
+            </w:pPr>
+          </w:p>
+        </w:tc>
+        <w:tc>
+          <w:tcPr>
+            <w:tcW w:w="2329" w:type="dxa"/>
+          </w:tcPr>
+          <w:p>
+            <w:pPr>
+              <w:rPr>
+                <w:lang w:val="en-US"/>
+              </w:rPr>
+            </w:pPr>
+          </w:p>
+        </w:tc>
+        <w:tc>
+          <w:tcPr>
+            <w:tcW w:w="2107" w:type="dxa"/>
+          </w:tcPr>
+          <w:p>
+            <w:pPr>
+              <w:rPr>
+                <w:lang w:val="en-US"/>
+              </w:rPr>
+            </w:pPr>
+          </w:p>
+        </w:tc>
+      </w:tr>
+    </w:tbl>
+    <w:p>
+      <w:pPr>
+        <w:rPr>
+          <w:lang w:val="en-US"/>
+        </w:rPr>
+      </w:pPr>
+    </w:p>
+    <w:p>
+      <w:pPr>
+        <w:rPr>
+          <w:lang w:val="en-US"/>
+        </w:rPr>
+      </w:pPr>
     </w:p>
     <w:p>
       <w:pPr>
@@ -424,6 +917,7 @@
         <w:rPr>
           <w:lang w:val="en-US"/>
         </w:rPr>
+        <w:lastRenderedPageBreak/>
         <w:t>Site-2</w:t>
       </w:r>
     </w:p>
@@ -513,7 +1007,6 @@
           <w:b/>
           <w:bCs/>
         </w:rPr>
-        <w:lastRenderedPageBreak/>
         <w:t>Useable IPs</w:t>
       </w:r>
       <w:r>
@@ -1581,6 +2074,25 @@
       <w:spacing w:val="5"/>
     </w:rPr>
   </w:style>
+  <w:style w:type="table" w:styleId="TableGrid">
+    <w:name w:val="Table Grid"/>
+    <w:basedOn w:val="TableNormal"/>
+    <w:uiPriority w:val="39"/>
+    <w:rsid w:val="008E02A9"/>
+    <w:pPr>
+      <w:spacing w:after="0" w:line="240" w:lineRule="auto"/>
+    </w:pPr>
+    <w:tblPr>
+      <w:tblBorders>
+        <w:top w:val="single" w:sz="4" w:space="0" w:color="auto"/>
+        <w:left w:val="single" w:sz="4" w:space="0" w:color="auto"/>
+        <w:bottom w:val="single" w:sz="4" w:space="0" w:color="auto"/>
+        <w:right w:val="single" w:sz="4" w:space="0" w:color="auto"/>
+        <w:insideH w:val="single" w:sz="4" w:space="0" w:color="auto"/>
+        <w:insideV w:val="single" w:sz="4" w:space="0" w:color="auto"/>
+      </w:tblBorders>
+    </w:tblPr>
+  </w:style>
 </w:styles>
 </file>
 

--- a/Assesment 1.docx
+++ b/Assesment 1.docx
@@ -6,11 +6,15 @@
       <w:pPr>
         <w:pStyle w:val="Heading1"/>
         <w:rPr>
-          <w:lang w:val="en-US"/>
-        </w:rPr>
-      </w:pPr>
-      <w:r>
-        <w:rPr>
+          <w:sz w:val="36"/>
+          <w:szCs w:val="36"/>
+          <w:lang w:val="en-US"/>
+        </w:rPr>
+      </w:pPr>
+      <w:r>
+        <w:rPr>
+          <w:sz w:val="36"/>
+          <w:szCs w:val="36"/>
           <w:lang w:val="en-US"/>
         </w:rPr>
         <w:t xml:space="preserve">Vlans </w:t>
@@ -20,11 +24,15 @@
       <w:pPr>
         <w:pStyle w:val="Heading2"/>
         <w:rPr>
-          <w:lang w:val="en-US"/>
-        </w:rPr>
-      </w:pPr>
-      <w:r>
-        <w:rPr>
+          <w:sz w:val="28"/>
+          <w:szCs w:val="28"/>
+          <w:lang w:val="en-US"/>
+        </w:rPr>
+      </w:pPr>
+      <w:r>
+        <w:rPr>
+          <w:sz w:val="28"/>
+          <w:szCs w:val="28"/>
           <w:lang w:val="en-US"/>
         </w:rPr>
         <w:t>Head office</w:t>
@@ -50,6 +58,8 @@
           <w:p>
             <w:pPr>
               <w:rPr>
+                <w:sz w:val="22"/>
+                <w:szCs w:val="22"/>
                 <w:lang w:val="en-US"/>
               </w:rPr>
             </w:pPr>
@@ -62,11 +72,15 @@
           <w:p>
             <w:pPr>
               <w:rPr>
-                <w:lang w:val="en-US"/>
-              </w:rPr>
-            </w:pPr>
-            <w:r>
-              <w:rPr>
+                <w:sz w:val="22"/>
+                <w:szCs w:val="22"/>
+                <w:lang w:val="en-US"/>
+              </w:rPr>
+            </w:pPr>
+            <w:r>
+              <w:rPr>
+                <w:sz w:val="22"/>
+                <w:szCs w:val="22"/>
                 <w:lang w:val="en-US"/>
               </w:rPr>
               <w:t>Router 1</w:t>
@@ -80,11 +94,15 @@
           <w:p>
             <w:pPr>
               <w:rPr>
-                <w:lang w:val="en-US"/>
-              </w:rPr>
-            </w:pPr>
-            <w:r>
-              <w:rPr>
+                <w:sz w:val="22"/>
+                <w:szCs w:val="22"/>
+                <w:lang w:val="en-US"/>
+              </w:rPr>
+            </w:pPr>
+            <w:r>
+              <w:rPr>
+                <w:sz w:val="22"/>
+                <w:szCs w:val="22"/>
                 <w:lang w:val="en-US"/>
               </w:rPr>
               <w:t>Router 2</w:t>
@@ -98,9 +116,19 @@
           <w:p>
             <w:pPr>
               <w:rPr>
-                <w:lang w:val="en-US"/>
-              </w:rPr>
-            </w:pPr>
+                <w:sz w:val="22"/>
+                <w:szCs w:val="22"/>
+                <w:lang w:val="en-US"/>
+              </w:rPr>
+            </w:pPr>
+            <w:r>
+              <w:rPr>
+                <w:sz w:val="22"/>
+                <w:szCs w:val="22"/>
+                <w:lang w:val="en-US"/>
+              </w:rPr>
+              <w:t xml:space="preserve">Virtual </w:t>
+            </w:r>
           </w:p>
         </w:tc>
       </w:tr>
@@ -112,15 +140,27 @@
           <w:p>
             <w:pPr>
               <w:rPr>
-                <w:lang w:val="en-US"/>
-              </w:rPr>
-            </w:pPr>
-            <w:r>
-              <w:rPr>
+                <w:sz w:val="22"/>
+                <w:szCs w:val="22"/>
+                <w:lang w:val="en-US"/>
+              </w:rPr>
+            </w:pPr>
+            <w:r>
+              <w:rPr>
+                <w:sz w:val="22"/>
+                <w:szCs w:val="22"/>
                 <w:lang w:val="en-US"/>
               </w:rPr>
               <w:t>Vlan 10</w:t>
             </w:r>
+            <w:r>
+              <w:rPr>
+                <w:sz w:val="22"/>
+                <w:szCs w:val="22"/>
+                <w:lang w:val="en-US"/>
+              </w:rPr>
+              <w:t xml:space="preserve"> -</w:t>
+            </w:r>
           </w:p>
         </w:tc>
         <w:tc>
@@ -130,6 +170,8 @@
           <w:p>
             <w:pPr>
               <w:rPr>
+                <w:sz w:val="22"/>
+                <w:szCs w:val="22"/>
                 <w:lang w:val="en-US"/>
               </w:rPr>
             </w:pPr>
@@ -137,8 +179,8 @@
               <w:rPr>
                 <w:rFonts w:ascii="Arial" w:eastAsia="Times New Roman" w:hAnsi="Arial" w:cs="Arial"/>
                 <w:kern w:val="0"/>
-                <w:sz w:val="19"/>
-                <w:szCs w:val="19"/>
+                <w:sz w:val="18"/>
+                <w:szCs w:val="18"/>
                 <w:lang w:eastAsia="en-NZ"/>
                 <w14:ligatures w14:val="none"/>
               </w:rPr>
@@ -153,6 +195,8 @@
           <w:p>
             <w:pPr>
               <w:rPr>
+                <w:sz w:val="22"/>
+                <w:szCs w:val="22"/>
                 <w:lang w:val="en-US"/>
               </w:rPr>
             </w:pPr>
@@ -160,62 +204,40 @@
               <w:rPr>
                 <w:rFonts w:ascii="Arial" w:eastAsia="Times New Roman" w:hAnsi="Arial" w:cs="Arial"/>
                 <w:kern w:val="0"/>
-                <w:sz w:val="19"/>
-                <w:szCs w:val="19"/>
+                <w:sz w:val="18"/>
+                <w:szCs w:val="18"/>
                 <w:lang w:eastAsia="en-NZ"/>
                 <w14:ligatures w14:val="none"/>
               </w:rPr>
-              <w:t>10.8.0.</w:t>
-            </w:r>
-            <w:r>
+              <w:t>10.8.0.2</w:t>
+            </w:r>
+          </w:p>
+        </w:tc>
+        <w:tc>
+          <w:tcPr>
+            <w:tcW w:w="2107" w:type="dxa"/>
+          </w:tcPr>
+          <w:p>
+            <w:pPr>
               <w:rPr>
                 <w:rFonts w:ascii="Arial" w:eastAsia="Times New Roman" w:hAnsi="Arial" w:cs="Arial"/>
                 <w:kern w:val="0"/>
-                <w:sz w:val="19"/>
-                <w:szCs w:val="19"/>
+                <w:sz w:val="18"/>
+                <w:szCs w:val="18"/>
                 <w:lang w:eastAsia="en-NZ"/>
                 <w14:ligatures w14:val="none"/>
               </w:rPr>
-              <w:t>2</w:t>
-            </w:r>
-          </w:p>
-        </w:tc>
-        <w:tc>
-          <w:tcPr>
-            <w:tcW w:w="2107" w:type="dxa"/>
-          </w:tcPr>
-          <w:p>
-            <w:pPr>
+            </w:pPr>
+            <w:r>
               <w:rPr>
                 <w:rFonts w:ascii="Arial" w:eastAsia="Times New Roman" w:hAnsi="Arial" w:cs="Arial"/>
                 <w:kern w:val="0"/>
-                <w:sz w:val="19"/>
-                <w:szCs w:val="19"/>
+                <w:sz w:val="18"/>
+                <w:szCs w:val="18"/>
                 <w:lang w:eastAsia="en-NZ"/>
                 <w14:ligatures w14:val="none"/>
               </w:rPr>
-            </w:pPr>
-            <w:r>
-              <w:rPr>
-                <w:rFonts w:ascii="Arial" w:eastAsia="Times New Roman" w:hAnsi="Arial" w:cs="Arial"/>
-                <w:kern w:val="0"/>
-                <w:sz w:val="19"/>
-                <w:szCs w:val="19"/>
-                <w:lang w:eastAsia="en-NZ"/>
-                <w14:ligatures w14:val="none"/>
-              </w:rPr>
-              <w:t>10.8.0.</w:t>
-            </w:r>
-            <w:r>
-              <w:rPr>
-                <w:rFonts w:ascii="Arial" w:eastAsia="Times New Roman" w:hAnsi="Arial" w:cs="Arial"/>
-                <w:kern w:val="0"/>
-                <w:sz w:val="19"/>
-                <w:szCs w:val="19"/>
-                <w:lang w:eastAsia="en-NZ"/>
-                <w14:ligatures w14:val="none"/>
-              </w:rPr>
-              <w:t>3</w:t>
+              <w:t>10.8.0.3</w:t>
             </w:r>
           </w:p>
         </w:tc>
@@ -232,6 +254,8 @@
                 <w:i w:val="0"/>
                 <w:iCs w:val="0"/>
                 <w:color w:val="auto"/>
+                <w:sz w:val="22"/>
+                <w:szCs w:val="22"/>
               </w:rPr>
             </w:pPr>
             <w:r>
@@ -239,6 +263,8 @@
                 <w:i w:val="0"/>
                 <w:iCs w:val="0"/>
                 <w:color w:val="auto"/>
+                <w:sz w:val="22"/>
+                <w:szCs w:val="22"/>
               </w:rPr>
               <w:t>Vlan 20</w:t>
             </w:r>
@@ -251,6 +277,8 @@
           <w:p>
             <w:pPr>
               <w:rPr>
+                <w:sz w:val="22"/>
+                <w:szCs w:val="22"/>
                 <w:lang w:val="en-US"/>
               </w:rPr>
             </w:pPr>
@@ -258,8 +286,8 @@
               <w:rPr>
                 <w:rFonts w:ascii="Arial" w:eastAsia="Times New Roman" w:hAnsi="Arial" w:cs="Arial"/>
                 <w:kern w:val="0"/>
-                <w:sz w:val="19"/>
-                <w:szCs w:val="19"/>
+                <w:sz w:val="18"/>
+                <w:szCs w:val="18"/>
                 <w:lang w:eastAsia="en-NZ"/>
                 <w14:ligatures w14:val="none"/>
               </w:rPr>
@@ -274,6 +302,8 @@
           <w:p>
             <w:pPr>
               <w:rPr>
+                <w:sz w:val="22"/>
+                <w:szCs w:val="22"/>
                 <w:lang w:val="en-US"/>
               </w:rPr>
             </w:pPr>
@@ -281,33 +311,73 @@
               <w:rPr>
                 <w:rFonts w:ascii="Arial" w:eastAsia="Times New Roman" w:hAnsi="Arial" w:cs="Arial"/>
                 <w:kern w:val="0"/>
-                <w:sz w:val="19"/>
-                <w:szCs w:val="19"/>
+                <w:sz w:val="18"/>
+                <w:szCs w:val="18"/>
                 <w:lang w:eastAsia="en-NZ"/>
                 <w14:ligatures w14:val="none"/>
               </w:rPr>
-              <w:t>10.8.0.3</w:t>
-            </w:r>
+              <w:t>10.8.0.34</w:t>
+            </w:r>
+          </w:p>
+        </w:tc>
+        <w:tc>
+          <w:tcPr>
+            <w:tcW w:w="2107" w:type="dxa"/>
+          </w:tcPr>
+          <w:p>
+            <w:pPr>
+              <w:rPr>
+                <w:sz w:val="22"/>
+                <w:szCs w:val="22"/>
+                <w:lang w:val="en-US"/>
+              </w:rPr>
+            </w:pPr>
             <w:r>
               <w:rPr>
                 <w:rFonts w:ascii="Arial" w:eastAsia="Times New Roman" w:hAnsi="Arial" w:cs="Arial"/>
                 <w:kern w:val="0"/>
-                <w:sz w:val="19"/>
-                <w:szCs w:val="19"/>
+                <w:sz w:val="18"/>
+                <w:szCs w:val="18"/>
                 <w:lang w:eastAsia="en-NZ"/>
                 <w14:ligatures w14:val="none"/>
               </w:rPr>
-              <w:t>4</w:t>
-            </w:r>
-          </w:p>
-        </w:tc>
-        <w:tc>
-          <w:tcPr>
-            <w:tcW w:w="2107" w:type="dxa"/>
-          </w:tcPr>
-          <w:p>
-            <w:pPr>
-              <w:rPr>
+              <w:t>10.8.0.35</w:t>
+            </w:r>
+          </w:p>
+        </w:tc>
+      </w:tr>
+      <w:tr>
+        <w:tc>
+          <w:tcPr>
+            <w:tcW w:w="2252" w:type="dxa"/>
+          </w:tcPr>
+          <w:p>
+            <w:pPr>
+              <w:rPr>
+                <w:sz w:val="22"/>
+                <w:szCs w:val="22"/>
+                <w:lang w:val="en-US"/>
+              </w:rPr>
+            </w:pPr>
+            <w:r>
+              <w:rPr>
+                <w:sz w:val="22"/>
+                <w:szCs w:val="22"/>
+                <w:lang w:val="en-US"/>
+              </w:rPr>
+              <w:t>Vlan 30</w:t>
+            </w:r>
+          </w:p>
+        </w:tc>
+        <w:tc>
+          <w:tcPr>
+            <w:tcW w:w="2328" w:type="dxa"/>
+          </w:tcPr>
+          <w:p>
+            <w:pPr>
+              <w:rPr>
+                <w:sz w:val="22"/>
+                <w:szCs w:val="22"/>
                 <w:lang w:val="en-US"/>
               </w:rPr>
             </w:pPr>
@@ -315,23 +385,62 @@
               <w:rPr>
                 <w:rFonts w:ascii="Arial" w:eastAsia="Times New Roman" w:hAnsi="Arial" w:cs="Arial"/>
                 <w:kern w:val="0"/>
-                <w:sz w:val="19"/>
-                <w:szCs w:val="19"/>
+                <w:sz w:val="18"/>
+                <w:szCs w:val="18"/>
                 <w:lang w:eastAsia="en-NZ"/>
                 <w14:ligatures w14:val="none"/>
               </w:rPr>
-              <w:t>10.8.0.3</w:t>
-            </w:r>
+              <w:t>10.8.0.65</w:t>
+            </w:r>
+          </w:p>
+        </w:tc>
+        <w:tc>
+          <w:tcPr>
+            <w:tcW w:w="2329" w:type="dxa"/>
+          </w:tcPr>
+          <w:p>
+            <w:pPr>
+              <w:rPr>
+                <w:sz w:val="22"/>
+                <w:szCs w:val="22"/>
+                <w:lang w:val="en-US"/>
+              </w:rPr>
+            </w:pPr>
             <w:r>
               <w:rPr>
                 <w:rFonts w:ascii="Arial" w:eastAsia="Times New Roman" w:hAnsi="Arial" w:cs="Arial"/>
                 <w:kern w:val="0"/>
-                <w:sz w:val="19"/>
-                <w:szCs w:val="19"/>
+                <w:sz w:val="18"/>
+                <w:szCs w:val="18"/>
                 <w:lang w:eastAsia="en-NZ"/>
                 <w14:ligatures w14:val="none"/>
               </w:rPr>
-              <w:t>5</w:t>
+              <w:t>10.8.0.66</w:t>
+            </w:r>
+          </w:p>
+        </w:tc>
+        <w:tc>
+          <w:tcPr>
+            <w:tcW w:w="2107" w:type="dxa"/>
+          </w:tcPr>
+          <w:p>
+            <w:pPr>
+              <w:rPr>
+                <w:sz w:val="22"/>
+                <w:szCs w:val="22"/>
+                <w:lang w:val="en-US"/>
+              </w:rPr>
+            </w:pPr>
+            <w:r>
+              <w:rPr>
+                <w:rFonts w:ascii="Arial" w:eastAsia="Times New Roman" w:hAnsi="Arial" w:cs="Arial"/>
+                <w:kern w:val="0"/>
+                <w:sz w:val="18"/>
+                <w:szCs w:val="18"/>
+                <w:lang w:eastAsia="en-NZ"/>
+                <w14:ligatures w14:val="none"/>
+              </w:rPr>
+              <w:t>10.8.0.67</w:t>
             </w:r>
           </w:p>
         </w:tc>
@@ -344,14 +453,18 @@
           <w:p>
             <w:pPr>
               <w:rPr>
-                <w:lang w:val="en-US"/>
-              </w:rPr>
-            </w:pPr>
-            <w:r>
-              <w:rPr>
-                <w:lang w:val="en-US"/>
-              </w:rPr>
-              <w:t>Vlan 30</w:t>
+                <w:sz w:val="22"/>
+                <w:szCs w:val="22"/>
+                <w:lang w:val="en-US"/>
+              </w:rPr>
+            </w:pPr>
+            <w:r>
+              <w:rPr>
+                <w:sz w:val="22"/>
+                <w:szCs w:val="22"/>
+                <w:lang w:val="en-US"/>
+              </w:rPr>
+              <w:t>Vlan 99</w:t>
             </w:r>
           </w:p>
         </w:tc>
@@ -361,31 +474,25 @@
           </w:tcPr>
           <w:p>
             <w:pPr>
-              <w:rPr>
-                <w:lang w:val="en-US"/>
-              </w:rPr>
-            </w:pPr>
-            <w:r>
               <w:rPr>
                 <w:rFonts w:ascii="Arial" w:eastAsia="Times New Roman" w:hAnsi="Arial" w:cs="Arial"/>
                 <w:kern w:val="0"/>
-                <w:sz w:val="19"/>
-                <w:szCs w:val="19"/>
+                <w:sz w:val="18"/>
+                <w:szCs w:val="18"/>
                 <w:lang w:eastAsia="en-NZ"/>
                 <w14:ligatures w14:val="none"/>
               </w:rPr>
-              <w:t>10.8.0.6</w:t>
-            </w:r>
+            </w:pPr>
             <w:r>
               <w:rPr>
                 <w:rFonts w:ascii="Arial" w:eastAsia="Times New Roman" w:hAnsi="Arial" w:cs="Arial"/>
                 <w:kern w:val="0"/>
-                <w:sz w:val="19"/>
-                <w:szCs w:val="19"/>
+                <w:sz w:val="18"/>
+                <w:szCs w:val="18"/>
                 <w:lang w:eastAsia="en-NZ"/>
                 <w14:ligatures w14:val="none"/>
               </w:rPr>
-              <w:t>5</w:t>
+              <w:t>10.8.0.81</w:t>
             </w:r>
           </w:p>
         </w:tc>
@@ -395,65 +502,1185 @@
           </w:tcPr>
           <w:p>
             <w:pPr>
-              <w:rPr>
-                <w:lang w:val="en-US"/>
-              </w:rPr>
-            </w:pPr>
-            <w:r>
               <w:rPr>
                 <w:rFonts w:ascii="Arial" w:eastAsia="Times New Roman" w:hAnsi="Arial" w:cs="Arial"/>
                 <w:kern w:val="0"/>
-                <w:sz w:val="19"/>
-                <w:szCs w:val="19"/>
+                <w:sz w:val="18"/>
+                <w:szCs w:val="18"/>
                 <w:lang w:eastAsia="en-NZ"/>
                 <w14:ligatures w14:val="none"/>
               </w:rPr>
-              <w:t>10.8.0.6</w:t>
-            </w:r>
+            </w:pPr>
             <w:r>
               <w:rPr>
                 <w:rFonts w:ascii="Arial" w:eastAsia="Times New Roman" w:hAnsi="Arial" w:cs="Arial"/>
                 <w:kern w:val="0"/>
-                <w:sz w:val="19"/>
-                <w:szCs w:val="19"/>
+                <w:sz w:val="18"/>
+                <w:szCs w:val="18"/>
                 <w:lang w:eastAsia="en-NZ"/>
                 <w14:ligatures w14:val="none"/>
               </w:rPr>
-              <w:t>6</w:t>
-            </w:r>
-          </w:p>
-        </w:tc>
-        <w:tc>
-          <w:tcPr>
-            <w:tcW w:w="2107" w:type="dxa"/>
-          </w:tcPr>
-          <w:p>
-            <w:pPr>
-              <w:rPr>
-                <w:lang w:val="en-US"/>
-              </w:rPr>
-            </w:pPr>
+              <w:t>10.8.0.8</w:t>
+            </w:r>
             <w:r>
               <w:rPr>
                 <w:rFonts w:ascii="Arial" w:eastAsia="Times New Roman" w:hAnsi="Arial" w:cs="Arial"/>
                 <w:kern w:val="0"/>
-                <w:sz w:val="19"/>
-                <w:szCs w:val="19"/>
+                <w:sz w:val="18"/>
+                <w:szCs w:val="18"/>
                 <w:lang w:eastAsia="en-NZ"/>
                 <w14:ligatures w14:val="none"/>
               </w:rPr>
-              <w:t>10.8.0.</w:t>
-            </w:r>
-            <w:r>
+              <w:t>2</w:t>
+            </w:r>
+          </w:p>
+        </w:tc>
+        <w:tc>
+          <w:tcPr>
+            <w:tcW w:w="2107" w:type="dxa"/>
+          </w:tcPr>
+          <w:p>
+            <w:pPr>
               <w:rPr>
                 <w:rFonts w:ascii="Arial" w:eastAsia="Times New Roman" w:hAnsi="Arial" w:cs="Arial"/>
                 <w:kern w:val="0"/>
-                <w:sz w:val="19"/>
-                <w:szCs w:val="19"/>
+                <w:sz w:val="18"/>
+                <w:szCs w:val="18"/>
                 <w:lang w:eastAsia="en-NZ"/>
                 <w14:ligatures w14:val="none"/>
               </w:rPr>
-              <w:t>67</w:t>
+            </w:pPr>
+            <w:r>
+              <w:rPr>
+                <w:rFonts w:ascii="Arial" w:eastAsia="Times New Roman" w:hAnsi="Arial" w:cs="Arial"/>
+                <w:kern w:val="0"/>
+                <w:sz w:val="18"/>
+                <w:szCs w:val="18"/>
+                <w:lang w:eastAsia="en-NZ"/>
+                <w14:ligatures w14:val="none"/>
+              </w:rPr>
+              <w:t>10.8.0.8</w:t>
+            </w:r>
+            <w:r>
+              <w:rPr>
+                <w:rFonts w:ascii="Arial" w:eastAsia="Times New Roman" w:hAnsi="Arial" w:cs="Arial"/>
+                <w:kern w:val="0"/>
+                <w:sz w:val="18"/>
+                <w:szCs w:val="18"/>
+                <w:lang w:eastAsia="en-NZ"/>
+                <w14:ligatures w14:val="none"/>
+              </w:rPr>
+              <w:t>3</w:t>
+            </w:r>
+          </w:p>
+        </w:tc>
+      </w:tr>
+    </w:tbl>
+    <w:p>
+      <w:pPr>
+        <w:rPr>
+          <w:sz w:val="22"/>
+          <w:szCs w:val="22"/>
+          <w:lang w:val="en-US"/>
+        </w:rPr>
+      </w:pPr>
+      <w:r>
+        <w:rPr>
+          <w:sz w:val="22"/>
+          <w:szCs w:val="22"/>
+          <w:lang w:val="en-US"/>
+        </w:rPr>
+        <w:t>10.8.0.0/16</w:t>
+      </w:r>
+    </w:p>
+    <w:p>
+      <w:pPr>
+        <w:pStyle w:val="Heading3"/>
+        <w:rPr>
+          <w:sz w:val="24"/>
+          <w:szCs w:val="24"/>
+          <w:lang w:val="en-US"/>
+        </w:rPr>
+      </w:pPr>
+      <w:r>
+        <w:rPr>
+          <w:sz w:val="24"/>
+          <w:szCs w:val="24"/>
+          <w:lang w:val="en-US"/>
+        </w:rPr>
+        <w:t xml:space="preserve">User </w:t>
+      </w:r>
+    </w:p>
+    <w:p>
+      <w:pPr>
+        <w:pStyle w:val="Heading4"/>
+        <w:rPr>
+          <w:sz w:val="22"/>
+          <w:szCs w:val="22"/>
+          <w:lang w:val="en-US"/>
+        </w:rPr>
+      </w:pPr>
+      <w:r>
+        <w:rPr>
+          <w:sz w:val="22"/>
+          <w:szCs w:val="22"/>
+          <w:lang w:val="en-US"/>
+        </w:rPr>
+        <w:t>Sales-20 usable IP addresses</w:t>
+      </w:r>
+      <w:r>
+        <w:rPr>
+          <w:sz w:val="22"/>
+          <w:szCs w:val="22"/>
+          <w:lang w:val="en-US"/>
+        </w:rPr>
+        <w:t xml:space="preserve"> 30</w:t>
+      </w:r>
+      <w:r>
+        <w:rPr>
+          <w:sz w:val="22"/>
+          <w:szCs w:val="22"/>
+          <w:lang w:val="en-US"/>
+        </w:rPr>
+        <w:t xml:space="preserve"> vlan 10</w:t>
+      </w:r>
+    </w:p>
+    <w:p>
+      <w:pPr>
+        <w:rPr>
+          <w:sz w:val="22"/>
+          <w:szCs w:val="22"/>
+        </w:rPr>
+      </w:pPr>
+      <w:r>
+        <w:rPr>
+          <w:sz w:val="22"/>
+          <w:szCs w:val="22"/>
+          <w:lang w:val="en-US"/>
+        </w:rPr>
+        <w:t>- ip</w:t>
+      </w:r>
+      <w:r>
+        <w:rPr>
+          <w:sz w:val="22"/>
+          <w:szCs w:val="22"/>
+          <w:lang w:val="en-US"/>
+        </w:rPr>
+        <w:t xml:space="preserve"> </w:t>
+      </w:r>
+      <w:r>
+        <w:rPr>
+          <w:sz w:val="22"/>
+          <w:szCs w:val="22"/>
+        </w:rPr>
+        <w:t xml:space="preserve">10.8.0.0/27 </w:t>
+      </w:r>
+    </w:p>
+    <w:p>
+      <w:pPr>
+        <w:rPr>
+          <w:rFonts w:ascii="Arial" w:eastAsia="Times New Roman" w:hAnsi="Arial" w:cs="Arial"/>
+          <w:kern w:val="0"/>
+          <w:sz w:val="18"/>
+          <w:szCs w:val="18"/>
+          <w:lang w:eastAsia="en-NZ"/>
+          <w14:ligatures w14:val="none"/>
+        </w:rPr>
+      </w:pPr>
+      <w:r>
+        <w:rPr>
+          <w:b/>
+          <w:bCs/>
+          <w:sz w:val="22"/>
+          <w:szCs w:val="22"/>
+        </w:rPr>
+        <w:t>range</w:t>
+      </w:r>
+      <w:r>
+        <w:rPr>
+          <w:sz w:val="22"/>
+          <w:szCs w:val="22"/>
+        </w:rPr>
+        <w:t xml:space="preserve"> </w:t>
+      </w:r>
+      <w:r>
+        <w:rPr>
+          <w:rFonts w:ascii="Arial" w:eastAsia="Times New Roman" w:hAnsi="Arial" w:cs="Arial"/>
+          <w:kern w:val="0"/>
+          <w:sz w:val="18"/>
+          <w:szCs w:val="18"/>
+          <w:lang w:eastAsia="en-NZ"/>
+          <w14:ligatures w14:val="none"/>
+        </w:rPr>
+        <w:br/>
+        <w:t>10.8.0.0 - 10.8.0.31</w:t>
+      </w:r>
+    </w:p>
+    <w:p>
+      <w:pPr>
+        <w:rPr>
+          <w:rFonts w:ascii="Arial" w:eastAsia="Times New Roman" w:hAnsi="Arial" w:cs="Arial"/>
+          <w:kern w:val="0"/>
+          <w:sz w:val="18"/>
+          <w:szCs w:val="18"/>
+          <w:lang w:eastAsia="en-NZ"/>
+          <w14:ligatures w14:val="none"/>
+        </w:rPr>
+      </w:pPr>
+      <w:r>
+        <w:rPr>
+          <w:b/>
+          <w:bCs/>
+          <w:sz w:val="22"/>
+          <w:szCs w:val="22"/>
+        </w:rPr>
+        <w:t>Useable IPs</w:t>
+      </w:r>
+      <w:r>
+        <w:rPr>
+          <w:rFonts w:ascii="Arial" w:eastAsia="Times New Roman" w:hAnsi="Arial" w:cs="Arial"/>
+          <w:kern w:val="0"/>
+          <w:sz w:val="18"/>
+          <w:szCs w:val="18"/>
+          <w:lang w:eastAsia="en-NZ"/>
+          <w14:ligatures w14:val="none"/>
+        </w:rPr>
+        <w:br/>
+        <w:t>10.8.0.1 - 10.8.0.30</w:t>
+      </w:r>
+    </w:p>
+    <w:p>
+      <w:pPr>
+        <w:pStyle w:val="Heading4"/>
+        <w:rPr>
+          <w:sz w:val="22"/>
+          <w:szCs w:val="22"/>
+        </w:rPr>
+      </w:pPr>
+      <w:r>
+        <w:rPr>
+          <w:sz w:val="22"/>
+          <w:szCs w:val="22"/>
+          <w:lang w:val="en-US"/>
+        </w:rPr>
+        <w:t>Admin -</w:t>
+      </w:r>
+      <w:r>
+        <w:rPr>
+          <w:sz w:val="22"/>
+          <w:szCs w:val="22"/>
+        </w:rPr>
+        <w:t>20 usable IP addresses</w:t>
+      </w:r>
+      <w:r>
+        <w:rPr>
+          <w:sz w:val="22"/>
+          <w:szCs w:val="22"/>
+        </w:rPr>
+        <w:t xml:space="preserve"> 30</w:t>
+      </w:r>
+      <w:r>
+        <w:rPr>
+          <w:sz w:val="22"/>
+          <w:szCs w:val="22"/>
+        </w:rPr>
+        <w:t xml:space="preserve"> vlan 20</w:t>
+      </w:r>
+    </w:p>
+    <w:p>
+      <w:pPr>
+        <w:rPr>
+          <w:sz w:val="22"/>
+          <w:szCs w:val="22"/>
+        </w:rPr>
+      </w:pPr>
+      <w:r>
+        <w:rPr>
+          <w:sz w:val="22"/>
+          <w:szCs w:val="22"/>
+        </w:rPr>
+        <w:t>-ip</w:t>
+      </w:r>
+      <w:r>
+        <w:rPr>
+          <w:sz w:val="22"/>
+          <w:szCs w:val="22"/>
+        </w:rPr>
+        <w:t xml:space="preserve"> 10.8.0.32/27</w:t>
+      </w:r>
+    </w:p>
+    <w:p>
+      <w:pPr>
+        <w:rPr>
+          <w:rFonts w:ascii="Arial" w:eastAsia="Times New Roman" w:hAnsi="Arial" w:cs="Arial"/>
+          <w:kern w:val="0"/>
+          <w:sz w:val="18"/>
+          <w:szCs w:val="18"/>
+          <w:lang w:eastAsia="en-NZ"/>
+          <w14:ligatures w14:val="none"/>
+        </w:rPr>
+      </w:pPr>
+      <w:r>
+        <w:rPr>
+          <w:b/>
+          <w:bCs/>
+          <w:sz w:val="22"/>
+          <w:szCs w:val="22"/>
+        </w:rPr>
+        <w:t>range</w:t>
+      </w:r>
+      <w:r>
+        <w:rPr>
+          <w:sz w:val="22"/>
+          <w:szCs w:val="22"/>
+        </w:rPr>
+        <w:t xml:space="preserve"> </w:t>
+      </w:r>
+      <w:r>
+        <w:rPr>
+          <w:rFonts w:ascii="Arial" w:eastAsia="Times New Roman" w:hAnsi="Arial" w:cs="Arial"/>
+          <w:kern w:val="0"/>
+          <w:sz w:val="18"/>
+          <w:szCs w:val="18"/>
+          <w:lang w:eastAsia="en-NZ"/>
+          <w14:ligatures w14:val="none"/>
+        </w:rPr>
+        <w:br/>
+        <w:t>10.8.0.32 - 10.8.0.63</w:t>
+      </w:r>
+    </w:p>
+    <w:p>
+      <w:pPr>
+        <w:rPr>
+          <w:rFonts w:ascii="Arial" w:eastAsia="Times New Roman" w:hAnsi="Arial" w:cs="Arial"/>
+          <w:kern w:val="0"/>
+          <w:sz w:val="18"/>
+          <w:szCs w:val="18"/>
+          <w:lang w:eastAsia="en-NZ"/>
+          <w14:ligatures w14:val="none"/>
+        </w:rPr>
+      </w:pPr>
+      <w:r>
+        <w:rPr>
+          <w:b/>
+          <w:bCs/>
+          <w:sz w:val="22"/>
+          <w:szCs w:val="22"/>
+        </w:rPr>
+        <w:t>Useable IPs</w:t>
+      </w:r>
+      <w:r>
+        <w:rPr>
+          <w:rFonts w:ascii="Arial" w:eastAsia="Times New Roman" w:hAnsi="Arial" w:cs="Arial"/>
+          <w:kern w:val="0"/>
+          <w:sz w:val="18"/>
+          <w:szCs w:val="18"/>
+          <w:lang w:eastAsia="en-NZ"/>
+          <w14:ligatures w14:val="none"/>
+        </w:rPr>
+        <w:br/>
+        <w:t>10.8.0.33 - 10.8.0.62</w:t>
+      </w:r>
+    </w:p>
+    <w:p>
+      <w:pPr>
+        <w:rPr>
+          <w:sz w:val="22"/>
+          <w:szCs w:val="22"/>
+        </w:rPr>
+      </w:pPr>
+    </w:p>
+    <w:p>
+      <w:pPr>
+        <w:pStyle w:val="Heading3"/>
+        <w:rPr>
+          <w:sz w:val="24"/>
+          <w:szCs w:val="24"/>
+          <w:lang w:val="en-US"/>
+        </w:rPr>
+      </w:pPr>
+      <w:r>
+        <w:rPr>
+          <w:sz w:val="24"/>
+          <w:szCs w:val="24"/>
+        </w:rPr>
+        <w:t>Server</w:t>
+      </w:r>
+      <w:r>
+        <w:rPr>
+          <w:sz w:val="24"/>
+          <w:szCs w:val="24"/>
+          <w:lang w:val="en-US"/>
+        </w:rPr>
+        <w:t xml:space="preserve">  -</w:t>
+      </w:r>
+      <w:r>
+        <w:rPr>
+          <w:sz w:val="24"/>
+          <w:szCs w:val="24"/>
+        </w:rPr>
+        <w:t>13 usable IP addresses</w:t>
+      </w:r>
+      <w:r>
+        <w:rPr>
+          <w:sz w:val="24"/>
+          <w:szCs w:val="24"/>
+        </w:rPr>
+        <w:t xml:space="preserve"> 14</w:t>
+      </w:r>
+      <w:r>
+        <w:rPr>
+          <w:sz w:val="24"/>
+          <w:szCs w:val="24"/>
+        </w:rPr>
+        <w:t xml:space="preserve"> vlan 30</w:t>
+      </w:r>
+    </w:p>
+    <w:p>
+      <w:pPr>
+        <w:rPr>
+          <w:sz w:val="22"/>
+          <w:szCs w:val="22"/>
+        </w:rPr>
+      </w:pPr>
+      <w:r>
+        <w:rPr>
+          <w:sz w:val="22"/>
+          <w:szCs w:val="22"/>
+          <w:lang w:val="en-US"/>
+        </w:rPr>
+        <w:t xml:space="preserve">-ip </w:t>
+      </w:r>
+      <w:r>
+        <w:rPr>
+          <w:sz w:val="22"/>
+          <w:szCs w:val="22"/>
+        </w:rPr>
+        <w:t>10.8.0.64/28</w:t>
+      </w:r>
+    </w:p>
+    <w:p>
+      <w:pPr>
+        <w:rPr>
+          <w:rFonts w:ascii="Arial" w:eastAsia="Times New Roman" w:hAnsi="Arial" w:cs="Arial"/>
+          <w:kern w:val="0"/>
+          <w:sz w:val="18"/>
+          <w:szCs w:val="18"/>
+          <w:lang w:eastAsia="en-NZ"/>
+          <w14:ligatures w14:val="none"/>
+        </w:rPr>
+      </w:pPr>
+      <w:r>
+        <w:rPr>
+          <w:b/>
+          <w:bCs/>
+          <w:sz w:val="22"/>
+          <w:szCs w:val="22"/>
+        </w:rPr>
+        <w:t>range</w:t>
+      </w:r>
+      <w:r>
+        <w:rPr>
+          <w:sz w:val="22"/>
+          <w:szCs w:val="22"/>
+        </w:rPr>
+        <w:t xml:space="preserve"> </w:t>
+      </w:r>
+      <w:r>
+        <w:rPr>
+          <w:rFonts w:ascii="Arial" w:eastAsia="Times New Roman" w:hAnsi="Arial" w:cs="Arial"/>
+          <w:kern w:val="0"/>
+          <w:sz w:val="18"/>
+          <w:szCs w:val="18"/>
+          <w:lang w:eastAsia="en-NZ"/>
+          <w14:ligatures w14:val="none"/>
+        </w:rPr>
+        <w:br/>
+        <w:t>10.8.0.64 - 10.8.0.79</w:t>
+      </w:r>
+    </w:p>
+    <w:p>
+      <w:pPr>
+        <w:rPr>
+          <w:sz w:val="22"/>
+          <w:szCs w:val="22"/>
+          <w:lang w:val="en-US"/>
+        </w:rPr>
+      </w:pPr>
+      <w:r>
+        <w:rPr>
+          <w:b/>
+          <w:bCs/>
+          <w:sz w:val="22"/>
+          <w:szCs w:val="22"/>
+        </w:rPr>
+        <w:t>Useable IPs</w:t>
+      </w:r>
+      <w:r>
+        <w:rPr>
+          <w:rFonts w:ascii="Arial" w:eastAsia="Times New Roman" w:hAnsi="Arial" w:cs="Arial"/>
+          <w:kern w:val="0"/>
+          <w:sz w:val="18"/>
+          <w:szCs w:val="18"/>
+          <w:lang w:eastAsia="en-NZ"/>
+          <w14:ligatures w14:val="none"/>
+        </w:rPr>
+        <w:br/>
+        <w:t>10.8.0.65 - 10.8.0.78</w:t>
+      </w:r>
+    </w:p>
+    <w:p>
+      <w:pPr>
+        <w:pStyle w:val="Heading3"/>
+        <w:rPr>
+          <w:sz w:val="24"/>
+          <w:szCs w:val="24"/>
+          <w:lang w:val="en-US"/>
+        </w:rPr>
+      </w:pPr>
+      <w:r>
+        <w:rPr>
+          <w:sz w:val="24"/>
+          <w:szCs w:val="24"/>
+          <w:lang w:val="en-US"/>
+        </w:rPr>
+        <w:t>Management - /28</w:t>
+      </w:r>
+      <w:r>
+        <w:rPr>
+          <w:sz w:val="24"/>
+          <w:szCs w:val="24"/>
+          <w:lang w:val="en-US"/>
+        </w:rPr>
+        <w:t xml:space="preserve"> vlan 99</w:t>
+      </w:r>
+    </w:p>
+    <w:p>
+      <w:pPr>
+        <w:rPr>
+          <w:sz w:val="22"/>
+          <w:szCs w:val="22"/>
+        </w:rPr>
+      </w:pPr>
+      <w:r>
+        <w:rPr>
+          <w:sz w:val="22"/>
+          <w:szCs w:val="22"/>
+          <w:lang w:val="en-US"/>
+        </w:rPr>
+        <w:t>-ip</w:t>
+      </w:r>
+      <w:r>
+        <w:rPr>
+          <w:sz w:val="22"/>
+          <w:szCs w:val="22"/>
+          <w:lang w:val="en-US"/>
+        </w:rPr>
+        <w:t xml:space="preserve"> </w:t>
+      </w:r>
+      <w:r>
+        <w:rPr>
+          <w:sz w:val="22"/>
+          <w:szCs w:val="22"/>
+        </w:rPr>
+        <w:t>10.8.0.80/28</w:t>
+      </w:r>
+    </w:p>
+    <w:p>
+      <w:pPr>
+        <w:rPr>
+          <w:rFonts w:ascii="Arial" w:eastAsia="Times New Roman" w:hAnsi="Arial" w:cs="Arial"/>
+          <w:kern w:val="0"/>
+          <w:sz w:val="18"/>
+          <w:szCs w:val="18"/>
+          <w:lang w:eastAsia="en-NZ"/>
+          <w14:ligatures w14:val="none"/>
+        </w:rPr>
+      </w:pPr>
+      <w:r>
+        <w:rPr>
+          <w:b/>
+          <w:bCs/>
+          <w:sz w:val="22"/>
+          <w:szCs w:val="22"/>
+        </w:rPr>
+        <w:t>range</w:t>
+      </w:r>
+      <w:r>
+        <w:rPr>
+          <w:sz w:val="22"/>
+          <w:szCs w:val="22"/>
+        </w:rPr>
+        <w:t xml:space="preserve"> </w:t>
+      </w:r>
+      <w:r>
+        <w:rPr>
+          <w:rFonts w:ascii="Arial" w:eastAsia="Times New Roman" w:hAnsi="Arial" w:cs="Arial"/>
+          <w:kern w:val="0"/>
+          <w:sz w:val="18"/>
+          <w:szCs w:val="18"/>
+          <w:lang w:eastAsia="en-NZ"/>
+          <w14:ligatures w14:val="none"/>
+        </w:rPr>
+        <w:br/>
+        <w:t>10.8.0.80 - 10.8.0.95</w:t>
+      </w:r>
+    </w:p>
+    <w:p>
+      <w:pPr>
+        <w:rPr>
+          <w:sz w:val="22"/>
+          <w:szCs w:val="22"/>
+          <w:lang w:val="en-US"/>
+        </w:rPr>
+      </w:pPr>
+      <w:r>
+        <w:rPr>
+          <w:b/>
+          <w:bCs/>
+          <w:sz w:val="22"/>
+          <w:szCs w:val="22"/>
+        </w:rPr>
+        <w:t>Useable IPs</w:t>
+      </w:r>
+      <w:r>
+        <w:rPr>
+          <w:rFonts w:ascii="Arial" w:eastAsia="Times New Roman" w:hAnsi="Arial" w:cs="Arial"/>
+          <w:kern w:val="0"/>
+          <w:sz w:val="18"/>
+          <w:szCs w:val="18"/>
+          <w:lang w:eastAsia="en-NZ"/>
+          <w14:ligatures w14:val="none"/>
+        </w:rPr>
+        <w:br/>
+        <w:t>10.8.0.81 - 10.8.0.94</w:t>
+      </w:r>
+    </w:p>
+    <w:p>
+      <w:pPr>
+        <w:rPr>
+          <w:sz w:val="22"/>
+          <w:szCs w:val="22"/>
+          <w:lang w:val="en-US"/>
+        </w:rPr>
+      </w:pPr>
+    </w:p>
+    <w:p>
+      <w:pPr>
+        <w:pStyle w:val="Heading2"/>
+        <w:rPr>
+          <w:sz w:val="28"/>
+          <w:szCs w:val="28"/>
+          <w:lang w:val="en-US"/>
+        </w:rPr>
+      </w:pPr>
+      <w:r>
+        <w:rPr>
+          <w:sz w:val="28"/>
+          <w:szCs w:val="28"/>
+          <w:lang w:val="en-US"/>
+        </w:rPr>
+        <w:lastRenderedPageBreak/>
+        <w:t>Site-2</w:t>
+      </w:r>
+    </w:p>
+    <w:p>
+      <w:pPr>
+        <w:rPr>
+          <w:sz w:val="22"/>
+          <w:szCs w:val="22"/>
+          <w:lang w:val="en-US"/>
+        </w:rPr>
+      </w:pPr>
+      <w:r>
+        <w:rPr>
+          <w:sz w:val="22"/>
+          <w:szCs w:val="22"/>
+        </w:rPr>
+        <w:t xml:space="preserve">10.9.0.0/24 </w:t>
+      </w:r>
+    </w:p>
+    <w:p>
+      <w:pPr>
+        <w:pStyle w:val="Heading3"/>
+        <w:rPr>
+          <w:sz w:val="24"/>
+          <w:szCs w:val="24"/>
+        </w:rPr>
+      </w:pPr>
+      <w:r>
+        <w:rPr>
+          <w:sz w:val="24"/>
+          <w:szCs w:val="24"/>
+          <w:lang w:val="en-US"/>
+        </w:rPr>
+        <w:t xml:space="preserve">Admin - </w:t>
+      </w:r>
+      <w:r>
+        <w:rPr>
+          <w:sz w:val="24"/>
+          <w:szCs w:val="24"/>
+        </w:rPr>
+        <w:t>6 usable IP addresses</w:t>
+      </w:r>
+      <w:r>
+        <w:rPr>
+          <w:sz w:val="24"/>
+          <w:szCs w:val="24"/>
+        </w:rPr>
+        <w:t xml:space="preserve"> vlan 10</w:t>
+      </w:r>
+    </w:p>
+    <w:p>
+      <w:pPr>
+        <w:rPr>
+          <w:sz w:val="22"/>
+          <w:szCs w:val="22"/>
+        </w:rPr>
+      </w:pPr>
+      <w:r>
+        <w:rPr>
+          <w:sz w:val="22"/>
+          <w:szCs w:val="22"/>
+          <w:lang w:val="en-US"/>
+        </w:rPr>
+        <w:t xml:space="preserve">-ip </w:t>
+      </w:r>
+      <w:r>
+        <w:rPr>
+          <w:sz w:val="22"/>
+          <w:szCs w:val="22"/>
+        </w:rPr>
+        <w:t>10.9.0.0/29</w:t>
+      </w:r>
+    </w:p>
+    <w:p>
+      <w:pPr>
+        <w:rPr>
+          <w:rFonts w:ascii="Arial" w:eastAsia="Times New Roman" w:hAnsi="Arial" w:cs="Arial"/>
+          <w:kern w:val="0"/>
+          <w:sz w:val="18"/>
+          <w:szCs w:val="18"/>
+          <w:lang w:eastAsia="en-NZ"/>
+          <w14:ligatures w14:val="none"/>
+        </w:rPr>
+      </w:pPr>
+      <w:r>
+        <w:rPr>
+          <w:b/>
+          <w:bCs/>
+          <w:sz w:val="22"/>
+          <w:szCs w:val="22"/>
+        </w:rPr>
+        <w:t>range</w:t>
+      </w:r>
+      <w:r>
+        <w:rPr>
+          <w:sz w:val="22"/>
+          <w:szCs w:val="22"/>
+        </w:rPr>
+        <w:t xml:space="preserve"> </w:t>
+      </w:r>
+      <w:r>
+        <w:rPr>
+          <w:rFonts w:ascii="Arial" w:eastAsia="Times New Roman" w:hAnsi="Arial" w:cs="Arial"/>
+          <w:kern w:val="0"/>
+          <w:sz w:val="18"/>
+          <w:szCs w:val="18"/>
+          <w:lang w:eastAsia="en-NZ"/>
+          <w14:ligatures w14:val="none"/>
+        </w:rPr>
+        <w:br/>
+        <w:t>10.9.0.0 - 10.9.0.7</w:t>
+      </w:r>
+    </w:p>
+    <w:p>
+      <w:pPr>
+        <w:rPr>
+          <w:sz w:val="22"/>
+          <w:szCs w:val="22"/>
+          <w:lang w:val="en-US"/>
+        </w:rPr>
+      </w:pPr>
+      <w:r>
+        <w:rPr>
+          <w:b/>
+          <w:bCs/>
+          <w:sz w:val="22"/>
+          <w:szCs w:val="22"/>
+        </w:rPr>
+        <w:t>Useable IPs</w:t>
+      </w:r>
+      <w:r>
+        <w:rPr>
+          <w:rFonts w:ascii="Arial" w:eastAsia="Times New Roman" w:hAnsi="Arial" w:cs="Arial"/>
+          <w:kern w:val="0"/>
+          <w:sz w:val="18"/>
+          <w:szCs w:val="18"/>
+          <w:lang w:eastAsia="en-NZ"/>
+          <w14:ligatures w14:val="none"/>
+        </w:rPr>
+        <w:br/>
+        <w:t>10.9.0.1 - 10.9.0.6</w:t>
+      </w:r>
+    </w:p>
+    <w:p>
+      <w:pPr>
+        <w:rPr>
+          <w:sz w:val="22"/>
+          <w:szCs w:val="22"/>
+          <w:lang w:val="en-US"/>
+        </w:rPr>
+      </w:pPr>
+    </w:p>
+    <w:p>
+      <w:pPr>
+        <w:pStyle w:val="Heading3"/>
+        <w:rPr>
+          <w:sz w:val="24"/>
+          <w:szCs w:val="24"/>
+          <w:lang w:val="en-US"/>
+        </w:rPr>
+      </w:pPr>
+      <w:r>
+        <w:rPr>
+          <w:sz w:val="24"/>
+          <w:szCs w:val="24"/>
+          <w:lang w:val="en-US"/>
+        </w:rPr>
+        <w:t>Sales -</w:t>
+      </w:r>
+      <w:r>
+        <w:rPr>
+          <w:sz w:val="24"/>
+          <w:szCs w:val="24"/>
+        </w:rPr>
+        <w:t>10 usable IP addresses</w:t>
+      </w:r>
+      <w:r>
+        <w:rPr>
+          <w:sz w:val="24"/>
+          <w:szCs w:val="24"/>
+        </w:rPr>
+        <w:t xml:space="preserve"> vlan 20</w:t>
+      </w:r>
+    </w:p>
+    <w:p>
+      <w:pPr>
+        <w:rPr>
+          <w:sz w:val="22"/>
+          <w:szCs w:val="22"/>
+        </w:rPr>
+      </w:pPr>
+      <w:r>
+        <w:rPr>
+          <w:sz w:val="22"/>
+          <w:szCs w:val="22"/>
+          <w:lang w:val="en-US"/>
+        </w:rPr>
+        <w:t xml:space="preserve">-ip </w:t>
+      </w:r>
+      <w:r>
+        <w:rPr>
+          <w:sz w:val="22"/>
+          <w:szCs w:val="22"/>
+        </w:rPr>
+        <w:t>10.9.0.16/28</w:t>
+      </w:r>
+    </w:p>
+    <w:p>
+      <w:pPr>
+        <w:rPr>
+          <w:rFonts w:ascii="Arial" w:eastAsia="Times New Roman" w:hAnsi="Arial" w:cs="Arial"/>
+          <w:kern w:val="0"/>
+          <w:sz w:val="18"/>
+          <w:szCs w:val="18"/>
+          <w:lang w:eastAsia="en-NZ"/>
+          <w14:ligatures w14:val="none"/>
+        </w:rPr>
+      </w:pPr>
+      <w:r>
+        <w:rPr>
+          <w:b/>
+          <w:bCs/>
+          <w:sz w:val="22"/>
+          <w:szCs w:val="22"/>
+        </w:rPr>
+        <w:t>range</w:t>
+      </w:r>
+      <w:r>
+        <w:rPr>
+          <w:sz w:val="22"/>
+          <w:szCs w:val="22"/>
+        </w:rPr>
+        <w:t xml:space="preserve"> </w:t>
+      </w:r>
+      <w:r>
+        <w:rPr>
+          <w:rFonts w:ascii="Arial" w:eastAsia="Times New Roman" w:hAnsi="Arial" w:cs="Arial"/>
+          <w:kern w:val="0"/>
+          <w:sz w:val="18"/>
+          <w:szCs w:val="18"/>
+          <w:lang w:eastAsia="en-NZ"/>
+          <w14:ligatures w14:val="none"/>
+        </w:rPr>
+        <w:br/>
+      </w:r>
+      <w:r>
+        <w:rPr>
+          <w:rFonts w:ascii="Arial" w:eastAsia="Times New Roman" w:hAnsi="Arial" w:cs="Arial"/>
+          <w:kern w:val="0"/>
+          <w:sz w:val="18"/>
+          <w:szCs w:val="18"/>
+          <w:lang w:eastAsia="en-NZ"/>
+          <w14:ligatures w14:val="none"/>
+        </w:rPr>
+        <w:br/>
+        <w:t>10.9.0.16 - 10.9.0.31</w:t>
+      </w:r>
+    </w:p>
+    <w:p>
+      <w:pPr>
+        <w:rPr>
+          <w:rFonts w:ascii="Arial" w:eastAsia="Times New Roman" w:hAnsi="Arial" w:cs="Arial"/>
+          <w:kern w:val="0"/>
+          <w:sz w:val="18"/>
+          <w:szCs w:val="18"/>
+          <w:lang w:eastAsia="en-NZ"/>
+          <w14:ligatures w14:val="none"/>
+        </w:rPr>
+      </w:pPr>
+      <w:r>
+        <w:rPr>
+          <w:b/>
+          <w:bCs/>
+          <w:sz w:val="22"/>
+          <w:szCs w:val="22"/>
+        </w:rPr>
+        <w:t>Useable IPs</w:t>
+      </w:r>
+      <w:r>
+        <w:rPr>
+          <w:rFonts w:ascii="Arial" w:eastAsia="Times New Roman" w:hAnsi="Arial" w:cs="Arial"/>
+          <w:kern w:val="0"/>
+          <w:sz w:val="18"/>
+          <w:szCs w:val="18"/>
+          <w:lang w:eastAsia="en-NZ"/>
+          <w14:ligatures w14:val="none"/>
+        </w:rPr>
+        <w:br/>
+        <w:t>10.9.0.17 - 10.9.0.30</w:t>
+      </w:r>
+    </w:p>
+    <w:p>
+      <w:pPr>
+        <w:rPr>
+          <w:sz w:val="22"/>
+          <w:szCs w:val="22"/>
+          <w:lang w:val="en-US"/>
+        </w:rPr>
+      </w:pPr>
+    </w:p>
+    <w:p>
+      <w:pPr>
+        <w:rPr>
+          <w:sz w:val="22"/>
+          <w:szCs w:val="22"/>
+        </w:rPr>
+      </w:pPr>
+      <w:r>
+        <w:rPr>
+          <w:sz w:val="22"/>
+          <w:szCs w:val="22"/>
+        </w:rPr>
+        <w:t>HQ Distribution Switch1 Name:</w:t>
+      </w:r>
+    </w:p>
+    <w:tbl>
+      <w:tblPr>
+        <w:tblStyle w:val="TableGrid"/>
+        <w:tblW w:w="0" w:type="auto"/>
+        <w:tblLook w:val="04A0" w:firstRow="1" w:lastRow="0" w:firstColumn="1" w:lastColumn="0" w:noHBand="0" w:noVBand="1"/>
+      </w:tblPr>
+      <w:tblGrid>
+        <w:gridCol w:w="4508"/>
+        <w:gridCol w:w="4508"/>
+      </w:tblGrid>
+      <w:tr>
+        <w:tc>
+          <w:tcPr>
+            <w:tcW w:w="4508" w:type="dxa"/>
+          </w:tcPr>
+          <w:p>
+            <w:pPr>
+              <w:rPr>
+                <w:sz w:val="22"/>
+                <w:szCs w:val="22"/>
+              </w:rPr>
+            </w:pPr>
+            <w:r>
+              <w:rPr>
+                <w:sz w:val="22"/>
+                <w:szCs w:val="22"/>
+              </w:rPr>
+              <w:t xml:space="preserve">Switch Mgmt IP address: </w:t>
+            </w:r>
+            <w:r>
+              <w:rPr>
+                <w:sz w:val="22"/>
+                <w:szCs w:val="22"/>
+              </w:rPr>
+              <w:t>10.8.0.8</w:t>
+            </w:r>
+            <w:r>
+              <w:rPr>
+                <w:sz w:val="22"/>
+                <w:szCs w:val="22"/>
+              </w:rPr>
+              <w:t>4</w:t>
+            </w:r>
+          </w:p>
+        </w:tc>
+        <w:tc>
+          <w:tcPr>
+            <w:tcW w:w="4508" w:type="dxa"/>
+          </w:tcPr>
+          <w:p>
+            <w:pPr>
+              <w:rPr>
+                <w:sz w:val="22"/>
+                <w:szCs w:val="22"/>
+              </w:rPr>
+            </w:pPr>
+            <w:r>
+              <w:rPr>
+                <w:sz w:val="22"/>
+                <w:szCs w:val="22"/>
+              </w:rPr>
+              <w:t>Management VLAN:</w:t>
+            </w:r>
+            <w:r>
+              <w:rPr>
+                <w:sz w:val="22"/>
+                <w:szCs w:val="22"/>
+              </w:rPr>
+              <w:t xml:space="preserve"> vlan99</w:t>
+            </w:r>
+          </w:p>
+        </w:tc>
+      </w:tr>
+    </w:tbl>
+    <w:p>
+      <w:pPr>
+        <w:rPr>
+          <w:sz w:val="22"/>
+          <w:szCs w:val="22"/>
+          <w:lang w:val="en-US"/>
+        </w:rPr>
+      </w:pPr>
+    </w:p>
+    <w:tbl>
+      <w:tblPr>
+        <w:tblStyle w:val="TableGrid"/>
+        <w:tblW w:w="9209" w:type="dxa"/>
+        <w:tblLook w:val="04A0" w:firstRow="1" w:lastRow="0" w:firstColumn="1" w:lastColumn="0" w:noHBand="0" w:noVBand="1"/>
+      </w:tblPr>
+      <w:tblGrid>
+        <w:gridCol w:w="1696"/>
+        <w:gridCol w:w="3119"/>
+        <w:gridCol w:w="1843"/>
+        <w:gridCol w:w="2551"/>
+      </w:tblGrid>
+      <w:tr>
+        <w:tc>
+          <w:tcPr>
+            <w:tcW w:w="1696" w:type="dxa"/>
+          </w:tcPr>
+          <w:p>
+            <w:pPr>
+              <w:rPr>
+                <w:sz w:val="22"/>
+                <w:szCs w:val="22"/>
+                <w:lang w:val="en-US"/>
+              </w:rPr>
+            </w:pPr>
+            <w:r>
+              <w:rPr>
+                <w:sz w:val="22"/>
+                <w:szCs w:val="22"/>
+              </w:rPr>
+              <w:t>Port/Number</w:t>
+            </w:r>
+          </w:p>
+        </w:tc>
+        <w:tc>
+          <w:tcPr>
+            <w:tcW w:w="3119" w:type="dxa"/>
+          </w:tcPr>
+          <w:p>
+            <w:pPr>
+              <w:rPr>
+                <w:sz w:val="22"/>
+                <w:szCs w:val="22"/>
+                <w:lang w:val="en-US"/>
+              </w:rPr>
+            </w:pPr>
+            <w:r>
+              <w:rPr>
+                <w:sz w:val="22"/>
+                <w:szCs w:val="22"/>
+              </w:rPr>
+              <w:t>Description and Purpose</w:t>
+            </w:r>
+          </w:p>
+        </w:tc>
+        <w:tc>
+          <w:tcPr>
+            <w:tcW w:w="1843" w:type="dxa"/>
+          </w:tcPr>
+          <w:p>
+            <w:pPr>
+              <w:rPr>
+                <w:sz w:val="22"/>
+                <w:szCs w:val="22"/>
+                <w:lang w:val="en-US"/>
+              </w:rPr>
+            </w:pPr>
+            <w:r>
+              <w:rPr>
+                <w:sz w:val="22"/>
+                <w:szCs w:val="22"/>
+              </w:rPr>
+              <w:t>Trunk / Access</w:t>
+            </w:r>
+          </w:p>
+        </w:tc>
+        <w:tc>
+          <w:tcPr>
+            <w:tcW w:w="2551" w:type="dxa"/>
+          </w:tcPr>
+          <w:p>
+            <w:pPr>
+              <w:rPr>
+                <w:sz w:val="22"/>
+                <w:szCs w:val="22"/>
+                <w:lang w:val="en-US"/>
+              </w:rPr>
+            </w:pPr>
+            <w:r>
+              <w:rPr>
+                <w:sz w:val="22"/>
+                <w:szCs w:val="22"/>
+                <w:lang w:val="en-US"/>
+              </w:rPr>
+              <w:t>V</w:t>
+            </w:r>
+            <w:r>
+              <w:rPr>
+                <w:sz w:val="22"/>
+                <w:szCs w:val="22"/>
+              </w:rPr>
+              <w:t>LAN / VLANs allowed</w:t>
             </w:r>
           </w:p>
         </w:tc>
@@ -461,47 +1688,55 @@
       <w:tr>
         <w:tc>
           <w:tcPr>
-            <w:tcW w:w="2252" w:type="dxa"/>
-          </w:tcPr>
-          <w:p>
-            <w:pPr>
-              <w:rPr>
-                <w:lang w:val="en-US"/>
-              </w:rPr>
-            </w:pPr>
-          </w:p>
-        </w:tc>
-        <w:tc>
-          <w:tcPr>
-            <w:tcW w:w="2328" w:type="dxa"/>
-          </w:tcPr>
-          <w:p>
-            <w:pPr>
-              <w:rPr>
-                <w:lang w:val="en-US"/>
-              </w:rPr>
-            </w:pPr>
-          </w:p>
-        </w:tc>
-        <w:tc>
-          <w:tcPr>
-            <w:tcW w:w="2329" w:type="dxa"/>
-          </w:tcPr>
-          <w:p>
-            <w:pPr>
-              <w:rPr>
-                <w:lang w:val="en-US"/>
-              </w:rPr>
-            </w:pPr>
-          </w:p>
-        </w:tc>
-        <w:tc>
-          <w:tcPr>
-            <w:tcW w:w="2107" w:type="dxa"/>
-          </w:tcPr>
-          <w:p>
-            <w:pPr>
-              <w:rPr>
+            <w:tcW w:w="1696" w:type="dxa"/>
+          </w:tcPr>
+          <w:p>
+            <w:pPr>
+              <w:rPr>
+                <w:sz w:val="22"/>
+                <w:szCs w:val="22"/>
+                <w:lang w:val="en-US"/>
+              </w:rPr>
+            </w:pPr>
+          </w:p>
+        </w:tc>
+        <w:tc>
+          <w:tcPr>
+            <w:tcW w:w="3119" w:type="dxa"/>
+          </w:tcPr>
+          <w:p>
+            <w:pPr>
+              <w:rPr>
+                <w:sz w:val="22"/>
+                <w:szCs w:val="22"/>
+                <w:lang w:val="en-US"/>
+              </w:rPr>
+            </w:pPr>
+          </w:p>
+        </w:tc>
+        <w:tc>
+          <w:tcPr>
+            <w:tcW w:w="1843" w:type="dxa"/>
+          </w:tcPr>
+          <w:p>
+            <w:pPr>
+              <w:rPr>
+                <w:sz w:val="22"/>
+                <w:szCs w:val="22"/>
+                <w:lang w:val="en-US"/>
+              </w:rPr>
+            </w:pPr>
+          </w:p>
+        </w:tc>
+        <w:tc>
+          <w:tcPr>
+            <w:tcW w:w="2551" w:type="dxa"/>
+          </w:tcPr>
+          <w:p>
+            <w:pPr>
+              <w:rPr>
+                <w:sz w:val="22"/>
+                <w:szCs w:val="22"/>
                 <w:lang w:val="en-US"/>
               </w:rPr>
             </w:pPr>
@@ -512,643 +1747,877 @@
     <w:p>
       <w:pPr>
         <w:rPr>
-          <w:lang w:val="en-US"/>
-        </w:rPr>
-      </w:pPr>
-    </w:p>
-    <w:p>
-      <w:pPr>
-        <w:rPr>
-          <w:lang w:val="en-US"/>
-        </w:rPr>
-      </w:pPr>
-    </w:p>
-    <w:p>
-      <w:pPr>
-        <w:rPr>
-          <w:lang w:val="en-US"/>
-        </w:rPr>
-      </w:pPr>
-      <w:r>
-        <w:rPr>
-          <w:lang w:val="en-US"/>
-        </w:rPr>
-        <w:t>10.8.0.0/16</w:t>
-      </w:r>
-    </w:p>
-    <w:p>
-      <w:pPr>
-        <w:pStyle w:val="Heading3"/>
-        <w:rPr>
-          <w:lang w:val="en-US"/>
-        </w:rPr>
-      </w:pPr>
-      <w:r>
-        <w:rPr>
-          <w:lang w:val="en-US"/>
-        </w:rPr>
-        <w:t xml:space="preserve">User </w:t>
-      </w:r>
-    </w:p>
-    <w:p>
-      <w:pPr>
-        <w:pStyle w:val="Heading4"/>
-        <w:rPr>
-          <w:lang w:val="en-US"/>
-        </w:rPr>
-      </w:pPr>
-      <w:r>
-        <w:rPr>
-          <w:lang w:val="en-US"/>
-        </w:rPr>
-        <w:t>Sales-</w:t>
-      </w:r>
-      <w:r>
-        <w:rPr>
-          <w:lang w:val="en-US"/>
-        </w:rPr>
-        <w:t>20 usable IP addresses</w:t>
-      </w:r>
-      <w:r>
-        <w:rPr>
-          <w:lang w:val="en-US"/>
-        </w:rPr>
-        <w:t xml:space="preserve"> 30</w:t>
-      </w:r>
-      <w:r>
-        <w:rPr>
-          <w:lang w:val="en-US"/>
-        </w:rPr>
-        <w:t xml:space="preserve"> vlan 10</w:t>
-      </w:r>
-    </w:p>
-    <w:p>
-      <w:r>
-        <w:rPr>
-          <w:lang w:val="en-US"/>
-        </w:rPr>
-        <w:t>- ip</w:t>
-      </w:r>
-      <w:r>
-        <w:rPr>
-          <w:lang w:val="en-US"/>
-        </w:rPr>
-        <w:t xml:space="preserve"> </w:t>
-      </w:r>
-      <w:r>
-        <w:t>10.8.0.0/27</w:t>
-      </w:r>
-      <w:r>
-        <w:t xml:space="preserve"> </w:t>
-      </w:r>
-    </w:p>
-    <w:p>
-      <w:pPr>
-        <w:rPr>
-          <w:rFonts w:ascii="Arial" w:eastAsia="Times New Roman" w:hAnsi="Arial" w:cs="Arial"/>
-          <w:kern w:val="0"/>
-          <w:sz w:val="19"/>
-          <w:szCs w:val="19"/>
-          <w:lang w:eastAsia="en-NZ"/>
-          <w14:ligatures w14:val="none"/>
-        </w:rPr>
-      </w:pPr>
-      <w:r>
-        <w:rPr>
-          <w:b/>
-          <w:bCs/>
-        </w:rPr>
-        <w:t>range</w:t>
-      </w:r>
-      <w:r>
-        <w:t xml:space="preserve"> </w:t>
-      </w:r>
-      <w:r>
-        <w:rPr>
-          <w:rFonts w:ascii="Arial" w:eastAsia="Times New Roman" w:hAnsi="Arial" w:cs="Arial"/>
-          <w:kern w:val="0"/>
-          <w:sz w:val="19"/>
-          <w:szCs w:val="19"/>
-          <w:lang w:eastAsia="en-NZ"/>
-          <w14:ligatures w14:val="none"/>
-        </w:rPr>
-        <w:br/>
-        <w:t>10.8.0.0 - 10.8.0.31</w:t>
-      </w:r>
-    </w:p>
-    <w:p>
-      <w:pPr>
-        <w:rPr>
-          <w:rFonts w:ascii="Arial" w:eastAsia="Times New Roman" w:hAnsi="Arial" w:cs="Arial"/>
-          <w:kern w:val="0"/>
-          <w:sz w:val="19"/>
-          <w:szCs w:val="19"/>
-          <w:lang w:eastAsia="en-NZ"/>
-          <w14:ligatures w14:val="none"/>
-        </w:rPr>
-      </w:pPr>
-      <w:r>
-        <w:rPr>
-          <w:b/>
-          <w:bCs/>
-        </w:rPr>
-        <w:t>Useable IPs</w:t>
-      </w:r>
-      <w:r>
-        <w:rPr>
-          <w:rFonts w:ascii="Arial" w:eastAsia="Times New Roman" w:hAnsi="Arial" w:cs="Arial"/>
-          <w:kern w:val="0"/>
-          <w:sz w:val="19"/>
-          <w:szCs w:val="19"/>
-          <w:lang w:eastAsia="en-NZ"/>
-          <w14:ligatures w14:val="none"/>
-        </w:rPr>
-        <w:br/>
-        <w:t>10.8.0.1 - 10.8.0.30</w:t>
-      </w:r>
-    </w:p>
-    <w:p>
-      <w:pPr>
-        <w:pStyle w:val="Heading4"/>
-      </w:pPr>
-      <w:r>
-        <w:rPr>
-          <w:lang w:val="en-US"/>
-        </w:rPr>
-        <w:t>Admin -</w:t>
-      </w:r>
-      <w:r>
-        <w:t>20 usable IP addresses</w:t>
-      </w:r>
-      <w:r>
-        <w:t xml:space="preserve"> 30</w:t>
-      </w:r>
-      <w:r>
-        <w:t xml:space="preserve"> vlan 20</w:t>
-      </w:r>
-    </w:p>
-    <w:p>
-      <w:r>
-        <w:t>-ip</w:t>
-      </w:r>
-      <w:r>
-        <w:t xml:space="preserve"> </w:t>
-      </w:r>
-      <w:r>
-        <w:t>10.8.0.32/27</w:t>
-      </w:r>
-    </w:p>
-    <w:p>
-      <w:pPr>
-        <w:rPr>
-          <w:rFonts w:ascii="Arial" w:eastAsia="Times New Roman" w:hAnsi="Arial" w:cs="Arial"/>
-          <w:kern w:val="0"/>
-          <w:sz w:val="19"/>
-          <w:szCs w:val="19"/>
-          <w:lang w:eastAsia="en-NZ"/>
-          <w14:ligatures w14:val="none"/>
-        </w:rPr>
-      </w:pPr>
-      <w:r>
-        <w:rPr>
-          <w:b/>
-          <w:bCs/>
-        </w:rPr>
-        <w:t>range</w:t>
-      </w:r>
-      <w:r>
-        <w:t xml:space="preserve"> </w:t>
-      </w:r>
-      <w:r>
-        <w:rPr>
-          <w:rFonts w:ascii="Arial" w:eastAsia="Times New Roman" w:hAnsi="Arial" w:cs="Arial"/>
-          <w:kern w:val="0"/>
-          <w:sz w:val="19"/>
-          <w:szCs w:val="19"/>
-          <w:lang w:eastAsia="en-NZ"/>
-          <w14:ligatures w14:val="none"/>
-        </w:rPr>
-        <w:br/>
-        <w:t>10.8.0.32 - 10.8.0.63</w:t>
-      </w:r>
-    </w:p>
-    <w:p>
-      <w:pPr>
-        <w:rPr>
-          <w:rFonts w:ascii="Arial" w:eastAsia="Times New Roman" w:hAnsi="Arial" w:cs="Arial"/>
-          <w:kern w:val="0"/>
-          <w:sz w:val="19"/>
-          <w:szCs w:val="19"/>
-          <w:lang w:eastAsia="en-NZ"/>
-          <w14:ligatures w14:val="none"/>
-        </w:rPr>
-      </w:pPr>
-      <w:r>
-        <w:rPr>
-          <w:b/>
-          <w:bCs/>
-        </w:rPr>
-        <w:t>Useable IPs</w:t>
-      </w:r>
-      <w:r>
-        <w:rPr>
-          <w:rFonts w:ascii="Arial" w:eastAsia="Times New Roman" w:hAnsi="Arial" w:cs="Arial"/>
-          <w:kern w:val="0"/>
-          <w:sz w:val="19"/>
-          <w:szCs w:val="19"/>
-          <w:lang w:eastAsia="en-NZ"/>
-          <w14:ligatures w14:val="none"/>
-        </w:rPr>
-        <w:br/>
-        <w:t>10.8.0.33 - 10.8.0.62</w:t>
-      </w:r>
-    </w:p>
-    <w:p/>
-    <w:p>
-      <w:pPr>
-        <w:pStyle w:val="Heading3"/>
-        <w:rPr>
-          <w:lang w:val="en-US"/>
-        </w:rPr>
-      </w:pPr>
-      <w:r>
-        <w:t>Server</w:t>
-      </w:r>
-      <w:r>
-        <w:rPr>
-          <w:lang w:val="en-US"/>
-        </w:rPr>
-        <w:t xml:space="preserve">  -</w:t>
-      </w:r>
-      <w:r>
-        <w:t>13</w:t>
-      </w:r>
-      <w:r>
-        <w:t xml:space="preserve"> usable IP addresses</w:t>
-      </w:r>
-      <w:r>
-        <w:t xml:space="preserve"> 14</w:t>
-      </w:r>
-      <w:r>
-        <w:t xml:space="preserve"> vlan 30</w:t>
-      </w:r>
-    </w:p>
-    <w:p>
-      <w:r>
-        <w:rPr>
-          <w:lang w:val="en-US"/>
-        </w:rPr>
-        <w:t xml:space="preserve">-ip </w:t>
-      </w:r>
-      <w:r>
-        <w:t>10.8.0.64/28</w:t>
-      </w:r>
-    </w:p>
-    <w:p>
-      <w:pPr>
-        <w:rPr>
-          <w:rFonts w:ascii="Arial" w:eastAsia="Times New Roman" w:hAnsi="Arial" w:cs="Arial"/>
-          <w:kern w:val="0"/>
-          <w:sz w:val="19"/>
-          <w:szCs w:val="19"/>
-          <w:lang w:eastAsia="en-NZ"/>
-          <w14:ligatures w14:val="none"/>
-        </w:rPr>
-      </w:pPr>
-      <w:r>
-        <w:rPr>
-          <w:b/>
-          <w:bCs/>
-        </w:rPr>
-        <w:t>range</w:t>
-      </w:r>
-      <w:r>
-        <w:t xml:space="preserve"> </w:t>
-      </w:r>
-      <w:r>
-        <w:rPr>
-          <w:rFonts w:ascii="Arial" w:eastAsia="Times New Roman" w:hAnsi="Arial" w:cs="Arial"/>
-          <w:kern w:val="0"/>
-          <w:sz w:val="19"/>
-          <w:szCs w:val="19"/>
-          <w:lang w:eastAsia="en-NZ"/>
-          <w14:ligatures w14:val="none"/>
-        </w:rPr>
-        <w:br/>
-        <w:t>10.8.0.64 - 10.8.0.79</w:t>
-      </w:r>
-    </w:p>
-    <w:p>
-      <w:pPr>
-        <w:rPr>
-          <w:lang w:val="en-US"/>
-        </w:rPr>
-      </w:pPr>
-      <w:r>
-        <w:rPr>
-          <w:b/>
-          <w:bCs/>
-        </w:rPr>
-        <w:t>Useable IPs</w:t>
-      </w:r>
-      <w:r>
-        <w:rPr>
-          <w:rFonts w:ascii="Arial" w:eastAsia="Times New Roman" w:hAnsi="Arial" w:cs="Arial"/>
-          <w:kern w:val="0"/>
-          <w:sz w:val="19"/>
-          <w:szCs w:val="19"/>
-          <w:lang w:eastAsia="en-NZ"/>
-          <w14:ligatures w14:val="none"/>
-        </w:rPr>
-        <w:br/>
-        <w:t>10.8.0.65 - 10.8.0.78</w:t>
-      </w:r>
-    </w:p>
-    <w:p>
-      <w:pPr>
-        <w:pStyle w:val="Heading3"/>
-        <w:rPr>
-          <w:lang w:val="en-US"/>
-        </w:rPr>
-      </w:pPr>
-      <w:r>
-        <w:rPr>
-          <w:lang w:val="en-US"/>
-        </w:rPr>
-        <w:t>Management - /28</w:t>
-      </w:r>
-      <w:r>
-        <w:rPr>
-          <w:lang w:val="en-US"/>
-        </w:rPr>
-        <w:t xml:space="preserve"> vlan 99</w:t>
-      </w:r>
-    </w:p>
-    <w:p>
-      <w:pPr>
-        <w:rPr>
-          <w:lang w:val="en-US"/>
-        </w:rPr>
-      </w:pPr>
-      <w:r>
-        <w:rPr>
-          <w:lang w:val="en-US"/>
-        </w:rPr>
-        <w:t>-ip</w:t>
-      </w:r>
-      <w:r>
-        <w:rPr>
-          <w:lang w:val="en-US"/>
-        </w:rPr>
-        <w:t xml:space="preserve"> </w:t>
-      </w:r>
-      <w:r>
-        <w:t>10.8.0.80/28</w:t>
-      </w:r>
-    </w:p>
-    <w:p>
-      <w:pPr>
-        <w:pStyle w:val="Heading2"/>
-        <w:rPr>
-          <w:lang w:val="en-US"/>
-        </w:rPr>
-      </w:pPr>
-      <w:r>
-        <w:rPr>
-          <w:lang w:val="en-US"/>
-        </w:rPr>
-        <w:lastRenderedPageBreak/>
-        <w:t>Site-2</w:t>
-      </w:r>
-    </w:p>
-    <w:p>
-      <w:pPr>
-        <w:rPr>
-          <w:lang w:val="en-US"/>
-        </w:rPr>
-      </w:pPr>
-      <w:r>
-        <w:t xml:space="preserve">10.9.0.0/24 </w:t>
-      </w:r>
-    </w:p>
-    <w:p>
-      <w:pPr>
-        <w:pStyle w:val="Heading3"/>
-      </w:pPr>
-      <w:r>
-        <w:rPr>
-          <w:lang w:val="en-US"/>
-        </w:rPr>
-        <w:t xml:space="preserve">Admin - </w:t>
-      </w:r>
-      <w:r>
-        <w:t>6</w:t>
-      </w:r>
-      <w:r>
-        <w:t xml:space="preserve"> usable IP addresses</w:t>
-      </w:r>
-      <w:r>
-        <w:t xml:space="preserve"> vlan 10</w:t>
-      </w:r>
-    </w:p>
-    <w:p>
-      <w:r>
-        <w:rPr>
-          <w:lang w:val="en-US"/>
-        </w:rPr>
-        <w:t xml:space="preserve">-ip </w:t>
-      </w:r>
-      <w:r>
-        <w:t>10.9.0.0/29</w:t>
-      </w:r>
-    </w:p>
-    <w:p>
-      <w:pPr>
-        <w:rPr>
-          <w:rFonts w:ascii="Arial" w:eastAsia="Times New Roman" w:hAnsi="Arial" w:cs="Arial"/>
-          <w:kern w:val="0"/>
-          <w:sz w:val="19"/>
-          <w:szCs w:val="19"/>
-          <w:lang w:eastAsia="en-NZ"/>
-          <w14:ligatures w14:val="none"/>
-        </w:rPr>
-      </w:pPr>
-      <w:r>
-        <w:rPr>
-          <w:b/>
-          <w:bCs/>
-        </w:rPr>
-        <w:t>range</w:t>
-      </w:r>
-      <w:r>
-        <w:t xml:space="preserve"> </w:t>
-      </w:r>
-      <w:r>
-        <w:rPr>
-          <w:rFonts w:ascii="Arial" w:eastAsia="Times New Roman" w:hAnsi="Arial" w:cs="Arial"/>
-          <w:kern w:val="0"/>
-          <w:sz w:val="19"/>
-          <w:szCs w:val="19"/>
-          <w:lang w:eastAsia="en-NZ"/>
-          <w14:ligatures w14:val="none"/>
-        </w:rPr>
-        <w:br/>
-        <w:t>10.9.0.0 - 10.9.0.7</w:t>
-      </w:r>
-    </w:p>
-    <w:p>
-      <w:pPr>
-        <w:rPr>
-          <w:lang w:val="en-US"/>
-        </w:rPr>
-      </w:pPr>
-      <w:r>
-        <w:rPr>
-          <w:b/>
-          <w:bCs/>
-        </w:rPr>
-        <w:t>Useable IPs</w:t>
-      </w:r>
-      <w:r>
-        <w:rPr>
-          <w:rFonts w:ascii="Arial" w:eastAsia="Times New Roman" w:hAnsi="Arial" w:cs="Arial"/>
-          <w:kern w:val="0"/>
-          <w:sz w:val="19"/>
-          <w:szCs w:val="19"/>
-          <w:lang w:eastAsia="en-NZ"/>
-          <w14:ligatures w14:val="none"/>
-        </w:rPr>
-        <w:br/>
-        <w:t>10.9.0.1 - 10.9.0.6</w:t>
-      </w:r>
-    </w:p>
-    <w:p>
-      <w:pPr>
-        <w:rPr>
-          <w:lang w:val="en-US"/>
-        </w:rPr>
-      </w:pPr>
-    </w:p>
-    <w:p>
-      <w:pPr>
-        <w:pStyle w:val="Heading3"/>
-        <w:rPr>
-          <w:lang w:val="en-US"/>
-        </w:rPr>
-      </w:pPr>
-      <w:r>
-        <w:rPr>
-          <w:lang w:val="en-US"/>
-        </w:rPr>
-        <w:t>Sales -</w:t>
-      </w:r>
-      <w:r>
-        <w:t>10</w:t>
-      </w:r>
-      <w:r>
-        <w:t xml:space="preserve"> usable IP addresses</w:t>
-      </w:r>
-      <w:r>
-        <w:t xml:space="preserve"> vlan 20</w:t>
-      </w:r>
-    </w:p>
-    <w:p>
-      <w:r>
-        <w:rPr>
-          <w:lang w:val="en-US"/>
-        </w:rPr>
-        <w:t xml:space="preserve">-ip </w:t>
-      </w:r>
-      <w:r>
-        <w:t>10.9.0.16/28</w:t>
-      </w:r>
-    </w:p>
-    <w:p>
-      <w:pPr>
-        <w:rPr>
-          <w:rFonts w:ascii="Arial" w:eastAsia="Times New Roman" w:hAnsi="Arial" w:cs="Arial"/>
-          <w:kern w:val="0"/>
-          <w:sz w:val="19"/>
-          <w:szCs w:val="19"/>
-          <w:lang w:eastAsia="en-NZ"/>
-          <w14:ligatures w14:val="none"/>
-        </w:rPr>
-      </w:pPr>
-      <w:r>
-        <w:rPr>
-          <w:b/>
-          <w:bCs/>
-        </w:rPr>
-        <w:t>range</w:t>
-      </w:r>
-      <w:r>
-        <w:t xml:space="preserve"> </w:t>
-      </w:r>
-      <w:r>
-        <w:rPr>
-          <w:rFonts w:ascii="Arial" w:eastAsia="Times New Roman" w:hAnsi="Arial" w:cs="Arial"/>
-          <w:kern w:val="0"/>
-          <w:sz w:val="19"/>
-          <w:szCs w:val="19"/>
-          <w:lang w:eastAsia="en-NZ"/>
-          <w14:ligatures w14:val="none"/>
-        </w:rPr>
-        <w:br/>
-      </w:r>
-      <w:r>
-        <w:rPr>
-          <w:rFonts w:ascii="Arial" w:eastAsia="Times New Roman" w:hAnsi="Arial" w:cs="Arial"/>
-          <w:kern w:val="0"/>
-          <w:sz w:val="19"/>
-          <w:szCs w:val="19"/>
-          <w:lang w:eastAsia="en-NZ"/>
-          <w14:ligatures w14:val="none"/>
-        </w:rPr>
-        <w:br/>
-        <w:t>10.9.0.16 - 10.9.0.31</w:t>
-      </w:r>
-    </w:p>
-    <w:p>
-      <w:pPr>
-        <w:rPr>
-          <w:rFonts w:ascii="Arial" w:eastAsia="Times New Roman" w:hAnsi="Arial" w:cs="Arial"/>
-          <w:kern w:val="0"/>
-          <w:sz w:val="19"/>
-          <w:szCs w:val="19"/>
-          <w:lang w:eastAsia="en-NZ"/>
-          <w14:ligatures w14:val="none"/>
-        </w:rPr>
-      </w:pPr>
-      <w:r>
-        <w:rPr>
-          <w:b/>
-          <w:bCs/>
-        </w:rPr>
-        <w:t>Useable IPs</w:t>
-      </w:r>
-      <w:r>
-        <w:rPr>
-          <w:rFonts w:ascii="Arial" w:eastAsia="Times New Roman" w:hAnsi="Arial" w:cs="Arial"/>
-          <w:kern w:val="0"/>
-          <w:sz w:val="19"/>
-          <w:szCs w:val="19"/>
-          <w:lang w:eastAsia="en-NZ"/>
-          <w14:ligatures w14:val="none"/>
-        </w:rPr>
-        <w:br/>
-        <w:t>10.9.0.17 - 10.9.0.30</w:t>
-      </w:r>
-    </w:p>
-    <w:p>
-      <w:pPr>
-        <w:rPr>
-          <w:lang w:val="en-US"/>
-        </w:rPr>
-      </w:pPr>
-    </w:p>
-    <w:p>
-      <w:pPr>
-        <w:rPr>
+          <w:sz w:val="22"/>
+          <w:szCs w:val="22"/>
+          <w:lang w:val="en-US"/>
+        </w:rPr>
+      </w:pPr>
+    </w:p>
+    <w:p>
+      <w:pPr>
+        <w:rPr>
+          <w:sz w:val="22"/>
+          <w:szCs w:val="22"/>
+        </w:rPr>
+      </w:pPr>
+      <w:r>
+        <w:rPr>
+          <w:sz w:val="22"/>
+          <w:szCs w:val="22"/>
+        </w:rPr>
+        <w:t>HQ Distribution Switch</w:t>
+      </w:r>
+      <w:r>
+        <w:rPr>
+          <w:sz w:val="22"/>
+          <w:szCs w:val="22"/>
+        </w:rPr>
+        <w:t>2</w:t>
+      </w:r>
+      <w:r>
+        <w:rPr>
+          <w:sz w:val="22"/>
+          <w:szCs w:val="22"/>
+        </w:rPr>
+        <w:t xml:space="preserve"> Name:</w:t>
+      </w:r>
+    </w:p>
+    <w:tbl>
+      <w:tblPr>
+        <w:tblStyle w:val="TableGrid"/>
+        <w:tblW w:w="0" w:type="auto"/>
+        <w:tblLook w:val="04A0" w:firstRow="1" w:lastRow="0" w:firstColumn="1" w:lastColumn="0" w:noHBand="0" w:noVBand="1"/>
+      </w:tblPr>
+      <w:tblGrid>
+        <w:gridCol w:w="4508"/>
+        <w:gridCol w:w="4508"/>
+      </w:tblGrid>
+      <w:tr>
+        <w:tc>
+          <w:tcPr>
+            <w:tcW w:w="4508" w:type="dxa"/>
+          </w:tcPr>
+          <w:p>
+            <w:pPr>
+              <w:rPr>
+                <w:sz w:val="22"/>
+                <w:szCs w:val="22"/>
+              </w:rPr>
+            </w:pPr>
+            <w:r>
+              <w:rPr>
+                <w:sz w:val="22"/>
+                <w:szCs w:val="22"/>
+              </w:rPr>
+              <w:t xml:space="preserve">Switch Mgmt IP address: </w:t>
+            </w:r>
+            <w:r>
+              <w:rPr>
+                <w:sz w:val="22"/>
+                <w:szCs w:val="22"/>
+              </w:rPr>
+              <w:t>10.8.0.85</w:t>
+            </w:r>
+          </w:p>
+        </w:tc>
+        <w:tc>
+          <w:tcPr>
+            <w:tcW w:w="4508" w:type="dxa"/>
+          </w:tcPr>
+          <w:p>
+            <w:pPr>
+              <w:rPr>
+                <w:sz w:val="22"/>
+                <w:szCs w:val="22"/>
+              </w:rPr>
+            </w:pPr>
+            <w:r>
+              <w:rPr>
+                <w:sz w:val="22"/>
+                <w:szCs w:val="22"/>
+              </w:rPr>
+              <w:t>Management VLAN:</w:t>
+            </w:r>
+            <w:r>
+              <w:rPr>
+                <w:sz w:val="22"/>
+                <w:szCs w:val="22"/>
+              </w:rPr>
+              <w:t xml:space="preserve"> </w:t>
+            </w:r>
+            <w:r>
+              <w:rPr>
+                <w:sz w:val="22"/>
+                <w:szCs w:val="22"/>
+              </w:rPr>
+              <w:t>vlan99</w:t>
+            </w:r>
+          </w:p>
+        </w:tc>
+      </w:tr>
+    </w:tbl>
+    <w:p>
+      <w:pPr>
+        <w:rPr>
+          <w:sz w:val="22"/>
+          <w:szCs w:val="22"/>
+          <w:lang w:val="en-US"/>
+        </w:rPr>
+      </w:pPr>
+    </w:p>
+    <w:tbl>
+      <w:tblPr>
+        <w:tblStyle w:val="TableGrid"/>
+        <w:tblW w:w="9209" w:type="dxa"/>
+        <w:tblLook w:val="04A0" w:firstRow="1" w:lastRow="0" w:firstColumn="1" w:lastColumn="0" w:noHBand="0" w:noVBand="1"/>
+      </w:tblPr>
+      <w:tblGrid>
+        <w:gridCol w:w="1696"/>
+        <w:gridCol w:w="3119"/>
+        <w:gridCol w:w="1843"/>
+        <w:gridCol w:w="2551"/>
+      </w:tblGrid>
+      <w:tr>
+        <w:tc>
+          <w:tcPr>
+            <w:tcW w:w="1696" w:type="dxa"/>
+          </w:tcPr>
+          <w:p>
+            <w:pPr>
+              <w:rPr>
+                <w:sz w:val="22"/>
+                <w:szCs w:val="22"/>
+                <w:lang w:val="en-US"/>
+              </w:rPr>
+            </w:pPr>
+            <w:r>
+              <w:rPr>
+                <w:sz w:val="22"/>
+                <w:szCs w:val="22"/>
+              </w:rPr>
+              <w:t>Port/Number</w:t>
+            </w:r>
+          </w:p>
+        </w:tc>
+        <w:tc>
+          <w:tcPr>
+            <w:tcW w:w="3119" w:type="dxa"/>
+          </w:tcPr>
+          <w:p>
+            <w:pPr>
+              <w:rPr>
+                <w:sz w:val="22"/>
+                <w:szCs w:val="22"/>
+                <w:lang w:val="en-US"/>
+              </w:rPr>
+            </w:pPr>
+            <w:r>
+              <w:rPr>
+                <w:sz w:val="22"/>
+                <w:szCs w:val="22"/>
+              </w:rPr>
+              <w:t>Description and Purpose</w:t>
+            </w:r>
+          </w:p>
+        </w:tc>
+        <w:tc>
+          <w:tcPr>
+            <w:tcW w:w="1843" w:type="dxa"/>
+          </w:tcPr>
+          <w:p>
+            <w:pPr>
+              <w:rPr>
+                <w:sz w:val="22"/>
+                <w:szCs w:val="22"/>
+                <w:lang w:val="en-US"/>
+              </w:rPr>
+            </w:pPr>
+            <w:r>
+              <w:rPr>
+                <w:sz w:val="22"/>
+                <w:szCs w:val="22"/>
+              </w:rPr>
+              <w:t>Trunk / Access</w:t>
+            </w:r>
+          </w:p>
+        </w:tc>
+        <w:tc>
+          <w:tcPr>
+            <w:tcW w:w="2551" w:type="dxa"/>
+          </w:tcPr>
+          <w:p>
+            <w:pPr>
+              <w:rPr>
+                <w:sz w:val="22"/>
+                <w:szCs w:val="22"/>
+                <w:lang w:val="en-US"/>
+              </w:rPr>
+            </w:pPr>
+            <w:r>
+              <w:rPr>
+                <w:sz w:val="22"/>
+                <w:szCs w:val="22"/>
+                <w:lang w:val="en-US"/>
+              </w:rPr>
+              <w:t>V</w:t>
+            </w:r>
+            <w:r>
+              <w:rPr>
+                <w:sz w:val="22"/>
+                <w:szCs w:val="22"/>
+              </w:rPr>
+              <w:t>LAN / VLANs allowed</w:t>
+            </w:r>
+          </w:p>
+        </w:tc>
+      </w:tr>
+      <w:tr>
+        <w:tc>
+          <w:tcPr>
+            <w:tcW w:w="1696" w:type="dxa"/>
+          </w:tcPr>
+          <w:p>
+            <w:pPr>
+              <w:rPr>
+                <w:sz w:val="22"/>
+                <w:szCs w:val="22"/>
+                <w:lang w:val="en-US"/>
+              </w:rPr>
+            </w:pPr>
+          </w:p>
+        </w:tc>
+        <w:tc>
+          <w:tcPr>
+            <w:tcW w:w="3119" w:type="dxa"/>
+          </w:tcPr>
+          <w:p>
+            <w:pPr>
+              <w:rPr>
+                <w:sz w:val="22"/>
+                <w:szCs w:val="22"/>
+                <w:lang w:val="en-US"/>
+              </w:rPr>
+            </w:pPr>
+          </w:p>
+        </w:tc>
+        <w:tc>
+          <w:tcPr>
+            <w:tcW w:w="1843" w:type="dxa"/>
+          </w:tcPr>
+          <w:p>
+            <w:pPr>
+              <w:rPr>
+                <w:sz w:val="22"/>
+                <w:szCs w:val="22"/>
+                <w:lang w:val="en-US"/>
+              </w:rPr>
+            </w:pPr>
+          </w:p>
+        </w:tc>
+        <w:tc>
+          <w:tcPr>
+            <w:tcW w:w="2551" w:type="dxa"/>
+          </w:tcPr>
+          <w:p>
+            <w:pPr>
+              <w:rPr>
+                <w:sz w:val="22"/>
+                <w:szCs w:val="22"/>
+                <w:lang w:val="en-US"/>
+              </w:rPr>
+            </w:pPr>
+          </w:p>
+        </w:tc>
+      </w:tr>
+    </w:tbl>
+    <w:p>
+      <w:pPr>
+        <w:rPr>
+          <w:sz w:val="22"/>
+          <w:szCs w:val="22"/>
+        </w:rPr>
+      </w:pPr>
+      <w:r>
+        <w:rPr>
+          <w:sz w:val="22"/>
+          <w:szCs w:val="22"/>
+        </w:rPr>
+        <w:t xml:space="preserve">HQ </w:t>
+      </w:r>
+      <w:r>
+        <w:rPr>
+          <w:sz w:val="22"/>
+          <w:szCs w:val="22"/>
+        </w:rPr>
+        <w:t>Access</w:t>
+      </w:r>
+      <w:r>
+        <w:rPr>
+          <w:sz w:val="22"/>
+          <w:szCs w:val="22"/>
+        </w:rPr>
+        <w:t>Switch1 Name:</w:t>
+      </w:r>
+    </w:p>
+    <w:tbl>
+      <w:tblPr>
+        <w:tblStyle w:val="TableGrid"/>
+        <w:tblW w:w="0" w:type="auto"/>
+        <w:tblLook w:val="04A0" w:firstRow="1" w:lastRow="0" w:firstColumn="1" w:lastColumn="0" w:noHBand="0" w:noVBand="1"/>
+      </w:tblPr>
+      <w:tblGrid>
+        <w:gridCol w:w="4508"/>
+        <w:gridCol w:w="4508"/>
+      </w:tblGrid>
+      <w:tr>
+        <w:tc>
+          <w:tcPr>
+            <w:tcW w:w="4508" w:type="dxa"/>
+          </w:tcPr>
+          <w:p>
+            <w:pPr>
+              <w:rPr>
+                <w:sz w:val="22"/>
+                <w:szCs w:val="22"/>
+              </w:rPr>
+            </w:pPr>
+            <w:r>
+              <w:rPr>
+                <w:sz w:val="22"/>
+                <w:szCs w:val="22"/>
+              </w:rPr>
+              <w:t xml:space="preserve">Switch Mgmt IP address: </w:t>
+            </w:r>
+            <w:r>
+              <w:rPr>
+                <w:sz w:val="22"/>
+                <w:szCs w:val="22"/>
+              </w:rPr>
+              <w:t>10.8.0.8</w:t>
+            </w:r>
+            <w:r>
+              <w:rPr>
+                <w:sz w:val="22"/>
+                <w:szCs w:val="22"/>
+              </w:rPr>
+              <w:t>6</w:t>
+            </w:r>
+          </w:p>
+        </w:tc>
+        <w:tc>
+          <w:tcPr>
+            <w:tcW w:w="4508" w:type="dxa"/>
+          </w:tcPr>
+          <w:p>
+            <w:pPr>
+              <w:rPr>
+                <w:sz w:val="22"/>
+                <w:szCs w:val="22"/>
+              </w:rPr>
+            </w:pPr>
+            <w:r>
+              <w:rPr>
+                <w:sz w:val="22"/>
+                <w:szCs w:val="22"/>
+              </w:rPr>
+              <w:t>Management VLAN:</w:t>
+            </w:r>
+            <w:r>
+              <w:rPr>
+                <w:sz w:val="22"/>
+                <w:szCs w:val="22"/>
+              </w:rPr>
+              <w:t xml:space="preserve"> </w:t>
+            </w:r>
+            <w:r>
+              <w:rPr>
+                <w:sz w:val="22"/>
+                <w:szCs w:val="22"/>
+              </w:rPr>
+              <w:t>vlan99</w:t>
+            </w:r>
+          </w:p>
+        </w:tc>
+      </w:tr>
+    </w:tbl>
+    <w:p>
+      <w:pPr>
+        <w:rPr>
+          <w:sz w:val="22"/>
+          <w:szCs w:val="22"/>
+          <w:lang w:val="en-US"/>
+        </w:rPr>
+      </w:pPr>
+    </w:p>
+    <w:tbl>
+      <w:tblPr>
+        <w:tblStyle w:val="TableGrid"/>
+        <w:tblW w:w="9209" w:type="dxa"/>
+        <w:tblLook w:val="04A0" w:firstRow="1" w:lastRow="0" w:firstColumn="1" w:lastColumn="0" w:noHBand="0" w:noVBand="1"/>
+      </w:tblPr>
+      <w:tblGrid>
+        <w:gridCol w:w="1696"/>
+        <w:gridCol w:w="3119"/>
+        <w:gridCol w:w="1843"/>
+        <w:gridCol w:w="2551"/>
+      </w:tblGrid>
+      <w:tr>
+        <w:tc>
+          <w:tcPr>
+            <w:tcW w:w="1696" w:type="dxa"/>
+          </w:tcPr>
+          <w:p>
+            <w:pPr>
+              <w:rPr>
+                <w:sz w:val="22"/>
+                <w:szCs w:val="22"/>
+                <w:lang w:val="en-US"/>
+              </w:rPr>
+            </w:pPr>
+            <w:r>
+              <w:rPr>
+                <w:sz w:val="22"/>
+                <w:szCs w:val="22"/>
+              </w:rPr>
+              <w:t>Port/Number</w:t>
+            </w:r>
+          </w:p>
+        </w:tc>
+        <w:tc>
+          <w:tcPr>
+            <w:tcW w:w="3119" w:type="dxa"/>
+          </w:tcPr>
+          <w:p>
+            <w:pPr>
+              <w:rPr>
+                <w:sz w:val="22"/>
+                <w:szCs w:val="22"/>
+                <w:lang w:val="en-US"/>
+              </w:rPr>
+            </w:pPr>
+            <w:r>
+              <w:rPr>
+                <w:sz w:val="22"/>
+                <w:szCs w:val="22"/>
+              </w:rPr>
+              <w:t>Description and Purpose</w:t>
+            </w:r>
+          </w:p>
+        </w:tc>
+        <w:tc>
+          <w:tcPr>
+            <w:tcW w:w="1843" w:type="dxa"/>
+          </w:tcPr>
+          <w:p>
+            <w:pPr>
+              <w:rPr>
+                <w:sz w:val="22"/>
+                <w:szCs w:val="22"/>
+                <w:lang w:val="en-US"/>
+              </w:rPr>
+            </w:pPr>
+            <w:r>
+              <w:rPr>
+                <w:sz w:val="22"/>
+                <w:szCs w:val="22"/>
+              </w:rPr>
+              <w:t>Trunk / Access</w:t>
+            </w:r>
+          </w:p>
+        </w:tc>
+        <w:tc>
+          <w:tcPr>
+            <w:tcW w:w="2551" w:type="dxa"/>
+          </w:tcPr>
+          <w:p>
+            <w:pPr>
+              <w:rPr>
+                <w:sz w:val="22"/>
+                <w:szCs w:val="22"/>
+                <w:lang w:val="en-US"/>
+              </w:rPr>
+            </w:pPr>
+            <w:r>
+              <w:rPr>
+                <w:sz w:val="22"/>
+                <w:szCs w:val="22"/>
+                <w:lang w:val="en-US"/>
+              </w:rPr>
+              <w:t>V</w:t>
+            </w:r>
+            <w:r>
+              <w:rPr>
+                <w:sz w:val="22"/>
+                <w:szCs w:val="22"/>
+              </w:rPr>
+              <w:t>LAN / VLANs allowed</w:t>
+            </w:r>
+          </w:p>
+        </w:tc>
+      </w:tr>
+      <w:tr>
+        <w:tc>
+          <w:tcPr>
+            <w:tcW w:w="1696" w:type="dxa"/>
+          </w:tcPr>
+          <w:p>
+            <w:pPr>
+              <w:rPr>
+                <w:sz w:val="22"/>
+                <w:szCs w:val="22"/>
+                <w:lang w:val="en-US"/>
+              </w:rPr>
+            </w:pPr>
+          </w:p>
+        </w:tc>
+        <w:tc>
+          <w:tcPr>
+            <w:tcW w:w="3119" w:type="dxa"/>
+          </w:tcPr>
+          <w:p>
+            <w:pPr>
+              <w:rPr>
+                <w:sz w:val="22"/>
+                <w:szCs w:val="22"/>
+                <w:lang w:val="en-US"/>
+              </w:rPr>
+            </w:pPr>
+          </w:p>
+        </w:tc>
+        <w:tc>
+          <w:tcPr>
+            <w:tcW w:w="1843" w:type="dxa"/>
+          </w:tcPr>
+          <w:p>
+            <w:pPr>
+              <w:rPr>
+                <w:sz w:val="22"/>
+                <w:szCs w:val="22"/>
+                <w:lang w:val="en-US"/>
+              </w:rPr>
+            </w:pPr>
+          </w:p>
+        </w:tc>
+        <w:tc>
+          <w:tcPr>
+            <w:tcW w:w="2551" w:type="dxa"/>
+          </w:tcPr>
+          <w:p>
+            <w:pPr>
+              <w:rPr>
+                <w:sz w:val="22"/>
+                <w:szCs w:val="22"/>
+                <w:lang w:val="en-US"/>
+              </w:rPr>
+            </w:pPr>
+          </w:p>
+        </w:tc>
+      </w:tr>
+    </w:tbl>
+    <w:p>
+      <w:pPr>
+        <w:rPr>
+          <w:sz w:val="22"/>
+          <w:szCs w:val="22"/>
+        </w:rPr>
+      </w:pPr>
+      <w:r>
+        <w:rPr>
+          <w:sz w:val="22"/>
+          <w:szCs w:val="22"/>
+        </w:rPr>
+        <w:t xml:space="preserve">HQ </w:t>
+      </w:r>
+      <w:r>
+        <w:rPr>
+          <w:sz w:val="22"/>
+          <w:szCs w:val="22"/>
+        </w:rPr>
+        <w:t>Access</w:t>
+      </w:r>
+      <w:r>
+        <w:rPr>
+          <w:sz w:val="22"/>
+          <w:szCs w:val="22"/>
+        </w:rPr>
+        <w:t>Switch</w:t>
+      </w:r>
+      <w:r>
+        <w:rPr>
+          <w:sz w:val="22"/>
+          <w:szCs w:val="22"/>
+        </w:rPr>
+        <w:t>2</w:t>
+      </w:r>
+      <w:r>
+        <w:rPr>
+          <w:sz w:val="22"/>
+          <w:szCs w:val="22"/>
+        </w:rPr>
+        <w:t xml:space="preserve"> Name:</w:t>
+      </w:r>
+    </w:p>
+    <w:tbl>
+      <w:tblPr>
+        <w:tblStyle w:val="TableGrid"/>
+        <w:tblW w:w="0" w:type="auto"/>
+        <w:tblLook w:val="04A0" w:firstRow="1" w:lastRow="0" w:firstColumn="1" w:lastColumn="0" w:noHBand="0" w:noVBand="1"/>
+      </w:tblPr>
+      <w:tblGrid>
+        <w:gridCol w:w="4508"/>
+        <w:gridCol w:w="4508"/>
+      </w:tblGrid>
+      <w:tr>
+        <w:tc>
+          <w:tcPr>
+            <w:tcW w:w="4508" w:type="dxa"/>
+          </w:tcPr>
+          <w:p>
+            <w:pPr>
+              <w:rPr>
+                <w:sz w:val="22"/>
+                <w:szCs w:val="22"/>
+              </w:rPr>
+            </w:pPr>
+            <w:r>
+              <w:rPr>
+                <w:sz w:val="22"/>
+                <w:szCs w:val="22"/>
+              </w:rPr>
+              <w:t xml:space="preserve">Switch Mgmt IP address: </w:t>
+            </w:r>
+            <w:r>
+              <w:rPr>
+                <w:sz w:val="22"/>
+                <w:szCs w:val="22"/>
+              </w:rPr>
+              <w:t>10.8.0.8</w:t>
+            </w:r>
+            <w:r>
+              <w:rPr>
+                <w:sz w:val="22"/>
+                <w:szCs w:val="22"/>
+              </w:rPr>
+              <w:t>7</w:t>
+            </w:r>
+          </w:p>
+        </w:tc>
+        <w:tc>
+          <w:tcPr>
+            <w:tcW w:w="4508" w:type="dxa"/>
+          </w:tcPr>
+          <w:p>
+            <w:pPr>
+              <w:rPr>
+                <w:sz w:val="22"/>
+                <w:szCs w:val="22"/>
+              </w:rPr>
+            </w:pPr>
+            <w:r>
+              <w:rPr>
+                <w:sz w:val="22"/>
+                <w:szCs w:val="22"/>
+              </w:rPr>
+              <w:t>Management VLAN:</w:t>
+            </w:r>
+            <w:r>
+              <w:rPr>
+                <w:sz w:val="22"/>
+                <w:szCs w:val="22"/>
+              </w:rPr>
+              <w:t xml:space="preserve"> </w:t>
+            </w:r>
+            <w:r>
+              <w:rPr>
+                <w:sz w:val="22"/>
+                <w:szCs w:val="22"/>
+              </w:rPr>
+              <w:t>vlan99</w:t>
+            </w:r>
+          </w:p>
+        </w:tc>
+      </w:tr>
+    </w:tbl>
+    <w:p>
+      <w:pPr>
+        <w:rPr>
+          <w:sz w:val="22"/>
+          <w:szCs w:val="22"/>
+          <w:lang w:val="en-US"/>
+        </w:rPr>
+      </w:pPr>
+    </w:p>
+    <w:tbl>
+      <w:tblPr>
+        <w:tblStyle w:val="TableGrid"/>
+        <w:tblW w:w="9209" w:type="dxa"/>
+        <w:tblLook w:val="04A0" w:firstRow="1" w:lastRow="0" w:firstColumn="1" w:lastColumn="0" w:noHBand="0" w:noVBand="1"/>
+      </w:tblPr>
+      <w:tblGrid>
+        <w:gridCol w:w="1696"/>
+        <w:gridCol w:w="3119"/>
+        <w:gridCol w:w="1843"/>
+        <w:gridCol w:w="2551"/>
+      </w:tblGrid>
+      <w:tr>
+        <w:tc>
+          <w:tcPr>
+            <w:tcW w:w="1696" w:type="dxa"/>
+          </w:tcPr>
+          <w:p>
+            <w:pPr>
+              <w:rPr>
+                <w:sz w:val="22"/>
+                <w:szCs w:val="22"/>
+                <w:lang w:val="en-US"/>
+              </w:rPr>
+            </w:pPr>
+            <w:r>
+              <w:rPr>
+                <w:sz w:val="22"/>
+                <w:szCs w:val="22"/>
+              </w:rPr>
+              <w:lastRenderedPageBreak/>
+              <w:t>Port/Number</w:t>
+            </w:r>
+          </w:p>
+        </w:tc>
+        <w:tc>
+          <w:tcPr>
+            <w:tcW w:w="3119" w:type="dxa"/>
+          </w:tcPr>
+          <w:p>
+            <w:pPr>
+              <w:rPr>
+                <w:sz w:val="22"/>
+                <w:szCs w:val="22"/>
+                <w:lang w:val="en-US"/>
+              </w:rPr>
+            </w:pPr>
+            <w:r>
+              <w:rPr>
+                <w:sz w:val="22"/>
+                <w:szCs w:val="22"/>
+              </w:rPr>
+              <w:t>Description and Purpose</w:t>
+            </w:r>
+          </w:p>
+        </w:tc>
+        <w:tc>
+          <w:tcPr>
+            <w:tcW w:w="1843" w:type="dxa"/>
+          </w:tcPr>
+          <w:p>
+            <w:pPr>
+              <w:rPr>
+                <w:sz w:val="22"/>
+                <w:szCs w:val="22"/>
+                <w:lang w:val="en-US"/>
+              </w:rPr>
+            </w:pPr>
+            <w:r>
+              <w:rPr>
+                <w:sz w:val="22"/>
+                <w:szCs w:val="22"/>
+              </w:rPr>
+              <w:t>Trunk / Access</w:t>
+            </w:r>
+          </w:p>
+        </w:tc>
+        <w:tc>
+          <w:tcPr>
+            <w:tcW w:w="2551" w:type="dxa"/>
+          </w:tcPr>
+          <w:p>
+            <w:pPr>
+              <w:rPr>
+                <w:sz w:val="22"/>
+                <w:szCs w:val="22"/>
+                <w:lang w:val="en-US"/>
+              </w:rPr>
+            </w:pPr>
+            <w:r>
+              <w:rPr>
+                <w:sz w:val="22"/>
+                <w:szCs w:val="22"/>
+                <w:lang w:val="en-US"/>
+              </w:rPr>
+              <w:t>V</w:t>
+            </w:r>
+            <w:r>
+              <w:rPr>
+                <w:sz w:val="22"/>
+                <w:szCs w:val="22"/>
+              </w:rPr>
+              <w:t>LAN / VLANs allowed</w:t>
+            </w:r>
+          </w:p>
+        </w:tc>
+      </w:tr>
+      <w:tr>
+        <w:tc>
+          <w:tcPr>
+            <w:tcW w:w="1696" w:type="dxa"/>
+          </w:tcPr>
+          <w:p>
+            <w:pPr>
+              <w:rPr>
+                <w:sz w:val="22"/>
+                <w:szCs w:val="22"/>
+                <w:lang w:val="en-US"/>
+              </w:rPr>
+            </w:pPr>
+          </w:p>
+        </w:tc>
+        <w:tc>
+          <w:tcPr>
+            <w:tcW w:w="3119" w:type="dxa"/>
+          </w:tcPr>
+          <w:p>
+            <w:pPr>
+              <w:rPr>
+                <w:sz w:val="22"/>
+                <w:szCs w:val="22"/>
+                <w:lang w:val="en-US"/>
+              </w:rPr>
+            </w:pPr>
+          </w:p>
+        </w:tc>
+        <w:tc>
+          <w:tcPr>
+            <w:tcW w:w="1843" w:type="dxa"/>
+          </w:tcPr>
+          <w:p>
+            <w:pPr>
+              <w:rPr>
+                <w:sz w:val="22"/>
+                <w:szCs w:val="22"/>
+                <w:lang w:val="en-US"/>
+              </w:rPr>
+            </w:pPr>
+          </w:p>
+        </w:tc>
+        <w:tc>
+          <w:tcPr>
+            <w:tcW w:w="2551" w:type="dxa"/>
+          </w:tcPr>
+          <w:p>
+            <w:pPr>
+              <w:rPr>
+                <w:sz w:val="22"/>
+                <w:szCs w:val="22"/>
+                <w:lang w:val="en-US"/>
+              </w:rPr>
+            </w:pPr>
+          </w:p>
+        </w:tc>
+      </w:tr>
+    </w:tbl>
+    <w:p>
+      <w:pPr>
+        <w:rPr>
+          <w:sz w:val="22"/>
+          <w:szCs w:val="22"/>
           <w:lang w:val="en-US"/>
         </w:rPr>
       </w:pPr>
@@ -1763,7 +3232,6 @@
   <w:style w:type="character" w:default="1" w:styleId="DefaultParagraphFont">
     <w:name w:val="Default Paragraph Font"/>
     <w:uiPriority w:val="1"/>
-    <w:semiHidden/>
     <w:unhideWhenUsed/>
   </w:style>
   <w:style w:type="table" w:default="1" w:styleId="TableNormal">

--- a/Assesment 1.docx
+++ b/Assesment 1.docx
@@ -11,13 +11,23 @@
           <w:lang w:val="en-US"/>
         </w:rPr>
       </w:pPr>
+      <w:proofErr w:type="spellStart"/>
       <w:r>
         <w:rPr>
           <w:sz w:val="36"/>
           <w:szCs w:val="36"/>
           <w:lang w:val="en-US"/>
         </w:rPr>
-        <w:t xml:space="preserve">Vlans </w:t>
+        <w:t>Vlans</w:t>
+      </w:r>
+      <w:proofErr w:type="spellEnd"/>
+      <w:r>
+        <w:rPr>
+          <w:sz w:val="36"/>
+          <w:szCs w:val="36"/>
+          <w:lang w:val="en-US"/>
+        </w:rPr>
+        <w:t xml:space="preserve"> </w:t>
       </w:r>
     </w:p>
     <w:p>
@@ -145,13 +155,23 @@
                 <w:lang w:val="en-US"/>
               </w:rPr>
             </w:pPr>
+            <w:proofErr w:type="spellStart"/>
             <w:r>
               <w:rPr>
                 <w:sz w:val="22"/>
                 <w:szCs w:val="22"/>
                 <w:lang w:val="en-US"/>
               </w:rPr>
-              <w:t>Vlan 10</w:t>
+              <w:t>Vlan</w:t>
+            </w:r>
+            <w:proofErr w:type="spellEnd"/>
+            <w:r>
+              <w:rPr>
+                <w:sz w:val="22"/>
+                <w:szCs w:val="22"/>
+                <w:lang w:val="en-US"/>
+              </w:rPr>
+              <w:t xml:space="preserve"> 10</w:t>
             </w:r>
             <w:r>
               <w:rPr>
@@ -258,6 +278,7 @@
                 <w:szCs w:val="22"/>
               </w:rPr>
             </w:pPr>
+            <w:proofErr w:type="spellStart"/>
             <w:r>
               <w:rPr>
                 <w:i w:val="0"/>
@@ -266,7 +287,18 @@
                 <w:sz w:val="22"/>
                 <w:szCs w:val="22"/>
               </w:rPr>
-              <w:t>Vlan 20</w:t>
+              <w:t>Vlan</w:t>
+            </w:r>
+            <w:proofErr w:type="spellEnd"/>
+            <w:r>
+              <w:rPr>
+                <w:i w:val="0"/>
+                <w:iCs w:val="0"/>
+                <w:color w:val="auto"/>
+                <w:sz w:val="22"/>
+                <w:szCs w:val="22"/>
+              </w:rPr>
+              <w:t xml:space="preserve"> 20</w:t>
             </w:r>
           </w:p>
         </w:tc>
@@ -359,13 +391,23 @@
                 <w:lang w:val="en-US"/>
               </w:rPr>
             </w:pPr>
+            <w:proofErr w:type="spellStart"/>
             <w:r>
               <w:rPr>
                 <w:sz w:val="22"/>
                 <w:szCs w:val="22"/>
                 <w:lang w:val="en-US"/>
               </w:rPr>
-              <w:t>Vlan 30</w:t>
+              <w:t>Vlan</w:t>
+            </w:r>
+            <w:proofErr w:type="spellEnd"/>
+            <w:r>
+              <w:rPr>
+                <w:sz w:val="22"/>
+                <w:szCs w:val="22"/>
+                <w:lang w:val="en-US"/>
+              </w:rPr>
+              <w:t xml:space="preserve"> 30</w:t>
             </w:r>
           </w:p>
         </w:tc>
@@ -458,13 +500,23 @@
                 <w:lang w:val="en-US"/>
               </w:rPr>
             </w:pPr>
+            <w:proofErr w:type="spellStart"/>
             <w:r>
               <w:rPr>
                 <w:sz w:val="22"/>
                 <w:szCs w:val="22"/>
                 <w:lang w:val="en-US"/>
               </w:rPr>
-              <w:t>Vlan 99</w:t>
+              <w:t>Vlan</w:t>
+            </w:r>
+            <w:proofErr w:type="spellEnd"/>
+            <w:r>
+              <w:rPr>
+                <w:sz w:val="22"/>
+                <w:szCs w:val="22"/>
+                <w:lang w:val="en-US"/>
+              </w:rPr>
+              <w:t xml:space="preserve"> 99</w:t>
             </w:r>
           </w:p>
         </w:tc>
@@ -642,7 +694,25 @@
           <w:szCs w:val="22"/>
           <w:lang w:val="en-US"/>
         </w:rPr>
-        <w:t xml:space="preserve"> vlan 10</w:t>
+        <w:t xml:space="preserve"> </w:t>
+      </w:r>
+      <w:proofErr w:type="spellStart"/>
+      <w:r>
+        <w:rPr>
+          <w:sz w:val="22"/>
+          <w:szCs w:val="22"/>
+          <w:lang w:val="en-US"/>
+        </w:rPr>
+        <w:t>vlan</w:t>
+      </w:r>
+      <w:proofErr w:type="spellEnd"/>
+      <w:r>
+        <w:rPr>
+          <w:sz w:val="22"/>
+          <w:szCs w:val="22"/>
+          <w:lang w:val="en-US"/>
+        </w:rPr>
+        <w:t xml:space="preserve"> 10</w:t>
       </w:r>
     </w:p>
     <w:p>
@@ -658,8 +728,18 @@
           <w:szCs w:val="22"/>
           <w:lang w:val="en-US"/>
         </w:rPr>
-        <w:t>- ip</w:t>
-      </w:r>
+        <w:t xml:space="preserve">- </w:t>
+      </w:r>
+      <w:proofErr w:type="spellStart"/>
+      <w:r>
+        <w:rPr>
+          <w:sz w:val="22"/>
+          <w:szCs w:val="22"/>
+          <w:lang w:val="en-US"/>
+        </w:rPr>
+        <w:t>ip</w:t>
+      </w:r>
+      <w:proofErr w:type="spellEnd"/>
       <w:r>
         <w:rPr>
           <w:sz w:val="22"/>
@@ -784,7 +864,23 @@
           <w:sz w:val="22"/>
           <w:szCs w:val="22"/>
         </w:rPr>
-        <w:t xml:space="preserve"> vlan 20</w:t>
+        <w:t xml:space="preserve"> </w:t>
+      </w:r>
+      <w:proofErr w:type="spellStart"/>
+      <w:r>
+        <w:rPr>
+          <w:sz w:val="22"/>
+          <w:szCs w:val="22"/>
+        </w:rPr>
+        <w:t>vlan</w:t>
+      </w:r>
+      <w:proofErr w:type="spellEnd"/>
+      <w:r>
+        <w:rPr>
+          <w:sz w:val="22"/>
+          <w:szCs w:val="22"/>
+        </w:rPr>
+        <w:t xml:space="preserve"> 20</w:t>
       </w:r>
     </w:p>
     <w:p>
@@ -799,8 +895,17 @@
           <w:sz w:val="22"/>
           <w:szCs w:val="22"/>
         </w:rPr>
-        <w:t>-ip</w:t>
-      </w:r>
+        <w:t>-</w:t>
+      </w:r>
+      <w:proofErr w:type="spellStart"/>
+      <w:r>
+        <w:rPr>
+          <w:sz w:val="22"/>
+          <w:szCs w:val="22"/>
+        </w:rPr>
+        <w:t>ip</w:t>
+      </w:r>
+      <w:proofErr w:type="spellEnd"/>
       <w:r>
         <w:rPr>
           <w:sz w:val="22"/>
@@ -899,6 +1004,7 @@
           <w:lang w:val="en-US"/>
         </w:rPr>
       </w:pPr>
+      <w:proofErr w:type="gramStart"/>
       <w:r>
         <w:rPr>
           <w:sz w:val="24"/>
@@ -914,6 +1020,7 @@
         </w:rPr>
         <w:t xml:space="preserve">  -</w:t>
       </w:r>
+      <w:proofErr w:type="gramEnd"/>
       <w:r>
         <w:rPr>
           <w:sz w:val="24"/>
@@ -933,7 +1040,23 @@
           <w:sz w:val="24"/>
           <w:szCs w:val="24"/>
         </w:rPr>
-        <w:t xml:space="preserve"> vlan 30</w:t>
+        <w:t xml:space="preserve"> </w:t>
+      </w:r>
+      <w:proofErr w:type="spellStart"/>
+      <w:r>
+        <w:rPr>
+          <w:sz w:val="24"/>
+          <w:szCs w:val="24"/>
+        </w:rPr>
+        <w:t>vlan</w:t>
+      </w:r>
+      <w:proofErr w:type="spellEnd"/>
+      <w:r>
+        <w:rPr>
+          <w:sz w:val="24"/>
+          <w:szCs w:val="24"/>
+        </w:rPr>
+        <w:t xml:space="preserve"> 30</w:t>
       </w:r>
     </w:p>
     <w:p>
@@ -949,7 +1072,25 @@
           <w:szCs w:val="22"/>
           <w:lang w:val="en-US"/>
         </w:rPr>
-        <w:t xml:space="preserve">-ip </w:t>
+        <w:t>-</w:t>
+      </w:r>
+      <w:proofErr w:type="spellStart"/>
+      <w:r>
+        <w:rPr>
+          <w:sz w:val="22"/>
+          <w:szCs w:val="22"/>
+          <w:lang w:val="en-US"/>
+        </w:rPr>
+        <w:t>ip</w:t>
+      </w:r>
+      <w:proofErr w:type="spellEnd"/>
+      <w:r>
+        <w:rPr>
+          <w:sz w:val="22"/>
+          <w:szCs w:val="22"/>
+          <w:lang w:val="en-US"/>
+        </w:rPr>
+        <w:t xml:space="preserve"> </w:t>
       </w:r>
       <w:r>
         <w:rPr>
@@ -1052,7 +1193,25 @@
           <w:szCs w:val="24"/>
           <w:lang w:val="en-US"/>
         </w:rPr>
-        <w:t xml:space="preserve"> vlan 99</w:t>
+        <w:t xml:space="preserve"> </w:t>
+      </w:r>
+      <w:proofErr w:type="spellStart"/>
+      <w:r>
+        <w:rPr>
+          <w:sz w:val="24"/>
+          <w:szCs w:val="24"/>
+          <w:lang w:val="en-US"/>
+        </w:rPr>
+        <w:t>vlan</w:t>
+      </w:r>
+      <w:proofErr w:type="spellEnd"/>
+      <w:r>
+        <w:rPr>
+          <w:sz w:val="24"/>
+          <w:szCs w:val="24"/>
+          <w:lang w:val="en-US"/>
+        </w:rPr>
+        <w:t xml:space="preserve"> 99</w:t>
       </w:r>
     </w:p>
     <w:p>
@@ -1068,8 +1227,18 @@
           <w:szCs w:val="22"/>
           <w:lang w:val="en-US"/>
         </w:rPr>
-        <w:t>-ip</w:t>
-      </w:r>
+        <w:t>-</w:t>
+      </w:r>
+      <w:proofErr w:type="spellStart"/>
+      <w:r>
+        <w:rPr>
+          <w:sz w:val="22"/>
+          <w:szCs w:val="22"/>
+          <w:lang w:val="en-US"/>
+        </w:rPr>
+        <w:t>ip</w:t>
+      </w:r>
+      <w:proofErr w:type="spellEnd"/>
       <w:r>
         <w:rPr>
           <w:sz w:val="22"/>
@@ -1228,7 +1397,23 @@
           <w:sz w:val="24"/>
           <w:szCs w:val="24"/>
         </w:rPr>
-        <w:t xml:space="preserve"> vlan 10</w:t>
+        <w:t xml:space="preserve"> </w:t>
+      </w:r>
+      <w:proofErr w:type="spellStart"/>
+      <w:r>
+        <w:rPr>
+          <w:sz w:val="24"/>
+          <w:szCs w:val="24"/>
+        </w:rPr>
+        <w:t>vlan</w:t>
+      </w:r>
+      <w:proofErr w:type="spellEnd"/>
+      <w:r>
+        <w:rPr>
+          <w:sz w:val="24"/>
+          <w:szCs w:val="24"/>
+        </w:rPr>
+        <w:t xml:space="preserve"> 10</w:t>
       </w:r>
     </w:p>
     <w:p>
@@ -1244,14 +1429,39 @@
           <w:szCs w:val="22"/>
           <w:lang w:val="en-US"/>
         </w:rPr>
-        <w:t xml:space="preserve">-ip </w:t>
-      </w:r>
-      <w:r>
-        <w:rPr>
-          <w:sz w:val="22"/>
-          <w:szCs w:val="22"/>
-        </w:rPr>
-        <w:t>10.9.0.0/29</w:t>
+        <w:t>-</w:t>
+      </w:r>
+      <w:proofErr w:type="spellStart"/>
+      <w:r>
+        <w:rPr>
+          <w:sz w:val="22"/>
+          <w:szCs w:val="22"/>
+          <w:lang w:val="en-US"/>
+        </w:rPr>
+        <w:t>ip</w:t>
+      </w:r>
+      <w:proofErr w:type="spellEnd"/>
+      <w:r>
+        <w:rPr>
+          <w:sz w:val="22"/>
+          <w:szCs w:val="22"/>
+          <w:lang w:val="en-US"/>
+        </w:rPr>
+        <w:t xml:space="preserve"> </w:t>
+      </w:r>
+      <w:r>
+        <w:rPr>
+          <w:sz w:val="22"/>
+          <w:szCs w:val="22"/>
+        </w:rPr>
+        <w:t>10.9.0.0/2</w:t>
+      </w:r>
+      <w:r>
+        <w:rPr>
+          <w:sz w:val="22"/>
+          <w:szCs w:val="22"/>
+        </w:rPr>
+        <w:t>8</w:t>
       </w:r>
     </w:p>
     <w:p>
@@ -1291,25 +1501,6 @@
           <w14:ligatures w14:val="none"/>
         </w:rPr>
         <w:br/>
-        <w:t>10.9.0.0 - 10.9.0.7</w:t>
-      </w:r>
-    </w:p>
-    <w:p>
-      <w:pPr>
-        <w:rPr>
-          <w:sz w:val="22"/>
-          <w:szCs w:val="22"/>
-          <w:lang w:val="en-US"/>
-        </w:rPr>
-      </w:pPr>
-      <w:r>
-        <w:rPr>
-          <w:b/>
-          <w:bCs/>
-          <w:sz w:val="22"/>
-          <w:szCs w:val="22"/>
-        </w:rPr>
-        <w:t>Useable IPs</w:t>
       </w:r>
       <w:r>
         <w:rPr>
@@ -1320,8 +1511,47 @@
           <w:lang w:eastAsia="en-NZ"/>
           <w14:ligatures w14:val="none"/>
         </w:rPr>
+        <w:t>10.9.0.0 - 10.9.0.15</w:t>
+      </w:r>
+    </w:p>
+    <w:p>
+      <w:pPr>
+        <w:rPr>
+          <w:sz w:val="22"/>
+          <w:szCs w:val="22"/>
+          <w:lang w:val="en-US"/>
+        </w:rPr>
+      </w:pPr>
+      <w:r>
+        <w:rPr>
+          <w:b/>
+          <w:bCs/>
+          <w:sz w:val="22"/>
+          <w:szCs w:val="22"/>
+        </w:rPr>
+        <w:t>Useable IPs</w:t>
+      </w:r>
+      <w:r>
+        <w:rPr>
+          <w:rFonts w:ascii="Arial" w:eastAsia="Times New Roman" w:hAnsi="Arial" w:cs="Arial"/>
+          <w:kern w:val="0"/>
+          <w:sz w:val="18"/>
+          <w:szCs w:val="18"/>
+          <w:lang w:eastAsia="en-NZ"/>
+          <w14:ligatures w14:val="none"/>
+        </w:rPr>
         <w:br/>
-        <w:t>10.9.0.1 - 10.9.0.6</w:t>
+      </w:r>
+      <w:r>
+        <w:rPr>
+          <w:rFonts w:ascii="Arial" w:eastAsia="Times New Roman" w:hAnsi="Arial" w:cs="Arial"/>
+          <w:kern w:val="0"/>
+          <w:sz w:val="18"/>
+          <w:szCs w:val="18"/>
+          <w:lang w:eastAsia="en-NZ"/>
+          <w14:ligatures w14:val="none"/>
+        </w:rPr>
+        <w:t>10.9.0.1 - 10.9.0.14</w:t>
       </w:r>
     </w:p>
     <w:p>
@@ -1362,7 +1592,23 @@
           <w:sz w:val="24"/>
           <w:szCs w:val="24"/>
         </w:rPr>
-        <w:t xml:space="preserve"> vlan 20</w:t>
+        <w:t xml:space="preserve"> </w:t>
+      </w:r>
+      <w:proofErr w:type="spellStart"/>
+      <w:r>
+        <w:rPr>
+          <w:sz w:val="24"/>
+          <w:szCs w:val="24"/>
+        </w:rPr>
+        <w:t>vlan</w:t>
+      </w:r>
+      <w:proofErr w:type="spellEnd"/>
+      <w:r>
+        <w:rPr>
+          <w:sz w:val="24"/>
+          <w:szCs w:val="24"/>
+        </w:rPr>
+        <w:t xml:space="preserve"> 20</w:t>
       </w:r>
     </w:p>
     <w:p>
@@ -1378,7 +1624,25 @@
           <w:szCs w:val="22"/>
           <w:lang w:val="en-US"/>
         </w:rPr>
-        <w:t xml:space="preserve">-ip </w:t>
+        <w:t>-</w:t>
+      </w:r>
+      <w:proofErr w:type="spellStart"/>
+      <w:r>
+        <w:rPr>
+          <w:sz w:val="22"/>
+          <w:szCs w:val="22"/>
+          <w:lang w:val="en-US"/>
+        </w:rPr>
+        <w:t>ip</w:t>
+      </w:r>
+      <w:proofErr w:type="spellEnd"/>
+      <w:r>
+        <w:rPr>
+          <w:sz w:val="22"/>
+          <w:szCs w:val="22"/>
+          <w:lang w:val="en-US"/>
+        </w:rPr>
+        <w:t xml:space="preserve"> </w:t>
       </w:r>
       <w:r>
         <w:rPr>
@@ -1523,7 +1787,23 @@
                 <w:sz w:val="22"/>
                 <w:szCs w:val="22"/>
               </w:rPr>
-              <w:t xml:space="preserve">Switch Mgmt IP address: </w:t>
+              <w:t xml:space="preserve">Switch </w:t>
+            </w:r>
+            <w:proofErr w:type="spellStart"/>
+            <w:r>
+              <w:rPr>
+                <w:sz w:val="22"/>
+                <w:szCs w:val="22"/>
+              </w:rPr>
+              <w:t>Mgmt</w:t>
+            </w:r>
+            <w:proofErr w:type="spellEnd"/>
+            <w:r>
+              <w:rPr>
+                <w:sz w:val="22"/>
+                <w:szCs w:val="22"/>
+              </w:rPr>
+              <w:t xml:space="preserve"> IP address: </w:t>
             </w:r>
             <w:r>
               <w:rPr>
@@ -1809,7 +2089,23 @@
                 <w:sz w:val="22"/>
                 <w:szCs w:val="22"/>
               </w:rPr>
-              <w:t xml:space="preserve">Switch Mgmt IP address: </w:t>
+              <w:t xml:space="preserve">Switch </w:t>
+            </w:r>
+            <w:proofErr w:type="spellStart"/>
+            <w:r>
+              <w:rPr>
+                <w:sz w:val="22"/>
+                <w:szCs w:val="22"/>
+              </w:rPr>
+              <w:t>Mgmt</w:t>
+            </w:r>
+            <w:proofErr w:type="spellEnd"/>
+            <w:r>
+              <w:rPr>
+                <w:sz w:val="22"/>
+                <w:szCs w:val="22"/>
+              </w:rPr>
+              <w:t xml:space="preserve"> IP address: </w:t>
             </w:r>
             <w:r>
               <w:rPr>
@@ -1843,14 +2139,7 @@
                 <w:sz w:val="22"/>
                 <w:szCs w:val="22"/>
               </w:rPr>
-              <w:t xml:space="preserve"> </w:t>
-            </w:r>
-            <w:r>
-              <w:rPr>
-                <w:sz w:val="22"/>
-                <w:szCs w:val="22"/>
-              </w:rPr>
-              <w:t>vlan99</w:t>
+              <w:t xml:space="preserve"> vlan99</w:t>
             </w:r>
           </w:p>
         </w:tc>
@@ -2086,7 +2375,23 @@
                 <w:sz w:val="22"/>
                 <w:szCs w:val="22"/>
               </w:rPr>
-              <w:t xml:space="preserve">Switch Mgmt IP address: </w:t>
+              <w:t xml:space="preserve">Switch </w:t>
+            </w:r>
+            <w:proofErr w:type="spellStart"/>
+            <w:r>
+              <w:rPr>
+                <w:sz w:val="22"/>
+                <w:szCs w:val="22"/>
+              </w:rPr>
+              <w:t>Mgmt</w:t>
+            </w:r>
+            <w:proofErr w:type="spellEnd"/>
+            <w:r>
+              <w:rPr>
+                <w:sz w:val="22"/>
+                <w:szCs w:val="22"/>
+              </w:rPr>
+              <w:t xml:space="preserve"> IP address: </w:t>
             </w:r>
             <w:r>
               <w:rPr>
@@ -2127,14 +2432,7 @@
                 <w:sz w:val="22"/>
                 <w:szCs w:val="22"/>
               </w:rPr>
-              <w:t xml:space="preserve"> </w:t>
-            </w:r>
-            <w:r>
-              <w:rPr>
-                <w:sz w:val="22"/>
-                <w:szCs w:val="22"/>
-              </w:rPr>
-              <w:t>vlan99</w:t>
+              <w:t xml:space="preserve"> vlan99</w:t>
             </w:r>
           </w:p>
         </w:tc>
@@ -2384,7 +2682,23 @@
                 <w:sz w:val="22"/>
                 <w:szCs w:val="22"/>
               </w:rPr>
-              <w:t xml:space="preserve">Switch Mgmt IP address: </w:t>
+              <w:t xml:space="preserve">Switch </w:t>
+            </w:r>
+            <w:proofErr w:type="spellStart"/>
+            <w:r>
+              <w:rPr>
+                <w:sz w:val="22"/>
+                <w:szCs w:val="22"/>
+              </w:rPr>
+              <w:t>Mgmt</w:t>
+            </w:r>
+            <w:proofErr w:type="spellEnd"/>
+            <w:r>
+              <w:rPr>
+                <w:sz w:val="22"/>
+                <w:szCs w:val="22"/>
+              </w:rPr>
+              <w:t xml:space="preserve"> IP address: </w:t>
             </w:r>
             <w:r>
               <w:rPr>
@@ -2425,14 +2739,7 @@
                 <w:sz w:val="22"/>
                 <w:szCs w:val="22"/>
               </w:rPr>
-              <w:t xml:space="preserve"> </w:t>
-            </w:r>
-            <w:r>
-              <w:rPr>
-                <w:sz w:val="22"/>
-                <w:szCs w:val="22"/>
-              </w:rPr>
-              <w:t>vlan99</w:t>
+              <w:t xml:space="preserve"> vlan99</w:t>
             </w:r>
           </w:p>
         </w:tc>
@@ -2607,6 +2914,2235 @@
                 <w:sz w:val="22"/>
                 <w:szCs w:val="22"/>
                 <w:lang w:val="en-US"/>
+              </w:rPr>
+            </w:pPr>
+          </w:p>
+        </w:tc>
+      </w:tr>
+    </w:tbl>
+    <w:p>
+      <w:pPr>
+        <w:rPr>
+          <w:sz w:val="22"/>
+          <w:szCs w:val="22"/>
+          <w:lang w:val="en-US"/>
+        </w:rPr>
+      </w:pPr>
+    </w:p>
+    <w:p>
+      <w:pPr>
+        <w:rPr>
+          <w:b/>
+        </w:rPr>
+      </w:pPr>
+    </w:p>
+    <w:p>
+      <w:pPr>
+        <w:autoSpaceDE w:val="0"/>
+        <w:autoSpaceDN w:val="0"/>
+        <w:adjustRightInd w:val="0"/>
+        <w:spacing w:before="60" w:after="60"/>
+        <w:rPr>
+          <w:rFonts w:ascii="Arial" w:hAnsi="Arial" w:cs="Arial"/>
+          <w:b/>
+          <w:color w:val="000000"/>
+          <w:sz w:val="20"/>
+          <w:szCs w:val="20"/>
+        </w:rPr>
+      </w:pPr>
+      <w:r>
+        <w:rPr>
+          <w:rFonts w:ascii="Arial" w:hAnsi="Arial" w:cs="Arial"/>
+          <w:b/>
+          <w:color w:val="000000"/>
+          <w:sz w:val="20"/>
+          <w:szCs w:val="20"/>
+        </w:rPr>
+        <w:t>Network Summary (all IP subnets)</w:t>
+      </w:r>
+    </w:p>
+    <w:tbl>
+      <w:tblPr>
+        <w:tblW w:w="10155" w:type="dxa"/>
+        <w:tblBorders>
+          <w:top w:val="single" w:sz="4" w:space="0" w:color="auto"/>
+          <w:left w:val="single" w:sz="4" w:space="0" w:color="auto"/>
+          <w:bottom w:val="single" w:sz="4" w:space="0" w:color="auto"/>
+          <w:right w:val="single" w:sz="4" w:space="0" w:color="auto"/>
+          <w:insideH w:val="single" w:sz="4" w:space="0" w:color="auto"/>
+          <w:insideV w:val="single" w:sz="4" w:space="0" w:color="auto"/>
+        </w:tblBorders>
+        <w:tblLayout w:type="fixed"/>
+        <w:tblLook w:val="0000" w:firstRow="0" w:lastRow="0" w:firstColumn="0" w:lastColumn="0" w:noHBand="0" w:noVBand="0"/>
+      </w:tblPr>
+      <w:tblGrid>
+        <w:gridCol w:w="1650"/>
+        <w:gridCol w:w="691"/>
+        <w:gridCol w:w="1117"/>
+        <w:gridCol w:w="1310"/>
+        <w:gridCol w:w="1701"/>
+        <w:gridCol w:w="993"/>
+        <w:gridCol w:w="1417"/>
+        <w:gridCol w:w="1276"/>
+      </w:tblGrid>
+      <w:tr>
+        <w:tblPrEx>
+          <w:tblCellMar>
+            <w:top w:w="0" w:type="dxa"/>
+            <w:bottom w:w="0" w:type="dxa"/>
+          </w:tblCellMar>
+        </w:tblPrEx>
+        <w:trPr>
+          <w:trHeight w:val="571"/>
+        </w:trPr>
+        <w:tc>
+          <w:tcPr>
+            <w:tcW w:w="1650" w:type="dxa"/>
+          </w:tcPr>
+          <w:p>
+            <w:pPr>
+              <w:autoSpaceDE w:val="0"/>
+              <w:autoSpaceDN w:val="0"/>
+              <w:adjustRightInd w:val="0"/>
+              <w:spacing w:before="60" w:after="60"/>
+              <w:rPr>
+                <w:rFonts w:ascii="Arial" w:hAnsi="Arial" w:cs="Arial"/>
+                <w:b/>
+                <w:color w:val="000000"/>
+                <w:spacing w:val="1"/>
+                <w:sz w:val="16"/>
+                <w:szCs w:val="16"/>
+              </w:rPr>
+            </w:pPr>
+            <w:r>
+              <w:rPr>
+                <w:rFonts w:ascii="Arial" w:hAnsi="Arial" w:cs="Arial"/>
+                <w:b/>
+                <w:color w:val="000000"/>
+                <w:spacing w:val="1"/>
+                <w:sz w:val="16"/>
+                <w:szCs w:val="16"/>
+              </w:rPr>
+              <w:t>Network Name</w:t>
+            </w:r>
+          </w:p>
+        </w:tc>
+        <w:tc>
+          <w:tcPr>
+            <w:tcW w:w="691" w:type="dxa"/>
+          </w:tcPr>
+          <w:p>
+            <w:pPr>
+              <w:autoSpaceDE w:val="0"/>
+              <w:autoSpaceDN w:val="0"/>
+              <w:adjustRightInd w:val="0"/>
+              <w:spacing w:before="60" w:after="60"/>
+              <w:rPr>
+                <w:rFonts w:ascii="Arial" w:hAnsi="Arial" w:cs="Arial"/>
+                <w:b/>
+                <w:color w:val="000000"/>
+                <w:spacing w:val="1"/>
+                <w:sz w:val="16"/>
+                <w:szCs w:val="16"/>
+              </w:rPr>
+            </w:pPr>
+            <w:r>
+              <w:rPr>
+                <w:rFonts w:ascii="Arial" w:hAnsi="Arial" w:cs="Arial"/>
+                <w:b/>
+                <w:color w:val="000000"/>
+                <w:spacing w:val="1"/>
+                <w:sz w:val="16"/>
+                <w:szCs w:val="16"/>
+              </w:rPr>
+              <w:t>VLAN</w:t>
+            </w:r>
+          </w:p>
+        </w:tc>
+        <w:tc>
+          <w:tcPr>
+            <w:tcW w:w="1117" w:type="dxa"/>
+          </w:tcPr>
+          <w:p>
+            <w:pPr>
+              <w:autoSpaceDE w:val="0"/>
+              <w:autoSpaceDN w:val="0"/>
+              <w:adjustRightInd w:val="0"/>
+              <w:spacing w:before="60" w:after="60"/>
+              <w:rPr>
+                <w:rFonts w:ascii="Arial" w:hAnsi="Arial" w:cs="Arial"/>
+                <w:b/>
+                <w:color w:val="000000"/>
+                <w:spacing w:val="1"/>
+                <w:sz w:val="16"/>
+                <w:szCs w:val="16"/>
+              </w:rPr>
+            </w:pPr>
+            <w:r>
+              <w:rPr>
+                <w:rFonts w:ascii="Arial" w:hAnsi="Arial" w:cs="Arial"/>
+                <w:b/>
+                <w:color w:val="000000"/>
+                <w:spacing w:val="1"/>
+                <w:sz w:val="16"/>
+                <w:szCs w:val="16"/>
+              </w:rPr>
+              <w:t>Number of host addresses required</w:t>
+            </w:r>
+          </w:p>
+        </w:tc>
+        <w:tc>
+          <w:tcPr>
+            <w:tcW w:w="1310" w:type="dxa"/>
+          </w:tcPr>
+          <w:p>
+            <w:pPr>
+              <w:autoSpaceDE w:val="0"/>
+              <w:autoSpaceDN w:val="0"/>
+              <w:adjustRightInd w:val="0"/>
+              <w:spacing w:before="60" w:after="60"/>
+              <w:jc w:val="center"/>
+              <w:rPr>
+                <w:rFonts w:ascii="Arial" w:hAnsi="Arial" w:cs="Arial"/>
+                <w:b/>
+                <w:color w:val="000000"/>
+                <w:spacing w:val="1"/>
+                <w:sz w:val="16"/>
+                <w:szCs w:val="16"/>
+              </w:rPr>
+            </w:pPr>
+            <w:r>
+              <w:rPr>
+                <w:rFonts w:ascii="Arial" w:hAnsi="Arial" w:cs="Arial"/>
+                <w:b/>
+                <w:color w:val="000000"/>
+                <w:spacing w:val="1"/>
+                <w:sz w:val="16"/>
+                <w:szCs w:val="16"/>
+              </w:rPr>
+              <w:t>Network Address</w:t>
+            </w:r>
+          </w:p>
+        </w:tc>
+        <w:tc>
+          <w:tcPr>
+            <w:tcW w:w="1701" w:type="dxa"/>
+          </w:tcPr>
+          <w:p>
+            <w:pPr>
+              <w:autoSpaceDE w:val="0"/>
+              <w:autoSpaceDN w:val="0"/>
+              <w:adjustRightInd w:val="0"/>
+              <w:spacing w:before="60" w:after="60"/>
+              <w:rPr>
+                <w:rFonts w:ascii="Arial" w:hAnsi="Arial" w:cs="Arial"/>
+                <w:b/>
+                <w:color w:val="000000"/>
+                <w:spacing w:val="1"/>
+                <w:sz w:val="16"/>
+                <w:szCs w:val="16"/>
+              </w:rPr>
+            </w:pPr>
+            <w:r>
+              <w:rPr>
+                <w:rFonts w:ascii="Arial" w:hAnsi="Arial" w:cs="Arial"/>
+                <w:b/>
+                <w:color w:val="000000"/>
+                <w:spacing w:val="1"/>
+                <w:sz w:val="16"/>
+                <w:szCs w:val="16"/>
+              </w:rPr>
+              <w:t>Subnet Mask</w:t>
+            </w:r>
+          </w:p>
+        </w:tc>
+        <w:tc>
+          <w:tcPr>
+            <w:tcW w:w="993" w:type="dxa"/>
+          </w:tcPr>
+          <w:p>
+            <w:pPr>
+              <w:autoSpaceDE w:val="0"/>
+              <w:autoSpaceDN w:val="0"/>
+              <w:adjustRightInd w:val="0"/>
+              <w:spacing w:before="60" w:after="60"/>
+              <w:rPr>
+                <w:rFonts w:ascii="Arial" w:hAnsi="Arial" w:cs="Arial"/>
+                <w:b/>
+                <w:color w:val="000000"/>
+                <w:spacing w:val="1"/>
+                <w:sz w:val="16"/>
+                <w:szCs w:val="16"/>
+              </w:rPr>
+            </w:pPr>
+            <w:r>
+              <w:rPr>
+                <w:rFonts w:ascii="Arial" w:hAnsi="Arial" w:cs="Arial"/>
+                <w:b/>
+                <w:color w:val="000000"/>
+                <w:spacing w:val="1"/>
+                <w:sz w:val="16"/>
+                <w:szCs w:val="16"/>
+              </w:rPr>
+              <w:t>Max Number of Host</w:t>
+            </w:r>
+            <w:r>
+              <w:rPr>
+                <w:rFonts w:ascii="Arial" w:hAnsi="Arial" w:cs="Arial"/>
+                <w:b/>
+                <w:color w:val="000000"/>
+                <w:spacing w:val="1"/>
+                <w:sz w:val="16"/>
+                <w:szCs w:val="16"/>
+              </w:rPr>
+              <w:t>s</w:t>
+            </w:r>
+            <w:r>
+              <w:rPr>
+                <w:rFonts w:ascii="Arial" w:hAnsi="Arial" w:cs="Arial"/>
+                <w:b/>
+                <w:color w:val="000000"/>
+                <w:spacing w:val="1"/>
+                <w:sz w:val="16"/>
+                <w:szCs w:val="16"/>
+              </w:rPr>
+              <w:t xml:space="preserve"> Possible</w:t>
+            </w:r>
+          </w:p>
+        </w:tc>
+        <w:tc>
+          <w:tcPr>
+            <w:tcW w:w="1417" w:type="dxa"/>
+          </w:tcPr>
+          <w:p>
+            <w:pPr>
+              <w:autoSpaceDE w:val="0"/>
+              <w:autoSpaceDN w:val="0"/>
+              <w:adjustRightInd w:val="0"/>
+              <w:spacing w:before="60" w:after="60"/>
+              <w:jc w:val="center"/>
+              <w:rPr>
+                <w:rFonts w:ascii="Arial" w:hAnsi="Arial" w:cs="Arial"/>
+                <w:b/>
+                <w:color w:val="000000"/>
+                <w:spacing w:val="1"/>
+                <w:sz w:val="16"/>
+                <w:szCs w:val="16"/>
+              </w:rPr>
+            </w:pPr>
+            <w:r>
+              <w:rPr>
+                <w:rFonts w:ascii="Arial" w:hAnsi="Arial" w:cs="Arial"/>
+                <w:b/>
+                <w:color w:val="000000"/>
+                <w:spacing w:val="1"/>
+                <w:sz w:val="16"/>
+                <w:szCs w:val="16"/>
+              </w:rPr>
+              <w:t>Assignable Range</w:t>
+            </w:r>
+          </w:p>
+        </w:tc>
+        <w:tc>
+          <w:tcPr>
+            <w:tcW w:w="1276" w:type="dxa"/>
+          </w:tcPr>
+          <w:p>
+            <w:pPr>
+              <w:autoSpaceDE w:val="0"/>
+              <w:autoSpaceDN w:val="0"/>
+              <w:adjustRightInd w:val="0"/>
+              <w:spacing w:before="60" w:after="60"/>
+              <w:jc w:val="center"/>
+              <w:rPr>
+                <w:rFonts w:ascii="Arial" w:hAnsi="Arial" w:cs="Arial"/>
+                <w:b/>
+                <w:color w:val="000000"/>
+                <w:spacing w:val="1"/>
+                <w:sz w:val="16"/>
+                <w:szCs w:val="16"/>
+              </w:rPr>
+            </w:pPr>
+            <w:r>
+              <w:rPr>
+                <w:rFonts w:ascii="Arial" w:hAnsi="Arial" w:cs="Arial"/>
+                <w:b/>
+                <w:color w:val="000000"/>
+                <w:spacing w:val="1"/>
+                <w:sz w:val="16"/>
+                <w:szCs w:val="16"/>
+              </w:rPr>
+              <w:t>Gateway Address</w:t>
+            </w:r>
+          </w:p>
+        </w:tc>
+      </w:tr>
+      <w:tr>
+        <w:tblPrEx>
+          <w:tblCellMar>
+            <w:top w:w="0" w:type="dxa"/>
+            <w:bottom w:w="0" w:type="dxa"/>
+          </w:tblCellMar>
+        </w:tblPrEx>
+        <w:trPr>
+          <w:trHeight w:val="370"/>
+        </w:trPr>
+        <w:tc>
+          <w:tcPr>
+            <w:tcW w:w="1650" w:type="dxa"/>
+          </w:tcPr>
+          <w:p>
+            <w:pPr>
+              <w:autoSpaceDE w:val="0"/>
+              <w:autoSpaceDN w:val="0"/>
+              <w:adjustRightInd w:val="0"/>
+              <w:spacing w:before="120" w:after="120"/>
+              <w:rPr>
+                <w:rFonts w:ascii="Arial" w:hAnsi="Arial" w:cs="Arial"/>
+                <w:b/>
+                <w:color w:val="000000"/>
+                <w:spacing w:val="1"/>
+                <w:sz w:val="18"/>
+                <w:szCs w:val="20"/>
+              </w:rPr>
+            </w:pPr>
+          </w:p>
+        </w:tc>
+        <w:tc>
+          <w:tcPr>
+            <w:tcW w:w="691" w:type="dxa"/>
+          </w:tcPr>
+          <w:p>
+            <w:pPr>
+              <w:autoSpaceDE w:val="0"/>
+              <w:autoSpaceDN w:val="0"/>
+              <w:adjustRightInd w:val="0"/>
+              <w:spacing w:before="120" w:after="120"/>
+              <w:rPr>
+                <w:rFonts w:ascii="Arial" w:hAnsi="Arial" w:cs="Arial"/>
+                <w:b/>
+                <w:color w:val="000000"/>
+                <w:spacing w:val="1"/>
+                <w:sz w:val="18"/>
+                <w:szCs w:val="20"/>
+              </w:rPr>
+            </w:pPr>
+          </w:p>
+        </w:tc>
+        <w:tc>
+          <w:tcPr>
+            <w:tcW w:w="1117" w:type="dxa"/>
+          </w:tcPr>
+          <w:p>
+            <w:pPr>
+              <w:autoSpaceDE w:val="0"/>
+              <w:autoSpaceDN w:val="0"/>
+              <w:adjustRightInd w:val="0"/>
+              <w:spacing w:before="120" w:after="120"/>
+              <w:rPr>
+                <w:rFonts w:ascii="Arial" w:hAnsi="Arial" w:cs="Arial"/>
+                <w:b/>
+                <w:color w:val="000000"/>
+                <w:spacing w:val="1"/>
+                <w:sz w:val="18"/>
+                <w:szCs w:val="20"/>
+              </w:rPr>
+            </w:pPr>
+          </w:p>
+        </w:tc>
+        <w:tc>
+          <w:tcPr>
+            <w:tcW w:w="1310" w:type="dxa"/>
+          </w:tcPr>
+          <w:p>
+            <w:pPr>
+              <w:autoSpaceDE w:val="0"/>
+              <w:autoSpaceDN w:val="0"/>
+              <w:adjustRightInd w:val="0"/>
+              <w:spacing w:before="120" w:after="120"/>
+              <w:rPr>
+                <w:rFonts w:ascii="Arial" w:hAnsi="Arial" w:cs="Arial"/>
+                <w:b/>
+                <w:color w:val="000000"/>
+                <w:spacing w:val="1"/>
+                <w:sz w:val="18"/>
+                <w:szCs w:val="20"/>
+              </w:rPr>
+            </w:pPr>
+          </w:p>
+        </w:tc>
+        <w:tc>
+          <w:tcPr>
+            <w:tcW w:w="1701" w:type="dxa"/>
+          </w:tcPr>
+          <w:p>
+            <w:pPr>
+              <w:autoSpaceDE w:val="0"/>
+              <w:autoSpaceDN w:val="0"/>
+              <w:adjustRightInd w:val="0"/>
+              <w:spacing w:before="120" w:after="120"/>
+              <w:rPr>
+                <w:rFonts w:ascii="Arial" w:hAnsi="Arial" w:cs="Arial"/>
+                <w:b/>
+                <w:color w:val="000000"/>
+                <w:spacing w:val="1"/>
+                <w:sz w:val="18"/>
+                <w:szCs w:val="20"/>
+              </w:rPr>
+            </w:pPr>
+          </w:p>
+        </w:tc>
+        <w:tc>
+          <w:tcPr>
+            <w:tcW w:w="993" w:type="dxa"/>
+          </w:tcPr>
+          <w:p>
+            <w:pPr>
+              <w:autoSpaceDE w:val="0"/>
+              <w:autoSpaceDN w:val="0"/>
+              <w:adjustRightInd w:val="0"/>
+              <w:spacing w:before="120" w:after="120"/>
+              <w:rPr>
+                <w:rFonts w:ascii="Arial" w:hAnsi="Arial" w:cs="Arial"/>
+                <w:b/>
+                <w:color w:val="000000"/>
+                <w:spacing w:val="1"/>
+                <w:sz w:val="18"/>
+                <w:szCs w:val="20"/>
+              </w:rPr>
+            </w:pPr>
+          </w:p>
+        </w:tc>
+        <w:tc>
+          <w:tcPr>
+            <w:tcW w:w="1417" w:type="dxa"/>
+          </w:tcPr>
+          <w:p>
+            <w:pPr>
+              <w:autoSpaceDE w:val="0"/>
+              <w:autoSpaceDN w:val="0"/>
+              <w:adjustRightInd w:val="0"/>
+              <w:spacing w:before="120" w:after="120"/>
+              <w:rPr>
+                <w:rFonts w:ascii="Arial" w:hAnsi="Arial" w:cs="Arial"/>
+                <w:b/>
+                <w:color w:val="000000"/>
+                <w:spacing w:val="1"/>
+                <w:sz w:val="18"/>
+                <w:szCs w:val="20"/>
+              </w:rPr>
+            </w:pPr>
+          </w:p>
+        </w:tc>
+        <w:tc>
+          <w:tcPr>
+            <w:tcW w:w="1276" w:type="dxa"/>
+          </w:tcPr>
+          <w:p>
+            <w:pPr>
+              <w:autoSpaceDE w:val="0"/>
+              <w:autoSpaceDN w:val="0"/>
+              <w:adjustRightInd w:val="0"/>
+              <w:spacing w:before="120" w:after="120"/>
+              <w:rPr>
+                <w:rFonts w:ascii="Arial" w:hAnsi="Arial" w:cs="Arial"/>
+                <w:b/>
+                <w:color w:val="000000"/>
+                <w:spacing w:val="1"/>
+                <w:sz w:val="18"/>
+                <w:szCs w:val="20"/>
+              </w:rPr>
+            </w:pPr>
+          </w:p>
+        </w:tc>
+      </w:tr>
+    </w:tbl>
+    <w:p>
+      <w:pPr>
+        <w:rPr>
+          <w:b/>
+        </w:rPr>
+      </w:pPr>
+    </w:p>
+    <w:p>
+      <w:pPr>
+        <w:autoSpaceDE w:val="0"/>
+        <w:autoSpaceDN w:val="0"/>
+        <w:adjustRightInd w:val="0"/>
+        <w:spacing w:before="60" w:after="60"/>
+        <w:rPr>
+          <w:rFonts w:ascii="Arial" w:hAnsi="Arial" w:cs="Arial"/>
+          <w:sz w:val="20"/>
+          <w:szCs w:val="20"/>
+        </w:rPr>
+      </w:pPr>
+      <w:r>
+        <w:rPr>
+          <w:rFonts w:ascii="Arial" w:hAnsi="Arial" w:cs="Arial"/>
+          <w:b/>
+          <w:color w:val="000000"/>
+          <w:sz w:val="20"/>
+          <w:szCs w:val="20"/>
+        </w:rPr>
+        <w:t xml:space="preserve">HQ </w:t>
+      </w:r>
+      <w:r>
+        <w:rPr>
+          <w:rFonts w:ascii="Arial" w:hAnsi="Arial" w:cs="Arial"/>
+          <w:b/>
+          <w:color w:val="000000"/>
+          <w:sz w:val="20"/>
+          <w:szCs w:val="20"/>
+        </w:rPr>
+        <w:t>Router</w:t>
+      </w:r>
+      <w:r>
+        <w:rPr>
+          <w:rFonts w:ascii="Arial" w:hAnsi="Arial" w:cs="Arial"/>
+          <w:b/>
+          <w:color w:val="000000"/>
+          <w:sz w:val="20"/>
+          <w:szCs w:val="20"/>
+        </w:rPr>
+        <w:t>1</w:t>
+      </w:r>
+      <w:r>
+        <w:rPr>
+          <w:rFonts w:ascii="Arial" w:hAnsi="Arial" w:cs="Arial"/>
+          <w:b/>
+          <w:color w:val="000000"/>
+          <w:sz w:val="20"/>
+          <w:szCs w:val="20"/>
+        </w:rPr>
+        <w:t xml:space="preserve"> Name: </w:t>
+      </w:r>
+    </w:p>
+    <w:tbl>
+      <w:tblPr>
+        <w:tblW w:w="7708" w:type="dxa"/>
+        <w:tblBorders>
+          <w:top w:val="single" w:sz="4" w:space="0" w:color="auto"/>
+          <w:left w:val="single" w:sz="4" w:space="0" w:color="auto"/>
+          <w:bottom w:val="single" w:sz="4" w:space="0" w:color="auto"/>
+          <w:right w:val="single" w:sz="4" w:space="0" w:color="auto"/>
+          <w:insideH w:val="single" w:sz="4" w:space="0" w:color="auto"/>
+          <w:insideV w:val="single" w:sz="4" w:space="0" w:color="auto"/>
+        </w:tblBorders>
+        <w:tblLook w:val="0000" w:firstRow="0" w:lastRow="0" w:firstColumn="0" w:lastColumn="0" w:noHBand="0" w:noVBand="0"/>
+      </w:tblPr>
+      <w:tblGrid>
+        <w:gridCol w:w="1468"/>
+        <w:gridCol w:w="1007"/>
+        <w:gridCol w:w="1610"/>
+        <w:gridCol w:w="1283"/>
+        <w:gridCol w:w="1168"/>
+        <w:gridCol w:w="1172"/>
+      </w:tblGrid>
+      <w:tr>
+        <w:tblPrEx>
+          <w:tblCellMar>
+            <w:top w:w="0" w:type="dxa"/>
+            <w:bottom w:w="0" w:type="dxa"/>
+          </w:tblCellMar>
+        </w:tblPrEx>
+        <w:tc>
+          <w:tcPr>
+            <w:tcW w:w="0" w:type="auto"/>
+          </w:tcPr>
+          <w:p>
+            <w:pPr>
+              <w:autoSpaceDE w:val="0"/>
+              <w:autoSpaceDN w:val="0"/>
+              <w:adjustRightInd w:val="0"/>
+              <w:spacing w:before="60" w:after="60"/>
+              <w:jc w:val="center"/>
+              <w:rPr>
+                <w:rFonts w:ascii="Arial" w:hAnsi="Arial" w:cs="Arial"/>
+                <w:b/>
+                <w:color w:val="000000"/>
+                <w:spacing w:val="1"/>
+                <w:sz w:val="16"/>
+                <w:szCs w:val="16"/>
+              </w:rPr>
+            </w:pPr>
+            <w:r>
+              <w:rPr>
+                <w:rFonts w:ascii="Arial" w:hAnsi="Arial" w:cs="Arial"/>
+                <w:b/>
+                <w:color w:val="000000"/>
+                <w:spacing w:val="1"/>
+                <w:sz w:val="16"/>
+                <w:szCs w:val="16"/>
+              </w:rPr>
+              <w:t xml:space="preserve">Interface/Sub Interface </w:t>
+            </w:r>
+          </w:p>
+        </w:tc>
+        <w:tc>
+          <w:tcPr>
+            <w:tcW w:w="0" w:type="auto"/>
+          </w:tcPr>
+          <w:p>
+            <w:pPr>
+              <w:autoSpaceDE w:val="0"/>
+              <w:autoSpaceDN w:val="0"/>
+              <w:adjustRightInd w:val="0"/>
+              <w:spacing w:before="60" w:after="60"/>
+              <w:jc w:val="center"/>
+              <w:rPr>
+                <w:rFonts w:ascii="Arial" w:hAnsi="Arial" w:cs="Arial"/>
+                <w:b/>
+                <w:color w:val="000000"/>
+                <w:spacing w:val="1"/>
+                <w:sz w:val="16"/>
+                <w:szCs w:val="16"/>
+              </w:rPr>
+            </w:pPr>
+            <w:r>
+              <w:rPr>
+                <w:rFonts w:ascii="Arial" w:hAnsi="Arial" w:cs="Arial"/>
+                <w:b/>
+                <w:color w:val="000000"/>
+                <w:spacing w:val="1"/>
+                <w:sz w:val="16"/>
+                <w:szCs w:val="16"/>
+              </w:rPr>
+              <w:t>Network Name</w:t>
+            </w:r>
+          </w:p>
+        </w:tc>
+        <w:tc>
+          <w:tcPr>
+            <w:tcW w:w="1610" w:type="dxa"/>
+          </w:tcPr>
+          <w:p>
+            <w:pPr>
+              <w:autoSpaceDE w:val="0"/>
+              <w:autoSpaceDN w:val="0"/>
+              <w:adjustRightInd w:val="0"/>
+              <w:spacing w:before="60" w:after="60"/>
+              <w:jc w:val="center"/>
+              <w:rPr>
+                <w:rFonts w:ascii="Arial" w:hAnsi="Arial" w:cs="Arial"/>
+                <w:b/>
+                <w:color w:val="000000"/>
+                <w:spacing w:val="1"/>
+                <w:sz w:val="16"/>
+                <w:szCs w:val="16"/>
+              </w:rPr>
+            </w:pPr>
+            <w:r>
+              <w:rPr>
+                <w:rFonts w:ascii="Arial" w:hAnsi="Arial" w:cs="Arial"/>
+                <w:b/>
+                <w:color w:val="000000"/>
+                <w:spacing w:val="1"/>
+                <w:sz w:val="16"/>
+                <w:szCs w:val="16"/>
+              </w:rPr>
+              <w:t>Description and Purpose</w:t>
+            </w:r>
+          </w:p>
+        </w:tc>
+        <w:tc>
+          <w:tcPr>
+            <w:tcW w:w="1283" w:type="dxa"/>
+          </w:tcPr>
+          <w:p>
+            <w:pPr>
+              <w:autoSpaceDE w:val="0"/>
+              <w:autoSpaceDN w:val="0"/>
+              <w:adjustRightInd w:val="0"/>
+              <w:spacing w:before="60" w:after="60"/>
+              <w:jc w:val="center"/>
+              <w:rPr>
+                <w:rFonts w:ascii="Arial" w:hAnsi="Arial" w:cs="Arial"/>
+                <w:b/>
+                <w:color w:val="000000"/>
+                <w:spacing w:val="1"/>
+                <w:sz w:val="16"/>
+                <w:szCs w:val="16"/>
+              </w:rPr>
+            </w:pPr>
+            <w:r>
+              <w:rPr>
+                <w:rFonts w:ascii="Arial" w:hAnsi="Arial" w:cs="Arial"/>
+                <w:b/>
+                <w:color w:val="000000"/>
+                <w:spacing w:val="1"/>
+                <w:sz w:val="16"/>
+                <w:szCs w:val="16"/>
+              </w:rPr>
+              <w:t>Network Address</w:t>
+            </w:r>
+          </w:p>
+        </w:tc>
+        <w:tc>
+          <w:tcPr>
+            <w:tcW w:w="0" w:type="auto"/>
+          </w:tcPr>
+          <w:p>
+            <w:pPr>
+              <w:autoSpaceDE w:val="0"/>
+              <w:autoSpaceDN w:val="0"/>
+              <w:adjustRightInd w:val="0"/>
+              <w:spacing w:before="60" w:after="60"/>
+              <w:jc w:val="center"/>
+              <w:rPr>
+                <w:rFonts w:ascii="Arial" w:hAnsi="Arial" w:cs="Arial"/>
+                <w:b/>
+                <w:color w:val="000000"/>
+                <w:spacing w:val="1"/>
+                <w:sz w:val="16"/>
+                <w:szCs w:val="16"/>
+              </w:rPr>
+            </w:pPr>
+            <w:r>
+              <w:rPr>
+                <w:rFonts w:ascii="Arial" w:hAnsi="Arial" w:cs="Arial"/>
+                <w:b/>
+                <w:color w:val="000000"/>
+                <w:spacing w:val="1"/>
+                <w:sz w:val="16"/>
+                <w:szCs w:val="16"/>
+              </w:rPr>
+              <w:t>Interface IP Address</w:t>
+            </w:r>
+          </w:p>
+        </w:tc>
+        <w:tc>
+          <w:tcPr>
+            <w:tcW w:w="1172" w:type="dxa"/>
+          </w:tcPr>
+          <w:p>
+            <w:pPr>
+              <w:autoSpaceDE w:val="0"/>
+              <w:autoSpaceDN w:val="0"/>
+              <w:adjustRightInd w:val="0"/>
+              <w:spacing w:before="60" w:after="60"/>
+              <w:jc w:val="center"/>
+              <w:rPr>
+                <w:rFonts w:ascii="Arial" w:hAnsi="Arial" w:cs="Arial"/>
+                <w:b/>
+                <w:color w:val="000000"/>
+                <w:spacing w:val="1"/>
+                <w:sz w:val="16"/>
+                <w:szCs w:val="16"/>
+              </w:rPr>
+            </w:pPr>
+            <w:r>
+              <w:rPr>
+                <w:rFonts w:ascii="Arial" w:hAnsi="Arial" w:cs="Arial"/>
+                <w:b/>
+                <w:color w:val="000000"/>
+                <w:spacing w:val="1"/>
+                <w:sz w:val="16"/>
+                <w:szCs w:val="16"/>
+              </w:rPr>
+              <w:t>Subnet Mask</w:t>
+            </w:r>
+          </w:p>
+        </w:tc>
+      </w:tr>
+      <w:tr>
+        <w:tblPrEx>
+          <w:tblCellMar>
+            <w:top w:w="0" w:type="dxa"/>
+            <w:bottom w:w="0" w:type="dxa"/>
+          </w:tblCellMar>
+        </w:tblPrEx>
+        <w:tc>
+          <w:tcPr>
+            <w:tcW w:w="0" w:type="auto"/>
+          </w:tcPr>
+          <w:p>
+            <w:pPr>
+              <w:autoSpaceDE w:val="0"/>
+              <w:autoSpaceDN w:val="0"/>
+              <w:adjustRightInd w:val="0"/>
+              <w:spacing w:before="120" w:after="120"/>
+              <w:rPr>
+                <w:rFonts w:ascii="Arial" w:hAnsi="Arial" w:cs="Arial"/>
+                <w:b/>
+                <w:color w:val="000000"/>
+                <w:spacing w:val="1"/>
+                <w:sz w:val="20"/>
+                <w:szCs w:val="20"/>
+              </w:rPr>
+            </w:pPr>
+          </w:p>
+        </w:tc>
+        <w:tc>
+          <w:tcPr>
+            <w:tcW w:w="0" w:type="auto"/>
+          </w:tcPr>
+          <w:p>
+            <w:pPr>
+              <w:autoSpaceDE w:val="0"/>
+              <w:autoSpaceDN w:val="0"/>
+              <w:adjustRightInd w:val="0"/>
+              <w:spacing w:before="120" w:after="120"/>
+              <w:rPr>
+                <w:rFonts w:ascii="Arial" w:hAnsi="Arial" w:cs="Arial"/>
+                <w:b/>
+                <w:color w:val="000000"/>
+                <w:spacing w:val="1"/>
+                <w:sz w:val="20"/>
+                <w:szCs w:val="20"/>
+              </w:rPr>
+            </w:pPr>
+          </w:p>
+        </w:tc>
+        <w:tc>
+          <w:tcPr>
+            <w:tcW w:w="1610" w:type="dxa"/>
+          </w:tcPr>
+          <w:p>
+            <w:pPr>
+              <w:autoSpaceDE w:val="0"/>
+              <w:autoSpaceDN w:val="0"/>
+              <w:adjustRightInd w:val="0"/>
+              <w:spacing w:before="120" w:after="120"/>
+              <w:rPr>
+                <w:rFonts w:ascii="Arial" w:hAnsi="Arial" w:cs="Arial"/>
+                <w:b/>
+                <w:color w:val="000000"/>
+                <w:spacing w:val="1"/>
+                <w:sz w:val="20"/>
+                <w:szCs w:val="20"/>
+              </w:rPr>
+            </w:pPr>
+          </w:p>
+        </w:tc>
+        <w:tc>
+          <w:tcPr>
+            <w:tcW w:w="1283" w:type="dxa"/>
+          </w:tcPr>
+          <w:p>
+            <w:pPr>
+              <w:autoSpaceDE w:val="0"/>
+              <w:autoSpaceDN w:val="0"/>
+              <w:adjustRightInd w:val="0"/>
+              <w:spacing w:before="120" w:after="120"/>
+              <w:rPr>
+                <w:rFonts w:ascii="Arial" w:hAnsi="Arial" w:cs="Arial"/>
+                <w:b/>
+                <w:color w:val="000000"/>
+                <w:spacing w:val="1"/>
+                <w:sz w:val="20"/>
+                <w:szCs w:val="20"/>
+              </w:rPr>
+            </w:pPr>
+          </w:p>
+        </w:tc>
+        <w:tc>
+          <w:tcPr>
+            <w:tcW w:w="0" w:type="auto"/>
+          </w:tcPr>
+          <w:p>
+            <w:pPr>
+              <w:autoSpaceDE w:val="0"/>
+              <w:autoSpaceDN w:val="0"/>
+              <w:adjustRightInd w:val="0"/>
+              <w:spacing w:before="120" w:after="120"/>
+              <w:rPr>
+                <w:rFonts w:ascii="Arial" w:hAnsi="Arial" w:cs="Arial"/>
+                <w:b/>
+                <w:color w:val="000000"/>
+                <w:spacing w:val="1"/>
+                <w:sz w:val="20"/>
+                <w:szCs w:val="20"/>
+              </w:rPr>
+            </w:pPr>
+          </w:p>
+        </w:tc>
+        <w:tc>
+          <w:tcPr>
+            <w:tcW w:w="1172" w:type="dxa"/>
+          </w:tcPr>
+          <w:p>
+            <w:pPr>
+              <w:autoSpaceDE w:val="0"/>
+              <w:autoSpaceDN w:val="0"/>
+              <w:adjustRightInd w:val="0"/>
+              <w:spacing w:before="120" w:after="120"/>
+              <w:rPr>
+                <w:rFonts w:ascii="Arial" w:hAnsi="Arial" w:cs="Arial"/>
+                <w:b/>
+                <w:color w:val="000000"/>
+                <w:spacing w:val="1"/>
+                <w:sz w:val="20"/>
+                <w:szCs w:val="20"/>
+              </w:rPr>
+            </w:pPr>
+          </w:p>
+        </w:tc>
+      </w:tr>
+    </w:tbl>
+    <w:p>
+      <w:pPr>
+        <w:autoSpaceDE w:val="0"/>
+        <w:autoSpaceDN w:val="0"/>
+        <w:adjustRightInd w:val="0"/>
+        <w:spacing w:before="60" w:after="60"/>
+        <w:rPr>
+          <w:rFonts w:ascii="Arial" w:hAnsi="Arial" w:cs="Arial"/>
+          <w:sz w:val="20"/>
+          <w:szCs w:val="20"/>
+        </w:rPr>
+      </w:pPr>
+    </w:p>
+    <w:p>
+      <w:pPr>
+        <w:autoSpaceDE w:val="0"/>
+        <w:autoSpaceDN w:val="0"/>
+        <w:adjustRightInd w:val="0"/>
+        <w:spacing w:before="60" w:after="60"/>
+        <w:rPr>
+          <w:rFonts w:ascii="Arial" w:hAnsi="Arial" w:cs="Arial"/>
+          <w:sz w:val="20"/>
+          <w:szCs w:val="20"/>
+        </w:rPr>
+      </w:pPr>
+      <w:r>
+        <w:rPr>
+          <w:rFonts w:ascii="Arial" w:hAnsi="Arial" w:cs="Arial"/>
+          <w:b/>
+          <w:color w:val="000000"/>
+          <w:sz w:val="20"/>
+          <w:szCs w:val="20"/>
+        </w:rPr>
+        <w:t xml:space="preserve">HQ </w:t>
+      </w:r>
+      <w:r>
+        <w:rPr>
+          <w:rFonts w:ascii="Arial" w:hAnsi="Arial" w:cs="Arial"/>
+          <w:b/>
+          <w:color w:val="000000"/>
+          <w:sz w:val="20"/>
+          <w:szCs w:val="20"/>
+        </w:rPr>
+        <w:t>Router</w:t>
+      </w:r>
+      <w:r>
+        <w:rPr>
+          <w:rFonts w:ascii="Arial" w:hAnsi="Arial" w:cs="Arial"/>
+          <w:b/>
+          <w:color w:val="000000"/>
+          <w:sz w:val="20"/>
+          <w:szCs w:val="20"/>
+        </w:rPr>
+        <w:t>2</w:t>
+      </w:r>
+      <w:r>
+        <w:rPr>
+          <w:rFonts w:ascii="Arial" w:hAnsi="Arial" w:cs="Arial"/>
+          <w:b/>
+          <w:color w:val="000000"/>
+          <w:sz w:val="20"/>
+          <w:szCs w:val="20"/>
+        </w:rPr>
+        <w:t xml:space="preserve"> Name: </w:t>
+      </w:r>
+    </w:p>
+    <w:tbl>
+      <w:tblPr>
+        <w:tblW w:w="7708" w:type="dxa"/>
+        <w:tblBorders>
+          <w:top w:val="single" w:sz="4" w:space="0" w:color="auto"/>
+          <w:left w:val="single" w:sz="4" w:space="0" w:color="auto"/>
+          <w:bottom w:val="single" w:sz="4" w:space="0" w:color="auto"/>
+          <w:right w:val="single" w:sz="4" w:space="0" w:color="auto"/>
+          <w:insideH w:val="single" w:sz="4" w:space="0" w:color="auto"/>
+          <w:insideV w:val="single" w:sz="4" w:space="0" w:color="auto"/>
+        </w:tblBorders>
+        <w:tblLook w:val="0000" w:firstRow="0" w:lastRow="0" w:firstColumn="0" w:lastColumn="0" w:noHBand="0" w:noVBand="0"/>
+      </w:tblPr>
+      <w:tblGrid>
+        <w:gridCol w:w="1468"/>
+        <w:gridCol w:w="1007"/>
+        <w:gridCol w:w="1610"/>
+        <w:gridCol w:w="1283"/>
+        <w:gridCol w:w="1168"/>
+        <w:gridCol w:w="1172"/>
+      </w:tblGrid>
+      <w:tr>
+        <w:tblPrEx>
+          <w:tblCellMar>
+            <w:top w:w="0" w:type="dxa"/>
+            <w:bottom w:w="0" w:type="dxa"/>
+          </w:tblCellMar>
+        </w:tblPrEx>
+        <w:tc>
+          <w:tcPr>
+            <w:tcW w:w="0" w:type="auto"/>
+          </w:tcPr>
+          <w:p>
+            <w:pPr>
+              <w:autoSpaceDE w:val="0"/>
+              <w:autoSpaceDN w:val="0"/>
+              <w:adjustRightInd w:val="0"/>
+              <w:spacing w:before="60" w:after="60"/>
+              <w:jc w:val="center"/>
+              <w:rPr>
+                <w:rFonts w:ascii="Arial" w:hAnsi="Arial" w:cs="Arial"/>
+                <w:b/>
+                <w:color w:val="000000"/>
+                <w:spacing w:val="1"/>
+                <w:sz w:val="16"/>
+                <w:szCs w:val="16"/>
+              </w:rPr>
+            </w:pPr>
+            <w:r>
+              <w:rPr>
+                <w:rFonts w:ascii="Arial" w:hAnsi="Arial" w:cs="Arial"/>
+                <w:b/>
+                <w:color w:val="000000"/>
+                <w:spacing w:val="1"/>
+                <w:sz w:val="16"/>
+                <w:szCs w:val="16"/>
+              </w:rPr>
+              <w:t xml:space="preserve">Interface/Sub Interface </w:t>
+            </w:r>
+          </w:p>
+        </w:tc>
+        <w:tc>
+          <w:tcPr>
+            <w:tcW w:w="0" w:type="auto"/>
+          </w:tcPr>
+          <w:p>
+            <w:pPr>
+              <w:autoSpaceDE w:val="0"/>
+              <w:autoSpaceDN w:val="0"/>
+              <w:adjustRightInd w:val="0"/>
+              <w:spacing w:before="60" w:after="60"/>
+              <w:jc w:val="center"/>
+              <w:rPr>
+                <w:rFonts w:ascii="Arial" w:hAnsi="Arial" w:cs="Arial"/>
+                <w:b/>
+                <w:color w:val="000000"/>
+                <w:spacing w:val="1"/>
+                <w:sz w:val="16"/>
+                <w:szCs w:val="16"/>
+              </w:rPr>
+            </w:pPr>
+            <w:r>
+              <w:rPr>
+                <w:rFonts w:ascii="Arial" w:hAnsi="Arial" w:cs="Arial"/>
+                <w:b/>
+                <w:color w:val="000000"/>
+                <w:spacing w:val="1"/>
+                <w:sz w:val="16"/>
+                <w:szCs w:val="16"/>
+              </w:rPr>
+              <w:t>Network Name</w:t>
+            </w:r>
+          </w:p>
+        </w:tc>
+        <w:tc>
+          <w:tcPr>
+            <w:tcW w:w="1610" w:type="dxa"/>
+          </w:tcPr>
+          <w:p>
+            <w:pPr>
+              <w:autoSpaceDE w:val="0"/>
+              <w:autoSpaceDN w:val="0"/>
+              <w:adjustRightInd w:val="0"/>
+              <w:spacing w:before="60" w:after="60"/>
+              <w:jc w:val="center"/>
+              <w:rPr>
+                <w:rFonts w:ascii="Arial" w:hAnsi="Arial" w:cs="Arial"/>
+                <w:b/>
+                <w:color w:val="000000"/>
+                <w:spacing w:val="1"/>
+                <w:sz w:val="16"/>
+                <w:szCs w:val="16"/>
+              </w:rPr>
+            </w:pPr>
+            <w:r>
+              <w:rPr>
+                <w:rFonts w:ascii="Arial" w:hAnsi="Arial" w:cs="Arial"/>
+                <w:b/>
+                <w:color w:val="000000"/>
+                <w:spacing w:val="1"/>
+                <w:sz w:val="16"/>
+                <w:szCs w:val="16"/>
+              </w:rPr>
+              <w:t>Description and Purpose</w:t>
+            </w:r>
+          </w:p>
+        </w:tc>
+        <w:tc>
+          <w:tcPr>
+            <w:tcW w:w="1283" w:type="dxa"/>
+          </w:tcPr>
+          <w:p>
+            <w:pPr>
+              <w:autoSpaceDE w:val="0"/>
+              <w:autoSpaceDN w:val="0"/>
+              <w:adjustRightInd w:val="0"/>
+              <w:spacing w:before="60" w:after="60"/>
+              <w:jc w:val="center"/>
+              <w:rPr>
+                <w:rFonts w:ascii="Arial" w:hAnsi="Arial" w:cs="Arial"/>
+                <w:b/>
+                <w:color w:val="000000"/>
+                <w:spacing w:val="1"/>
+                <w:sz w:val="16"/>
+                <w:szCs w:val="16"/>
+              </w:rPr>
+            </w:pPr>
+            <w:r>
+              <w:rPr>
+                <w:rFonts w:ascii="Arial" w:hAnsi="Arial" w:cs="Arial"/>
+                <w:b/>
+                <w:color w:val="000000"/>
+                <w:spacing w:val="1"/>
+                <w:sz w:val="16"/>
+                <w:szCs w:val="16"/>
+              </w:rPr>
+              <w:t>Network Address</w:t>
+            </w:r>
+          </w:p>
+        </w:tc>
+        <w:tc>
+          <w:tcPr>
+            <w:tcW w:w="0" w:type="auto"/>
+          </w:tcPr>
+          <w:p>
+            <w:pPr>
+              <w:autoSpaceDE w:val="0"/>
+              <w:autoSpaceDN w:val="0"/>
+              <w:adjustRightInd w:val="0"/>
+              <w:spacing w:before="60" w:after="60"/>
+              <w:jc w:val="center"/>
+              <w:rPr>
+                <w:rFonts w:ascii="Arial" w:hAnsi="Arial" w:cs="Arial"/>
+                <w:b/>
+                <w:color w:val="000000"/>
+                <w:spacing w:val="1"/>
+                <w:sz w:val="16"/>
+                <w:szCs w:val="16"/>
+              </w:rPr>
+            </w:pPr>
+            <w:r>
+              <w:rPr>
+                <w:rFonts w:ascii="Arial" w:hAnsi="Arial" w:cs="Arial"/>
+                <w:b/>
+                <w:color w:val="000000"/>
+                <w:spacing w:val="1"/>
+                <w:sz w:val="16"/>
+                <w:szCs w:val="16"/>
+              </w:rPr>
+              <w:t>Interface IP Address</w:t>
+            </w:r>
+          </w:p>
+        </w:tc>
+        <w:tc>
+          <w:tcPr>
+            <w:tcW w:w="1172" w:type="dxa"/>
+          </w:tcPr>
+          <w:p>
+            <w:pPr>
+              <w:autoSpaceDE w:val="0"/>
+              <w:autoSpaceDN w:val="0"/>
+              <w:adjustRightInd w:val="0"/>
+              <w:spacing w:before="60" w:after="60"/>
+              <w:jc w:val="center"/>
+              <w:rPr>
+                <w:rFonts w:ascii="Arial" w:hAnsi="Arial" w:cs="Arial"/>
+                <w:b/>
+                <w:color w:val="000000"/>
+                <w:spacing w:val="1"/>
+                <w:sz w:val="16"/>
+                <w:szCs w:val="16"/>
+              </w:rPr>
+            </w:pPr>
+            <w:r>
+              <w:rPr>
+                <w:rFonts w:ascii="Arial" w:hAnsi="Arial" w:cs="Arial"/>
+                <w:b/>
+                <w:color w:val="000000"/>
+                <w:spacing w:val="1"/>
+                <w:sz w:val="16"/>
+                <w:szCs w:val="16"/>
+              </w:rPr>
+              <w:t>Subnet Mask</w:t>
+            </w:r>
+          </w:p>
+        </w:tc>
+      </w:tr>
+      <w:tr>
+        <w:tblPrEx>
+          <w:tblCellMar>
+            <w:top w:w="0" w:type="dxa"/>
+            <w:bottom w:w="0" w:type="dxa"/>
+          </w:tblCellMar>
+        </w:tblPrEx>
+        <w:tc>
+          <w:tcPr>
+            <w:tcW w:w="0" w:type="auto"/>
+          </w:tcPr>
+          <w:p>
+            <w:pPr>
+              <w:autoSpaceDE w:val="0"/>
+              <w:autoSpaceDN w:val="0"/>
+              <w:adjustRightInd w:val="0"/>
+              <w:spacing w:before="120" w:after="120"/>
+              <w:rPr>
+                <w:rFonts w:ascii="Arial" w:hAnsi="Arial" w:cs="Arial"/>
+                <w:b/>
+                <w:color w:val="000000"/>
+                <w:spacing w:val="1"/>
+                <w:sz w:val="20"/>
+                <w:szCs w:val="20"/>
+              </w:rPr>
+            </w:pPr>
+          </w:p>
+        </w:tc>
+        <w:tc>
+          <w:tcPr>
+            <w:tcW w:w="0" w:type="auto"/>
+          </w:tcPr>
+          <w:p>
+            <w:pPr>
+              <w:autoSpaceDE w:val="0"/>
+              <w:autoSpaceDN w:val="0"/>
+              <w:adjustRightInd w:val="0"/>
+              <w:spacing w:before="120" w:after="120"/>
+              <w:rPr>
+                <w:rFonts w:ascii="Arial" w:hAnsi="Arial" w:cs="Arial"/>
+                <w:b/>
+                <w:color w:val="000000"/>
+                <w:spacing w:val="1"/>
+                <w:sz w:val="20"/>
+                <w:szCs w:val="20"/>
+              </w:rPr>
+            </w:pPr>
+          </w:p>
+        </w:tc>
+        <w:tc>
+          <w:tcPr>
+            <w:tcW w:w="1610" w:type="dxa"/>
+          </w:tcPr>
+          <w:p>
+            <w:pPr>
+              <w:autoSpaceDE w:val="0"/>
+              <w:autoSpaceDN w:val="0"/>
+              <w:adjustRightInd w:val="0"/>
+              <w:spacing w:before="120" w:after="120"/>
+              <w:rPr>
+                <w:rFonts w:ascii="Arial" w:hAnsi="Arial" w:cs="Arial"/>
+                <w:b/>
+                <w:color w:val="000000"/>
+                <w:spacing w:val="1"/>
+                <w:sz w:val="20"/>
+                <w:szCs w:val="20"/>
+              </w:rPr>
+            </w:pPr>
+          </w:p>
+        </w:tc>
+        <w:tc>
+          <w:tcPr>
+            <w:tcW w:w="1283" w:type="dxa"/>
+          </w:tcPr>
+          <w:p>
+            <w:pPr>
+              <w:autoSpaceDE w:val="0"/>
+              <w:autoSpaceDN w:val="0"/>
+              <w:adjustRightInd w:val="0"/>
+              <w:spacing w:before="120" w:after="120"/>
+              <w:rPr>
+                <w:rFonts w:ascii="Arial" w:hAnsi="Arial" w:cs="Arial"/>
+                <w:b/>
+                <w:color w:val="000000"/>
+                <w:spacing w:val="1"/>
+                <w:sz w:val="20"/>
+                <w:szCs w:val="20"/>
+              </w:rPr>
+            </w:pPr>
+          </w:p>
+        </w:tc>
+        <w:tc>
+          <w:tcPr>
+            <w:tcW w:w="0" w:type="auto"/>
+          </w:tcPr>
+          <w:p>
+            <w:pPr>
+              <w:autoSpaceDE w:val="0"/>
+              <w:autoSpaceDN w:val="0"/>
+              <w:adjustRightInd w:val="0"/>
+              <w:spacing w:before="120" w:after="120"/>
+              <w:rPr>
+                <w:rFonts w:ascii="Arial" w:hAnsi="Arial" w:cs="Arial"/>
+                <w:b/>
+                <w:color w:val="000000"/>
+                <w:spacing w:val="1"/>
+                <w:sz w:val="20"/>
+                <w:szCs w:val="20"/>
+              </w:rPr>
+            </w:pPr>
+          </w:p>
+        </w:tc>
+        <w:tc>
+          <w:tcPr>
+            <w:tcW w:w="1172" w:type="dxa"/>
+          </w:tcPr>
+          <w:p>
+            <w:pPr>
+              <w:autoSpaceDE w:val="0"/>
+              <w:autoSpaceDN w:val="0"/>
+              <w:adjustRightInd w:val="0"/>
+              <w:spacing w:before="120" w:after="120"/>
+              <w:rPr>
+                <w:rFonts w:ascii="Arial" w:hAnsi="Arial" w:cs="Arial"/>
+                <w:b/>
+                <w:color w:val="000000"/>
+                <w:spacing w:val="1"/>
+                <w:sz w:val="20"/>
+                <w:szCs w:val="20"/>
+              </w:rPr>
+            </w:pPr>
+          </w:p>
+        </w:tc>
+      </w:tr>
+    </w:tbl>
+    <w:p>
+      <w:pPr>
+        <w:autoSpaceDE w:val="0"/>
+        <w:autoSpaceDN w:val="0"/>
+        <w:adjustRightInd w:val="0"/>
+        <w:spacing w:before="60" w:after="60"/>
+        <w:rPr>
+          <w:rFonts w:ascii="Arial" w:hAnsi="Arial" w:cs="Arial"/>
+          <w:sz w:val="20"/>
+          <w:szCs w:val="20"/>
+        </w:rPr>
+      </w:pPr>
+    </w:p>
+    <w:p>
+      <w:pPr>
+        <w:autoSpaceDE w:val="0"/>
+        <w:autoSpaceDN w:val="0"/>
+        <w:adjustRightInd w:val="0"/>
+        <w:spacing w:before="60" w:after="60"/>
+        <w:rPr>
+          <w:rFonts w:ascii="Arial" w:hAnsi="Arial" w:cs="Arial"/>
+          <w:sz w:val="20"/>
+          <w:szCs w:val="20"/>
+        </w:rPr>
+      </w:pPr>
+    </w:p>
+    <w:p>
+      <w:pPr>
+        <w:autoSpaceDE w:val="0"/>
+        <w:autoSpaceDN w:val="0"/>
+        <w:adjustRightInd w:val="0"/>
+        <w:spacing w:before="60" w:after="60"/>
+        <w:rPr>
+          <w:rFonts w:ascii="Arial" w:hAnsi="Arial" w:cs="Arial"/>
+          <w:sz w:val="20"/>
+          <w:szCs w:val="20"/>
+        </w:rPr>
+      </w:pPr>
+      <w:r>
+        <w:rPr>
+          <w:rFonts w:ascii="Arial" w:hAnsi="Arial" w:cs="Arial"/>
+          <w:b/>
+          <w:color w:val="000000"/>
+          <w:sz w:val="20"/>
+          <w:szCs w:val="20"/>
+        </w:rPr>
+        <w:t>Site2 Switch</w:t>
+      </w:r>
+      <w:r>
+        <w:rPr>
+          <w:rFonts w:ascii="Arial" w:hAnsi="Arial" w:cs="Arial"/>
+          <w:b/>
+          <w:color w:val="000000"/>
+          <w:sz w:val="20"/>
+          <w:szCs w:val="20"/>
+        </w:rPr>
+        <w:t xml:space="preserve"> Name: </w:t>
+      </w:r>
+    </w:p>
+    <w:tbl>
+      <w:tblPr>
+        <w:tblW w:w="7708" w:type="dxa"/>
+        <w:tblBorders>
+          <w:top w:val="single" w:sz="4" w:space="0" w:color="auto"/>
+          <w:left w:val="single" w:sz="4" w:space="0" w:color="auto"/>
+          <w:bottom w:val="single" w:sz="4" w:space="0" w:color="auto"/>
+          <w:right w:val="single" w:sz="4" w:space="0" w:color="auto"/>
+          <w:insideH w:val="single" w:sz="4" w:space="0" w:color="auto"/>
+          <w:insideV w:val="single" w:sz="4" w:space="0" w:color="auto"/>
+        </w:tblBorders>
+        <w:tblLook w:val="0000" w:firstRow="0" w:lastRow="0" w:firstColumn="0" w:lastColumn="0" w:noHBand="0" w:noVBand="0"/>
+      </w:tblPr>
+      <w:tblGrid>
+        <w:gridCol w:w="892"/>
+        <w:gridCol w:w="1211"/>
+        <w:gridCol w:w="1610"/>
+        <w:gridCol w:w="1283"/>
+        <w:gridCol w:w="1540"/>
+        <w:gridCol w:w="1172"/>
+      </w:tblGrid>
+      <w:tr>
+        <w:tblPrEx>
+          <w:tblCellMar>
+            <w:top w:w="0" w:type="dxa"/>
+            <w:bottom w:w="0" w:type="dxa"/>
+          </w:tblCellMar>
+        </w:tblPrEx>
+        <w:tc>
+          <w:tcPr>
+            <w:tcW w:w="0" w:type="auto"/>
+          </w:tcPr>
+          <w:p>
+            <w:pPr>
+              <w:autoSpaceDE w:val="0"/>
+              <w:autoSpaceDN w:val="0"/>
+              <w:adjustRightInd w:val="0"/>
+              <w:spacing w:before="60" w:after="60"/>
+              <w:jc w:val="center"/>
+              <w:rPr>
+                <w:rFonts w:ascii="Arial" w:hAnsi="Arial" w:cs="Arial"/>
+                <w:b/>
+                <w:color w:val="000000"/>
+                <w:spacing w:val="1"/>
+                <w:sz w:val="16"/>
+                <w:szCs w:val="16"/>
+              </w:rPr>
+            </w:pPr>
+            <w:r>
+              <w:rPr>
+                <w:rFonts w:ascii="Arial" w:hAnsi="Arial" w:cs="Arial"/>
+                <w:b/>
+                <w:color w:val="000000"/>
+                <w:spacing w:val="1"/>
+                <w:sz w:val="16"/>
+                <w:szCs w:val="16"/>
+              </w:rPr>
+              <w:t xml:space="preserve">Interface </w:t>
+            </w:r>
+          </w:p>
+        </w:tc>
+        <w:tc>
+          <w:tcPr>
+            <w:tcW w:w="0" w:type="auto"/>
+          </w:tcPr>
+          <w:p>
+            <w:pPr>
+              <w:autoSpaceDE w:val="0"/>
+              <w:autoSpaceDN w:val="0"/>
+              <w:adjustRightInd w:val="0"/>
+              <w:spacing w:before="60" w:after="60"/>
+              <w:jc w:val="center"/>
+              <w:rPr>
+                <w:rFonts w:ascii="Arial" w:hAnsi="Arial" w:cs="Arial"/>
+                <w:b/>
+                <w:color w:val="000000"/>
+                <w:spacing w:val="1"/>
+                <w:sz w:val="16"/>
+                <w:szCs w:val="16"/>
+              </w:rPr>
+            </w:pPr>
+            <w:r>
+              <w:rPr>
+                <w:rFonts w:ascii="Arial" w:hAnsi="Arial" w:cs="Arial"/>
+                <w:b/>
+                <w:color w:val="000000"/>
+                <w:spacing w:val="1"/>
+                <w:sz w:val="16"/>
+                <w:szCs w:val="16"/>
+              </w:rPr>
+              <w:t>Network Name</w:t>
+            </w:r>
+          </w:p>
+        </w:tc>
+        <w:tc>
+          <w:tcPr>
+            <w:tcW w:w="1610" w:type="dxa"/>
+          </w:tcPr>
+          <w:p>
+            <w:pPr>
+              <w:autoSpaceDE w:val="0"/>
+              <w:autoSpaceDN w:val="0"/>
+              <w:adjustRightInd w:val="0"/>
+              <w:spacing w:before="60" w:after="60"/>
+              <w:jc w:val="center"/>
+              <w:rPr>
+                <w:rFonts w:ascii="Arial" w:hAnsi="Arial" w:cs="Arial"/>
+                <w:b/>
+                <w:color w:val="000000"/>
+                <w:spacing w:val="1"/>
+                <w:sz w:val="16"/>
+                <w:szCs w:val="16"/>
+              </w:rPr>
+            </w:pPr>
+            <w:r>
+              <w:rPr>
+                <w:rFonts w:ascii="Arial" w:hAnsi="Arial" w:cs="Arial"/>
+                <w:b/>
+                <w:color w:val="000000"/>
+                <w:spacing w:val="1"/>
+                <w:sz w:val="16"/>
+                <w:szCs w:val="16"/>
+              </w:rPr>
+              <w:t>Description and Purpose</w:t>
+            </w:r>
+          </w:p>
+        </w:tc>
+        <w:tc>
+          <w:tcPr>
+            <w:tcW w:w="1283" w:type="dxa"/>
+          </w:tcPr>
+          <w:p>
+            <w:pPr>
+              <w:autoSpaceDE w:val="0"/>
+              <w:autoSpaceDN w:val="0"/>
+              <w:adjustRightInd w:val="0"/>
+              <w:spacing w:before="60" w:after="60"/>
+              <w:jc w:val="center"/>
+              <w:rPr>
+                <w:rFonts w:ascii="Arial" w:hAnsi="Arial" w:cs="Arial"/>
+                <w:b/>
+                <w:color w:val="000000"/>
+                <w:spacing w:val="1"/>
+                <w:sz w:val="16"/>
+                <w:szCs w:val="16"/>
+              </w:rPr>
+            </w:pPr>
+            <w:r>
+              <w:rPr>
+                <w:rFonts w:ascii="Arial" w:hAnsi="Arial" w:cs="Arial"/>
+                <w:b/>
+                <w:color w:val="000000"/>
+                <w:spacing w:val="1"/>
+                <w:sz w:val="16"/>
+                <w:szCs w:val="16"/>
+              </w:rPr>
+              <w:t>Network Address</w:t>
+            </w:r>
+          </w:p>
+        </w:tc>
+        <w:tc>
+          <w:tcPr>
+            <w:tcW w:w="0" w:type="auto"/>
+          </w:tcPr>
+          <w:p>
+            <w:pPr>
+              <w:autoSpaceDE w:val="0"/>
+              <w:autoSpaceDN w:val="0"/>
+              <w:adjustRightInd w:val="0"/>
+              <w:spacing w:before="60" w:after="60"/>
+              <w:jc w:val="center"/>
+              <w:rPr>
+                <w:rFonts w:ascii="Arial" w:hAnsi="Arial" w:cs="Arial"/>
+                <w:b/>
+                <w:color w:val="000000"/>
+                <w:spacing w:val="1"/>
+                <w:sz w:val="16"/>
+                <w:szCs w:val="16"/>
+              </w:rPr>
+            </w:pPr>
+            <w:r>
+              <w:rPr>
+                <w:rFonts w:ascii="Arial" w:hAnsi="Arial" w:cs="Arial"/>
+                <w:b/>
+                <w:color w:val="000000"/>
+                <w:spacing w:val="1"/>
+                <w:sz w:val="16"/>
+                <w:szCs w:val="16"/>
+              </w:rPr>
+              <w:t>Interface IP Address</w:t>
+            </w:r>
+          </w:p>
+        </w:tc>
+        <w:tc>
+          <w:tcPr>
+            <w:tcW w:w="1172" w:type="dxa"/>
+          </w:tcPr>
+          <w:p>
+            <w:pPr>
+              <w:autoSpaceDE w:val="0"/>
+              <w:autoSpaceDN w:val="0"/>
+              <w:adjustRightInd w:val="0"/>
+              <w:spacing w:before="60" w:after="60"/>
+              <w:jc w:val="center"/>
+              <w:rPr>
+                <w:rFonts w:ascii="Arial" w:hAnsi="Arial" w:cs="Arial"/>
+                <w:b/>
+                <w:color w:val="000000"/>
+                <w:spacing w:val="1"/>
+                <w:sz w:val="16"/>
+                <w:szCs w:val="16"/>
+              </w:rPr>
+            </w:pPr>
+            <w:r>
+              <w:rPr>
+                <w:rFonts w:ascii="Arial" w:hAnsi="Arial" w:cs="Arial"/>
+                <w:b/>
+                <w:color w:val="000000"/>
+                <w:spacing w:val="1"/>
+                <w:sz w:val="16"/>
+                <w:szCs w:val="16"/>
+              </w:rPr>
+              <w:t>Subnet Mask</w:t>
+            </w:r>
+          </w:p>
+        </w:tc>
+      </w:tr>
+      <w:tr>
+        <w:tblPrEx>
+          <w:tblCellMar>
+            <w:top w:w="0" w:type="dxa"/>
+            <w:bottom w:w="0" w:type="dxa"/>
+          </w:tblCellMar>
+        </w:tblPrEx>
+        <w:tc>
+          <w:tcPr>
+            <w:tcW w:w="0" w:type="auto"/>
+          </w:tcPr>
+          <w:p>
+            <w:pPr>
+              <w:autoSpaceDE w:val="0"/>
+              <w:autoSpaceDN w:val="0"/>
+              <w:adjustRightInd w:val="0"/>
+              <w:spacing w:before="120" w:after="120"/>
+              <w:rPr>
+                <w:rFonts w:ascii="Arial" w:hAnsi="Arial" w:cs="Arial"/>
+                <w:b/>
+                <w:color w:val="000000"/>
+                <w:spacing w:val="1"/>
+                <w:sz w:val="20"/>
+                <w:szCs w:val="20"/>
+              </w:rPr>
+            </w:pPr>
+          </w:p>
+        </w:tc>
+        <w:tc>
+          <w:tcPr>
+            <w:tcW w:w="0" w:type="auto"/>
+          </w:tcPr>
+          <w:p>
+            <w:pPr>
+              <w:autoSpaceDE w:val="0"/>
+              <w:autoSpaceDN w:val="0"/>
+              <w:adjustRightInd w:val="0"/>
+              <w:spacing w:before="120" w:after="120"/>
+              <w:rPr>
+                <w:rFonts w:ascii="Arial" w:hAnsi="Arial" w:cs="Arial"/>
+                <w:b/>
+                <w:color w:val="000000"/>
+                <w:spacing w:val="1"/>
+                <w:sz w:val="20"/>
+                <w:szCs w:val="20"/>
+              </w:rPr>
+            </w:pPr>
+          </w:p>
+        </w:tc>
+        <w:tc>
+          <w:tcPr>
+            <w:tcW w:w="1610" w:type="dxa"/>
+          </w:tcPr>
+          <w:p>
+            <w:pPr>
+              <w:autoSpaceDE w:val="0"/>
+              <w:autoSpaceDN w:val="0"/>
+              <w:adjustRightInd w:val="0"/>
+              <w:spacing w:before="120" w:after="120"/>
+              <w:rPr>
+                <w:rFonts w:ascii="Arial" w:hAnsi="Arial" w:cs="Arial"/>
+                <w:b/>
+                <w:color w:val="000000"/>
+                <w:spacing w:val="1"/>
+                <w:sz w:val="20"/>
+                <w:szCs w:val="20"/>
+              </w:rPr>
+            </w:pPr>
+          </w:p>
+        </w:tc>
+        <w:tc>
+          <w:tcPr>
+            <w:tcW w:w="1283" w:type="dxa"/>
+          </w:tcPr>
+          <w:p>
+            <w:pPr>
+              <w:autoSpaceDE w:val="0"/>
+              <w:autoSpaceDN w:val="0"/>
+              <w:adjustRightInd w:val="0"/>
+              <w:spacing w:before="120" w:after="120"/>
+              <w:rPr>
+                <w:rFonts w:ascii="Arial" w:hAnsi="Arial" w:cs="Arial"/>
+                <w:b/>
+                <w:color w:val="000000"/>
+                <w:spacing w:val="1"/>
+                <w:sz w:val="20"/>
+                <w:szCs w:val="20"/>
+              </w:rPr>
+            </w:pPr>
+          </w:p>
+        </w:tc>
+        <w:tc>
+          <w:tcPr>
+            <w:tcW w:w="0" w:type="auto"/>
+          </w:tcPr>
+          <w:p>
+            <w:pPr>
+              <w:autoSpaceDE w:val="0"/>
+              <w:autoSpaceDN w:val="0"/>
+              <w:adjustRightInd w:val="0"/>
+              <w:spacing w:before="120" w:after="120"/>
+              <w:rPr>
+                <w:rFonts w:ascii="Arial" w:hAnsi="Arial" w:cs="Arial"/>
+                <w:b/>
+                <w:color w:val="000000"/>
+                <w:spacing w:val="1"/>
+                <w:sz w:val="20"/>
+                <w:szCs w:val="20"/>
+              </w:rPr>
+            </w:pPr>
+          </w:p>
+        </w:tc>
+        <w:tc>
+          <w:tcPr>
+            <w:tcW w:w="1172" w:type="dxa"/>
+          </w:tcPr>
+          <w:p>
+            <w:pPr>
+              <w:autoSpaceDE w:val="0"/>
+              <w:autoSpaceDN w:val="0"/>
+              <w:adjustRightInd w:val="0"/>
+              <w:spacing w:before="120" w:after="120"/>
+              <w:rPr>
+                <w:rFonts w:ascii="Arial" w:hAnsi="Arial" w:cs="Arial"/>
+                <w:b/>
+                <w:color w:val="000000"/>
+                <w:spacing w:val="1"/>
+                <w:sz w:val="20"/>
+                <w:szCs w:val="20"/>
+              </w:rPr>
+            </w:pPr>
+          </w:p>
+        </w:tc>
+      </w:tr>
+    </w:tbl>
+    <w:p>
+      <w:pPr>
+        <w:autoSpaceDE w:val="0"/>
+        <w:autoSpaceDN w:val="0"/>
+        <w:adjustRightInd w:val="0"/>
+        <w:spacing w:before="60" w:after="60"/>
+        <w:rPr>
+          <w:rFonts w:ascii="Arial" w:hAnsi="Arial" w:cs="Arial"/>
+          <w:sz w:val="20"/>
+          <w:szCs w:val="20"/>
+        </w:rPr>
+      </w:pPr>
+    </w:p>
+    <w:p>
+      <w:pPr>
+        <w:autoSpaceDE w:val="0"/>
+        <w:autoSpaceDN w:val="0"/>
+        <w:adjustRightInd w:val="0"/>
+        <w:spacing w:before="60" w:after="60"/>
+        <w:rPr>
+          <w:rFonts w:ascii="Arial" w:hAnsi="Arial" w:cs="Arial"/>
+          <w:sz w:val="20"/>
+          <w:szCs w:val="20"/>
+        </w:rPr>
+      </w:pPr>
+    </w:p>
+    <w:p>
+      <w:pPr>
+        <w:autoSpaceDE w:val="0"/>
+        <w:autoSpaceDN w:val="0"/>
+        <w:adjustRightInd w:val="0"/>
+        <w:spacing w:before="60" w:after="60"/>
+        <w:rPr>
+          <w:rFonts w:ascii="Arial" w:hAnsi="Arial" w:cs="Arial"/>
+          <w:sz w:val="20"/>
+          <w:szCs w:val="20"/>
+        </w:rPr>
+      </w:pPr>
+      <w:r>
+        <w:rPr>
+          <w:rFonts w:ascii="Arial" w:hAnsi="Arial" w:cs="Arial"/>
+          <w:b/>
+          <w:color w:val="000000"/>
+          <w:sz w:val="20"/>
+          <w:szCs w:val="20"/>
+        </w:rPr>
+        <w:t xml:space="preserve">ISP </w:t>
+      </w:r>
+      <w:r>
+        <w:rPr>
+          <w:rFonts w:ascii="Arial" w:hAnsi="Arial" w:cs="Arial"/>
+          <w:b/>
+          <w:color w:val="000000"/>
+          <w:sz w:val="20"/>
+          <w:szCs w:val="20"/>
+        </w:rPr>
+        <w:t xml:space="preserve">Router Name: </w:t>
+      </w:r>
+    </w:p>
+    <w:tbl>
+      <w:tblPr>
+        <w:tblW w:w="7708" w:type="dxa"/>
+        <w:tblBorders>
+          <w:top w:val="single" w:sz="4" w:space="0" w:color="auto"/>
+          <w:left w:val="single" w:sz="4" w:space="0" w:color="auto"/>
+          <w:bottom w:val="single" w:sz="4" w:space="0" w:color="auto"/>
+          <w:right w:val="single" w:sz="4" w:space="0" w:color="auto"/>
+          <w:insideH w:val="single" w:sz="4" w:space="0" w:color="auto"/>
+          <w:insideV w:val="single" w:sz="4" w:space="0" w:color="auto"/>
+        </w:tblBorders>
+        <w:tblLook w:val="0000" w:firstRow="0" w:lastRow="0" w:firstColumn="0" w:lastColumn="0" w:noHBand="0" w:noVBand="0"/>
+      </w:tblPr>
+      <w:tblGrid>
+        <w:gridCol w:w="892"/>
+        <w:gridCol w:w="1211"/>
+        <w:gridCol w:w="1610"/>
+        <w:gridCol w:w="1283"/>
+        <w:gridCol w:w="1540"/>
+        <w:gridCol w:w="1172"/>
+      </w:tblGrid>
+      <w:tr>
+        <w:tblPrEx>
+          <w:tblCellMar>
+            <w:top w:w="0" w:type="dxa"/>
+            <w:bottom w:w="0" w:type="dxa"/>
+          </w:tblCellMar>
+        </w:tblPrEx>
+        <w:tc>
+          <w:tcPr>
+            <w:tcW w:w="0" w:type="auto"/>
+          </w:tcPr>
+          <w:p>
+            <w:pPr>
+              <w:autoSpaceDE w:val="0"/>
+              <w:autoSpaceDN w:val="0"/>
+              <w:adjustRightInd w:val="0"/>
+              <w:spacing w:before="60" w:after="60"/>
+              <w:jc w:val="center"/>
+              <w:rPr>
+                <w:rFonts w:ascii="Arial" w:hAnsi="Arial" w:cs="Arial"/>
+                <w:b/>
+                <w:color w:val="000000"/>
+                <w:spacing w:val="1"/>
+                <w:sz w:val="16"/>
+                <w:szCs w:val="16"/>
+              </w:rPr>
+            </w:pPr>
+            <w:r>
+              <w:rPr>
+                <w:rFonts w:ascii="Arial" w:hAnsi="Arial" w:cs="Arial"/>
+                <w:b/>
+                <w:color w:val="000000"/>
+                <w:spacing w:val="1"/>
+                <w:sz w:val="16"/>
+                <w:szCs w:val="16"/>
+              </w:rPr>
+              <w:t xml:space="preserve">Interface </w:t>
+            </w:r>
+          </w:p>
+        </w:tc>
+        <w:tc>
+          <w:tcPr>
+            <w:tcW w:w="0" w:type="auto"/>
+          </w:tcPr>
+          <w:p>
+            <w:pPr>
+              <w:autoSpaceDE w:val="0"/>
+              <w:autoSpaceDN w:val="0"/>
+              <w:adjustRightInd w:val="0"/>
+              <w:spacing w:before="60" w:after="60"/>
+              <w:jc w:val="center"/>
+              <w:rPr>
+                <w:rFonts w:ascii="Arial" w:hAnsi="Arial" w:cs="Arial"/>
+                <w:b/>
+                <w:color w:val="000000"/>
+                <w:spacing w:val="1"/>
+                <w:sz w:val="16"/>
+                <w:szCs w:val="16"/>
+              </w:rPr>
+            </w:pPr>
+            <w:r>
+              <w:rPr>
+                <w:rFonts w:ascii="Arial" w:hAnsi="Arial" w:cs="Arial"/>
+                <w:b/>
+                <w:color w:val="000000"/>
+                <w:spacing w:val="1"/>
+                <w:sz w:val="16"/>
+                <w:szCs w:val="16"/>
+              </w:rPr>
+              <w:t>Network Name</w:t>
+            </w:r>
+          </w:p>
+        </w:tc>
+        <w:tc>
+          <w:tcPr>
+            <w:tcW w:w="1610" w:type="dxa"/>
+          </w:tcPr>
+          <w:p>
+            <w:pPr>
+              <w:autoSpaceDE w:val="0"/>
+              <w:autoSpaceDN w:val="0"/>
+              <w:adjustRightInd w:val="0"/>
+              <w:spacing w:before="60" w:after="60"/>
+              <w:jc w:val="center"/>
+              <w:rPr>
+                <w:rFonts w:ascii="Arial" w:hAnsi="Arial" w:cs="Arial"/>
+                <w:b/>
+                <w:color w:val="000000"/>
+                <w:spacing w:val="1"/>
+                <w:sz w:val="16"/>
+                <w:szCs w:val="16"/>
+              </w:rPr>
+            </w:pPr>
+            <w:r>
+              <w:rPr>
+                <w:rFonts w:ascii="Arial" w:hAnsi="Arial" w:cs="Arial"/>
+                <w:b/>
+                <w:color w:val="000000"/>
+                <w:spacing w:val="1"/>
+                <w:sz w:val="16"/>
+                <w:szCs w:val="16"/>
+              </w:rPr>
+              <w:t>Description and Purpose</w:t>
+            </w:r>
+          </w:p>
+        </w:tc>
+        <w:tc>
+          <w:tcPr>
+            <w:tcW w:w="1283" w:type="dxa"/>
+          </w:tcPr>
+          <w:p>
+            <w:pPr>
+              <w:autoSpaceDE w:val="0"/>
+              <w:autoSpaceDN w:val="0"/>
+              <w:adjustRightInd w:val="0"/>
+              <w:spacing w:before="60" w:after="60"/>
+              <w:jc w:val="center"/>
+              <w:rPr>
+                <w:rFonts w:ascii="Arial" w:hAnsi="Arial" w:cs="Arial"/>
+                <w:b/>
+                <w:color w:val="000000"/>
+                <w:spacing w:val="1"/>
+                <w:sz w:val="16"/>
+                <w:szCs w:val="16"/>
+              </w:rPr>
+            </w:pPr>
+            <w:r>
+              <w:rPr>
+                <w:rFonts w:ascii="Arial" w:hAnsi="Arial" w:cs="Arial"/>
+                <w:b/>
+                <w:color w:val="000000"/>
+                <w:spacing w:val="1"/>
+                <w:sz w:val="16"/>
+                <w:szCs w:val="16"/>
+              </w:rPr>
+              <w:t>Network Address</w:t>
+            </w:r>
+          </w:p>
+        </w:tc>
+        <w:tc>
+          <w:tcPr>
+            <w:tcW w:w="0" w:type="auto"/>
+          </w:tcPr>
+          <w:p>
+            <w:pPr>
+              <w:autoSpaceDE w:val="0"/>
+              <w:autoSpaceDN w:val="0"/>
+              <w:adjustRightInd w:val="0"/>
+              <w:spacing w:before="60" w:after="60"/>
+              <w:jc w:val="center"/>
+              <w:rPr>
+                <w:rFonts w:ascii="Arial" w:hAnsi="Arial" w:cs="Arial"/>
+                <w:b/>
+                <w:color w:val="000000"/>
+                <w:spacing w:val="1"/>
+                <w:sz w:val="16"/>
+                <w:szCs w:val="16"/>
+              </w:rPr>
+            </w:pPr>
+            <w:r>
+              <w:rPr>
+                <w:rFonts w:ascii="Arial" w:hAnsi="Arial" w:cs="Arial"/>
+                <w:b/>
+                <w:color w:val="000000"/>
+                <w:spacing w:val="1"/>
+                <w:sz w:val="16"/>
+                <w:szCs w:val="16"/>
+              </w:rPr>
+              <w:t>Interface IP Address</w:t>
+            </w:r>
+          </w:p>
+        </w:tc>
+        <w:tc>
+          <w:tcPr>
+            <w:tcW w:w="1172" w:type="dxa"/>
+          </w:tcPr>
+          <w:p>
+            <w:pPr>
+              <w:autoSpaceDE w:val="0"/>
+              <w:autoSpaceDN w:val="0"/>
+              <w:adjustRightInd w:val="0"/>
+              <w:spacing w:before="60" w:after="60"/>
+              <w:jc w:val="center"/>
+              <w:rPr>
+                <w:rFonts w:ascii="Arial" w:hAnsi="Arial" w:cs="Arial"/>
+                <w:b/>
+                <w:color w:val="000000"/>
+                <w:spacing w:val="1"/>
+                <w:sz w:val="16"/>
+                <w:szCs w:val="16"/>
+              </w:rPr>
+            </w:pPr>
+            <w:r>
+              <w:rPr>
+                <w:rFonts w:ascii="Arial" w:hAnsi="Arial" w:cs="Arial"/>
+                <w:b/>
+                <w:color w:val="000000"/>
+                <w:spacing w:val="1"/>
+                <w:sz w:val="16"/>
+                <w:szCs w:val="16"/>
+              </w:rPr>
+              <w:t>Subnet Mask</w:t>
+            </w:r>
+          </w:p>
+        </w:tc>
+      </w:tr>
+      <w:tr>
+        <w:tblPrEx>
+          <w:tblCellMar>
+            <w:top w:w="0" w:type="dxa"/>
+            <w:bottom w:w="0" w:type="dxa"/>
+          </w:tblCellMar>
+        </w:tblPrEx>
+        <w:tc>
+          <w:tcPr>
+            <w:tcW w:w="0" w:type="auto"/>
+          </w:tcPr>
+          <w:p>
+            <w:pPr>
+              <w:autoSpaceDE w:val="0"/>
+              <w:autoSpaceDN w:val="0"/>
+              <w:adjustRightInd w:val="0"/>
+              <w:spacing w:before="120" w:after="120"/>
+              <w:rPr>
+                <w:rFonts w:ascii="Arial" w:hAnsi="Arial" w:cs="Arial"/>
+                <w:b/>
+                <w:color w:val="000000"/>
+                <w:spacing w:val="1"/>
+                <w:sz w:val="20"/>
+                <w:szCs w:val="20"/>
+              </w:rPr>
+            </w:pPr>
+          </w:p>
+        </w:tc>
+        <w:tc>
+          <w:tcPr>
+            <w:tcW w:w="0" w:type="auto"/>
+          </w:tcPr>
+          <w:p>
+            <w:pPr>
+              <w:autoSpaceDE w:val="0"/>
+              <w:autoSpaceDN w:val="0"/>
+              <w:adjustRightInd w:val="0"/>
+              <w:spacing w:before="120" w:after="120"/>
+              <w:rPr>
+                <w:rFonts w:ascii="Arial" w:hAnsi="Arial" w:cs="Arial"/>
+                <w:b/>
+                <w:color w:val="000000"/>
+                <w:spacing w:val="1"/>
+                <w:sz w:val="20"/>
+                <w:szCs w:val="20"/>
+              </w:rPr>
+            </w:pPr>
+          </w:p>
+        </w:tc>
+        <w:tc>
+          <w:tcPr>
+            <w:tcW w:w="1610" w:type="dxa"/>
+          </w:tcPr>
+          <w:p>
+            <w:pPr>
+              <w:autoSpaceDE w:val="0"/>
+              <w:autoSpaceDN w:val="0"/>
+              <w:adjustRightInd w:val="0"/>
+              <w:spacing w:before="120" w:after="120"/>
+              <w:rPr>
+                <w:rFonts w:ascii="Arial" w:hAnsi="Arial" w:cs="Arial"/>
+                <w:b/>
+                <w:color w:val="000000"/>
+                <w:spacing w:val="1"/>
+                <w:sz w:val="20"/>
+                <w:szCs w:val="20"/>
+              </w:rPr>
+            </w:pPr>
+          </w:p>
+        </w:tc>
+        <w:tc>
+          <w:tcPr>
+            <w:tcW w:w="1283" w:type="dxa"/>
+          </w:tcPr>
+          <w:p>
+            <w:pPr>
+              <w:autoSpaceDE w:val="0"/>
+              <w:autoSpaceDN w:val="0"/>
+              <w:adjustRightInd w:val="0"/>
+              <w:spacing w:before="120" w:after="120"/>
+              <w:rPr>
+                <w:rFonts w:ascii="Arial" w:hAnsi="Arial" w:cs="Arial"/>
+                <w:b/>
+                <w:color w:val="000000"/>
+                <w:spacing w:val="1"/>
+                <w:sz w:val="20"/>
+                <w:szCs w:val="20"/>
+              </w:rPr>
+            </w:pPr>
+          </w:p>
+        </w:tc>
+        <w:tc>
+          <w:tcPr>
+            <w:tcW w:w="0" w:type="auto"/>
+          </w:tcPr>
+          <w:p>
+            <w:pPr>
+              <w:autoSpaceDE w:val="0"/>
+              <w:autoSpaceDN w:val="0"/>
+              <w:adjustRightInd w:val="0"/>
+              <w:spacing w:before="120" w:after="120"/>
+              <w:rPr>
+                <w:rFonts w:ascii="Arial" w:hAnsi="Arial" w:cs="Arial"/>
+                <w:b/>
+                <w:color w:val="000000"/>
+                <w:spacing w:val="1"/>
+                <w:sz w:val="20"/>
+                <w:szCs w:val="20"/>
+              </w:rPr>
+            </w:pPr>
+          </w:p>
+        </w:tc>
+        <w:tc>
+          <w:tcPr>
+            <w:tcW w:w="1172" w:type="dxa"/>
+          </w:tcPr>
+          <w:p>
+            <w:pPr>
+              <w:autoSpaceDE w:val="0"/>
+              <w:autoSpaceDN w:val="0"/>
+              <w:adjustRightInd w:val="0"/>
+              <w:spacing w:before="120" w:after="120"/>
+              <w:rPr>
+                <w:rFonts w:ascii="Arial" w:hAnsi="Arial" w:cs="Arial"/>
+                <w:b/>
+                <w:color w:val="000000"/>
+                <w:spacing w:val="1"/>
+                <w:sz w:val="20"/>
+                <w:szCs w:val="20"/>
               </w:rPr>
             </w:pPr>
           </w:p>
@@ -3232,6 +5768,7 @@
   <w:style w:type="character" w:default="1" w:styleId="DefaultParagraphFont">
     <w:name w:val="Default Paragraph Font"/>
     <w:uiPriority w:val="1"/>
+    <w:semiHidden/>
     <w:unhideWhenUsed/>
   </w:style>
   <w:style w:type="table" w:default="1" w:styleId="TableNormal">

--- a/Assesment 1.docx
+++ b/Assesment 1.docx
@@ -11,23 +11,13 @@
           <w:lang w:val="en-US"/>
         </w:rPr>
       </w:pPr>
-      <w:proofErr w:type="spellStart"/>
       <w:r>
         <w:rPr>
           <w:sz w:val="36"/>
           <w:szCs w:val="36"/>
           <w:lang w:val="en-US"/>
         </w:rPr>
-        <w:t>Vlans</w:t>
-      </w:r>
-      <w:proofErr w:type="spellEnd"/>
-      <w:r>
-        <w:rPr>
-          <w:sz w:val="36"/>
-          <w:szCs w:val="36"/>
-          <w:lang w:val="en-US"/>
-        </w:rPr>
-        <w:t xml:space="preserve"> </w:t>
+        <w:t xml:space="preserve">Vlans </w:t>
       </w:r>
     </w:p>
     <w:p>
@@ -155,23 +145,13 @@
                 <w:lang w:val="en-US"/>
               </w:rPr>
             </w:pPr>
-            <w:proofErr w:type="spellStart"/>
             <w:r>
               <w:rPr>
                 <w:sz w:val="22"/>
                 <w:szCs w:val="22"/>
                 <w:lang w:val="en-US"/>
               </w:rPr>
-              <w:t>Vlan</w:t>
-            </w:r>
-            <w:proofErr w:type="spellEnd"/>
-            <w:r>
-              <w:rPr>
-                <w:sz w:val="22"/>
-                <w:szCs w:val="22"/>
-                <w:lang w:val="en-US"/>
-              </w:rPr>
-              <w:t xml:space="preserve"> 10</w:t>
+              <w:t>Vlan 10</w:t>
             </w:r>
             <w:r>
               <w:rPr>
@@ -278,7 +258,6 @@
                 <w:szCs w:val="22"/>
               </w:rPr>
             </w:pPr>
-            <w:proofErr w:type="spellStart"/>
             <w:r>
               <w:rPr>
                 <w:i w:val="0"/>
@@ -287,24 +266,38 @@
                 <w:sz w:val="22"/>
                 <w:szCs w:val="22"/>
               </w:rPr>
-              <w:t>Vlan</w:t>
-            </w:r>
-            <w:proofErr w:type="spellEnd"/>
-            <w:r>
-              <w:rPr>
-                <w:i w:val="0"/>
-                <w:iCs w:val="0"/>
-                <w:color w:val="auto"/>
+              <w:t>Vlan 20</w:t>
+            </w:r>
+          </w:p>
+        </w:tc>
+        <w:tc>
+          <w:tcPr>
+            <w:tcW w:w="2328" w:type="dxa"/>
+          </w:tcPr>
+          <w:p>
+            <w:pPr>
+              <w:rPr>
                 <w:sz w:val="22"/>
                 <w:szCs w:val="22"/>
-              </w:rPr>
-              <w:t xml:space="preserve"> 20</w:t>
-            </w:r>
-          </w:p>
-        </w:tc>
-        <w:tc>
-          <w:tcPr>
-            <w:tcW w:w="2328" w:type="dxa"/>
+                <w:lang w:val="en-US"/>
+              </w:rPr>
+            </w:pPr>
+            <w:r>
+              <w:rPr>
+                <w:rFonts w:ascii="Arial" w:eastAsia="Times New Roman" w:hAnsi="Arial" w:cs="Arial"/>
+                <w:kern w:val="0"/>
+                <w:sz w:val="18"/>
+                <w:szCs w:val="18"/>
+                <w:lang w:eastAsia="en-NZ"/>
+                <w14:ligatures w14:val="none"/>
+              </w:rPr>
+              <w:t>10.8.0.33</w:t>
+            </w:r>
+          </w:p>
+        </w:tc>
+        <w:tc>
+          <w:tcPr>
+            <w:tcW w:w="2329" w:type="dxa"/>
           </w:tcPr>
           <w:p>
             <w:pPr>
@@ -323,13 +316,13 @@
                 <w:lang w:eastAsia="en-NZ"/>
                 <w14:ligatures w14:val="none"/>
               </w:rPr>
-              <w:t>10.8.0.33</w:t>
-            </w:r>
-          </w:p>
-        </w:tc>
-        <w:tc>
-          <w:tcPr>
-            <w:tcW w:w="2329" w:type="dxa"/>
+              <w:t>10.8.0.34</w:t>
+            </w:r>
+          </w:p>
+        </w:tc>
+        <w:tc>
+          <w:tcPr>
+            <w:tcW w:w="2107" w:type="dxa"/>
           </w:tcPr>
           <w:p>
             <w:pPr>
@@ -348,13 +341,15 @@
                 <w:lang w:eastAsia="en-NZ"/>
                 <w14:ligatures w14:val="none"/>
               </w:rPr>
-              <w:t>10.8.0.34</w:t>
-            </w:r>
-          </w:p>
-        </w:tc>
-        <w:tc>
-          <w:tcPr>
-            <w:tcW w:w="2107" w:type="dxa"/>
+              <w:t>10.8.0.35</w:t>
+            </w:r>
+          </w:p>
+        </w:tc>
+      </w:tr>
+      <w:tr>
+        <w:tc>
+          <w:tcPr>
+            <w:tcW w:w="2252" w:type="dxa"/>
           </w:tcPr>
           <w:p>
             <w:pPr>
@@ -366,6 +361,28 @@
             </w:pPr>
             <w:r>
               <w:rPr>
+                <w:sz w:val="22"/>
+                <w:szCs w:val="22"/>
+                <w:lang w:val="en-US"/>
+              </w:rPr>
+              <w:t>Vlan 30</w:t>
+            </w:r>
+          </w:p>
+        </w:tc>
+        <w:tc>
+          <w:tcPr>
+            <w:tcW w:w="2328" w:type="dxa"/>
+          </w:tcPr>
+          <w:p>
+            <w:pPr>
+              <w:rPr>
+                <w:sz w:val="22"/>
+                <w:szCs w:val="22"/>
+                <w:lang w:val="en-US"/>
+              </w:rPr>
+            </w:pPr>
+            <w:r>
+              <w:rPr>
                 <w:rFonts w:ascii="Arial" w:eastAsia="Times New Roman" w:hAnsi="Arial" w:cs="Arial"/>
                 <w:kern w:val="0"/>
                 <w:sz w:val="18"/>
@@ -373,7 +390,57 @@
                 <w:lang w:eastAsia="en-NZ"/>
                 <w14:ligatures w14:val="none"/>
               </w:rPr>
-              <w:t>10.8.0.35</w:t>
+              <w:t>10.8.0.65</w:t>
+            </w:r>
+          </w:p>
+        </w:tc>
+        <w:tc>
+          <w:tcPr>
+            <w:tcW w:w="2329" w:type="dxa"/>
+          </w:tcPr>
+          <w:p>
+            <w:pPr>
+              <w:rPr>
+                <w:sz w:val="22"/>
+                <w:szCs w:val="22"/>
+                <w:lang w:val="en-US"/>
+              </w:rPr>
+            </w:pPr>
+            <w:r>
+              <w:rPr>
+                <w:rFonts w:ascii="Arial" w:eastAsia="Times New Roman" w:hAnsi="Arial" w:cs="Arial"/>
+                <w:kern w:val="0"/>
+                <w:sz w:val="18"/>
+                <w:szCs w:val="18"/>
+                <w:lang w:eastAsia="en-NZ"/>
+                <w14:ligatures w14:val="none"/>
+              </w:rPr>
+              <w:t>10.8.0.66</w:t>
+            </w:r>
+          </w:p>
+        </w:tc>
+        <w:tc>
+          <w:tcPr>
+            <w:tcW w:w="2107" w:type="dxa"/>
+          </w:tcPr>
+          <w:p>
+            <w:pPr>
+              <w:rPr>
+                <w:sz w:val="22"/>
+                <w:szCs w:val="22"/>
+                <w:lang w:val="en-US"/>
+              </w:rPr>
+            </w:pPr>
+            <w:r>
+              <w:rPr>
+                <w:rFonts w:ascii="Arial" w:eastAsia="Times New Roman" w:hAnsi="Arial" w:cs="Arial"/>
+                <w:kern w:val="0"/>
+                <w:sz w:val="18"/>
+                <w:szCs w:val="18"/>
+                <w:lang w:eastAsia="en-NZ"/>
+                <w14:ligatures w14:val="none"/>
+              </w:rPr>
+              <w:t>10.8.0.67</w:t>
             </w:r>
           </w:p>
         </w:tc>
@@ -391,132 +458,13 @@
                 <w:lang w:val="en-US"/>
               </w:rPr>
             </w:pPr>
-            <w:proofErr w:type="spellStart"/>
             <w:r>
               <w:rPr>
                 <w:sz w:val="22"/>
                 <w:szCs w:val="22"/>
                 <w:lang w:val="en-US"/>
               </w:rPr>
-              <w:t>Vlan</w:t>
-            </w:r>
-            <w:proofErr w:type="spellEnd"/>
-            <w:r>
-              <w:rPr>
-                <w:sz w:val="22"/>
-                <w:szCs w:val="22"/>
-                <w:lang w:val="en-US"/>
-              </w:rPr>
-              <w:t xml:space="preserve"> 30</w:t>
-            </w:r>
-          </w:p>
-        </w:tc>
-        <w:tc>
-          <w:tcPr>
-            <w:tcW w:w="2328" w:type="dxa"/>
-          </w:tcPr>
-          <w:p>
-            <w:pPr>
-              <w:rPr>
-                <w:sz w:val="22"/>
-                <w:szCs w:val="22"/>
-                <w:lang w:val="en-US"/>
-              </w:rPr>
-            </w:pPr>
-            <w:r>
-              <w:rPr>
-                <w:rFonts w:ascii="Arial" w:eastAsia="Times New Roman" w:hAnsi="Arial" w:cs="Arial"/>
-                <w:kern w:val="0"/>
-                <w:sz w:val="18"/>
-                <w:szCs w:val="18"/>
-                <w:lang w:eastAsia="en-NZ"/>
-                <w14:ligatures w14:val="none"/>
-              </w:rPr>
-              <w:t>10.8.0.65</w:t>
-            </w:r>
-          </w:p>
-        </w:tc>
-        <w:tc>
-          <w:tcPr>
-            <w:tcW w:w="2329" w:type="dxa"/>
-          </w:tcPr>
-          <w:p>
-            <w:pPr>
-              <w:rPr>
-                <w:sz w:val="22"/>
-                <w:szCs w:val="22"/>
-                <w:lang w:val="en-US"/>
-              </w:rPr>
-            </w:pPr>
-            <w:r>
-              <w:rPr>
-                <w:rFonts w:ascii="Arial" w:eastAsia="Times New Roman" w:hAnsi="Arial" w:cs="Arial"/>
-                <w:kern w:val="0"/>
-                <w:sz w:val="18"/>
-                <w:szCs w:val="18"/>
-                <w:lang w:eastAsia="en-NZ"/>
-                <w14:ligatures w14:val="none"/>
-              </w:rPr>
-              <w:t>10.8.0.66</w:t>
-            </w:r>
-          </w:p>
-        </w:tc>
-        <w:tc>
-          <w:tcPr>
-            <w:tcW w:w="2107" w:type="dxa"/>
-          </w:tcPr>
-          <w:p>
-            <w:pPr>
-              <w:rPr>
-                <w:sz w:val="22"/>
-                <w:szCs w:val="22"/>
-                <w:lang w:val="en-US"/>
-              </w:rPr>
-            </w:pPr>
-            <w:r>
-              <w:rPr>
-                <w:rFonts w:ascii="Arial" w:eastAsia="Times New Roman" w:hAnsi="Arial" w:cs="Arial"/>
-                <w:kern w:val="0"/>
-                <w:sz w:val="18"/>
-                <w:szCs w:val="18"/>
-                <w:lang w:eastAsia="en-NZ"/>
-                <w14:ligatures w14:val="none"/>
-              </w:rPr>
-              <w:t>10.8.0.67</w:t>
-            </w:r>
-          </w:p>
-        </w:tc>
-      </w:tr>
-      <w:tr>
-        <w:tc>
-          <w:tcPr>
-            <w:tcW w:w="2252" w:type="dxa"/>
-          </w:tcPr>
-          <w:p>
-            <w:pPr>
-              <w:rPr>
-                <w:sz w:val="22"/>
-                <w:szCs w:val="22"/>
-                <w:lang w:val="en-US"/>
-              </w:rPr>
-            </w:pPr>
-            <w:proofErr w:type="spellStart"/>
-            <w:r>
-              <w:rPr>
-                <w:sz w:val="22"/>
-                <w:szCs w:val="22"/>
-                <w:lang w:val="en-US"/>
-              </w:rPr>
-              <w:t>Vlan</w:t>
-            </w:r>
-            <w:proofErr w:type="spellEnd"/>
-            <w:r>
-              <w:rPr>
-                <w:sz w:val="22"/>
-                <w:szCs w:val="22"/>
-                <w:lang w:val="en-US"/>
-              </w:rPr>
-              <w:t xml:space="preserve"> 99</w:t>
+              <w:t>Vlan 99</w:t>
             </w:r>
           </w:p>
         </w:tc>
@@ -694,25 +642,7 @@
           <w:szCs w:val="22"/>
           <w:lang w:val="en-US"/>
         </w:rPr>
-        <w:t xml:space="preserve"> </w:t>
-      </w:r>
-      <w:proofErr w:type="spellStart"/>
-      <w:r>
-        <w:rPr>
-          <w:sz w:val="22"/>
-          <w:szCs w:val="22"/>
-          <w:lang w:val="en-US"/>
-        </w:rPr>
-        <w:t>vlan</w:t>
-      </w:r>
-      <w:proofErr w:type="spellEnd"/>
-      <w:r>
-        <w:rPr>
-          <w:sz w:val="22"/>
-          <w:szCs w:val="22"/>
-          <w:lang w:val="en-US"/>
-        </w:rPr>
-        <w:t xml:space="preserve"> 10</w:t>
+        <w:t xml:space="preserve"> vlan 10</w:t>
       </w:r>
     </w:p>
     <w:p>
@@ -728,18 +658,8 @@
           <w:szCs w:val="22"/>
           <w:lang w:val="en-US"/>
         </w:rPr>
-        <w:t xml:space="preserve">- </w:t>
+        <w:t>- ip</w:t>
       </w:r>
-      <w:proofErr w:type="spellStart"/>
-      <w:r>
-        <w:rPr>
-          <w:sz w:val="22"/>
-          <w:szCs w:val="22"/>
-          <w:lang w:val="en-US"/>
-        </w:rPr>
-        <w:t>ip</w:t>
-      </w:r>
-      <w:proofErr w:type="spellEnd"/>
       <w:r>
         <w:rPr>
           <w:sz w:val="22"/>
@@ -864,23 +784,7 @@
           <w:sz w:val="22"/>
           <w:szCs w:val="22"/>
         </w:rPr>
-        <w:t xml:space="preserve"> </w:t>
-      </w:r>
-      <w:proofErr w:type="spellStart"/>
-      <w:r>
-        <w:rPr>
-          <w:sz w:val="22"/>
-          <w:szCs w:val="22"/>
-        </w:rPr>
-        <w:t>vlan</w:t>
-      </w:r>
-      <w:proofErr w:type="spellEnd"/>
-      <w:r>
-        <w:rPr>
-          <w:sz w:val="22"/>
-          <w:szCs w:val="22"/>
-        </w:rPr>
-        <w:t xml:space="preserve"> 20</w:t>
+        <w:t xml:space="preserve"> vlan 20</w:t>
       </w:r>
     </w:p>
     <w:p>
@@ -895,17 +799,8 @@
           <w:sz w:val="22"/>
           <w:szCs w:val="22"/>
         </w:rPr>
-        <w:t>-</w:t>
+        <w:t>-ip</w:t>
       </w:r>
-      <w:proofErr w:type="spellStart"/>
-      <w:r>
-        <w:rPr>
-          <w:sz w:val="22"/>
-          <w:szCs w:val="22"/>
-        </w:rPr>
-        <w:t>ip</w:t>
-      </w:r>
-      <w:proofErr w:type="spellEnd"/>
       <w:r>
         <w:rPr>
           <w:sz w:val="22"/>
@@ -1004,7 +899,6 @@
           <w:lang w:val="en-US"/>
         </w:rPr>
       </w:pPr>
-      <w:proofErr w:type="gramStart"/>
       <w:r>
         <w:rPr>
           <w:sz w:val="24"/>
@@ -1020,7 +914,6 @@
         </w:rPr>
         <w:t xml:space="preserve">  -</w:t>
       </w:r>
-      <w:proofErr w:type="gramEnd"/>
       <w:r>
         <w:rPr>
           <w:sz w:val="24"/>
@@ -1040,23 +933,7 @@
           <w:sz w:val="24"/>
           <w:szCs w:val="24"/>
         </w:rPr>
-        <w:t xml:space="preserve"> </w:t>
-      </w:r>
-      <w:proofErr w:type="spellStart"/>
-      <w:r>
-        <w:rPr>
-          <w:sz w:val="24"/>
-          <w:szCs w:val="24"/>
-        </w:rPr>
-        <w:t>vlan</w:t>
-      </w:r>
-      <w:proofErr w:type="spellEnd"/>
-      <w:r>
-        <w:rPr>
-          <w:sz w:val="24"/>
-          <w:szCs w:val="24"/>
-        </w:rPr>
-        <w:t xml:space="preserve"> 30</w:t>
+        <w:t xml:space="preserve"> vlan 30</w:t>
       </w:r>
     </w:p>
     <w:p>
@@ -1072,25 +949,7 @@
           <w:szCs w:val="22"/>
           <w:lang w:val="en-US"/>
         </w:rPr>
-        <w:t>-</w:t>
-      </w:r>
-      <w:proofErr w:type="spellStart"/>
-      <w:r>
-        <w:rPr>
-          <w:sz w:val="22"/>
-          <w:szCs w:val="22"/>
-          <w:lang w:val="en-US"/>
-        </w:rPr>
-        <w:t>ip</w:t>
-      </w:r>
-      <w:proofErr w:type="spellEnd"/>
-      <w:r>
-        <w:rPr>
-          <w:sz w:val="22"/>
-          <w:szCs w:val="22"/>
-          <w:lang w:val="en-US"/>
-        </w:rPr>
-        <w:t xml:space="preserve"> </w:t>
+        <w:t xml:space="preserve">-ip </w:t>
       </w:r>
       <w:r>
         <w:rPr>
@@ -1193,25 +1052,7 @@
           <w:szCs w:val="24"/>
           <w:lang w:val="en-US"/>
         </w:rPr>
-        <w:t xml:space="preserve"> </w:t>
-      </w:r>
-      <w:proofErr w:type="spellStart"/>
-      <w:r>
-        <w:rPr>
-          <w:sz w:val="24"/>
-          <w:szCs w:val="24"/>
-          <w:lang w:val="en-US"/>
-        </w:rPr>
-        <w:t>vlan</w:t>
-      </w:r>
-      <w:proofErr w:type="spellEnd"/>
-      <w:r>
-        <w:rPr>
-          <w:sz w:val="24"/>
-          <w:szCs w:val="24"/>
-          <w:lang w:val="en-US"/>
-        </w:rPr>
-        <w:t xml:space="preserve"> 99</w:t>
+        <w:t xml:space="preserve"> vlan 99</w:t>
       </w:r>
     </w:p>
     <w:p>
@@ -1227,18 +1068,8 @@
           <w:szCs w:val="22"/>
           <w:lang w:val="en-US"/>
         </w:rPr>
-        <w:t>-</w:t>
+        <w:t>-ip</w:t>
       </w:r>
-      <w:proofErr w:type="spellStart"/>
-      <w:r>
-        <w:rPr>
-          <w:sz w:val="22"/>
-          <w:szCs w:val="22"/>
-          <w:lang w:val="en-US"/>
-        </w:rPr>
-        <w:t>ip</w:t>
-      </w:r>
-      <w:proofErr w:type="spellEnd"/>
       <w:r>
         <w:rPr>
           <w:sz w:val="22"/>
@@ -1349,7 +1180,6 @@
           <w:szCs w:val="28"/>
           <w:lang w:val="en-US"/>
         </w:rPr>
-        <w:lastRenderedPageBreak/>
         <w:t>Site-2</w:t>
       </w:r>
     </w:p>
@@ -1397,23 +1227,7 @@
           <w:sz w:val="24"/>
           <w:szCs w:val="24"/>
         </w:rPr>
-        <w:t xml:space="preserve"> </w:t>
-      </w:r>
-      <w:proofErr w:type="spellStart"/>
-      <w:r>
-        <w:rPr>
-          <w:sz w:val="24"/>
-          <w:szCs w:val="24"/>
-        </w:rPr>
-        <w:t>vlan</w:t>
-      </w:r>
-      <w:proofErr w:type="spellEnd"/>
-      <w:r>
-        <w:rPr>
-          <w:sz w:val="24"/>
-          <w:szCs w:val="24"/>
-        </w:rPr>
-        <w:t xml:space="preserve"> 10</w:t>
+        <w:t xml:space="preserve"> vlan 10</w:t>
       </w:r>
     </w:p>
     <w:p>
@@ -1429,25 +1243,7 @@
           <w:szCs w:val="22"/>
           <w:lang w:val="en-US"/>
         </w:rPr>
-        <w:t>-</w:t>
-      </w:r>
-      <w:proofErr w:type="spellStart"/>
-      <w:r>
-        <w:rPr>
-          <w:sz w:val="22"/>
-          <w:szCs w:val="22"/>
-          <w:lang w:val="en-US"/>
-        </w:rPr>
-        <w:t>ip</w:t>
-      </w:r>
-      <w:proofErr w:type="spellEnd"/>
-      <w:r>
-        <w:rPr>
-          <w:sz w:val="22"/>
-          <w:szCs w:val="22"/>
-          <w:lang w:val="en-US"/>
-        </w:rPr>
-        <w:t xml:space="preserve"> </w:t>
+        <w:t xml:space="preserve">-ip </w:t>
       </w:r>
       <w:r>
         <w:rPr>
@@ -1556,10 +1352,12 @@
     </w:p>
     <w:p>
       <w:pPr>
-        <w:rPr>
+        <w:pStyle w:val="Heading5"/>
+        <w:rPr>
+          <w:rFonts w:ascii="Arial" w:hAnsi="Arial" w:cs="Arial"/>
+          <w:color w:val="auto"/>
           <w:sz w:val="22"/>
           <w:szCs w:val="22"/>
-          <w:lang w:val="en-US"/>
         </w:rPr>
       </w:pPr>
     </w:p>
@@ -1592,23 +1390,7 @@
           <w:sz w:val="24"/>
           <w:szCs w:val="24"/>
         </w:rPr>
-        <w:t xml:space="preserve"> </w:t>
-      </w:r>
-      <w:proofErr w:type="spellStart"/>
-      <w:r>
-        <w:rPr>
-          <w:sz w:val="24"/>
-          <w:szCs w:val="24"/>
-        </w:rPr>
-        <w:t>vlan</w:t>
-      </w:r>
-      <w:proofErr w:type="spellEnd"/>
-      <w:r>
-        <w:rPr>
-          <w:sz w:val="24"/>
-          <w:szCs w:val="24"/>
-        </w:rPr>
-        <w:t xml:space="preserve"> 20</w:t>
+        <w:t xml:space="preserve"> vlan 20</w:t>
       </w:r>
     </w:p>
     <w:p>
@@ -1624,25 +1406,7 @@
           <w:szCs w:val="22"/>
           <w:lang w:val="en-US"/>
         </w:rPr>
-        <w:t>-</w:t>
-      </w:r>
-      <w:proofErr w:type="spellStart"/>
-      <w:r>
-        <w:rPr>
-          <w:sz w:val="22"/>
-          <w:szCs w:val="22"/>
-          <w:lang w:val="en-US"/>
-        </w:rPr>
-        <w:t>ip</w:t>
-      </w:r>
-      <w:proofErr w:type="spellEnd"/>
-      <w:r>
-        <w:rPr>
-          <w:sz w:val="22"/>
-          <w:szCs w:val="22"/>
-          <w:lang w:val="en-US"/>
-        </w:rPr>
-        <w:t xml:space="preserve"> </w:t>
+        <w:t xml:space="preserve">-ip </w:t>
       </w:r>
       <w:r>
         <w:rPr>
@@ -1738,22 +1502,40 @@
     </w:p>
     <w:p>
       <w:pPr>
-        <w:rPr>
-          <w:sz w:val="22"/>
-          <w:szCs w:val="22"/>
+        <w:pStyle w:val="Heading2"/>
+        <w:rPr>
+          <w:lang w:val="en-US"/>
+        </w:rPr>
+      </w:pPr>
+      <w:r>
+        <w:rPr>
+          <w:lang w:val="en-US"/>
+        </w:rPr>
+        <w:t>Config</w:t>
+      </w:r>
+    </w:p>
+    <w:p>
+      <w:pPr>
+        <w:rPr>
+          <w:rFonts w:ascii="Arial" w:hAnsi="Arial" w:cs="Arial"/>
           <w:lang w:val="en-US"/>
         </w:rPr>
       </w:pPr>
     </w:p>
     <w:p>
       <w:pPr>
-        <w:rPr>
+        <w:pStyle w:val="Heading5"/>
+        <w:rPr>
+          <w:rFonts w:ascii="Arial" w:hAnsi="Arial" w:cs="Arial"/>
+          <w:color w:val="auto"/>
           <w:sz w:val="22"/>
           <w:szCs w:val="22"/>
         </w:rPr>
       </w:pPr>
       <w:r>
         <w:rPr>
+          <w:rFonts w:ascii="Arial" w:hAnsi="Arial" w:cs="Arial"/>
+          <w:color w:val="auto"/>
           <w:sz w:val="22"/>
           <w:szCs w:val="22"/>
         </w:rPr>
@@ -1763,7 +1545,16 @@
     <w:tbl>
       <w:tblPr>
         <w:tblStyle w:val="TableGrid"/>
-        <w:tblW w:w="0" w:type="auto"/>
+        <w:tblW w:w="9016" w:type="dxa"/>
+        <w:tblInd w:w="-113" w:type="dxa"/>
+        <w:tblBorders>
+          <w:top w:val="none" w:sz="0" w:space="0" w:color="auto"/>
+          <w:left w:val="none" w:sz="0" w:space="0" w:color="auto"/>
+          <w:bottom w:val="none" w:sz="0" w:space="0" w:color="auto"/>
+          <w:right w:val="none" w:sz="0" w:space="0" w:color="auto"/>
+          <w:insideH w:val="none" w:sz="0" w:space="0" w:color="auto"/>
+          <w:insideV w:val="none" w:sz="0" w:space="0" w:color="auto"/>
+        </w:tblBorders>
         <w:tblLook w:val="04A0" w:firstRow="1" w:lastRow="0" w:firstColumn="1" w:lastColumn="0" w:noHBand="0" w:noVBand="1"/>
       </w:tblPr>
       <w:tblGrid>
@@ -1778,46 +1569,43 @@
           <w:p>
             <w:pPr>
               <w:rPr>
-                <w:sz w:val="22"/>
-                <w:szCs w:val="22"/>
-              </w:rPr>
-            </w:pPr>
-            <w:r>
-              <w:rPr>
-                <w:sz w:val="22"/>
-                <w:szCs w:val="22"/>
-              </w:rPr>
-              <w:t xml:space="preserve">Switch </w:t>
-            </w:r>
-            <w:proofErr w:type="spellStart"/>
-            <w:r>
-              <w:rPr>
-                <w:sz w:val="22"/>
-                <w:szCs w:val="22"/>
-              </w:rPr>
-              <w:t>Mgmt</w:t>
-            </w:r>
-            <w:proofErr w:type="spellEnd"/>
-            <w:r>
-              <w:rPr>
-                <w:sz w:val="22"/>
-                <w:szCs w:val="22"/>
-              </w:rPr>
-              <w:t xml:space="preserve"> IP address: </w:t>
-            </w:r>
-            <w:r>
-              <w:rPr>
-                <w:sz w:val="22"/>
-                <w:szCs w:val="22"/>
-              </w:rPr>
-              <w:t>10.8.0.8</w:t>
-            </w:r>
-            <w:r>
-              <w:rPr>
-                <w:sz w:val="22"/>
-                <w:szCs w:val="22"/>
-              </w:rPr>
-              <w:t>4</w:t>
+                <w:rFonts w:ascii="Arial" w:hAnsi="Arial" w:cs="Arial"/>
+                <w:b/>
+                <w:bCs/>
+                <w:sz w:val="18"/>
+                <w:szCs w:val="18"/>
+              </w:rPr>
+            </w:pPr>
+            <w:r>
+              <w:rPr>
+                <w:rFonts w:ascii="Arial" w:hAnsi="Arial" w:cs="Arial"/>
+                <w:b/>
+                <w:bCs/>
+                <w:sz w:val="18"/>
+                <w:szCs w:val="18"/>
+              </w:rPr>
+              <w:t xml:space="preserve">Switch Mgmt IP address: </w:t>
+            </w:r>
+            <w:r>
+              <w:rPr>
+                <w:rFonts w:ascii="Arial" w:hAnsi="Arial" w:cs="Arial"/>
+                <w:b/>
+                <w:color w:val="000000"/>
+                <w:spacing w:val="1"/>
+                <w:sz w:val="16"/>
+                <w:szCs w:val="16"/>
+              </w:rPr>
+              <w:t>10</w:t>
+            </w:r>
+            <w:r>
+              <w:rPr>
+                <w:rFonts w:ascii="Arial" w:hAnsi="Arial" w:cs="Arial"/>
+                <w:b/>
+                <w:bCs/>
+                <w:sz w:val="18"/>
+                <w:szCs w:val="18"/>
+              </w:rPr>
+              <w:t>.8.0.84</w:t>
             </w:r>
           </w:p>
         </w:tc>
@@ -1828,21 +1616,41 @@
           <w:p>
             <w:pPr>
               <w:rPr>
-                <w:sz w:val="22"/>
-                <w:szCs w:val="22"/>
-              </w:rPr>
-            </w:pPr>
-            <w:r>
-              <w:rPr>
-                <w:sz w:val="22"/>
-                <w:szCs w:val="22"/>
-              </w:rPr>
-              <w:t>Management VLAN:</w:t>
-            </w:r>
-            <w:r>
-              <w:rPr>
-                <w:sz w:val="22"/>
-                <w:szCs w:val="22"/>
+                <w:rFonts w:ascii="Arial" w:hAnsi="Arial" w:cs="Arial"/>
+                <w:b/>
+                <w:bCs/>
+                <w:sz w:val="18"/>
+                <w:szCs w:val="18"/>
+              </w:rPr>
+            </w:pPr>
+            <w:r>
+              <w:rPr>
+                <w:rFonts w:ascii="Arial" w:hAnsi="Arial" w:cs="Arial"/>
+                <w:b/>
+                <w:color w:val="000000"/>
+                <w:spacing w:val="1"/>
+                <w:sz w:val="16"/>
+                <w:szCs w:val="16"/>
+              </w:rPr>
+              <w:t>Management</w:t>
+            </w:r>
+            <w:r>
+              <w:rPr>
+                <w:rFonts w:ascii="Arial" w:hAnsi="Arial" w:cs="Arial"/>
+                <w:b/>
+                <w:bCs/>
+                <w:sz w:val="18"/>
+                <w:szCs w:val="18"/>
+              </w:rPr>
+              <w:t xml:space="preserve"> VLAN:</w:t>
+            </w:r>
+            <w:r>
+              <w:rPr>
+                <w:rFonts w:ascii="Arial" w:hAnsi="Arial" w:cs="Arial"/>
+                <w:b/>
+                <w:bCs/>
+                <w:sz w:val="18"/>
+                <w:szCs w:val="18"/>
               </w:rPr>
               <w:t xml:space="preserve"> vlan99</w:t>
             </w:r>
@@ -1853,8 +1661,11 @@
     <w:p>
       <w:pPr>
         <w:rPr>
-          <w:sz w:val="22"/>
-          <w:szCs w:val="22"/>
+          <w:rFonts w:ascii="Arial" w:hAnsi="Arial" w:cs="Arial"/>
+          <w:b/>
+          <w:bCs/>
+          <w:sz w:val="18"/>
+          <w:szCs w:val="18"/>
           <w:lang w:val="en-US"/>
         </w:rPr>
       </w:pPr>
@@ -1878,18 +1689,39 @@
           </w:tcPr>
           <w:p>
             <w:pPr>
-              <w:rPr>
-                <w:sz w:val="22"/>
-                <w:szCs w:val="22"/>
-                <w:lang w:val="en-US"/>
-              </w:rPr>
-            </w:pPr>
-            <w:r>
-              <w:rPr>
-                <w:sz w:val="22"/>
-                <w:szCs w:val="22"/>
-              </w:rPr>
-              <w:t>Port/Number</w:t>
+              <w:autoSpaceDE w:val="0"/>
+              <w:autoSpaceDN w:val="0"/>
+              <w:adjustRightInd w:val="0"/>
+              <w:spacing w:before="60" w:after="60" w:line="278" w:lineRule="auto"/>
+              <w:rPr>
+                <w:rFonts w:ascii="Arial" w:hAnsi="Arial" w:cs="Arial"/>
+                <w:b/>
+                <w:bCs/>
+                <w:sz w:val="18"/>
+                <w:szCs w:val="18"/>
+                <w:lang w:val="en-US"/>
+              </w:rPr>
+            </w:pPr>
+            <w:r>
+              <w:rPr>
+                <w:rFonts w:ascii="Arial" w:hAnsi="Arial" w:cs="Arial"/>
+                <w:b/>
+                <w:bCs/>
+                <w:sz w:val="18"/>
+                <w:szCs w:val="18"/>
+              </w:rPr>
+              <w:t>Port/</w:t>
+            </w:r>
+            <w:r>
+              <w:rPr>
+                <w:rFonts w:ascii="Arial" w:hAnsi="Arial" w:cs="Arial"/>
+                <w:b/>
+                <w:color w:val="000000"/>
+                <w:spacing w:val="1"/>
+                <w:sz w:val="16"/>
+                <w:szCs w:val="16"/>
+              </w:rPr>
+              <w:t>Number</w:t>
             </w:r>
           </w:p>
         </w:tc>
@@ -1899,18 +1731,36 @@
           </w:tcPr>
           <w:p>
             <w:pPr>
-              <w:rPr>
-                <w:sz w:val="22"/>
-                <w:szCs w:val="22"/>
-                <w:lang w:val="en-US"/>
-              </w:rPr>
-            </w:pPr>
-            <w:r>
-              <w:rPr>
-                <w:sz w:val="22"/>
-                <w:szCs w:val="22"/>
-              </w:rPr>
-              <w:t>Description and Purpose</w:t>
+              <w:spacing w:after="160" w:line="278" w:lineRule="auto"/>
+              <w:rPr>
+                <w:rFonts w:ascii="Arial" w:hAnsi="Arial" w:cs="Arial"/>
+                <w:b/>
+                <w:bCs/>
+                <w:sz w:val="18"/>
+                <w:szCs w:val="18"/>
+                <w:lang w:val="en-US"/>
+              </w:rPr>
+            </w:pPr>
+            <w:r>
+              <w:rPr>
+                <w:rFonts w:ascii="Arial" w:hAnsi="Arial" w:cs="Arial"/>
+                <w:b/>
+                <w:color w:val="000000"/>
+                <w:spacing w:val="1"/>
+                <w:sz w:val="18"/>
+                <w:szCs w:val="20"/>
+              </w:rPr>
+              <w:t>Description</w:t>
+            </w:r>
+            <w:r>
+              <w:rPr>
+                <w:rFonts w:ascii="Arial" w:hAnsi="Arial" w:cs="Arial"/>
+                <w:b/>
+                <w:bCs/>
+                <w:sz w:val="18"/>
+                <w:szCs w:val="18"/>
+              </w:rPr>
+              <w:t xml:space="preserve"> and Purpose</w:t>
             </w:r>
           </w:p>
         </w:tc>
@@ -1920,16 +1770,23 @@
           </w:tcPr>
           <w:p>
             <w:pPr>
-              <w:rPr>
-                <w:sz w:val="22"/>
-                <w:szCs w:val="22"/>
-                <w:lang w:val="en-US"/>
-              </w:rPr>
-            </w:pPr>
-            <w:r>
-              <w:rPr>
-                <w:sz w:val="22"/>
-                <w:szCs w:val="22"/>
+              <w:spacing w:after="160" w:line="278" w:lineRule="auto"/>
+              <w:rPr>
+                <w:rFonts w:ascii="Arial" w:hAnsi="Arial" w:cs="Arial"/>
+                <w:b/>
+                <w:bCs/>
+                <w:sz w:val="18"/>
+                <w:szCs w:val="18"/>
+                <w:lang w:val="en-US"/>
+              </w:rPr>
+            </w:pPr>
+            <w:r>
+              <w:rPr>
+                <w:rFonts w:ascii="Arial" w:hAnsi="Arial" w:cs="Arial"/>
+                <w:b/>
+                <w:bCs/>
+                <w:sz w:val="18"/>
+                <w:szCs w:val="18"/>
               </w:rPr>
               <w:t>Trunk / Access</w:t>
             </w:r>
@@ -1941,24 +1798,34 @@
           </w:tcPr>
           <w:p>
             <w:pPr>
-              <w:rPr>
-                <w:sz w:val="22"/>
-                <w:szCs w:val="22"/>
-                <w:lang w:val="en-US"/>
-              </w:rPr>
-            </w:pPr>
-            <w:r>
-              <w:rPr>
-                <w:sz w:val="22"/>
-                <w:szCs w:val="22"/>
+              <w:spacing w:after="160" w:line="278" w:lineRule="auto"/>
+              <w:rPr>
+                <w:rFonts w:ascii="Arial" w:hAnsi="Arial" w:cs="Arial"/>
+                <w:b/>
+                <w:bCs/>
+                <w:sz w:val="18"/>
+                <w:szCs w:val="18"/>
+                <w:lang w:val="en-US"/>
+              </w:rPr>
+            </w:pPr>
+            <w:r>
+              <w:rPr>
+                <w:rFonts w:ascii="Arial" w:hAnsi="Arial" w:cs="Arial"/>
+                <w:b/>
+                <w:bCs/>
+                <w:sz w:val="18"/>
+                <w:szCs w:val="18"/>
                 <w:lang w:val="en-US"/>
               </w:rPr>
               <w:t>V</w:t>
             </w:r>
             <w:r>
               <w:rPr>
-                <w:sz w:val="22"/>
-                <w:szCs w:val="22"/>
+                <w:rFonts w:ascii="Arial" w:hAnsi="Arial" w:cs="Arial"/>
+                <w:b/>
+                <w:bCs/>
+                <w:sz w:val="18"/>
+                <w:szCs w:val="18"/>
               </w:rPr>
               <w:t>LAN / VLANs allowed</w:t>
             </w:r>
@@ -1973,11 +1840,25 @@
           <w:p>
             <w:pPr>
               <w:rPr>
-                <w:sz w:val="22"/>
-                <w:szCs w:val="22"/>
-                <w:lang w:val="en-US"/>
-              </w:rPr>
-            </w:pPr>
+                <w:rFonts w:ascii="Arial" w:hAnsi="Arial" w:cs="Arial"/>
+                <w:b/>
+                <w:bCs/>
+                <w:sz w:val="18"/>
+                <w:szCs w:val="18"/>
+                <w:lang w:val="en-US"/>
+              </w:rPr>
+            </w:pPr>
+            <w:r>
+              <w:rPr>
+                <w:rFonts w:ascii="Arial" w:hAnsi="Arial" w:cs="Arial"/>
+                <w:b/>
+                <w:bCs/>
+                <w:sz w:val="18"/>
+                <w:szCs w:val="18"/>
+                <w:lang w:val="en-US"/>
+              </w:rPr>
+              <w:t>Fa0/1-2</w:t>
+            </w:r>
           </w:p>
         </w:tc>
         <w:tc>
@@ -1986,12 +1867,27 @@
           </w:tcPr>
           <w:p>
             <w:pPr>
-              <w:rPr>
-                <w:sz w:val="22"/>
-                <w:szCs w:val="22"/>
-                <w:lang w:val="en-US"/>
-              </w:rPr>
-            </w:pPr>
+              <w:spacing w:after="160" w:line="278" w:lineRule="auto"/>
+              <w:rPr>
+                <w:rFonts w:ascii="Arial" w:hAnsi="Arial" w:cs="Arial"/>
+                <w:b/>
+                <w:bCs/>
+                <w:sz w:val="18"/>
+                <w:szCs w:val="18"/>
+                <w:lang w:val="en-US"/>
+              </w:rPr>
+            </w:pPr>
+            <w:r>
+              <w:rPr>
+                <w:rFonts w:ascii="Arial" w:hAnsi="Arial" w:cs="Arial"/>
+                <w:b/>
+                <w:color w:val="000000"/>
+                <w:spacing w:val="1"/>
+                <w:sz w:val="18"/>
+                <w:szCs w:val="20"/>
+              </w:rPr>
+              <w:t>AccessSwitch1</w:t>
+            </w:r>
           </w:p>
         </w:tc>
         <w:tc>
@@ -2000,12 +1896,27 @@
           </w:tcPr>
           <w:p>
             <w:pPr>
-              <w:rPr>
-                <w:sz w:val="22"/>
-                <w:szCs w:val="22"/>
-                <w:lang w:val="en-US"/>
-              </w:rPr>
-            </w:pPr>
+              <w:spacing w:after="160" w:line="278" w:lineRule="auto"/>
+              <w:rPr>
+                <w:rFonts w:ascii="Arial" w:hAnsi="Arial" w:cs="Arial"/>
+                <w:b/>
+                <w:bCs/>
+                <w:sz w:val="18"/>
+                <w:szCs w:val="18"/>
+                <w:lang w:val="en-US"/>
+              </w:rPr>
+            </w:pPr>
+            <w:r>
+              <w:rPr>
+                <w:rFonts w:ascii="Arial" w:hAnsi="Arial" w:cs="Arial"/>
+                <w:b/>
+                <w:color w:val="000000"/>
+                <w:spacing w:val="1"/>
+                <w:sz w:val="18"/>
+                <w:szCs w:val="20"/>
+              </w:rPr>
+              <w:t>Trunk</w:t>
+            </w:r>
           </w:p>
         </w:tc>
         <w:tc>
@@ -2014,12 +1925,367 @@
           </w:tcPr>
           <w:p>
             <w:pPr>
-              <w:rPr>
-                <w:sz w:val="22"/>
-                <w:szCs w:val="22"/>
-                <w:lang w:val="en-US"/>
-              </w:rPr>
-            </w:pPr>
+              <w:spacing w:after="160" w:line="278" w:lineRule="auto"/>
+              <w:rPr>
+                <w:rFonts w:ascii="Arial" w:hAnsi="Arial" w:cs="Arial"/>
+                <w:b/>
+                <w:bCs/>
+                <w:sz w:val="18"/>
+                <w:szCs w:val="18"/>
+                <w:lang w:val="en-US"/>
+              </w:rPr>
+            </w:pPr>
+            <w:r>
+              <w:rPr>
+                <w:rFonts w:ascii="Arial" w:hAnsi="Arial" w:cs="Arial"/>
+                <w:b/>
+                <w:bCs/>
+                <w:sz w:val="18"/>
+                <w:szCs w:val="18"/>
+                <w:lang w:val="en-US"/>
+              </w:rPr>
+              <w:t>10,20,30,99</w:t>
+            </w:r>
+          </w:p>
+        </w:tc>
+      </w:tr>
+      <w:tr>
+        <w:tc>
+          <w:tcPr>
+            <w:tcW w:w="1696" w:type="dxa"/>
+          </w:tcPr>
+          <w:p>
+            <w:pPr>
+              <w:spacing w:after="160" w:line="278" w:lineRule="auto"/>
+              <w:rPr>
+                <w:rFonts w:ascii="Arial" w:hAnsi="Arial" w:cs="Arial"/>
+                <w:b/>
+                <w:bCs/>
+                <w:sz w:val="18"/>
+                <w:szCs w:val="18"/>
+                <w:lang w:val="en-US"/>
+              </w:rPr>
+            </w:pPr>
+            <w:r>
+              <w:rPr>
+                <w:rFonts w:ascii="Arial" w:hAnsi="Arial" w:cs="Arial"/>
+                <w:b/>
+                <w:bCs/>
+                <w:sz w:val="18"/>
+                <w:szCs w:val="18"/>
+                <w:lang w:val="en-US"/>
+              </w:rPr>
+              <w:t>Fa0/3-4</w:t>
+            </w:r>
+          </w:p>
+        </w:tc>
+        <w:tc>
+          <w:tcPr>
+            <w:tcW w:w="3119" w:type="dxa"/>
+          </w:tcPr>
+          <w:p>
+            <w:pPr>
+              <w:rPr>
+                <w:rFonts w:ascii="Arial" w:hAnsi="Arial" w:cs="Arial"/>
+                <w:b/>
+                <w:bCs/>
+                <w:sz w:val="18"/>
+                <w:szCs w:val="18"/>
+                <w:lang w:val="en-US"/>
+              </w:rPr>
+            </w:pPr>
+            <w:r>
+              <w:rPr>
+                <w:rFonts w:ascii="Arial" w:hAnsi="Arial" w:cs="Arial"/>
+                <w:b/>
+                <w:bCs/>
+                <w:sz w:val="18"/>
+                <w:szCs w:val="18"/>
+              </w:rPr>
+              <w:t>AccessSwitch2</w:t>
+            </w:r>
+          </w:p>
+        </w:tc>
+        <w:tc>
+          <w:tcPr>
+            <w:tcW w:w="1843" w:type="dxa"/>
+          </w:tcPr>
+          <w:p>
+            <w:pPr>
+              <w:rPr>
+                <w:rFonts w:ascii="Arial" w:hAnsi="Arial" w:cs="Arial"/>
+                <w:b/>
+                <w:bCs/>
+                <w:sz w:val="18"/>
+                <w:szCs w:val="18"/>
+                <w:lang w:val="en-US"/>
+              </w:rPr>
+            </w:pPr>
+            <w:r>
+              <w:rPr>
+                <w:rFonts w:ascii="Arial" w:hAnsi="Arial" w:cs="Arial"/>
+                <w:b/>
+                <w:bCs/>
+                <w:sz w:val="18"/>
+                <w:szCs w:val="18"/>
+              </w:rPr>
+              <w:t>Trunk</w:t>
+            </w:r>
+          </w:p>
+        </w:tc>
+        <w:tc>
+          <w:tcPr>
+            <w:tcW w:w="2551" w:type="dxa"/>
+          </w:tcPr>
+          <w:p>
+            <w:pPr>
+              <w:rPr>
+                <w:rFonts w:ascii="Arial" w:hAnsi="Arial" w:cs="Arial"/>
+                <w:b/>
+                <w:bCs/>
+                <w:sz w:val="18"/>
+                <w:szCs w:val="18"/>
+                <w:lang w:val="en-US"/>
+              </w:rPr>
+            </w:pPr>
+            <w:r>
+              <w:rPr>
+                <w:rFonts w:ascii="Arial" w:hAnsi="Arial" w:cs="Arial"/>
+                <w:b/>
+                <w:bCs/>
+                <w:sz w:val="18"/>
+                <w:szCs w:val="18"/>
+                <w:lang w:val="en-US"/>
+              </w:rPr>
+              <w:t>10,20,30,99</w:t>
+            </w:r>
+          </w:p>
+        </w:tc>
+      </w:tr>
+      <w:tr>
+        <w:tc>
+          <w:tcPr>
+            <w:tcW w:w="1696" w:type="dxa"/>
+          </w:tcPr>
+          <w:p>
+            <w:pPr>
+              <w:spacing w:after="160" w:line="278" w:lineRule="auto"/>
+              <w:rPr>
+                <w:rFonts w:ascii="Arial" w:hAnsi="Arial" w:cs="Arial"/>
+                <w:b/>
+                <w:bCs/>
+                <w:sz w:val="18"/>
+                <w:szCs w:val="18"/>
+                <w:lang w:val="en-US"/>
+              </w:rPr>
+            </w:pPr>
+            <w:r>
+              <w:rPr>
+                <w:rFonts w:ascii="Arial" w:hAnsi="Arial" w:cs="Arial"/>
+                <w:b/>
+                <w:bCs/>
+                <w:sz w:val="18"/>
+                <w:szCs w:val="18"/>
+                <w:lang w:val="en-US"/>
+              </w:rPr>
+              <w:t>Fa0/5-6</w:t>
+            </w:r>
+          </w:p>
+        </w:tc>
+        <w:tc>
+          <w:tcPr>
+            <w:tcW w:w="3119" w:type="dxa"/>
+          </w:tcPr>
+          <w:p>
+            <w:pPr>
+              <w:rPr>
+                <w:rFonts w:ascii="Arial" w:hAnsi="Arial" w:cs="Arial"/>
+                <w:b/>
+                <w:bCs/>
+                <w:sz w:val="18"/>
+                <w:szCs w:val="18"/>
+                <w:lang w:val="en-US"/>
+              </w:rPr>
+            </w:pPr>
+            <w:r>
+              <w:rPr>
+                <w:rFonts w:ascii="Arial" w:hAnsi="Arial" w:cs="Arial"/>
+                <w:b/>
+                <w:bCs/>
+                <w:sz w:val="18"/>
+                <w:szCs w:val="18"/>
+              </w:rPr>
+              <w:t>Distribution Switch2</w:t>
+            </w:r>
+          </w:p>
+        </w:tc>
+        <w:tc>
+          <w:tcPr>
+            <w:tcW w:w="1843" w:type="dxa"/>
+          </w:tcPr>
+          <w:p>
+            <w:pPr>
+              <w:rPr>
+                <w:rFonts w:ascii="Arial" w:hAnsi="Arial" w:cs="Arial"/>
+                <w:b/>
+                <w:bCs/>
+                <w:sz w:val="18"/>
+                <w:szCs w:val="18"/>
+                <w:lang w:val="en-US"/>
+              </w:rPr>
+            </w:pPr>
+            <w:r>
+              <w:rPr>
+                <w:rFonts w:ascii="Arial" w:hAnsi="Arial" w:cs="Arial"/>
+                <w:b/>
+                <w:bCs/>
+                <w:sz w:val="18"/>
+                <w:szCs w:val="18"/>
+              </w:rPr>
+              <w:t>Trunk</w:t>
+            </w:r>
+          </w:p>
+        </w:tc>
+        <w:tc>
+          <w:tcPr>
+            <w:tcW w:w="2551" w:type="dxa"/>
+          </w:tcPr>
+          <w:p>
+            <w:pPr>
+              <w:rPr>
+                <w:rFonts w:ascii="Arial" w:hAnsi="Arial" w:cs="Arial"/>
+                <w:b/>
+                <w:bCs/>
+                <w:sz w:val="18"/>
+                <w:szCs w:val="18"/>
+                <w:lang w:val="en-US"/>
+              </w:rPr>
+            </w:pPr>
+            <w:r>
+              <w:rPr>
+                <w:rFonts w:ascii="Arial" w:hAnsi="Arial" w:cs="Arial"/>
+                <w:b/>
+                <w:bCs/>
+                <w:sz w:val="18"/>
+                <w:szCs w:val="18"/>
+                <w:lang w:val="en-US"/>
+              </w:rPr>
+              <w:t>10,20,30,99</w:t>
+            </w:r>
+          </w:p>
+        </w:tc>
+      </w:tr>
+      <w:tr>
+        <w:tc>
+          <w:tcPr>
+            <w:tcW w:w="1696" w:type="dxa"/>
+          </w:tcPr>
+          <w:p>
+            <w:pPr>
+              <w:spacing w:after="160" w:line="278" w:lineRule="auto"/>
+              <w:rPr>
+                <w:rFonts w:ascii="Arial" w:hAnsi="Arial" w:cs="Arial"/>
+                <w:b/>
+                <w:bCs/>
+                <w:sz w:val="18"/>
+                <w:szCs w:val="18"/>
+                <w:lang w:val="en-US"/>
+              </w:rPr>
+            </w:pPr>
+            <w:r>
+              <w:rPr>
+                <w:rFonts w:ascii="Arial" w:hAnsi="Arial" w:cs="Arial"/>
+                <w:b/>
+                <w:bCs/>
+                <w:sz w:val="18"/>
+                <w:szCs w:val="18"/>
+                <w:lang w:val="en-US"/>
+              </w:rPr>
+              <w:t>Gig0/1</w:t>
+            </w:r>
+          </w:p>
+        </w:tc>
+        <w:tc>
+          <w:tcPr>
+            <w:tcW w:w="3119" w:type="dxa"/>
+          </w:tcPr>
+          <w:p>
+            <w:pPr>
+              <w:rPr>
+                <w:rFonts w:ascii="Arial" w:hAnsi="Arial" w:cs="Arial"/>
+                <w:b/>
+                <w:bCs/>
+                <w:sz w:val="18"/>
+                <w:szCs w:val="18"/>
+                <w:lang w:val="en-US"/>
+              </w:rPr>
+            </w:pPr>
+            <w:r>
+              <w:rPr>
+                <w:rFonts w:ascii="Arial" w:hAnsi="Arial" w:cs="Arial"/>
+                <w:b/>
+                <w:bCs/>
+                <w:sz w:val="18"/>
+                <w:szCs w:val="18"/>
+                <w:lang w:val="en-US"/>
+              </w:rPr>
+              <w:t>Router 1</w:t>
+            </w:r>
+          </w:p>
+        </w:tc>
+        <w:tc>
+          <w:tcPr>
+            <w:tcW w:w="1843" w:type="dxa"/>
+          </w:tcPr>
+          <w:p>
+            <w:pPr>
+              <w:rPr>
+                <w:rFonts w:ascii="Arial" w:hAnsi="Arial" w:cs="Arial"/>
+                <w:b/>
+                <w:bCs/>
+                <w:sz w:val="18"/>
+                <w:szCs w:val="18"/>
+                <w:lang w:val="en-US"/>
+              </w:rPr>
+            </w:pPr>
+            <w:r>
+              <w:rPr>
+                <w:rFonts w:ascii="Arial" w:hAnsi="Arial" w:cs="Arial"/>
+                <w:b/>
+                <w:bCs/>
+                <w:sz w:val="18"/>
+                <w:szCs w:val="18"/>
+              </w:rPr>
+              <w:t>Trunk</w:t>
+            </w:r>
+          </w:p>
+        </w:tc>
+        <w:tc>
+          <w:tcPr>
+            <w:tcW w:w="2551" w:type="dxa"/>
+          </w:tcPr>
+          <w:p>
+            <w:pPr>
+              <w:rPr>
+                <w:rFonts w:ascii="Arial" w:hAnsi="Arial" w:cs="Arial"/>
+                <w:b/>
+                <w:bCs/>
+                <w:sz w:val="18"/>
+                <w:szCs w:val="18"/>
+                <w:lang w:val="en-US"/>
+              </w:rPr>
+            </w:pPr>
+            <w:r>
+              <w:rPr>
+                <w:rFonts w:ascii="Arial" w:hAnsi="Arial" w:cs="Arial"/>
+                <w:b/>
+                <w:bCs/>
+                <w:sz w:val="18"/>
+                <w:szCs w:val="18"/>
+                <w:lang w:val="en-US"/>
+              </w:rPr>
+              <w:t>10,20,30,99</w:t>
+            </w:r>
           </w:p>
         </w:tc>
       </w:tr>
@@ -2027,45 +2293,47 @@
     <w:p>
       <w:pPr>
         <w:rPr>
-          <w:sz w:val="22"/>
-          <w:szCs w:val="22"/>
+          <w:rFonts w:ascii="Arial" w:hAnsi="Arial" w:cs="Arial"/>
+          <w:b/>
+          <w:bCs/>
+          <w:sz w:val="18"/>
+          <w:szCs w:val="18"/>
           <w:lang w:val="en-US"/>
         </w:rPr>
       </w:pPr>
     </w:p>
     <w:p>
       <w:pPr>
-        <w:rPr>
+        <w:pStyle w:val="Heading5"/>
+        <w:rPr>
+          <w:rFonts w:ascii="Arial" w:hAnsi="Arial" w:cs="Arial"/>
+          <w:color w:val="auto"/>
           <w:sz w:val="22"/>
           <w:szCs w:val="22"/>
         </w:rPr>
       </w:pPr>
       <w:r>
         <w:rPr>
+          <w:rFonts w:ascii="Arial" w:hAnsi="Arial" w:cs="Arial"/>
+          <w:color w:val="auto"/>
           <w:sz w:val="22"/>
           <w:szCs w:val="22"/>
         </w:rPr>
-        <w:t>HQ Distribution Switch</w:t>
-      </w:r>
-      <w:r>
-        <w:rPr>
-          <w:sz w:val="22"/>
-          <w:szCs w:val="22"/>
-        </w:rPr>
-        <w:t>2</w:t>
-      </w:r>
-      <w:r>
-        <w:rPr>
-          <w:sz w:val="22"/>
-          <w:szCs w:val="22"/>
-        </w:rPr>
-        <w:t xml:space="preserve"> Name:</w:t>
+        <w:t>HQ Distribution Switch2 Name:</w:t>
       </w:r>
     </w:p>
     <w:tbl>
       <w:tblPr>
         <w:tblStyle w:val="TableGrid"/>
         <w:tblW w:w="0" w:type="auto"/>
+        <w:tblBorders>
+          <w:top w:val="none" w:sz="0" w:space="0" w:color="auto"/>
+          <w:left w:val="none" w:sz="0" w:space="0" w:color="auto"/>
+          <w:bottom w:val="none" w:sz="0" w:space="0" w:color="auto"/>
+          <w:right w:val="none" w:sz="0" w:space="0" w:color="auto"/>
+          <w:insideH w:val="none" w:sz="0" w:space="0" w:color="auto"/>
+          <w:insideV w:val="none" w:sz="0" w:space="0" w:color="auto"/>
+        </w:tblBorders>
         <w:tblLook w:val="04A0" w:firstRow="1" w:lastRow="0" w:firstColumn="1" w:lastColumn="0" w:noHBand="0" w:noVBand="1"/>
       </w:tblPr>
       <w:tblGrid>
@@ -2080,39 +2348,22 @@
           <w:p>
             <w:pPr>
               <w:rPr>
-                <w:sz w:val="22"/>
-                <w:szCs w:val="22"/>
-              </w:rPr>
-            </w:pPr>
-            <w:r>
-              <w:rPr>
-                <w:sz w:val="22"/>
-                <w:szCs w:val="22"/>
-              </w:rPr>
-              <w:t xml:space="preserve">Switch </w:t>
-            </w:r>
-            <w:proofErr w:type="spellStart"/>
-            <w:r>
-              <w:rPr>
-                <w:sz w:val="22"/>
-                <w:szCs w:val="22"/>
-              </w:rPr>
-              <w:t>Mgmt</w:t>
-            </w:r>
-            <w:proofErr w:type="spellEnd"/>
-            <w:r>
-              <w:rPr>
-                <w:sz w:val="22"/>
-                <w:szCs w:val="22"/>
-              </w:rPr>
-              <w:t xml:space="preserve"> IP address: </w:t>
-            </w:r>
-            <w:r>
-              <w:rPr>
-                <w:sz w:val="22"/>
-                <w:szCs w:val="22"/>
-              </w:rPr>
-              <w:t>10.8.0.85</w:t>
+                <w:rFonts w:ascii="Arial" w:hAnsi="Arial" w:cs="Arial"/>
+                <w:b/>
+                <w:bCs/>
+                <w:sz w:val="18"/>
+                <w:szCs w:val="18"/>
+              </w:rPr>
+            </w:pPr>
+            <w:r>
+              <w:rPr>
+                <w:rFonts w:ascii="Arial" w:hAnsi="Arial" w:cs="Arial"/>
+                <w:b/>
+                <w:bCs/>
+                <w:sz w:val="18"/>
+                <w:szCs w:val="18"/>
+              </w:rPr>
+              <w:t>Switch Mgmt IP address: 10.8.0.85</w:t>
             </w:r>
           </w:p>
         </w:tc>
@@ -2123,23 +2374,22 @@
           <w:p>
             <w:pPr>
               <w:rPr>
-                <w:sz w:val="22"/>
-                <w:szCs w:val="22"/>
-              </w:rPr>
-            </w:pPr>
-            <w:r>
-              <w:rPr>
-                <w:sz w:val="22"/>
-                <w:szCs w:val="22"/>
-              </w:rPr>
-              <w:t>Management VLAN:</w:t>
-            </w:r>
-            <w:r>
-              <w:rPr>
-                <w:sz w:val="22"/>
-                <w:szCs w:val="22"/>
-              </w:rPr>
-              <w:t xml:space="preserve"> vlan99</w:t>
+                <w:rFonts w:ascii="Arial" w:hAnsi="Arial" w:cs="Arial"/>
+                <w:b/>
+                <w:bCs/>
+                <w:sz w:val="18"/>
+                <w:szCs w:val="18"/>
+              </w:rPr>
+            </w:pPr>
+            <w:r>
+              <w:rPr>
+                <w:rFonts w:ascii="Arial" w:hAnsi="Arial" w:cs="Arial"/>
+                <w:b/>
+                <w:bCs/>
+                <w:sz w:val="18"/>
+                <w:szCs w:val="18"/>
+              </w:rPr>
+              <w:t>Management VLAN: vlan99</w:t>
             </w:r>
           </w:p>
         </w:tc>
@@ -2148,8 +2398,11 @@
     <w:p>
       <w:pPr>
         <w:rPr>
-          <w:sz w:val="22"/>
-          <w:szCs w:val="22"/>
+          <w:rFonts w:ascii="Arial" w:hAnsi="Arial" w:cs="Arial"/>
+          <w:b/>
+          <w:bCs/>
+          <w:sz w:val="18"/>
+          <w:szCs w:val="18"/>
           <w:lang w:val="en-US"/>
         </w:rPr>
       </w:pPr>
@@ -2173,18 +2426,39 @@
           </w:tcPr>
           <w:p>
             <w:pPr>
-              <w:rPr>
-                <w:sz w:val="22"/>
-                <w:szCs w:val="22"/>
-                <w:lang w:val="en-US"/>
-              </w:rPr>
-            </w:pPr>
-            <w:r>
-              <w:rPr>
-                <w:sz w:val="22"/>
-                <w:szCs w:val="22"/>
-              </w:rPr>
-              <w:t>Port/Number</w:t>
+              <w:autoSpaceDE w:val="0"/>
+              <w:autoSpaceDN w:val="0"/>
+              <w:adjustRightInd w:val="0"/>
+              <w:spacing w:before="120" w:after="120" w:line="278" w:lineRule="auto"/>
+              <w:rPr>
+                <w:rFonts w:ascii="Arial" w:hAnsi="Arial" w:cs="Arial"/>
+                <w:b/>
+                <w:bCs/>
+                <w:sz w:val="18"/>
+                <w:szCs w:val="18"/>
+                <w:lang w:val="en-US"/>
+              </w:rPr>
+            </w:pPr>
+            <w:r>
+              <w:rPr>
+                <w:rFonts w:ascii="Arial" w:hAnsi="Arial" w:cs="Arial"/>
+                <w:b/>
+                <w:bCs/>
+                <w:sz w:val="18"/>
+                <w:szCs w:val="18"/>
+              </w:rPr>
+              <w:t>Port/</w:t>
+            </w:r>
+            <w:r>
+              <w:rPr>
+                <w:rFonts w:ascii="Arial" w:hAnsi="Arial" w:cs="Arial"/>
+                <w:b/>
+                <w:color w:val="000000"/>
+                <w:spacing w:val="1"/>
+                <w:sz w:val="18"/>
+                <w:szCs w:val="20"/>
+              </w:rPr>
+              <w:t>Number</w:t>
             </w:r>
           </w:p>
         </w:tc>
@@ -2195,15 +2469,21 @@
           <w:p>
             <w:pPr>
               <w:rPr>
-                <w:sz w:val="22"/>
-                <w:szCs w:val="22"/>
-                <w:lang w:val="en-US"/>
-              </w:rPr>
-            </w:pPr>
-            <w:r>
-              <w:rPr>
-                <w:sz w:val="22"/>
-                <w:szCs w:val="22"/>
+                <w:rFonts w:ascii="Arial" w:hAnsi="Arial" w:cs="Arial"/>
+                <w:b/>
+                <w:bCs/>
+                <w:sz w:val="18"/>
+                <w:szCs w:val="18"/>
+                <w:lang w:val="en-US"/>
+              </w:rPr>
+            </w:pPr>
+            <w:r>
+              <w:rPr>
+                <w:rFonts w:ascii="Arial" w:hAnsi="Arial" w:cs="Arial"/>
+                <w:b/>
+                <w:bCs/>
+                <w:sz w:val="18"/>
+                <w:szCs w:val="18"/>
               </w:rPr>
               <w:t>Description and Purpose</w:t>
             </w:r>
@@ -2216,15 +2496,21 @@
           <w:p>
             <w:pPr>
               <w:rPr>
-                <w:sz w:val="22"/>
-                <w:szCs w:val="22"/>
-                <w:lang w:val="en-US"/>
-              </w:rPr>
-            </w:pPr>
-            <w:r>
-              <w:rPr>
-                <w:sz w:val="22"/>
-                <w:szCs w:val="22"/>
+                <w:rFonts w:ascii="Arial" w:hAnsi="Arial" w:cs="Arial"/>
+                <w:b/>
+                <w:bCs/>
+                <w:sz w:val="18"/>
+                <w:szCs w:val="18"/>
+                <w:lang w:val="en-US"/>
+              </w:rPr>
+            </w:pPr>
+            <w:r>
+              <w:rPr>
+                <w:rFonts w:ascii="Arial" w:hAnsi="Arial" w:cs="Arial"/>
+                <w:b/>
+                <w:bCs/>
+                <w:sz w:val="18"/>
+                <w:szCs w:val="18"/>
               </w:rPr>
               <w:t>Trunk / Access</w:t>
             </w:r>
@@ -2237,23 +2523,32 @@
           <w:p>
             <w:pPr>
               <w:rPr>
-                <w:sz w:val="22"/>
-                <w:szCs w:val="22"/>
-                <w:lang w:val="en-US"/>
-              </w:rPr>
-            </w:pPr>
-            <w:r>
-              <w:rPr>
-                <w:sz w:val="22"/>
-                <w:szCs w:val="22"/>
+                <w:rFonts w:ascii="Arial" w:hAnsi="Arial" w:cs="Arial"/>
+                <w:b/>
+                <w:bCs/>
+                <w:sz w:val="18"/>
+                <w:szCs w:val="18"/>
+                <w:lang w:val="en-US"/>
+              </w:rPr>
+            </w:pPr>
+            <w:r>
+              <w:rPr>
+                <w:rFonts w:ascii="Arial" w:hAnsi="Arial" w:cs="Arial"/>
+                <w:b/>
+                <w:bCs/>
+                <w:sz w:val="18"/>
+                <w:szCs w:val="18"/>
                 <w:lang w:val="en-US"/>
               </w:rPr>
               <w:t>V</w:t>
             </w:r>
             <w:r>
               <w:rPr>
-                <w:sz w:val="22"/>
-                <w:szCs w:val="22"/>
+                <w:rFonts w:ascii="Arial" w:hAnsi="Arial" w:cs="Arial"/>
+                <w:b/>
+                <w:bCs/>
+                <w:sz w:val="18"/>
+                <w:szCs w:val="18"/>
               </w:rPr>
               <w:t>LAN / VLANs allowed</w:t>
             </w:r>
@@ -2267,12 +2562,31 @@
           </w:tcPr>
           <w:p>
             <w:pPr>
-              <w:rPr>
-                <w:sz w:val="22"/>
-                <w:szCs w:val="22"/>
-                <w:lang w:val="en-US"/>
-              </w:rPr>
-            </w:pPr>
+              <w:autoSpaceDE w:val="0"/>
+              <w:autoSpaceDN w:val="0"/>
+              <w:adjustRightInd w:val="0"/>
+              <w:spacing w:before="120" w:after="120" w:line="278" w:lineRule="auto"/>
+              <w:rPr>
+                <w:rFonts w:ascii="Arial" w:hAnsi="Arial" w:cs="Arial"/>
+                <w:b/>
+                <w:bCs/>
+                <w:sz w:val="18"/>
+                <w:szCs w:val="18"/>
+                <w:lang w:val="en-US"/>
+              </w:rPr>
+            </w:pPr>
+            <w:r>
+              <w:rPr>
+                <w:rFonts w:ascii="Arial" w:hAnsi="Arial" w:cs="Arial"/>
+                <w:b/>
+                <w:bCs/>
+                <w:sz w:val="18"/>
+                <w:szCs w:val="18"/>
+                <w:lang w:val="en-US"/>
+              </w:rPr>
+              <w:lastRenderedPageBreak/>
+              <w:t>Fa0/1-2</w:t>
+            </w:r>
           </w:p>
         </w:tc>
         <w:tc>
@@ -2282,11 +2596,24 @@
           <w:p>
             <w:pPr>
               <w:rPr>
-                <w:sz w:val="22"/>
-                <w:szCs w:val="22"/>
-                <w:lang w:val="en-US"/>
-              </w:rPr>
-            </w:pPr>
+                <w:rFonts w:ascii="Arial" w:hAnsi="Arial" w:cs="Arial"/>
+                <w:b/>
+                <w:bCs/>
+                <w:sz w:val="18"/>
+                <w:szCs w:val="18"/>
+                <w:lang w:val="en-US"/>
+              </w:rPr>
+            </w:pPr>
+            <w:r>
+              <w:rPr>
+                <w:rFonts w:ascii="Arial" w:hAnsi="Arial" w:cs="Arial"/>
+                <w:b/>
+                <w:bCs/>
+                <w:sz w:val="18"/>
+                <w:szCs w:val="18"/>
+              </w:rPr>
+              <w:t>AccessSwitch2</w:t>
+            </w:r>
           </w:p>
         </w:tc>
         <w:tc>
@@ -2296,11 +2623,24 @@
           <w:p>
             <w:pPr>
               <w:rPr>
-                <w:sz w:val="22"/>
-                <w:szCs w:val="22"/>
-                <w:lang w:val="en-US"/>
-              </w:rPr>
-            </w:pPr>
+                <w:rFonts w:ascii="Arial" w:hAnsi="Arial" w:cs="Arial"/>
+                <w:b/>
+                <w:bCs/>
+                <w:sz w:val="18"/>
+                <w:szCs w:val="18"/>
+                <w:lang w:val="en-US"/>
+              </w:rPr>
+            </w:pPr>
+            <w:r>
+              <w:rPr>
+                <w:rFonts w:ascii="Arial" w:hAnsi="Arial" w:cs="Arial"/>
+                <w:b/>
+                <w:bCs/>
+                <w:sz w:val="18"/>
+                <w:szCs w:val="18"/>
+              </w:rPr>
+              <w:t>Trunk</w:t>
+            </w:r>
           </w:p>
         </w:tc>
         <w:tc>
@@ -2310,48 +2650,415 @@
           <w:p>
             <w:pPr>
               <w:rPr>
-                <w:sz w:val="22"/>
-                <w:szCs w:val="22"/>
-                <w:lang w:val="en-US"/>
-              </w:rPr>
-            </w:pPr>
+                <w:rFonts w:ascii="Arial" w:hAnsi="Arial" w:cs="Arial"/>
+                <w:b/>
+                <w:bCs/>
+                <w:sz w:val="18"/>
+                <w:szCs w:val="18"/>
+                <w:lang w:val="en-US"/>
+              </w:rPr>
+            </w:pPr>
+            <w:r>
+              <w:rPr>
+                <w:rFonts w:ascii="Arial" w:hAnsi="Arial" w:cs="Arial"/>
+                <w:b/>
+                <w:bCs/>
+                <w:sz w:val="18"/>
+                <w:szCs w:val="18"/>
+                <w:lang w:val="en-US"/>
+              </w:rPr>
+              <w:t>10,20,30,99</w:t>
+            </w:r>
+          </w:p>
+        </w:tc>
+      </w:tr>
+      <w:tr>
+        <w:tc>
+          <w:tcPr>
+            <w:tcW w:w="1696" w:type="dxa"/>
+          </w:tcPr>
+          <w:p>
+            <w:pPr>
+              <w:autoSpaceDE w:val="0"/>
+              <w:autoSpaceDN w:val="0"/>
+              <w:adjustRightInd w:val="0"/>
+              <w:spacing w:before="120" w:after="120" w:line="278" w:lineRule="auto"/>
+              <w:rPr>
+                <w:rFonts w:ascii="Arial" w:hAnsi="Arial" w:cs="Arial"/>
+                <w:b/>
+                <w:bCs/>
+                <w:sz w:val="18"/>
+                <w:szCs w:val="18"/>
+                <w:lang w:val="en-US"/>
+              </w:rPr>
+            </w:pPr>
+            <w:r>
+              <w:rPr>
+                <w:rFonts w:ascii="Arial" w:hAnsi="Arial" w:cs="Arial"/>
+                <w:b/>
+                <w:color w:val="000000"/>
+                <w:spacing w:val="1"/>
+                <w:sz w:val="18"/>
+                <w:szCs w:val="20"/>
+              </w:rPr>
+              <w:t>Fa0</w:t>
+            </w:r>
+            <w:r>
+              <w:rPr>
+                <w:rFonts w:ascii="Arial" w:hAnsi="Arial" w:cs="Arial"/>
+                <w:b/>
+                <w:bCs/>
+                <w:sz w:val="18"/>
+                <w:szCs w:val="18"/>
+                <w:lang w:val="en-US"/>
+              </w:rPr>
+              <w:t>/3-4</w:t>
+            </w:r>
+          </w:p>
+        </w:tc>
+        <w:tc>
+          <w:tcPr>
+            <w:tcW w:w="3119" w:type="dxa"/>
+          </w:tcPr>
+          <w:p>
+            <w:pPr>
+              <w:rPr>
+                <w:rFonts w:ascii="Arial" w:hAnsi="Arial" w:cs="Arial"/>
+                <w:b/>
+                <w:bCs/>
+                <w:sz w:val="18"/>
+                <w:szCs w:val="18"/>
+              </w:rPr>
+            </w:pPr>
+            <w:r>
+              <w:rPr>
+                <w:rFonts w:ascii="Arial" w:hAnsi="Arial" w:cs="Arial"/>
+                <w:b/>
+                <w:bCs/>
+                <w:sz w:val="18"/>
+                <w:szCs w:val="18"/>
+              </w:rPr>
+              <w:t>AccessSwitch1</w:t>
+            </w:r>
+          </w:p>
+        </w:tc>
+        <w:tc>
+          <w:tcPr>
+            <w:tcW w:w="1843" w:type="dxa"/>
+          </w:tcPr>
+          <w:p>
+            <w:pPr>
+              <w:rPr>
+                <w:rFonts w:ascii="Arial" w:hAnsi="Arial" w:cs="Arial"/>
+                <w:b/>
+                <w:bCs/>
+                <w:sz w:val="18"/>
+                <w:szCs w:val="18"/>
+              </w:rPr>
+            </w:pPr>
+            <w:r>
+              <w:rPr>
+                <w:rFonts w:ascii="Arial" w:hAnsi="Arial" w:cs="Arial"/>
+                <w:b/>
+                <w:bCs/>
+                <w:sz w:val="18"/>
+                <w:szCs w:val="18"/>
+              </w:rPr>
+              <w:t>Trunk</w:t>
+            </w:r>
+          </w:p>
+        </w:tc>
+        <w:tc>
+          <w:tcPr>
+            <w:tcW w:w="2551" w:type="dxa"/>
+          </w:tcPr>
+          <w:p>
+            <w:pPr>
+              <w:rPr>
+                <w:rFonts w:ascii="Arial" w:hAnsi="Arial" w:cs="Arial"/>
+                <w:b/>
+                <w:bCs/>
+                <w:sz w:val="18"/>
+                <w:szCs w:val="18"/>
+                <w:lang w:val="en-US"/>
+              </w:rPr>
+            </w:pPr>
+            <w:r>
+              <w:rPr>
+                <w:rFonts w:ascii="Arial" w:hAnsi="Arial" w:cs="Arial"/>
+                <w:b/>
+                <w:bCs/>
+                <w:sz w:val="18"/>
+                <w:szCs w:val="18"/>
+                <w:lang w:val="en-US"/>
+              </w:rPr>
+              <w:t>10,20,30,99</w:t>
+            </w:r>
+          </w:p>
+        </w:tc>
+      </w:tr>
+      <w:tr>
+        <w:tc>
+          <w:tcPr>
+            <w:tcW w:w="1696" w:type="dxa"/>
+          </w:tcPr>
+          <w:p>
+            <w:pPr>
+              <w:autoSpaceDE w:val="0"/>
+              <w:autoSpaceDN w:val="0"/>
+              <w:adjustRightInd w:val="0"/>
+              <w:spacing w:before="120" w:after="120" w:line="278" w:lineRule="auto"/>
+              <w:rPr>
+                <w:rFonts w:ascii="Arial" w:hAnsi="Arial" w:cs="Arial"/>
+                <w:b/>
+                <w:bCs/>
+                <w:sz w:val="18"/>
+                <w:szCs w:val="18"/>
+                <w:lang w:val="en-US"/>
+              </w:rPr>
+            </w:pPr>
+            <w:r>
+              <w:rPr>
+                <w:rFonts w:ascii="Arial" w:hAnsi="Arial" w:cs="Arial"/>
+                <w:b/>
+                <w:bCs/>
+                <w:sz w:val="18"/>
+                <w:szCs w:val="18"/>
+                <w:lang w:val="en-US"/>
+              </w:rPr>
+              <w:t>Fa0/5-6</w:t>
+            </w:r>
+          </w:p>
+        </w:tc>
+        <w:tc>
+          <w:tcPr>
+            <w:tcW w:w="3119" w:type="dxa"/>
+          </w:tcPr>
+          <w:p>
+            <w:pPr>
+              <w:rPr>
+                <w:rFonts w:ascii="Arial" w:hAnsi="Arial" w:cs="Arial"/>
+                <w:b/>
+                <w:bCs/>
+                <w:sz w:val="18"/>
+                <w:szCs w:val="18"/>
+              </w:rPr>
+            </w:pPr>
+            <w:r>
+              <w:rPr>
+                <w:rFonts w:ascii="Arial" w:hAnsi="Arial" w:cs="Arial"/>
+                <w:b/>
+                <w:bCs/>
+                <w:sz w:val="18"/>
+                <w:szCs w:val="18"/>
+              </w:rPr>
+              <w:t>Distribution Switch1</w:t>
+            </w:r>
+          </w:p>
+        </w:tc>
+        <w:tc>
+          <w:tcPr>
+            <w:tcW w:w="1843" w:type="dxa"/>
+          </w:tcPr>
+          <w:p>
+            <w:pPr>
+              <w:rPr>
+                <w:rFonts w:ascii="Arial" w:hAnsi="Arial" w:cs="Arial"/>
+                <w:b/>
+                <w:bCs/>
+                <w:sz w:val="18"/>
+                <w:szCs w:val="18"/>
+              </w:rPr>
+            </w:pPr>
+            <w:r>
+              <w:rPr>
+                <w:rFonts w:ascii="Arial" w:hAnsi="Arial" w:cs="Arial"/>
+                <w:b/>
+                <w:bCs/>
+                <w:sz w:val="18"/>
+                <w:szCs w:val="18"/>
+              </w:rPr>
+              <w:t>Trunk</w:t>
+            </w:r>
+          </w:p>
+        </w:tc>
+        <w:tc>
+          <w:tcPr>
+            <w:tcW w:w="2551" w:type="dxa"/>
+          </w:tcPr>
+          <w:p>
+            <w:pPr>
+              <w:rPr>
+                <w:rFonts w:ascii="Arial" w:hAnsi="Arial" w:cs="Arial"/>
+                <w:b/>
+                <w:bCs/>
+                <w:sz w:val="18"/>
+                <w:szCs w:val="18"/>
+                <w:lang w:val="en-US"/>
+              </w:rPr>
+            </w:pPr>
+            <w:r>
+              <w:rPr>
+                <w:rFonts w:ascii="Arial" w:hAnsi="Arial" w:cs="Arial"/>
+                <w:b/>
+                <w:bCs/>
+                <w:sz w:val="18"/>
+                <w:szCs w:val="18"/>
+                <w:lang w:val="en-US"/>
+              </w:rPr>
+              <w:t>10,20,30,99</w:t>
+            </w:r>
+          </w:p>
+        </w:tc>
+      </w:tr>
+      <w:tr>
+        <w:tc>
+          <w:tcPr>
+            <w:tcW w:w="1696" w:type="dxa"/>
+          </w:tcPr>
+          <w:p>
+            <w:pPr>
+              <w:autoSpaceDE w:val="0"/>
+              <w:autoSpaceDN w:val="0"/>
+              <w:adjustRightInd w:val="0"/>
+              <w:spacing w:before="120" w:after="120" w:line="278" w:lineRule="auto"/>
+              <w:rPr>
+                <w:rFonts w:ascii="Arial" w:hAnsi="Arial" w:cs="Arial"/>
+                <w:b/>
+                <w:bCs/>
+                <w:sz w:val="18"/>
+                <w:szCs w:val="18"/>
+                <w:lang w:val="en-US"/>
+              </w:rPr>
+            </w:pPr>
+            <w:r>
+              <w:rPr>
+                <w:rFonts w:ascii="Arial" w:hAnsi="Arial" w:cs="Arial"/>
+                <w:b/>
+                <w:bCs/>
+                <w:sz w:val="18"/>
+                <w:szCs w:val="18"/>
+                <w:lang w:val="en-US"/>
+              </w:rPr>
+              <w:t>Gig0/1</w:t>
+            </w:r>
+          </w:p>
+        </w:tc>
+        <w:tc>
+          <w:tcPr>
+            <w:tcW w:w="3119" w:type="dxa"/>
+          </w:tcPr>
+          <w:p>
+            <w:pPr>
+              <w:rPr>
+                <w:rFonts w:ascii="Arial" w:hAnsi="Arial" w:cs="Arial"/>
+                <w:b/>
+                <w:bCs/>
+                <w:sz w:val="18"/>
+                <w:szCs w:val="18"/>
+              </w:rPr>
+            </w:pPr>
+            <w:r>
+              <w:rPr>
+                <w:rFonts w:ascii="Arial" w:hAnsi="Arial" w:cs="Arial"/>
+                <w:b/>
+                <w:bCs/>
+                <w:sz w:val="18"/>
+                <w:szCs w:val="18"/>
+                <w:lang w:val="en-US"/>
+              </w:rPr>
+              <w:t>Router 2</w:t>
+            </w:r>
+          </w:p>
+        </w:tc>
+        <w:tc>
+          <w:tcPr>
+            <w:tcW w:w="1843" w:type="dxa"/>
+          </w:tcPr>
+          <w:p>
+            <w:pPr>
+              <w:rPr>
+                <w:rFonts w:ascii="Arial" w:hAnsi="Arial" w:cs="Arial"/>
+                <w:b/>
+                <w:bCs/>
+                <w:sz w:val="18"/>
+                <w:szCs w:val="18"/>
+              </w:rPr>
+            </w:pPr>
+            <w:r>
+              <w:rPr>
+                <w:rFonts w:ascii="Arial" w:hAnsi="Arial" w:cs="Arial"/>
+                <w:b/>
+                <w:bCs/>
+                <w:sz w:val="18"/>
+                <w:szCs w:val="18"/>
+              </w:rPr>
+              <w:t>Trunk</w:t>
+            </w:r>
+          </w:p>
+        </w:tc>
+        <w:tc>
+          <w:tcPr>
+            <w:tcW w:w="2551" w:type="dxa"/>
+          </w:tcPr>
+          <w:p>
+            <w:pPr>
+              <w:rPr>
+                <w:rFonts w:ascii="Arial" w:hAnsi="Arial" w:cs="Arial"/>
+                <w:b/>
+                <w:bCs/>
+                <w:sz w:val="18"/>
+                <w:szCs w:val="18"/>
+                <w:lang w:val="en-US"/>
+              </w:rPr>
+            </w:pPr>
+            <w:r>
+              <w:rPr>
+                <w:rFonts w:ascii="Arial" w:hAnsi="Arial" w:cs="Arial"/>
+                <w:b/>
+                <w:bCs/>
+                <w:sz w:val="18"/>
+                <w:szCs w:val="18"/>
+                <w:lang w:val="en-US"/>
+              </w:rPr>
+              <w:t>10,20,30,99</w:t>
+            </w:r>
           </w:p>
         </w:tc>
       </w:tr>
     </w:tbl>
     <w:p>
       <w:pPr>
-        <w:rPr>
+        <w:pStyle w:val="Heading5"/>
+        <w:rPr>
+          <w:rFonts w:ascii="Arial" w:hAnsi="Arial" w:cs="Arial"/>
+          <w:color w:val="auto"/>
           <w:sz w:val="22"/>
           <w:szCs w:val="22"/>
         </w:rPr>
       </w:pPr>
       <w:r>
         <w:rPr>
+          <w:rFonts w:ascii="Arial" w:hAnsi="Arial" w:cs="Arial"/>
+          <w:color w:val="auto"/>
           <w:sz w:val="22"/>
           <w:szCs w:val="22"/>
         </w:rPr>
-        <w:t xml:space="preserve">HQ </w:t>
-      </w:r>
-      <w:r>
-        <w:rPr>
-          <w:sz w:val="22"/>
-          <w:szCs w:val="22"/>
-        </w:rPr>
-        <w:t>Access</w:t>
-      </w:r>
-      <w:r>
-        <w:rPr>
-          <w:sz w:val="22"/>
-          <w:szCs w:val="22"/>
-        </w:rPr>
-        <w:t>Switch1 Name:</w:t>
+        <w:t>HQ AccessSwitch1 Name:</w:t>
       </w:r>
     </w:p>
     <w:tbl>
       <w:tblPr>
         <w:tblStyle w:val="TableGrid"/>
         <w:tblW w:w="0" w:type="auto"/>
+        <w:tblBorders>
+          <w:top w:val="none" w:sz="0" w:space="0" w:color="auto"/>
+          <w:left w:val="none" w:sz="0" w:space="0" w:color="auto"/>
+          <w:bottom w:val="none" w:sz="0" w:space="0" w:color="auto"/>
+          <w:right w:val="none" w:sz="0" w:space="0" w:color="auto"/>
+          <w:insideH w:val="none" w:sz="0" w:space="0" w:color="auto"/>
+          <w:insideV w:val="none" w:sz="0" w:space="0" w:color="auto"/>
+        </w:tblBorders>
         <w:tblLook w:val="04A0" w:firstRow="1" w:lastRow="0" w:firstColumn="1" w:lastColumn="0" w:noHBand="0" w:noVBand="1"/>
       </w:tblPr>
       <w:tblGrid>
@@ -2366,46 +3073,22 @@
           <w:p>
             <w:pPr>
               <w:rPr>
-                <w:sz w:val="22"/>
-                <w:szCs w:val="22"/>
-              </w:rPr>
-            </w:pPr>
-            <w:r>
-              <w:rPr>
-                <w:sz w:val="22"/>
-                <w:szCs w:val="22"/>
-              </w:rPr>
-              <w:t xml:space="preserve">Switch </w:t>
-            </w:r>
-            <w:proofErr w:type="spellStart"/>
-            <w:r>
-              <w:rPr>
-                <w:sz w:val="22"/>
-                <w:szCs w:val="22"/>
-              </w:rPr>
-              <w:t>Mgmt</w:t>
-            </w:r>
-            <w:proofErr w:type="spellEnd"/>
-            <w:r>
-              <w:rPr>
-                <w:sz w:val="22"/>
-                <w:szCs w:val="22"/>
-              </w:rPr>
-              <w:t xml:space="preserve"> IP address: </w:t>
-            </w:r>
-            <w:r>
-              <w:rPr>
-                <w:sz w:val="22"/>
-                <w:szCs w:val="22"/>
-              </w:rPr>
-              <w:t>10.8.0.8</w:t>
-            </w:r>
-            <w:r>
-              <w:rPr>
-                <w:sz w:val="22"/>
-                <w:szCs w:val="22"/>
-              </w:rPr>
-              <w:t>6</w:t>
+                <w:rFonts w:ascii="Arial" w:hAnsi="Arial" w:cs="Arial"/>
+                <w:b/>
+                <w:bCs/>
+                <w:sz w:val="18"/>
+                <w:szCs w:val="18"/>
+              </w:rPr>
+            </w:pPr>
+            <w:r>
+              <w:rPr>
+                <w:rFonts w:ascii="Arial" w:hAnsi="Arial" w:cs="Arial"/>
+                <w:b/>
+                <w:bCs/>
+                <w:sz w:val="18"/>
+                <w:szCs w:val="18"/>
+              </w:rPr>
+              <w:t>Switch Mgmt IP address: 10.8.0.86</w:t>
             </w:r>
           </w:p>
         </w:tc>
@@ -2416,23 +3099,22 @@
           <w:p>
             <w:pPr>
               <w:rPr>
-                <w:sz w:val="22"/>
-                <w:szCs w:val="22"/>
-              </w:rPr>
-            </w:pPr>
-            <w:r>
-              <w:rPr>
-                <w:sz w:val="22"/>
-                <w:szCs w:val="22"/>
-              </w:rPr>
-              <w:t>Management VLAN:</w:t>
-            </w:r>
-            <w:r>
-              <w:rPr>
-                <w:sz w:val="22"/>
-                <w:szCs w:val="22"/>
-              </w:rPr>
-              <w:t xml:space="preserve"> vlan99</w:t>
+                <w:rFonts w:ascii="Arial" w:hAnsi="Arial" w:cs="Arial"/>
+                <w:b/>
+                <w:bCs/>
+                <w:sz w:val="18"/>
+                <w:szCs w:val="18"/>
+              </w:rPr>
+            </w:pPr>
+            <w:r>
+              <w:rPr>
+                <w:rFonts w:ascii="Arial" w:hAnsi="Arial" w:cs="Arial"/>
+                <w:b/>
+                <w:bCs/>
+                <w:sz w:val="18"/>
+                <w:szCs w:val="18"/>
+              </w:rPr>
+              <w:t>Management VLAN: vlan99</w:t>
             </w:r>
           </w:p>
         </w:tc>
@@ -2441,8 +3123,11 @@
     <w:p>
       <w:pPr>
         <w:rPr>
-          <w:sz w:val="22"/>
-          <w:szCs w:val="22"/>
+          <w:rFonts w:ascii="Arial" w:hAnsi="Arial" w:cs="Arial"/>
+          <w:b/>
+          <w:bCs/>
+          <w:sz w:val="18"/>
+          <w:szCs w:val="18"/>
           <w:lang w:val="en-US"/>
         </w:rPr>
       </w:pPr>
@@ -2466,18 +3151,39 @@
           </w:tcPr>
           <w:p>
             <w:pPr>
-              <w:rPr>
-                <w:sz w:val="22"/>
-                <w:szCs w:val="22"/>
-                <w:lang w:val="en-US"/>
-              </w:rPr>
-            </w:pPr>
-            <w:r>
-              <w:rPr>
-                <w:sz w:val="22"/>
-                <w:szCs w:val="22"/>
-              </w:rPr>
-              <w:t>Port/Number</w:t>
+              <w:autoSpaceDE w:val="0"/>
+              <w:autoSpaceDN w:val="0"/>
+              <w:adjustRightInd w:val="0"/>
+              <w:spacing w:before="120" w:after="120" w:line="278" w:lineRule="auto"/>
+              <w:rPr>
+                <w:rFonts w:ascii="Arial" w:hAnsi="Arial" w:cs="Arial"/>
+                <w:b/>
+                <w:bCs/>
+                <w:sz w:val="18"/>
+                <w:szCs w:val="18"/>
+                <w:lang w:val="en-US"/>
+              </w:rPr>
+            </w:pPr>
+            <w:r>
+              <w:rPr>
+                <w:rFonts w:ascii="Arial" w:hAnsi="Arial" w:cs="Arial"/>
+                <w:b/>
+                <w:bCs/>
+                <w:sz w:val="18"/>
+                <w:szCs w:val="18"/>
+              </w:rPr>
+              <w:t>Port/</w:t>
+            </w:r>
+            <w:r>
+              <w:rPr>
+                <w:rFonts w:ascii="Arial" w:hAnsi="Arial" w:cs="Arial"/>
+                <w:b/>
+                <w:color w:val="000000"/>
+                <w:spacing w:val="1"/>
+                <w:sz w:val="18"/>
+                <w:szCs w:val="20"/>
+              </w:rPr>
+              <w:t>Number</w:t>
             </w:r>
           </w:p>
         </w:tc>
@@ -2488,15 +3194,21 @@
           <w:p>
             <w:pPr>
               <w:rPr>
-                <w:sz w:val="22"/>
-                <w:szCs w:val="22"/>
-                <w:lang w:val="en-US"/>
-              </w:rPr>
-            </w:pPr>
-            <w:r>
-              <w:rPr>
-                <w:sz w:val="22"/>
-                <w:szCs w:val="22"/>
+                <w:rFonts w:ascii="Arial" w:hAnsi="Arial" w:cs="Arial"/>
+                <w:b/>
+                <w:bCs/>
+                <w:sz w:val="18"/>
+                <w:szCs w:val="18"/>
+                <w:lang w:val="en-US"/>
+              </w:rPr>
+            </w:pPr>
+            <w:r>
+              <w:rPr>
+                <w:rFonts w:ascii="Arial" w:hAnsi="Arial" w:cs="Arial"/>
+                <w:b/>
+                <w:bCs/>
+                <w:sz w:val="18"/>
+                <w:szCs w:val="18"/>
               </w:rPr>
               <w:t>Description and Purpose</w:t>
             </w:r>
@@ -2509,15 +3221,21 @@
           <w:p>
             <w:pPr>
               <w:rPr>
-                <w:sz w:val="22"/>
-                <w:szCs w:val="22"/>
-                <w:lang w:val="en-US"/>
-              </w:rPr>
-            </w:pPr>
-            <w:r>
-              <w:rPr>
-                <w:sz w:val="22"/>
-                <w:szCs w:val="22"/>
+                <w:rFonts w:ascii="Arial" w:hAnsi="Arial" w:cs="Arial"/>
+                <w:b/>
+                <w:bCs/>
+                <w:sz w:val="18"/>
+                <w:szCs w:val="18"/>
+                <w:lang w:val="en-US"/>
+              </w:rPr>
+            </w:pPr>
+            <w:r>
+              <w:rPr>
+                <w:rFonts w:ascii="Arial" w:hAnsi="Arial" w:cs="Arial"/>
+                <w:b/>
+                <w:bCs/>
+                <w:sz w:val="18"/>
+                <w:szCs w:val="18"/>
               </w:rPr>
               <w:t>Trunk / Access</w:t>
             </w:r>
@@ -2530,23 +3248,32 @@
           <w:p>
             <w:pPr>
               <w:rPr>
-                <w:sz w:val="22"/>
-                <w:szCs w:val="22"/>
-                <w:lang w:val="en-US"/>
-              </w:rPr>
-            </w:pPr>
-            <w:r>
-              <w:rPr>
-                <w:sz w:val="22"/>
-                <w:szCs w:val="22"/>
+                <w:rFonts w:ascii="Arial" w:hAnsi="Arial" w:cs="Arial"/>
+                <w:b/>
+                <w:bCs/>
+                <w:sz w:val="18"/>
+                <w:szCs w:val="18"/>
+                <w:lang w:val="en-US"/>
+              </w:rPr>
+            </w:pPr>
+            <w:r>
+              <w:rPr>
+                <w:rFonts w:ascii="Arial" w:hAnsi="Arial" w:cs="Arial"/>
+                <w:b/>
+                <w:bCs/>
+                <w:sz w:val="18"/>
+                <w:szCs w:val="18"/>
                 <w:lang w:val="en-US"/>
               </w:rPr>
               <w:t>V</w:t>
             </w:r>
             <w:r>
               <w:rPr>
-                <w:sz w:val="22"/>
-                <w:szCs w:val="22"/>
+                <w:rFonts w:ascii="Arial" w:hAnsi="Arial" w:cs="Arial"/>
+                <w:b/>
+                <w:bCs/>
+                <w:sz w:val="18"/>
+                <w:szCs w:val="18"/>
               </w:rPr>
               <w:t>LAN / VLANs allowed</w:t>
             </w:r>
@@ -2560,12 +3287,30 @@
           </w:tcPr>
           <w:p>
             <w:pPr>
-              <w:rPr>
-                <w:sz w:val="22"/>
-                <w:szCs w:val="22"/>
-                <w:lang w:val="en-US"/>
-              </w:rPr>
-            </w:pPr>
+              <w:autoSpaceDE w:val="0"/>
+              <w:autoSpaceDN w:val="0"/>
+              <w:adjustRightInd w:val="0"/>
+              <w:spacing w:before="120" w:after="120" w:line="278" w:lineRule="auto"/>
+              <w:rPr>
+                <w:rFonts w:ascii="Arial" w:hAnsi="Arial" w:cs="Arial"/>
+                <w:b/>
+                <w:bCs/>
+                <w:sz w:val="18"/>
+                <w:szCs w:val="18"/>
+                <w:lang w:val="en-US"/>
+              </w:rPr>
+            </w:pPr>
+            <w:r>
+              <w:rPr>
+                <w:rFonts w:ascii="Arial" w:hAnsi="Arial" w:cs="Arial"/>
+                <w:b/>
+                <w:bCs/>
+                <w:sz w:val="18"/>
+                <w:szCs w:val="18"/>
+                <w:lang w:val="en-US"/>
+              </w:rPr>
+              <w:t>Fa0/1-2</w:t>
+            </w:r>
           </w:p>
         </w:tc>
         <w:tc>
@@ -2575,11 +3320,24 @@
           <w:p>
             <w:pPr>
               <w:rPr>
-                <w:sz w:val="22"/>
-                <w:szCs w:val="22"/>
-                <w:lang w:val="en-US"/>
-              </w:rPr>
-            </w:pPr>
+                <w:rFonts w:ascii="Arial" w:hAnsi="Arial" w:cs="Arial"/>
+                <w:b/>
+                <w:bCs/>
+                <w:sz w:val="18"/>
+                <w:szCs w:val="18"/>
+                <w:lang w:val="en-US"/>
+              </w:rPr>
+            </w:pPr>
+            <w:r>
+              <w:rPr>
+                <w:rFonts w:ascii="Arial" w:hAnsi="Arial" w:cs="Arial"/>
+                <w:b/>
+                <w:bCs/>
+                <w:sz w:val="18"/>
+                <w:szCs w:val="18"/>
+              </w:rPr>
+              <w:t>Distribution Switch1</w:t>
+            </w:r>
           </w:p>
         </w:tc>
         <w:tc>
@@ -2589,11 +3347,24 @@
           <w:p>
             <w:pPr>
               <w:rPr>
-                <w:sz w:val="22"/>
-                <w:szCs w:val="22"/>
-                <w:lang w:val="en-US"/>
-              </w:rPr>
-            </w:pPr>
+                <w:rFonts w:ascii="Arial" w:hAnsi="Arial" w:cs="Arial"/>
+                <w:b/>
+                <w:bCs/>
+                <w:sz w:val="18"/>
+                <w:szCs w:val="18"/>
+                <w:lang w:val="en-US"/>
+              </w:rPr>
+            </w:pPr>
+            <w:r>
+              <w:rPr>
+                <w:rFonts w:ascii="Arial" w:hAnsi="Arial" w:cs="Arial"/>
+                <w:b/>
+                <w:bCs/>
+                <w:sz w:val="18"/>
+                <w:szCs w:val="18"/>
+              </w:rPr>
+              <w:t>Trunk</w:t>
+            </w:r>
           </w:p>
         </w:tc>
         <w:tc>
@@ -2603,62 +3374,555 @@
           <w:p>
             <w:pPr>
               <w:rPr>
-                <w:sz w:val="22"/>
-                <w:szCs w:val="22"/>
-                <w:lang w:val="en-US"/>
-              </w:rPr>
-            </w:pPr>
+                <w:rFonts w:ascii="Arial" w:hAnsi="Arial" w:cs="Arial"/>
+                <w:b/>
+                <w:bCs/>
+                <w:sz w:val="18"/>
+                <w:szCs w:val="18"/>
+                <w:lang w:val="en-US"/>
+              </w:rPr>
+            </w:pPr>
+            <w:r>
+              <w:rPr>
+                <w:rFonts w:ascii="Arial" w:hAnsi="Arial" w:cs="Arial"/>
+                <w:b/>
+                <w:bCs/>
+                <w:sz w:val="18"/>
+                <w:szCs w:val="18"/>
+                <w:lang w:val="en-US"/>
+              </w:rPr>
+              <w:t>10,20,30,99</w:t>
+            </w:r>
+          </w:p>
+        </w:tc>
+      </w:tr>
+      <w:tr>
+        <w:tc>
+          <w:tcPr>
+            <w:tcW w:w="1696" w:type="dxa"/>
+          </w:tcPr>
+          <w:p>
+            <w:pPr>
+              <w:autoSpaceDE w:val="0"/>
+              <w:autoSpaceDN w:val="0"/>
+              <w:adjustRightInd w:val="0"/>
+              <w:spacing w:before="120" w:after="120" w:line="278" w:lineRule="auto"/>
+              <w:rPr>
+                <w:rFonts w:ascii="Arial" w:hAnsi="Arial" w:cs="Arial"/>
+                <w:b/>
+                <w:bCs/>
+                <w:sz w:val="18"/>
+                <w:szCs w:val="18"/>
+                <w:lang w:val="en-US"/>
+              </w:rPr>
+            </w:pPr>
+            <w:r>
+              <w:rPr>
+                <w:rFonts w:ascii="Arial" w:hAnsi="Arial" w:cs="Arial"/>
+                <w:b/>
+                <w:bCs/>
+                <w:sz w:val="18"/>
+                <w:szCs w:val="18"/>
+                <w:lang w:val="en-US"/>
+              </w:rPr>
+              <w:t>Fa0/3-4</w:t>
+            </w:r>
+          </w:p>
+        </w:tc>
+        <w:tc>
+          <w:tcPr>
+            <w:tcW w:w="3119" w:type="dxa"/>
+          </w:tcPr>
+          <w:p>
+            <w:pPr>
+              <w:rPr>
+                <w:rFonts w:ascii="Arial" w:hAnsi="Arial" w:cs="Arial"/>
+                <w:b/>
+                <w:bCs/>
+                <w:sz w:val="18"/>
+                <w:szCs w:val="18"/>
+              </w:rPr>
+            </w:pPr>
+            <w:r>
+              <w:rPr>
+                <w:rFonts w:ascii="Arial" w:hAnsi="Arial" w:cs="Arial"/>
+                <w:b/>
+                <w:bCs/>
+                <w:sz w:val="18"/>
+                <w:szCs w:val="18"/>
+              </w:rPr>
+              <w:t>Distribution Switch2</w:t>
+            </w:r>
+          </w:p>
+        </w:tc>
+        <w:tc>
+          <w:tcPr>
+            <w:tcW w:w="1843" w:type="dxa"/>
+          </w:tcPr>
+          <w:p>
+            <w:pPr>
+              <w:rPr>
+                <w:rFonts w:ascii="Arial" w:hAnsi="Arial" w:cs="Arial"/>
+                <w:b/>
+                <w:bCs/>
+                <w:sz w:val="18"/>
+                <w:szCs w:val="18"/>
+              </w:rPr>
+            </w:pPr>
+            <w:r>
+              <w:rPr>
+                <w:rFonts w:ascii="Arial" w:hAnsi="Arial" w:cs="Arial"/>
+                <w:b/>
+                <w:bCs/>
+                <w:sz w:val="18"/>
+                <w:szCs w:val="18"/>
+              </w:rPr>
+              <w:t>Trunk</w:t>
+            </w:r>
+          </w:p>
+        </w:tc>
+        <w:tc>
+          <w:tcPr>
+            <w:tcW w:w="2551" w:type="dxa"/>
+          </w:tcPr>
+          <w:p>
+            <w:pPr>
+              <w:rPr>
+                <w:rFonts w:ascii="Arial" w:hAnsi="Arial" w:cs="Arial"/>
+                <w:b/>
+                <w:bCs/>
+                <w:sz w:val="18"/>
+                <w:szCs w:val="18"/>
+                <w:lang w:val="en-US"/>
+              </w:rPr>
+            </w:pPr>
+            <w:r>
+              <w:rPr>
+                <w:rFonts w:ascii="Arial" w:hAnsi="Arial" w:cs="Arial"/>
+                <w:b/>
+                <w:bCs/>
+                <w:sz w:val="18"/>
+                <w:szCs w:val="18"/>
+                <w:lang w:val="en-US"/>
+              </w:rPr>
+              <w:t>10,20,30,99</w:t>
+            </w:r>
+          </w:p>
+        </w:tc>
+      </w:tr>
+      <w:tr>
+        <w:tc>
+          <w:tcPr>
+            <w:tcW w:w="1696" w:type="dxa"/>
+          </w:tcPr>
+          <w:p>
+            <w:pPr>
+              <w:autoSpaceDE w:val="0"/>
+              <w:autoSpaceDN w:val="0"/>
+              <w:adjustRightInd w:val="0"/>
+              <w:spacing w:before="120" w:after="120" w:line="278" w:lineRule="auto"/>
+              <w:rPr>
+                <w:rFonts w:ascii="Arial" w:hAnsi="Arial" w:cs="Arial"/>
+                <w:b/>
+                <w:bCs/>
+                <w:sz w:val="18"/>
+                <w:szCs w:val="18"/>
+                <w:lang w:val="en-US"/>
+              </w:rPr>
+            </w:pPr>
+            <w:r>
+              <w:rPr>
+                <w:rFonts w:ascii="Arial" w:hAnsi="Arial" w:cs="Arial"/>
+                <w:b/>
+                <w:bCs/>
+                <w:sz w:val="18"/>
+                <w:szCs w:val="18"/>
+                <w:lang w:val="en-US"/>
+              </w:rPr>
+              <w:t>Fa0/</w:t>
+            </w:r>
+            <w:r>
+              <w:rPr>
+                <w:rFonts w:ascii="Arial" w:hAnsi="Arial" w:cs="Arial"/>
+                <w:b/>
+                <w:color w:val="000000"/>
+                <w:spacing w:val="1"/>
+                <w:sz w:val="18"/>
+                <w:szCs w:val="20"/>
+              </w:rPr>
+              <w:t>10</w:t>
+            </w:r>
+          </w:p>
+        </w:tc>
+        <w:tc>
+          <w:tcPr>
+            <w:tcW w:w="3119" w:type="dxa"/>
+          </w:tcPr>
+          <w:p>
+            <w:pPr>
+              <w:rPr>
+                <w:rFonts w:ascii="Arial" w:hAnsi="Arial" w:cs="Arial"/>
+                <w:b/>
+                <w:bCs/>
+                <w:sz w:val="18"/>
+                <w:szCs w:val="18"/>
+              </w:rPr>
+            </w:pPr>
+            <w:r>
+              <w:rPr>
+                <w:rFonts w:ascii="Arial" w:hAnsi="Arial" w:cs="Arial"/>
+                <w:b/>
+                <w:bCs/>
+                <w:sz w:val="18"/>
+                <w:szCs w:val="18"/>
+              </w:rPr>
+              <w:t>PC 0 Sales</w:t>
+            </w:r>
+          </w:p>
+        </w:tc>
+        <w:tc>
+          <w:tcPr>
+            <w:tcW w:w="1843" w:type="dxa"/>
+          </w:tcPr>
+          <w:p>
+            <w:pPr>
+              <w:rPr>
+                <w:rFonts w:ascii="Arial" w:hAnsi="Arial" w:cs="Arial"/>
+                <w:b/>
+                <w:bCs/>
+                <w:sz w:val="18"/>
+                <w:szCs w:val="18"/>
+              </w:rPr>
+            </w:pPr>
+            <w:r>
+              <w:rPr>
+                <w:rFonts w:ascii="Arial" w:hAnsi="Arial" w:cs="Arial"/>
+                <w:b/>
+                <w:bCs/>
+                <w:sz w:val="18"/>
+                <w:szCs w:val="18"/>
+              </w:rPr>
+              <w:t>Access</w:t>
+            </w:r>
+          </w:p>
+        </w:tc>
+        <w:tc>
+          <w:tcPr>
+            <w:tcW w:w="2551" w:type="dxa"/>
+          </w:tcPr>
+          <w:p>
+            <w:pPr>
+              <w:rPr>
+                <w:rFonts w:ascii="Arial" w:hAnsi="Arial" w:cs="Arial"/>
+                <w:b/>
+                <w:bCs/>
+                <w:sz w:val="18"/>
+                <w:szCs w:val="18"/>
+                <w:lang w:val="en-US"/>
+              </w:rPr>
+            </w:pPr>
+            <w:r>
+              <w:rPr>
+                <w:rFonts w:ascii="Arial" w:hAnsi="Arial" w:cs="Arial"/>
+                <w:b/>
+                <w:bCs/>
+                <w:sz w:val="18"/>
+                <w:szCs w:val="18"/>
+                <w:lang w:val="en-US"/>
+              </w:rPr>
+              <w:t>10</w:t>
+            </w:r>
+          </w:p>
+        </w:tc>
+      </w:tr>
+      <w:tr>
+        <w:tc>
+          <w:tcPr>
+            <w:tcW w:w="1696" w:type="dxa"/>
+          </w:tcPr>
+          <w:p>
+            <w:pPr>
+              <w:autoSpaceDE w:val="0"/>
+              <w:autoSpaceDN w:val="0"/>
+              <w:adjustRightInd w:val="0"/>
+              <w:spacing w:before="120" w:after="120" w:line="278" w:lineRule="auto"/>
+              <w:rPr>
+                <w:rFonts w:ascii="Arial" w:hAnsi="Arial" w:cs="Arial"/>
+                <w:b/>
+                <w:bCs/>
+                <w:sz w:val="18"/>
+                <w:szCs w:val="18"/>
+                <w:lang w:val="en-US"/>
+              </w:rPr>
+            </w:pPr>
+            <w:r>
+              <w:rPr>
+                <w:rFonts w:ascii="Arial" w:hAnsi="Arial" w:cs="Arial"/>
+                <w:b/>
+                <w:bCs/>
+                <w:sz w:val="18"/>
+                <w:szCs w:val="18"/>
+                <w:lang w:val="en-US"/>
+              </w:rPr>
+              <w:t>Fa0/</w:t>
+            </w:r>
+            <w:r>
+              <w:rPr>
+                <w:rFonts w:ascii="Arial" w:hAnsi="Arial" w:cs="Arial"/>
+                <w:b/>
+                <w:color w:val="000000"/>
+                <w:spacing w:val="1"/>
+                <w:sz w:val="18"/>
+                <w:szCs w:val="20"/>
+              </w:rPr>
+              <w:t>11</w:t>
+            </w:r>
+          </w:p>
+        </w:tc>
+        <w:tc>
+          <w:tcPr>
+            <w:tcW w:w="3119" w:type="dxa"/>
+          </w:tcPr>
+          <w:p>
+            <w:pPr>
+              <w:rPr>
+                <w:rFonts w:ascii="Arial" w:hAnsi="Arial" w:cs="Arial"/>
+                <w:b/>
+                <w:bCs/>
+                <w:sz w:val="18"/>
+                <w:szCs w:val="18"/>
+              </w:rPr>
+            </w:pPr>
+            <w:r>
+              <w:rPr>
+                <w:rFonts w:ascii="Arial" w:hAnsi="Arial" w:cs="Arial"/>
+                <w:b/>
+                <w:bCs/>
+                <w:sz w:val="18"/>
+                <w:szCs w:val="18"/>
+              </w:rPr>
+              <w:t>PC1 Admin</w:t>
+            </w:r>
+          </w:p>
+        </w:tc>
+        <w:tc>
+          <w:tcPr>
+            <w:tcW w:w="1843" w:type="dxa"/>
+          </w:tcPr>
+          <w:p>
+            <w:pPr>
+              <w:rPr>
+                <w:rFonts w:ascii="Arial" w:hAnsi="Arial" w:cs="Arial"/>
+                <w:b/>
+                <w:bCs/>
+                <w:sz w:val="18"/>
+                <w:szCs w:val="18"/>
+              </w:rPr>
+            </w:pPr>
+            <w:r>
+              <w:rPr>
+                <w:rFonts w:ascii="Arial" w:hAnsi="Arial" w:cs="Arial"/>
+                <w:b/>
+                <w:bCs/>
+                <w:sz w:val="18"/>
+                <w:szCs w:val="18"/>
+              </w:rPr>
+              <w:t>Access</w:t>
+            </w:r>
+          </w:p>
+        </w:tc>
+        <w:tc>
+          <w:tcPr>
+            <w:tcW w:w="2551" w:type="dxa"/>
+          </w:tcPr>
+          <w:p>
+            <w:pPr>
+              <w:rPr>
+                <w:rFonts w:ascii="Arial" w:hAnsi="Arial" w:cs="Arial"/>
+                <w:b/>
+                <w:bCs/>
+                <w:sz w:val="18"/>
+                <w:szCs w:val="18"/>
+                <w:lang w:val="en-US"/>
+              </w:rPr>
+            </w:pPr>
+            <w:r>
+              <w:rPr>
+                <w:rFonts w:ascii="Arial" w:hAnsi="Arial" w:cs="Arial"/>
+                <w:b/>
+                <w:bCs/>
+                <w:sz w:val="18"/>
+                <w:szCs w:val="18"/>
+                <w:lang w:val="en-US"/>
+              </w:rPr>
+              <w:t>20</w:t>
+            </w:r>
+          </w:p>
+        </w:tc>
+      </w:tr>
+      <w:tr>
+        <w:tc>
+          <w:tcPr>
+            <w:tcW w:w="1696" w:type="dxa"/>
+          </w:tcPr>
+          <w:p>
+            <w:pPr>
+              <w:autoSpaceDE w:val="0"/>
+              <w:autoSpaceDN w:val="0"/>
+              <w:adjustRightInd w:val="0"/>
+              <w:spacing w:before="120" w:after="120" w:line="278" w:lineRule="auto"/>
+              <w:rPr>
+                <w:rFonts w:ascii="Arial" w:hAnsi="Arial" w:cs="Arial"/>
+                <w:b/>
+                <w:color w:val="000000"/>
+                <w:spacing w:val="1"/>
+                <w:sz w:val="18"/>
+                <w:szCs w:val="20"/>
+              </w:rPr>
+            </w:pPr>
+            <w:r>
+              <w:rPr>
+                <w:rFonts w:ascii="Arial" w:hAnsi="Arial" w:cs="Arial"/>
+                <w:b/>
+                <w:color w:val="000000"/>
+                <w:spacing w:val="1"/>
+                <w:sz w:val="18"/>
+                <w:szCs w:val="20"/>
+              </w:rPr>
+              <w:t>Fa0/12</w:t>
+            </w:r>
+          </w:p>
+        </w:tc>
+        <w:tc>
+          <w:tcPr>
+            <w:tcW w:w="3119" w:type="dxa"/>
+          </w:tcPr>
+          <w:p>
+            <w:pPr>
+              <w:autoSpaceDE w:val="0"/>
+              <w:autoSpaceDN w:val="0"/>
+              <w:adjustRightInd w:val="0"/>
+              <w:spacing w:before="120" w:after="120" w:line="278" w:lineRule="auto"/>
+              <w:rPr>
+                <w:rFonts w:ascii="Arial" w:hAnsi="Arial" w:cs="Arial"/>
+                <w:b/>
+                <w:color w:val="000000"/>
+                <w:spacing w:val="1"/>
+                <w:sz w:val="18"/>
+                <w:szCs w:val="20"/>
+              </w:rPr>
+            </w:pPr>
+            <w:r>
+              <w:rPr>
+                <w:rFonts w:ascii="Arial" w:hAnsi="Arial" w:cs="Arial"/>
+                <w:b/>
+                <w:color w:val="000000"/>
+                <w:spacing w:val="1"/>
+                <w:sz w:val="18"/>
+                <w:szCs w:val="20"/>
+              </w:rPr>
+              <w:t>Server 1</w:t>
+            </w:r>
+          </w:p>
+        </w:tc>
+        <w:tc>
+          <w:tcPr>
+            <w:tcW w:w="1843" w:type="dxa"/>
+          </w:tcPr>
+          <w:p>
+            <w:pPr>
+              <w:autoSpaceDE w:val="0"/>
+              <w:autoSpaceDN w:val="0"/>
+              <w:adjustRightInd w:val="0"/>
+              <w:spacing w:before="120" w:after="120" w:line="278" w:lineRule="auto"/>
+              <w:rPr>
+                <w:rFonts w:ascii="Arial" w:hAnsi="Arial" w:cs="Arial"/>
+                <w:b/>
+                <w:color w:val="000000"/>
+                <w:spacing w:val="1"/>
+                <w:sz w:val="18"/>
+                <w:szCs w:val="20"/>
+              </w:rPr>
+            </w:pPr>
+            <w:r>
+              <w:rPr>
+                <w:rFonts w:ascii="Arial" w:hAnsi="Arial" w:cs="Arial"/>
+                <w:b/>
+                <w:color w:val="000000"/>
+                <w:spacing w:val="1"/>
+                <w:sz w:val="18"/>
+                <w:szCs w:val="20"/>
+              </w:rPr>
+              <w:t>Access</w:t>
+            </w:r>
+          </w:p>
+        </w:tc>
+        <w:tc>
+          <w:tcPr>
+            <w:tcW w:w="2551" w:type="dxa"/>
+          </w:tcPr>
+          <w:p>
+            <w:pPr>
+              <w:autoSpaceDE w:val="0"/>
+              <w:autoSpaceDN w:val="0"/>
+              <w:adjustRightInd w:val="0"/>
+              <w:spacing w:before="120" w:after="120" w:line="278" w:lineRule="auto"/>
+              <w:rPr>
+                <w:rFonts w:ascii="Arial" w:hAnsi="Arial" w:cs="Arial"/>
+                <w:b/>
+                <w:color w:val="000000"/>
+                <w:spacing w:val="1"/>
+                <w:sz w:val="18"/>
+                <w:szCs w:val="20"/>
+              </w:rPr>
+            </w:pPr>
+            <w:r>
+              <w:rPr>
+                <w:rFonts w:ascii="Arial" w:hAnsi="Arial" w:cs="Arial"/>
+                <w:b/>
+                <w:color w:val="000000"/>
+                <w:spacing w:val="1"/>
+                <w:sz w:val="18"/>
+                <w:szCs w:val="20"/>
+              </w:rPr>
+              <w:t>30</w:t>
+            </w:r>
           </w:p>
         </w:tc>
       </w:tr>
     </w:tbl>
     <w:p>
       <w:pPr>
-        <w:rPr>
+        <w:pStyle w:val="Heading5"/>
+        <w:rPr>
+          <w:rFonts w:ascii="Arial" w:hAnsi="Arial" w:cs="Arial"/>
+          <w:color w:val="auto"/>
           <w:sz w:val="22"/>
           <w:szCs w:val="22"/>
         </w:rPr>
       </w:pPr>
       <w:r>
         <w:rPr>
+          <w:rFonts w:ascii="Arial" w:hAnsi="Arial" w:cs="Arial"/>
+          <w:color w:val="auto"/>
           <w:sz w:val="22"/>
           <w:szCs w:val="22"/>
         </w:rPr>
-        <w:t xml:space="preserve">HQ </w:t>
-      </w:r>
-      <w:r>
-        <w:rPr>
-          <w:sz w:val="22"/>
-          <w:szCs w:val="22"/>
-        </w:rPr>
-        <w:t>Access</w:t>
-      </w:r>
-      <w:r>
-        <w:rPr>
-          <w:sz w:val="22"/>
-          <w:szCs w:val="22"/>
-        </w:rPr>
-        <w:t>Switch</w:t>
-      </w:r>
-      <w:r>
-        <w:rPr>
-          <w:sz w:val="22"/>
-          <w:szCs w:val="22"/>
-        </w:rPr>
-        <w:t>2</w:t>
-      </w:r>
-      <w:r>
-        <w:rPr>
-          <w:sz w:val="22"/>
-          <w:szCs w:val="22"/>
-        </w:rPr>
-        <w:t xml:space="preserve"> Name:</w:t>
+        <w:t>HQ AccessSwitch2 Name:</w:t>
       </w:r>
     </w:p>
     <w:tbl>
       <w:tblPr>
         <w:tblStyle w:val="TableGrid"/>
         <w:tblW w:w="0" w:type="auto"/>
+        <w:tblBorders>
+          <w:top w:val="none" w:sz="0" w:space="0" w:color="auto"/>
+          <w:left w:val="none" w:sz="0" w:space="0" w:color="auto"/>
+          <w:bottom w:val="none" w:sz="0" w:space="0" w:color="auto"/>
+          <w:right w:val="none" w:sz="0" w:space="0" w:color="auto"/>
+          <w:insideH w:val="none" w:sz="0" w:space="0" w:color="auto"/>
+          <w:insideV w:val="none" w:sz="0" w:space="0" w:color="auto"/>
+        </w:tblBorders>
         <w:tblLook w:val="04A0" w:firstRow="1" w:lastRow="0" w:firstColumn="1" w:lastColumn="0" w:noHBand="0" w:noVBand="1"/>
       </w:tblPr>
       <w:tblGrid>
@@ -2673,46 +3937,22 @@
           <w:p>
             <w:pPr>
               <w:rPr>
-                <w:sz w:val="22"/>
-                <w:szCs w:val="22"/>
-              </w:rPr>
-            </w:pPr>
-            <w:r>
-              <w:rPr>
-                <w:sz w:val="22"/>
-                <w:szCs w:val="22"/>
-              </w:rPr>
-              <w:t xml:space="preserve">Switch </w:t>
-            </w:r>
-            <w:proofErr w:type="spellStart"/>
-            <w:r>
-              <w:rPr>
-                <w:sz w:val="22"/>
-                <w:szCs w:val="22"/>
-              </w:rPr>
-              <w:t>Mgmt</w:t>
-            </w:r>
-            <w:proofErr w:type="spellEnd"/>
-            <w:r>
-              <w:rPr>
-                <w:sz w:val="22"/>
-                <w:szCs w:val="22"/>
-              </w:rPr>
-              <w:t xml:space="preserve"> IP address: </w:t>
-            </w:r>
-            <w:r>
-              <w:rPr>
-                <w:sz w:val="22"/>
-                <w:szCs w:val="22"/>
-              </w:rPr>
-              <w:t>10.8.0.8</w:t>
-            </w:r>
-            <w:r>
-              <w:rPr>
-                <w:sz w:val="22"/>
-                <w:szCs w:val="22"/>
-              </w:rPr>
-              <w:t>7</w:t>
+                <w:rFonts w:ascii="Arial" w:hAnsi="Arial" w:cs="Arial"/>
+                <w:b/>
+                <w:bCs/>
+                <w:sz w:val="18"/>
+                <w:szCs w:val="18"/>
+              </w:rPr>
+            </w:pPr>
+            <w:r>
+              <w:rPr>
+                <w:rFonts w:ascii="Arial" w:hAnsi="Arial" w:cs="Arial"/>
+                <w:b/>
+                <w:bCs/>
+                <w:sz w:val="18"/>
+                <w:szCs w:val="18"/>
+              </w:rPr>
+              <w:t>Switch Mgmt IP address: 10.8.0.87</w:t>
             </w:r>
           </w:p>
         </w:tc>
@@ -2723,23 +3963,22 @@
           <w:p>
             <w:pPr>
               <w:rPr>
-                <w:sz w:val="22"/>
-                <w:szCs w:val="22"/>
-              </w:rPr>
-            </w:pPr>
-            <w:r>
-              <w:rPr>
-                <w:sz w:val="22"/>
-                <w:szCs w:val="22"/>
-              </w:rPr>
-              <w:t>Management VLAN:</w:t>
-            </w:r>
-            <w:r>
-              <w:rPr>
-                <w:sz w:val="22"/>
-                <w:szCs w:val="22"/>
-              </w:rPr>
-              <w:t xml:space="preserve"> vlan99</w:t>
+                <w:rFonts w:ascii="Arial" w:hAnsi="Arial" w:cs="Arial"/>
+                <w:b/>
+                <w:bCs/>
+                <w:sz w:val="18"/>
+                <w:szCs w:val="18"/>
+              </w:rPr>
+            </w:pPr>
+            <w:r>
+              <w:rPr>
+                <w:rFonts w:ascii="Arial" w:hAnsi="Arial" w:cs="Arial"/>
+                <w:b/>
+                <w:bCs/>
+                <w:sz w:val="18"/>
+                <w:szCs w:val="18"/>
+              </w:rPr>
+              <w:t>Management VLAN: vlan99</w:t>
             </w:r>
           </w:p>
         </w:tc>
@@ -2748,8 +3987,11 @@
     <w:p>
       <w:pPr>
         <w:rPr>
-          <w:sz w:val="22"/>
-          <w:szCs w:val="22"/>
+          <w:rFonts w:ascii="Arial" w:hAnsi="Arial" w:cs="Arial"/>
+          <w:b/>
+          <w:bCs/>
+          <w:sz w:val="18"/>
+          <w:szCs w:val="18"/>
           <w:lang w:val="en-US"/>
         </w:rPr>
       </w:pPr>
@@ -2773,18 +4015,27 @@
           </w:tcPr>
           <w:p>
             <w:pPr>
-              <w:rPr>
-                <w:sz w:val="22"/>
-                <w:szCs w:val="22"/>
-                <w:lang w:val="en-US"/>
-              </w:rPr>
-            </w:pPr>
-            <w:r>
-              <w:rPr>
-                <w:sz w:val="22"/>
-                <w:szCs w:val="22"/>
-              </w:rPr>
-              <w:lastRenderedPageBreak/>
+              <w:autoSpaceDE w:val="0"/>
+              <w:autoSpaceDN w:val="0"/>
+              <w:adjustRightInd w:val="0"/>
+              <w:spacing w:before="120" w:after="120" w:line="278" w:lineRule="auto"/>
+              <w:rPr>
+                <w:rFonts w:ascii="Arial" w:hAnsi="Arial" w:cs="Arial"/>
+                <w:b/>
+                <w:bCs/>
+                <w:sz w:val="18"/>
+                <w:szCs w:val="18"/>
+                <w:lang w:val="en-US"/>
+              </w:rPr>
+            </w:pPr>
+            <w:r>
+              <w:rPr>
+                <w:rFonts w:ascii="Arial" w:hAnsi="Arial" w:cs="Arial"/>
+                <w:b/>
+                <w:bCs/>
+                <w:sz w:val="18"/>
+                <w:szCs w:val="18"/>
+              </w:rPr>
               <w:t>Port/Number</w:t>
             </w:r>
           </w:p>
@@ -2796,15 +4047,21 @@
           <w:p>
             <w:pPr>
               <w:rPr>
-                <w:sz w:val="22"/>
-                <w:szCs w:val="22"/>
-                <w:lang w:val="en-US"/>
-              </w:rPr>
-            </w:pPr>
-            <w:r>
-              <w:rPr>
-                <w:sz w:val="22"/>
-                <w:szCs w:val="22"/>
+                <w:rFonts w:ascii="Arial" w:hAnsi="Arial" w:cs="Arial"/>
+                <w:b/>
+                <w:bCs/>
+                <w:sz w:val="18"/>
+                <w:szCs w:val="18"/>
+                <w:lang w:val="en-US"/>
+              </w:rPr>
+            </w:pPr>
+            <w:r>
+              <w:rPr>
+                <w:rFonts w:ascii="Arial" w:hAnsi="Arial" w:cs="Arial"/>
+                <w:b/>
+                <w:bCs/>
+                <w:sz w:val="18"/>
+                <w:szCs w:val="18"/>
               </w:rPr>
               <w:t>Description and Purpose</w:t>
             </w:r>
@@ -2817,15 +4074,21 @@
           <w:p>
             <w:pPr>
               <w:rPr>
-                <w:sz w:val="22"/>
-                <w:szCs w:val="22"/>
-                <w:lang w:val="en-US"/>
-              </w:rPr>
-            </w:pPr>
-            <w:r>
-              <w:rPr>
-                <w:sz w:val="22"/>
-                <w:szCs w:val="22"/>
+                <w:rFonts w:ascii="Arial" w:hAnsi="Arial" w:cs="Arial"/>
+                <w:b/>
+                <w:bCs/>
+                <w:sz w:val="18"/>
+                <w:szCs w:val="18"/>
+                <w:lang w:val="en-US"/>
+              </w:rPr>
+            </w:pPr>
+            <w:r>
+              <w:rPr>
+                <w:rFonts w:ascii="Arial" w:hAnsi="Arial" w:cs="Arial"/>
+                <w:b/>
+                <w:bCs/>
+                <w:sz w:val="18"/>
+                <w:szCs w:val="18"/>
               </w:rPr>
               <w:t>Trunk / Access</w:t>
             </w:r>
@@ -2838,23 +4101,32 @@
           <w:p>
             <w:pPr>
               <w:rPr>
-                <w:sz w:val="22"/>
-                <w:szCs w:val="22"/>
-                <w:lang w:val="en-US"/>
-              </w:rPr>
-            </w:pPr>
-            <w:r>
-              <w:rPr>
-                <w:sz w:val="22"/>
-                <w:szCs w:val="22"/>
+                <w:rFonts w:ascii="Arial" w:hAnsi="Arial" w:cs="Arial"/>
+                <w:b/>
+                <w:bCs/>
+                <w:sz w:val="18"/>
+                <w:szCs w:val="18"/>
+                <w:lang w:val="en-US"/>
+              </w:rPr>
+            </w:pPr>
+            <w:r>
+              <w:rPr>
+                <w:rFonts w:ascii="Arial" w:hAnsi="Arial" w:cs="Arial"/>
+                <w:b/>
+                <w:bCs/>
+                <w:sz w:val="18"/>
+                <w:szCs w:val="18"/>
                 <w:lang w:val="en-US"/>
               </w:rPr>
               <w:t>V</w:t>
             </w:r>
             <w:r>
               <w:rPr>
-                <w:sz w:val="22"/>
-                <w:szCs w:val="22"/>
+                <w:rFonts w:ascii="Arial" w:hAnsi="Arial" w:cs="Arial"/>
+                <w:b/>
+                <w:bCs/>
+                <w:sz w:val="18"/>
+                <w:szCs w:val="18"/>
               </w:rPr>
               <w:t>LAN / VLANs allowed</w:t>
             </w:r>
@@ -2868,12 +4140,41 @@
           </w:tcPr>
           <w:p>
             <w:pPr>
-              <w:rPr>
-                <w:sz w:val="22"/>
-                <w:szCs w:val="22"/>
-                <w:lang w:val="en-US"/>
-              </w:rPr>
-            </w:pPr>
+              <w:autoSpaceDE w:val="0"/>
+              <w:autoSpaceDN w:val="0"/>
+              <w:adjustRightInd w:val="0"/>
+              <w:spacing w:before="120" w:after="120" w:line="278" w:lineRule="auto"/>
+              <w:rPr>
+                <w:rFonts w:ascii="Arial" w:hAnsi="Arial" w:cs="Arial"/>
+                <w:b/>
+                <w:bCs/>
+                <w:sz w:val="18"/>
+                <w:szCs w:val="18"/>
+                <w:lang w:val="en-US"/>
+              </w:rPr>
+            </w:pPr>
+            <w:r>
+              <w:rPr>
+                <w:rFonts w:ascii="Arial" w:hAnsi="Arial" w:cs="Arial"/>
+                <w:b/>
+                <w:color w:val="000000"/>
+                <w:spacing w:val="1"/>
+                <w:sz w:val="18"/>
+                <w:szCs w:val="20"/>
+              </w:rPr>
+              <w:t>Fa0</w:t>
+            </w:r>
+            <w:r>
+              <w:rPr>
+                <w:rFonts w:ascii="Arial" w:hAnsi="Arial" w:cs="Arial"/>
+                <w:b/>
+                <w:bCs/>
+                <w:sz w:val="18"/>
+                <w:szCs w:val="18"/>
+                <w:lang w:val="en-US"/>
+              </w:rPr>
+              <w:t>/1-2</w:t>
+            </w:r>
           </w:p>
         </w:tc>
         <w:tc>
@@ -2883,11 +4184,24 @@
           <w:p>
             <w:pPr>
               <w:rPr>
-                <w:sz w:val="22"/>
-                <w:szCs w:val="22"/>
-                <w:lang w:val="en-US"/>
-              </w:rPr>
-            </w:pPr>
+                <w:rFonts w:ascii="Arial" w:hAnsi="Arial" w:cs="Arial"/>
+                <w:b/>
+                <w:bCs/>
+                <w:sz w:val="18"/>
+                <w:szCs w:val="18"/>
+                <w:lang w:val="en-US"/>
+              </w:rPr>
+            </w:pPr>
+            <w:r>
+              <w:rPr>
+                <w:rFonts w:ascii="Arial" w:hAnsi="Arial" w:cs="Arial"/>
+                <w:b/>
+                <w:bCs/>
+                <w:sz w:val="18"/>
+                <w:szCs w:val="18"/>
+              </w:rPr>
+              <w:t>Distribution Switch2</w:t>
+            </w:r>
           </w:p>
         </w:tc>
         <w:tc>
@@ -2897,11 +4211,24 @@
           <w:p>
             <w:pPr>
               <w:rPr>
-                <w:sz w:val="22"/>
-                <w:szCs w:val="22"/>
-                <w:lang w:val="en-US"/>
-              </w:rPr>
-            </w:pPr>
+                <w:rFonts w:ascii="Arial" w:hAnsi="Arial" w:cs="Arial"/>
+                <w:b/>
+                <w:bCs/>
+                <w:sz w:val="18"/>
+                <w:szCs w:val="18"/>
+                <w:lang w:val="en-US"/>
+              </w:rPr>
+            </w:pPr>
+            <w:r>
+              <w:rPr>
+                <w:rFonts w:ascii="Arial" w:hAnsi="Arial" w:cs="Arial"/>
+                <w:b/>
+                <w:bCs/>
+                <w:sz w:val="18"/>
+                <w:szCs w:val="18"/>
+              </w:rPr>
+              <w:t>Trunk</w:t>
+            </w:r>
           </w:p>
         </w:tc>
         <w:tc>
@@ -2911,11 +4238,514 @@
           <w:p>
             <w:pPr>
               <w:rPr>
-                <w:sz w:val="22"/>
-                <w:szCs w:val="22"/>
-                <w:lang w:val="en-US"/>
-              </w:rPr>
-            </w:pPr>
+                <w:rFonts w:ascii="Arial" w:hAnsi="Arial" w:cs="Arial"/>
+                <w:b/>
+                <w:bCs/>
+                <w:sz w:val="18"/>
+                <w:szCs w:val="18"/>
+                <w:lang w:val="en-US"/>
+              </w:rPr>
+            </w:pPr>
+            <w:r>
+              <w:rPr>
+                <w:rFonts w:ascii="Arial" w:hAnsi="Arial" w:cs="Arial"/>
+                <w:b/>
+                <w:bCs/>
+                <w:sz w:val="18"/>
+                <w:szCs w:val="18"/>
+                <w:lang w:val="en-US"/>
+              </w:rPr>
+              <w:t>10,20,30,99</w:t>
+            </w:r>
+          </w:p>
+        </w:tc>
+      </w:tr>
+      <w:tr>
+        <w:tc>
+          <w:tcPr>
+            <w:tcW w:w="1696" w:type="dxa"/>
+          </w:tcPr>
+          <w:p>
+            <w:pPr>
+              <w:autoSpaceDE w:val="0"/>
+              <w:autoSpaceDN w:val="0"/>
+              <w:adjustRightInd w:val="0"/>
+              <w:spacing w:before="120" w:after="120" w:line="278" w:lineRule="auto"/>
+              <w:rPr>
+                <w:rFonts w:ascii="Arial" w:hAnsi="Arial" w:cs="Arial"/>
+                <w:b/>
+                <w:bCs/>
+                <w:sz w:val="18"/>
+                <w:szCs w:val="18"/>
+                <w:lang w:val="en-US"/>
+              </w:rPr>
+            </w:pPr>
+            <w:r>
+              <w:rPr>
+                <w:rFonts w:ascii="Arial" w:hAnsi="Arial" w:cs="Arial"/>
+                <w:b/>
+                <w:color w:val="000000"/>
+                <w:spacing w:val="1"/>
+                <w:sz w:val="18"/>
+                <w:szCs w:val="20"/>
+              </w:rPr>
+              <w:t>Fa0</w:t>
+            </w:r>
+            <w:r>
+              <w:rPr>
+                <w:rFonts w:ascii="Arial" w:hAnsi="Arial" w:cs="Arial"/>
+                <w:b/>
+                <w:bCs/>
+                <w:sz w:val="18"/>
+                <w:szCs w:val="18"/>
+                <w:lang w:val="en-US"/>
+              </w:rPr>
+              <w:t>/3-4</w:t>
+            </w:r>
+          </w:p>
+        </w:tc>
+        <w:tc>
+          <w:tcPr>
+            <w:tcW w:w="3119" w:type="dxa"/>
+          </w:tcPr>
+          <w:p>
+            <w:pPr>
+              <w:rPr>
+                <w:rFonts w:ascii="Arial" w:hAnsi="Arial" w:cs="Arial"/>
+                <w:b/>
+                <w:bCs/>
+                <w:sz w:val="18"/>
+                <w:szCs w:val="18"/>
+              </w:rPr>
+            </w:pPr>
+            <w:r>
+              <w:rPr>
+                <w:rFonts w:ascii="Arial" w:hAnsi="Arial" w:cs="Arial"/>
+                <w:b/>
+                <w:bCs/>
+                <w:sz w:val="18"/>
+                <w:szCs w:val="18"/>
+              </w:rPr>
+              <w:t>Distribution Switch1</w:t>
+            </w:r>
+          </w:p>
+        </w:tc>
+        <w:tc>
+          <w:tcPr>
+            <w:tcW w:w="1843" w:type="dxa"/>
+          </w:tcPr>
+          <w:p>
+            <w:pPr>
+              <w:rPr>
+                <w:rFonts w:ascii="Arial" w:hAnsi="Arial" w:cs="Arial"/>
+                <w:b/>
+                <w:bCs/>
+                <w:sz w:val="18"/>
+                <w:szCs w:val="18"/>
+              </w:rPr>
+            </w:pPr>
+            <w:r>
+              <w:rPr>
+                <w:rFonts w:ascii="Arial" w:hAnsi="Arial" w:cs="Arial"/>
+                <w:b/>
+                <w:bCs/>
+                <w:sz w:val="18"/>
+                <w:szCs w:val="18"/>
+              </w:rPr>
+              <w:t>Trunk</w:t>
+            </w:r>
+          </w:p>
+        </w:tc>
+        <w:tc>
+          <w:tcPr>
+            <w:tcW w:w="2551" w:type="dxa"/>
+          </w:tcPr>
+          <w:p>
+            <w:pPr>
+              <w:rPr>
+                <w:rFonts w:ascii="Arial" w:hAnsi="Arial" w:cs="Arial"/>
+                <w:b/>
+                <w:bCs/>
+                <w:sz w:val="18"/>
+                <w:szCs w:val="18"/>
+                <w:lang w:val="en-US"/>
+              </w:rPr>
+            </w:pPr>
+            <w:r>
+              <w:rPr>
+                <w:rFonts w:ascii="Arial" w:hAnsi="Arial" w:cs="Arial"/>
+                <w:b/>
+                <w:bCs/>
+                <w:sz w:val="18"/>
+                <w:szCs w:val="18"/>
+                <w:lang w:val="en-US"/>
+              </w:rPr>
+              <w:t>10,20,30,99</w:t>
+            </w:r>
+          </w:p>
+        </w:tc>
+      </w:tr>
+      <w:tr>
+        <w:tc>
+          <w:tcPr>
+            <w:tcW w:w="1696" w:type="dxa"/>
+          </w:tcPr>
+          <w:p>
+            <w:pPr>
+              <w:autoSpaceDE w:val="0"/>
+              <w:autoSpaceDN w:val="0"/>
+              <w:adjustRightInd w:val="0"/>
+              <w:spacing w:before="120" w:after="120" w:line="278" w:lineRule="auto"/>
+              <w:rPr>
+                <w:rFonts w:ascii="Arial" w:hAnsi="Arial" w:cs="Arial"/>
+                <w:b/>
+                <w:bCs/>
+                <w:sz w:val="18"/>
+                <w:szCs w:val="18"/>
+                <w:lang w:val="en-US"/>
+              </w:rPr>
+            </w:pPr>
+            <w:r>
+              <w:rPr>
+                <w:rFonts w:ascii="Arial" w:hAnsi="Arial" w:cs="Arial"/>
+                <w:b/>
+                <w:color w:val="000000"/>
+                <w:spacing w:val="1"/>
+                <w:sz w:val="18"/>
+                <w:szCs w:val="20"/>
+              </w:rPr>
+              <w:t>Fa0</w:t>
+            </w:r>
+            <w:r>
+              <w:rPr>
+                <w:rFonts w:ascii="Arial" w:hAnsi="Arial" w:cs="Arial"/>
+                <w:b/>
+                <w:bCs/>
+                <w:sz w:val="18"/>
+                <w:szCs w:val="18"/>
+                <w:lang w:val="en-US"/>
+              </w:rPr>
+              <w:t>/10</w:t>
+            </w:r>
+          </w:p>
+        </w:tc>
+        <w:tc>
+          <w:tcPr>
+            <w:tcW w:w="3119" w:type="dxa"/>
+          </w:tcPr>
+          <w:p>
+            <w:pPr>
+              <w:rPr>
+                <w:rFonts w:ascii="Arial" w:hAnsi="Arial" w:cs="Arial"/>
+                <w:b/>
+                <w:bCs/>
+                <w:sz w:val="18"/>
+                <w:szCs w:val="18"/>
+              </w:rPr>
+            </w:pPr>
+            <w:r>
+              <w:rPr>
+                <w:rFonts w:ascii="Arial" w:hAnsi="Arial" w:cs="Arial"/>
+                <w:b/>
+                <w:bCs/>
+                <w:sz w:val="18"/>
+                <w:szCs w:val="18"/>
+              </w:rPr>
+              <w:t>PC 2 Sales</w:t>
+            </w:r>
+          </w:p>
+        </w:tc>
+        <w:tc>
+          <w:tcPr>
+            <w:tcW w:w="1843" w:type="dxa"/>
+          </w:tcPr>
+          <w:p>
+            <w:pPr>
+              <w:rPr>
+                <w:rFonts w:ascii="Arial" w:hAnsi="Arial" w:cs="Arial"/>
+                <w:b/>
+                <w:bCs/>
+                <w:sz w:val="18"/>
+                <w:szCs w:val="18"/>
+              </w:rPr>
+            </w:pPr>
+            <w:r>
+              <w:rPr>
+                <w:rFonts w:ascii="Arial" w:hAnsi="Arial" w:cs="Arial"/>
+                <w:b/>
+                <w:bCs/>
+                <w:sz w:val="18"/>
+                <w:szCs w:val="18"/>
+              </w:rPr>
+              <w:t>Access</w:t>
+            </w:r>
+          </w:p>
+        </w:tc>
+        <w:tc>
+          <w:tcPr>
+            <w:tcW w:w="2551" w:type="dxa"/>
+          </w:tcPr>
+          <w:p>
+            <w:pPr>
+              <w:rPr>
+                <w:rFonts w:ascii="Arial" w:hAnsi="Arial" w:cs="Arial"/>
+                <w:b/>
+                <w:bCs/>
+                <w:sz w:val="18"/>
+                <w:szCs w:val="18"/>
+                <w:lang w:val="en-US"/>
+              </w:rPr>
+            </w:pPr>
+            <w:r>
+              <w:rPr>
+                <w:rFonts w:ascii="Arial" w:hAnsi="Arial" w:cs="Arial"/>
+                <w:b/>
+                <w:bCs/>
+                <w:sz w:val="18"/>
+                <w:szCs w:val="18"/>
+                <w:lang w:val="en-US"/>
+              </w:rPr>
+              <w:t>10</w:t>
+            </w:r>
+          </w:p>
+        </w:tc>
+      </w:tr>
+      <w:tr>
+        <w:tc>
+          <w:tcPr>
+            <w:tcW w:w="1696" w:type="dxa"/>
+          </w:tcPr>
+          <w:p>
+            <w:pPr>
+              <w:autoSpaceDE w:val="0"/>
+              <w:autoSpaceDN w:val="0"/>
+              <w:adjustRightInd w:val="0"/>
+              <w:spacing w:before="120" w:after="120" w:line="278" w:lineRule="auto"/>
+              <w:rPr>
+                <w:rFonts w:ascii="Arial" w:hAnsi="Arial" w:cs="Arial"/>
+                <w:b/>
+                <w:bCs/>
+                <w:sz w:val="18"/>
+                <w:szCs w:val="18"/>
+                <w:lang w:val="en-US"/>
+              </w:rPr>
+            </w:pPr>
+            <w:r>
+              <w:rPr>
+                <w:rFonts w:ascii="Arial" w:hAnsi="Arial" w:cs="Arial"/>
+                <w:b/>
+                <w:color w:val="000000"/>
+                <w:spacing w:val="1"/>
+                <w:sz w:val="18"/>
+                <w:szCs w:val="20"/>
+              </w:rPr>
+              <w:t>Fa0</w:t>
+            </w:r>
+            <w:r>
+              <w:rPr>
+                <w:rFonts w:ascii="Arial" w:hAnsi="Arial" w:cs="Arial"/>
+                <w:b/>
+                <w:bCs/>
+                <w:sz w:val="18"/>
+                <w:szCs w:val="18"/>
+                <w:lang w:val="en-US"/>
+              </w:rPr>
+              <w:t>/11</w:t>
+            </w:r>
+          </w:p>
+        </w:tc>
+        <w:tc>
+          <w:tcPr>
+            <w:tcW w:w="3119" w:type="dxa"/>
+          </w:tcPr>
+          <w:p>
+            <w:pPr>
+              <w:rPr>
+                <w:rFonts w:ascii="Arial" w:hAnsi="Arial" w:cs="Arial"/>
+                <w:b/>
+                <w:bCs/>
+                <w:sz w:val="18"/>
+                <w:szCs w:val="18"/>
+              </w:rPr>
+            </w:pPr>
+            <w:r>
+              <w:rPr>
+                <w:rFonts w:ascii="Arial" w:hAnsi="Arial" w:cs="Arial"/>
+                <w:b/>
+                <w:bCs/>
+                <w:sz w:val="18"/>
+                <w:szCs w:val="18"/>
+              </w:rPr>
+              <w:t>PC3 Admin</w:t>
+            </w:r>
+          </w:p>
+        </w:tc>
+        <w:tc>
+          <w:tcPr>
+            <w:tcW w:w="1843" w:type="dxa"/>
+          </w:tcPr>
+          <w:p>
+            <w:pPr>
+              <w:rPr>
+                <w:rFonts w:ascii="Arial" w:hAnsi="Arial" w:cs="Arial"/>
+                <w:b/>
+                <w:bCs/>
+                <w:sz w:val="18"/>
+                <w:szCs w:val="18"/>
+              </w:rPr>
+            </w:pPr>
+            <w:r>
+              <w:rPr>
+                <w:rFonts w:ascii="Arial" w:hAnsi="Arial" w:cs="Arial"/>
+                <w:b/>
+                <w:bCs/>
+                <w:sz w:val="18"/>
+                <w:szCs w:val="18"/>
+              </w:rPr>
+              <w:t>Access</w:t>
+            </w:r>
+          </w:p>
+        </w:tc>
+        <w:tc>
+          <w:tcPr>
+            <w:tcW w:w="2551" w:type="dxa"/>
+          </w:tcPr>
+          <w:p>
+            <w:pPr>
+              <w:rPr>
+                <w:rFonts w:ascii="Arial" w:hAnsi="Arial" w:cs="Arial"/>
+                <w:b/>
+                <w:bCs/>
+                <w:sz w:val="18"/>
+                <w:szCs w:val="18"/>
+                <w:lang w:val="en-US"/>
+              </w:rPr>
+            </w:pPr>
+            <w:r>
+              <w:rPr>
+                <w:rFonts w:ascii="Arial" w:hAnsi="Arial" w:cs="Arial"/>
+                <w:b/>
+                <w:bCs/>
+                <w:sz w:val="18"/>
+                <w:szCs w:val="18"/>
+                <w:lang w:val="en-US"/>
+              </w:rPr>
+              <w:t>20</w:t>
+            </w:r>
+          </w:p>
+        </w:tc>
+      </w:tr>
+      <w:tr>
+        <w:tc>
+          <w:tcPr>
+            <w:tcW w:w="1696" w:type="dxa"/>
+          </w:tcPr>
+          <w:p>
+            <w:pPr>
+              <w:autoSpaceDE w:val="0"/>
+              <w:autoSpaceDN w:val="0"/>
+              <w:adjustRightInd w:val="0"/>
+              <w:spacing w:before="120" w:after="120" w:line="278" w:lineRule="auto"/>
+              <w:rPr>
+                <w:rFonts w:ascii="Arial" w:hAnsi="Arial" w:cs="Arial"/>
+                <w:b/>
+                <w:bCs/>
+                <w:sz w:val="18"/>
+                <w:szCs w:val="18"/>
+                <w:lang w:val="en-US"/>
+              </w:rPr>
+            </w:pPr>
+            <w:r>
+              <w:rPr>
+                <w:rFonts w:ascii="Arial" w:hAnsi="Arial" w:cs="Arial"/>
+                <w:b/>
+                <w:bCs/>
+                <w:sz w:val="18"/>
+                <w:szCs w:val="18"/>
+                <w:lang w:val="en-US"/>
+              </w:rPr>
+              <w:t>Fa0/12</w:t>
+            </w:r>
+          </w:p>
+        </w:tc>
+        <w:tc>
+          <w:tcPr>
+            <w:tcW w:w="3119" w:type="dxa"/>
+          </w:tcPr>
+          <w:p>
+            <w:pPr>
+              <w:rPr>
+                <w:rFonts w:ascii="Arial" w:hAnsi="Arial" w:cs="Arial"/>
+                <w:b/>
+                <w:bCs/>
+                <w:sz w:val="18"/>
+                <w:szCs w:val="18"/>
+              </w:rPr>
+            </w:pPr>
+            <w:r>
+              <w:rPr>
+                <w:rFonts w:ascii="Arial" w:hAnsi="Arial" w:cs="Arial"/>
+                <w:b/>
+                <w:bCs/>
+                <w:sz w:val="18"/>
+                <w:szCs w:val="18"/>
+              </w:rPr>
+              <w:t>Server 2</w:t>
+            </w:r>
+          </w:p>
+        </w:tc>
+        <w:tc>
+          <w:tcPr>
+            <w:tcW w:w="1843" w:type="dxa"/>
+          </w:tcPr>
+          <w:p>
+            <w:pPr>
+              <w:rPr>
+                <w:rFonts w:ascii="Arial" w:hAnsi="Arial" w:cs="Arial"/>
+                <w:b/>
+                <w:bCs/>
+                <w:sz w:val="18"/>
+                <w:szCs w:val="18"/>
+              </w:rPr>
+            </w:pPr>
+            <w:r>
+              <w:rPr>
+                <w:rFonts w:ascii="Arial" w:hAnsi="Arial" w:cs="Arial"/>
+                <w:b/>
+                <w:bCs/>
+                <w:sz w:val="18"/>
+                <w:szCs w:val="18"/>
+              </w:rPr>
+              <w:t>Access</w:t>
+            </w:r>
+          </w:p>
+        </w:tc>
+        <w:tc>
+          <w:tcPr>
+            <w:tcW w:w="2551" w:type="dxa"/>
+          </w:tcPr>
+          <w:p>
+            <w:pPr>
+              <w:rPr>
+                <w:rFonts w:ascii="Arial" w:hAnsi="Arial" w:cs="Arial"/>
+                <w:b/>
+                <w:bCs/>
+                <w:sz w:val="18"/>
+                <w:szCs w:val="18"/>
+                <w:lang w:val="en-US"/>
+              </w:rPr>
+            </w:pPr>
+            <w:r>
+              <w:rPr>
+                <w:rFonts w:ascii="Arial" w:hAnsi="Arial" w:cs="Arial"/>
+                <w:b/>
+                <w:bCs/>
+                <w:sz w:val="18"/>
+                <w:szCs w:val="18"/>
+                <w:lang w:val="en-US"/>
+              </w:rPr>
+              <w:t>30</w:t>
+            </w:r>
           </w:p>
         </w:tc>
       </w:tr>
@@ -2923,6 +4753,7 @@
     <w:p>
       <w:pPr>
         <w:rPr>
+          <w:rFonts w:ascii="Arial" w:hAnsi="Arial" w:cs="Arial"/>
           <w:sz w:val="22"/>
           <w:szCs w:val="22"/>
           <w:lang w:val="en-US"/>
@@ -2932,31 +4763,27 @@
     <w:p>
       <w:pPr>
         <w:rPr>
+          <w:rFonts w:ascii="Arial" w:hAnsi="Arial" w:cs="Arial"/>
           <w:b/>
         </w:rPr>
       </w:pPr>
     </w:p>
     <w:p>
       <w:pPr>
-        <w:autoSpaceDE w:val="0"/>
-        <w:autoSpaceDN w:val="0"/>
-        <w:adjustRightInd w:val="0"/>
-        <w:spacing w:before="60" w:after="60"/>
+        <w:pStyle w:val="Heading5"/>
         <w:rPr>
           <w:rFonts w:ascii="Arial" w:hAnsi="Arial" w:cs="Arial"/>
-          <w:b/>
-          <w:color w:val="000000"/>
-          <w:sz w:val="20"/>
-          <w:szCs w:val="20"/>
+          <w:color w:val="auto"/>
+          <w:sz w:val="22"/>
+          <w:szCs w:val="22"/>
         </w:rPr>
       </w:pPr>
       <w:r>
         <w:rPr>
           <w:rFonts w:ascii="Arial" w:hAnsi="Arial" w:cs="Arial"/>
-          <w:b/>
-          <w:color w:val="000000"/>
-          <w:sz w:val="20"/>
-          <w:szCs w:val="20"/>
+          <w:color w:val="auto"/>
+          <w:sz w:val="22"/>
+          <w:szCs w:val="22"/>
         </w:rPr>
         <w:t>Network Summary (all IP subnets)</w:t>
       </w:r>
@@ -2979,19 +4806,13 @@
         <w:gridCol w:w="1650"/>
         <w:gridCol w:w="691"/>
         <w:gridCol w:w="1117"/>
-        <w:gridCol w:w="1310"/>
-        <w:gridCol w:w="1701"/>
-        <w:gridCol w:w="993"/>
-        <w:gridCol w:w="1417"/>
+        <w:gridCol w:w="1357"/>
+        <w:gridCol w:w="1843"/>
+        <w:gridCol w:w="992"/>
+        <w:gridCol w:w="1229"/>
         <w:gridCol w:w="1276"/>
       </w:tblGrid>
       <w:tr>
-        <w:tblPrEx>
-          <w:tblCellMar>
-            <w:top w:w="0" w:type="dxa"/>
-            <w:bottom w:w="0" w:type="dxa"/>
-          </w:tblCellMar>
-        </w:tblPrEx>
         <w:trPr>
           <w:trHeight w:val="571"/>
         </w:trPr>
@@ -3093,7 +4914,7 @@
         </w:tc>
         <w:tc>
           <w:tcPr>
-            <w:tcW w:w="1310" w:type="dxa"/>
+            <w:tcW w:w="1357" w:type="dxa"/>
           </w:tcPr>
           <w:p>
             <w:pPr>
@@ -3126,7 +4947,7 @@
         </w:tc>
         <w:tc>
           <w:tcPr>
-            <w:tcW w:w="1701" w:type="dxa"/>
+            <w:tcW w:w="1843" w:type="dxa"/>
           </w:tcPr>
           <w:p>
             <w:pPr>
@@ -3158,7 +4979,7 @@
         </w:tc>
         <w:tc>
           <w:tcPr>
-            <w:tcW w:w="993" w:type="dxa"/>
+            <w:tcW w:w="992" w:type="dxa"/>
           </w:tcPr>
           <w:p>
             <w:pPr>
@@ -3184,9 +5005,21 @@
                 <w:sz w:val="16"/>
                 <w:szCs w:val="16"/>
               </w:rPr>
-              <w:t>Max Number of Host</w:t>
-            </w:r>
-            <w:r>
+              <w:t>Max Number of Hosts Possible</w:t>
+            </w:r>
+          </w:p>
+        </w:tc>
+        <w:tc>
+          <w:tcPr>
+            <w:tcW w:w="1229" w:type="dxa"/>
+          </w:tcPr>
+          <w:p>
+            <w:pPr>
+              <w:autoSpaceDE w:val="0"/>
+              <w:autoSpaceDN w:val="0"/>
+              <w:adjustRightInd w:val="0"/>
+              <w:spacing w:before="60" w:after="60"/>
+              <w:jc w:val="center"/>
               <w:rPr>
                 <w:rFonts w:ascii="Arial" w:hAnsi="Arial" w:cs="Arial"/>
                 <w:b/>
@@ -3195,8 +5028,7 @@
                 <w:sz w:val="16"/>
                 <w:szCs w:val="16"/>
               </w:rPr>
-              <w:t>s</w:t>
-            </w:r>
+            </w:pPr>
             <w:r>
               <w:rPr>
                 <w:rFonts w:ascii="Arial" w:hAnsi="Arial" w:cs="Arial"/>
@@ -3206,13 +5038,13 @@
                 <w:sz w:val="16"/>
                 <w:szCs w:val="16"/>
               </w:rPr>
-              <w:t xml:space="preserve"> Possible</w:t>
-            </w:r>
-          </w:p>
-        </w:tc>
-        <w:tc>
-          <w:tcPr>
-            <w:tcW w:w="1417" w:type="dxa"/>
+              <w:t>Assignable Range</w:t>
+            </w:r>
+          </w:p>
+        </w:tc>
+        <w:tc>
+          <w:tcPr>
+            <w:tcW w:w="1276" w:type="dxa"/>
           </w:tcPr>
           <w:p>
             <w:pPr>
@@ -3239,51 +5071,12 @@
                 <w:sz w:val="16"/>
                 <w:szCs w:val="16"/>
               </w:rPr>
-              <w:t>Assignable Range</w:t>
-            </w:r>
-          </w:p>
-        </w:tc>
-        <w:tc>
-          <w:tcPr>
-            <w:tcW w:w="1276" w:type="dxa"/>
-          </w:tcPr>
-          <w:p>
-            <w:pPr>
-              <w:autoSpaceDE w:val="0"/>
-              <w:autoSpaceDN w:val="0"/>
-              <w:adjustRightInd w:val="0"/>
-              <w:spacing w:before="60" w:after="60"/>
-              <w:jc w:val="center"/>
-              <w:rPr>
-                <w:rFonts w:ascii="Arial" w:hAnsi="Arial" w:cs="Arial"/>
-                <w:b/>
-                <w:color w:val="000000"/>
-                <w:spacing w:val="1"/>
-                <w:sz w:val="16"/>
-                <w:szCs w:val="16"/>
-              </w:rPr>
-            </w:pPr>
-            <w:r>
-              <w:rPr>
-                <w:rFonts w:ascii="Arial" w:hAnsi="Arial" w:cs="Arial"/>
-                <w:b/>
-                <w:color w:val="000000"/>
-                <w:spacing w:val="1"/>
-                <w:sz w:val="16"/>
-                <w:szCs w:val="16"/>
-              </w:rPr>
               <w:t>Gateway Address</w:t>
             </w:r>
           </w:p>
         </w:tc>
       </w:tr>
       <w:tr>
-        <w:tblPrEx>
-          <w:tblCellMar>
-            <w:top w:w="0" w:type="dxa"/>
-            <w:bottom w:w="0" w:type="dxa"/>
-          </w:tblCellMar>
-        </w:tblPrEx>
         <w:trPr>
           <w:trHeight w:val="370"/>
         </w:trPr>
@@ -3306,6 +5099,17 @@
                 <w:szCs w:val="20"/>
               </w:rPr>
             </w:pPr>
+            <w:r>
+              <w:rPr>
+                <w:rFonts w:ascii="Arial" w:hAnsi="Arial" w:cs="Arial"/>
+                <w:b/>
+                <w:color w:val="000000"/>
+                <w:spacing w:val="1"/>
+                <w:sz w:val="18"/>
+                <w:szCs w:val="20"/>
+              </w:rPr>
+              <w:t>Sales</w:t>
+            </w:r>
           </w:p>
         </w:tc>
         <w:tc>
@@ -3327,6 +5131,17 @@
                 <w:szCs w:val="20"/>
               </w:rPr>
             </w:pPr>
+            <w:r>
+              <w:rPr>
+                <w:rFonts w:ascii="Arial" w:hAnsi="Arial" w:cs="Arial"/>
+                <w:b/>
+                <w:color w:val="000000"/>
+                <w:spacing w:val="1"/>
+                <w:sz w:val="18"/>
+                <w:szCs w:val="20"/>
+              </w:rPr>
+              <w:t>10</w:t>
+            </w:r>
           </w:p>
         </w:tc>
         <w:tc>
@@ -3348,90 +5163,179 @@
                 <w:szCs w:val="20"/>
               </w:rPr>
             </w:pPr>
-          </w:p>
-        </w:tc>
-        <w:tc>
-          <w:tcPr>
-            <w:tcW w:w="1310" w:type="dxa"/>
-          </w:tcPr>
-          <w:p>
-            <w:pPr>
-              <w:autoSpaceDE w:val="0"/>
-              <w:autoSpaceDN w:val="0"/>
-              <w:adjustRightInd w:val="0"/>
-              <w:spacing w:before="120" w:after="120"/>
-              <w:rPr>
-                <w:rFonts w:ascii="Arial" w:hAnsi="Arial" w:cs="Arial"/>
-                <w:b/>
-                <w:color w:val="000000"/>
-                <w:spacing w:val="1"/>
-                <w:sz w:val="18"/>
-                <w:szCs w:val="20"/>
-              </w:rPr>
-            </w:pPr>
-          </w:p>
-        </w:tc>
-        <w:tc>
-          <w:tcPr>
-            <w:tcW w:w="1701" w:type="dxa"/>
-          </w:tcPr>
-          <w:p>
-            <w:pPr>
-              <w:autoSpaceDE w:val="0"/>
-              <w:autoSpaceDN w:val="0"/>
-              <w:adjustRightInd w:val="0"/>
-              <w:spacing w:before="120" w:after="120"/>
-              <w:rPr>
-                <w:rFonts w:ascii="Arial" w:hAnsi="Arial" w:cs="Arial"/>
-                <w:b/>
-                <w:color w:val="000000"/>
-                <w:spacing w:val="1"/>
-                <w:sz w:val="18"/>
-                <w:szCs w:val="20"/>
-              </w:rPr>
-            </w:pPr>
-          </w:p>
-        </w:tc>
-        <w:tc>
-          <w:tcPr>
-            <w:tcW w:w="993" w:type="dxa"/>
-          </w:tcPr>
-          <w:p>
-            <w:pPr>
-              <w:autoSpaceDE w:val="0"/>
-              <w:autoSpaceDN w:val="0"/>
-              <w:adjustRightInd w:val="0"/>
-              <w:spacing w:before="120" w:after="120"/>
-              <w:rPr>
-                <w:rFonts w:ascii="Arial" w:hAnsi="Arial" w:cs="Arial"/>
-                <w:b/>
-                <w:color w:val="000000"/>
-                <w:spacing w:val="1"/>
-                <w:sz w:val="18"/>
-                <w:szCs w:val="20"/>
-              </w:rPr>
-            </w:pPr>
-          </w:p>
-        </w:tc>
-        <w:tc>
-          <w:tcPr>
-            <w:tcW w:w="1417" w:type="dxa"/>
-          </w:tcPr>
-          <w:p>
-            <w:pPr>
-              <w:autoSpaceDE w:val="0"/>
-              <w:autoSpaceDN w:val="0"/>
-              <w:adjustRightInd w:val="0"/>
-              <w:spacing w:before="120" w:after="120"/>
-              <w:rPr>
-                <w:rFonts w:ascii="Arial" w:hAnsi="Arial" w:cs="Arial"/>
-                <w:b/>
-                <w:color w:val="000000"/>
-                <w:spacing w:val="1"/>
-                <w:sz w:val="18"/>
-                <w:szCs w:val="20"/>
-              </w:rPr>
-            </w:pPr>
+            <w:r>
+              <w:rPr>
+                <w:rFonts w:ascii="Arial" w:hAnsi="Arial" w:cs="Arial"/>
+                <w:b/>
+                <w:color w:val="000000"/>
+                <w:spacing w:val="1"/>
+                <w:sz w:val="18"/>
+                <w:szCs w:val="20"/>
+              </w:rPr>
+              <w:t>2</w:t>
+            </w:r>
+            <w:r>
+              <w:rPr>
+                <w:rFonts w:ascii="Arial" w:hAnsi="Arial" w:cs="Arial"/>
+                <w:b/>
+                <w:color w:val="000000"/>
+                <w:spacing w:val="1"/>
+                <w:sz w:val="18"/>
+                <w:szCs w:val="20"/>
+              </w:rPr>
+              <w:t>3</w:t>
+            </w:r>
+          </w:p>
+        </w:tc>
+        <w:tc>
+          <w:tcPr>
+            <w:tcW w:w="1357" w:type="dxa"/>
+          </w:tcPr>
+          <w:p>
+            <w:pPr>
+              <w:rPr>
+                <w:rFonts w:ascii="Arial" w:hAnsi="Arial" w:cs="Arial"/>
+                <w:b/>
+                <w:color w:val="000000"/>
+                <w:spacing w:val="1"/>
+                <w:sz w:val="18"/>
+                <w:szCs w:val="20"/>
+              </w:rPr>
+            </w:pPr>
+            <w:r>
+              <w:rPr>
+                <w:rFonts w:ascii="Arial" w:hAnsi="Arial" w:cs="Arial"/>
+                <w:b/>
+                <w:color w:val="000000"/>
+                <w:spacing w:val="1"/>
+                <w:sz w:val="18"/>
+                <w:szCs w:val="20"/>
+              </w:rPr>
+              <w:t xml:space="preserve">10.8.0.0/27 </w:t>
+            </w:r>
+          </w:p>
+          <w:p>
+            <w:pPr>
+              <w:autoSpaceDE w:val="0"/>
+              <w:autoSpaceDN w:val="0"/>
+              <w:adjustRightInd w:val="0"/>
+              <w:spacing w:before="120" w:after="120"/>
+              <w:rPr>
+                <w:rFonts w:ascii="Arial" w:hAnsi="Arial" w:cs="Arial"/>
+                <w:b/>
+                <w:color w:val="000000"/>
+                <w:spacing w:val="1"/>
+                <w:sz w:val="18"/>
+                <w:szCs w:val="20"/>
+              </w:rPr>
+            </w:pPr>
+          </w:p>
+        </w:tc>
+        <w:tc>
+          <w:tcPr>
+            <w:tcW w:w="1843" w:type="dxa"/>
+          </w:tcPr>
+          <w:p>
+            <w:pPr>
+              <w:autoSpaceDE w:val="0"/>
+              <w:autoSpaceDN w:val="0"/>
+              <w:adjustRightInd w:val="0"/>
+              <w:spacing w:before="120" w:after="120"/>
+              <w:rPr>
+                <w:rFonts w:ascii="Arial" w:hAnsi="Arial" w:cs="Arial"/>
+                <w:b/>
+                <w:color w:val="000000"/>
+                <w:spacing w:val="1"/>
+                <w:sz w:val="18"/>
+                <w:szCs w:val="20"/>
+              </w:rPr>
+            </w:pPr>
+            <w:r>
+              <w:rPr>
+                <w:rFonts w:ascii="Arial" w:hAnsi="Arial" w:cs="Arial"/>
+                <w:b/>
+                <w:color w:val="000000"/>
+                <w:spacing w:val="1"/>
+                <w:sz w:val="18"/>
+                <w:szCs w:val="20"/>
+              </w:rPr>
+              <w:t>255.255.255.2</w:t>
+            </w:r>
+            <w:r>
+              <w:rPr>
+                <w:rFonts w:ascii="Arial" w:hAnsi="Arial" w:cs="Arial"/>
+                <w:b/>
+                <w:color w:val="000000"/>
+                <w:spacing w:val="1"/>
+                <w:sz w:val="18"/>
+                <w:szCs w:val="20"/>
+              </w:rPr>
+              <w:t>24</w:t>
+            </w:r>
+          </w:p>
+        </w:tc>
+        <w:tc>
+          <w:tcPr>
+            <w:tcW w:w="992" w:type="dxa"/>
+          </w:tcPr>
+          <w:p>
+            <w:pPr>
+              <w:autoSpaceDE w:val="0"/>
+              <w:autoSpaceDN w:val="0"/>
+              <w:adjustRightInd w:val="0"/>
+              <w:spacing w:before="120" w:after="120"/>
+              <w:rPr>
+                <w:rFonts w:ascii="Arial" w:hAnsi="Arial" w:cs="Arial"/>
+                <w:b/>
+                <w:color w:val="000000"/>
+                <w:spacing w:val="1"/>
+                <w:sz w:val="18"/>
+                <w:szCs w:val="20"/>
+              </w:rPr>
+            </w:pPr>
+            <w:r>
+              <w:rPr>
+                <w:rFonts w:ascii="Arial" w:hAnsi="Arial" w:cs="Arial"/>
+                <w:b/>
+                <w:color w:val="000000"/>
+                <w:spacing w:val="1"/>
+                <w:sz w:val="18"/>
+                <w:szCs w:val="20"/>
+              </w:rPr>
+              <w:t>30</w:t>
+            </w:r>
+          </w:p>
+        </w:tc>
+        <w:tc>
+          <w:tcPr>
+            <w:tcW w:w="1229" w:type="dxa"/>
+          </w:tcPr>
+          <w:p>
+            <w:pPr>
+              <w:autoSpaceDE w:val="0"/>
+              <w:autoSpaceDN w:val="0"/>
+              <w:adjustRightInd w:val="0"/>
+              <w:spacing w:before="120" w:after="120"/>
+              <w:rPr>
+                <w:rFonts w:ascii="Arial" w:hAnsi="Arial" w:cs="Arial"/>
+                <w:b/>
+                <w:color w:val="000000"/>
+                <w:spacing w:val="1"/>
+                <w:sz w:val="18"/>
+                <w:szCs w:val="20"/>
+              </w:rPr>
+            </w:pPr>
+            <w:r>
+              <w:rPr>
+                <w:rFonts w:ascii="Arial" w:hAnsi="Arial" w:cs="Arial"/>
+                <w:b/>
+                <w:color w:val="000000"/>
+                <w:spacing w:val="1"/>
+                <w:sz w:val="18"/>
+                <w:szCs w:val="20"/>
+              </w:rPr>
+              <w:t>10.8.0.1 - 10.8.0.30</w:t>
+            </w:r>
           </w:p>
         </w:tc>
         <w:tc>
@@ -3453,6 +5357,822 @@
                 <w:szCs w:val="20"/>
               </w:rPr>
             </w:pPr>
+            <w:r>
+              <w:rPr>
+                <w:rFonts w:ascii="Arial" w:hAnsi="Arial" w:cs="Arial"/>
+                <w:b/>
+                <w:color w:val="000000"/>
+                <w:spacing w:val="1"/>
+                <w:sz w:val="18"/>
+                <w:szCs w:val="20"/>
+              </w:rPr>
+              <w:t>10.8.0.3</w:t>
+            </w:r>
+          </w:p>
+        </w:tc>
+      </w:tr>
+      <w:tr>
+        <w:trPr>
+          <w:trHeight w:val="370"/>
+        </w:trPr>
+        <w:tc>
+          <w:tcPr>
+            <w:tcW w:w="1650" w:type="dxa"/>
+          </w:tcPr>
+          <w:p>
+            <w:pPr>
+              <w:autoSpaceDE w:val="0"/>
+              <w:autoSpaceDN w:val="0"/>
+              <w:adjustRightInd w:val="0"/>
+              <w:spacing w:before="120" w:after="120"/>
+              <w:rPr>
+                <w:rFonts w:ascii="Arial" w:hAnsi="Arial" w:cs="Arial"/>
+                <w:b/>
+                <w:color w:val="000000"/>
+                <w:spacing w:val="1"/>
+                <w:sz w:val="18"/>
+                <w:szCs w:val="20"/>
+              </w:rPr>
+            </w:pPr>
+            <w:r>
+              <w:rPr>
+                <w:rFonts w:ascii="Arial" w:hAnsi="Arial" w:cs="Arial"/>
+                <w:b/>
+                <w:color w:val="000000"/>
+                <w:spacing w:val="1"/>
+                <w:sz w:val="18"/>
+                <w:szCs w:val="20"/>
+              </w:rPr>
+              <w:t>Admin</w:t>
+            </w:r>
+          </w:p>
+        </w:tc>
+        <w:tc>
+          <w:tcPr>
+            <w:tcW w:w="691" w:type="dxa"/>
+          </w:tcPr>
+          <w:p>
+            <w:pPr>
+              <w:autoSpaceDE w:val="0"/>
+              <w:autoSpaceDN w:val="0"/>
+              <w:adjustRightInd w:val="0"/>
+              <w:spacing w:before="120" w:after="120"/>
+              <w:rPr>
+                <w:rFonts w:ascii="Arial" w:hAnsi="Arial" w:cs="Arial"/>
+                <w:b/>
+                <w:color w:val="000000"/>
+                <w:spacing w:val="1"/>
+                <w:sz w:val="18"/>
+                <w:szCs w:val="20"/>
+              </w:rPr>
+            </w:pPr>
+            <w:r>
+              <w:rPr>
+                <w:rFonts w:ascii="Arial" w:hAnsi="Arial" w:cs="Arial"/>
+                <w:b/>
+                <w:color w:val="000000"/>
+                <w:spacing w:val="1"/>
+                <w:sz w:val="18"/>
+                <w:szCs w:val="20"/>
+              </w:rPr>
+              <w:t>20</w:t>
+            </w:r>
+          </w:p>
+        </w:tc>
+        <w:tc>
+          <w:tcPr>
+            <w:tcW w:w="1117" w:type="dxa"/>
+          </w:tcPr>
+          <w:p>
+            <w:pPr>
+              <w:autoSpaceDE w:val="0"/>
+              <w:autoSpaceDN w:val="0"/>
+              <w:adjustRightInd w:val="0"/>
+              <w:spacing w:before="120" w:after="120"/>
+              <w:rPr>
+                <w:rFonts w:ascii="Arial" w:hAnsi="Arial" w:cs="Arial"/>
+                <w:b/>
+                <w:color w:val="000000"/>
+                <w:spacing w:val="1"/>
+                <w:sz w:val="18"/>
+                <w:szCs w:val="20"/>
+              </w:rPr>
+            </w:pPr>
+            <w:r>
+              <w:rPr>
+                <w:rFonts w:ascii="Arial" w:hAnsi="Arial" w:cs="Arial"/>
+                <w:b/>
+                <w:color w:val="000000"/>
+                <w:spacing w:val="1"/>
+                <w:sz w:val="18"/>
+                <w:szCs w:val="20"/>
+              </w:rPr>
+              <w:t>23</w:t>
+            </w:r>
+          </w:p>
+        </w:tc>
+        <w:tc>
+          <w:tcPr>
+            <w:tcW w:w="1357" w:type="dxa"/>
+          </w:tcPr>
+          <w:p>
+            <w:pPr>
+              <w:rPr>
+                <w:rFonts w:ascii="Arial" w:hAnsi="Arial" w:cs="Arial"/>
+                <w:b/>
+                <w:color w:val="000000"/>
+                <w:spacing w:val="1"/>
+                <w:sz w:val="18"/>
+                <w:szCs w:val="20"/>
+              </w:rPr>
+            </w:pPr>
+            <w:r>
+              <w:rPr>
+                <w:rFonts w:ascii="Arial" w:hAnsi="Arial" w:cs="Arial"/>
+                <w:b/>
+                <w:color w:val="000000"/>
+                <w:spacing w:val="1"/>
+                <w:sz w:val="18"/>
+                <w:szCs w:val="20"/>
+              </w:rPr>
+              <w:t>10.8.0.32/27</w:t>
+            </w:r>
+          </w:p>
+        </w:tc>
+        <w:tc>
+          <w:tcPr>
+            <w:tcW w:w="1843" w:type="dxa"/>
+          </w:tcPr>
+          <w:p>
+            <w:pPr>
+              <w:autoSpaceDE w:val="0"/>
+              <w:autoSpaceDN w:val="0"/>
+              <w:adjustRightInd w:val="0"/>
+              <w:spacing w:before="120" w:after="120"/>
+              <w:rPr>
+                <w:rFonts w:ascii="Arial" w:hAnsi="Arial" w:cs="Arial"/>
+                <w:b/>
+                <w:color w:val="000000"/>
+                <w:spacing w:val="1"/>
+                <w:sz w:val="18"/>
+                <w:szCs w:val="20"/>
+              </w:rPr>
+            </w:pPr>
+            <w:r>
+              <w:rPr>
+                <w:rFonts w:ascii="Arial" w:hAnsi="Arial" w:cs="Arial"/>
+                <w:b/>
+                <w:color w:val="000000"/>
+                <w:spacing w:val="1"/>
+                <w:sz w:val="18"/>
+                <w:szCs w:val="20"/>
+              </w:rPr>
+              <w:t>255.255.255.224</w:t>
+            </w:r>
+          </w:p>
+        </w:tc>
+        <w:tc>
+          <w:tcPr>
+            <w:tcW w:w="992" w:type="dxa"/>
+          </w:tcPr>
+          <w:p>
+            <w:pPr>
+              <w:autoSpaceDE w:val="0"/>
+              <w:autoSpaceDN w:val="0"/>
+              <w:adjustRightInd w:val="0"/>
+              <w:spacing w:before="120" w:after="120"/>
+              <w:rPr>
+                <w:rFonts w:ascii="Arial" w:hAnsi="Arial" w:cs="Arial"/>
+                <w:b/>
+                <w:color w:val="000000"/>
+                <w:spacing w:val="1"/>
+                <w:sz w:val="18"/>
+                <w:szCs w:val="20"/>
+              </w:rPr>
+            </w:pPr>
+            <w:r>
+              <w:rPr>
+                <w:rFonts w:ascii="Arial" w:hAnsi="Arial" w:cs="Arial"/>
+                <w:b/>
+                <w:color w:val="000000"/>
+                <w:spacing w:val="1"/>
+                <w:sz w:val="18"/>
+                <w:szCs w:val="20"/>
+              </w:rPr>
+              <w:t>30</w:t>
+            </w:r>
+          </w:p>
+        </w:tc>
+        <w:tc>
+          <w:tcPr>
+            <w:tcW w:w="1229" w:type="dxa"/>
+          </w:tcPr>
+          <w:p>
+            <w:pPr>
+              <w:autoSpaceDE w:val="0"/>
+              <w:autoSpaceDN w:val="0"/>
+              <w:adjustRightInd w:val="0"/>
+              <w:spacing w:before="120" w:after="120"/>
+              <w:rPr>
+                <w:rFonts w:ascii="Arial" w:hAnsi="Arial" w:cs="Arial"/>
+                <w:b/>
+                <w:color w:val="000000"/>
+                <w:spacing w:val="1"/>
+                <w:sz w:val="18"/>
+                <w:szCs w:val="20"/>
+              </w:rPr>
+            </w:pPr>
+            <w:r>
+              <w:rPr>
+                <w:rFonts w:ascii="Arial" w:hAnsi="Arial" w:cs="Arial"/>
+                <w:b/>
+                <w:color w:val="000000"/>
+                <w:spacing w:val="1"/>
+                <w:sz w:val="18"/>
+                <w:szCs w:val="20"/>
+              </w:rPr>
+              <w:t>10.8.0.33 - 10.8.0.62</w:t>
+            </w:r>
+          </w:p>
+        </w:tc>
+        <w:tc>
+          <w:tcPr>
+            <w:tcW w:w="1276" w:type="dxa"/>
+          </w:tcPr>
+          <w:p>
+            <w:pPr>
+              <w:autoSpaceDE w:val="0"/>
+              <w:autoSpaceDN w:val="0"/>
+              <w:adjustRightInd w:val="0"/>
+              <w:spacing w:before="120" w:after="120"/>
+              <w:rPr>
+                <w:rFonts w:ascii="Arial" w:hAnsi="Arial" w:cs="Arial"/>
+                <w:b/>
+                <w:color w:val="000000"/>
+                <w:spacing w:val="1"/>
+                <w:sz w:val="18"/>
+                <w:szCs w:val="20"/>
+              </w:rPr>
+            </w:pPr>
+            <w:r>
+              <w:rPr>
+                <w:rFonts w:ascii="Arial" w:hAnsi="Arial" w:cs="Arial"/>
+                <w:b/>
+                <w:color w:val="000000"/>
+                <w:spacing w:val="1"/>
+                <w:sz w:val="18"/>
+                <w:szCs w:val="20"/>
+              </w:rPr>
+              <w:t>10.8.0.35</w:t>
+            </w:r>
+          </w:p>
+        </w:tc>
+      </w:tr>
+      <w:tr>
+        <w:trPr>
+          <w:trHeight w:val="370"/>
+        </w:trPr>
+        <w:tc>
+          <w:tcPr>
+            <w:tcW w:w="1650" w:type="dxa"/>
+          </w:tcPr>
+          <w:p>
+            <w:pPr>
+              <w:autoSpaceDE w:val="0"/>
+              <w:autoSpaceDN w:val="0"/>
+              <w:adjustRightInd w:val="0"/>
+              <w:spacing w:before="120" w:after="120"/>
+              <w:rPr>
+                <w:rFonts w:ascii="Arial" w:hAnsi="Arial" w:cs="Arial"/>
+                <w:b/>
+                <w:color w:val="000000"/>
+                <w:spacing w:val="1"/>
+                <w:sz w:val="18"/>
+                <w:szCs w:val="20"/>
+              </w:rPr>
+            </w:pPr>
+            <w:r>
+              <w:rPr>
+                <w:rFonts w:ascii="Arial" w:hAnsi="Arial" w:cs="Arial"/>
+                <w:b/>
+                <w:color w:val="000000"/>
+                <w:spacing w:val="1"/>
+                <w:sz w:val="18"/>
+                <w:szCs w:val="20"/>
+              </w:rPr>
+              <w:lastRenderedPageBreak/>
+              <w:t>Server</w:t>
+            </w:r>
+          </w:p>
+        </w:tc>
+        <w:tc>
+          <w:tcPr>
+            <w:tcW w:w="691" w:type="dxa"/>
+          </w:tcPr>
+          <w:p>
+            <w:pPr>
+              <w:autoSpaceDE w:val="0"/>
+              <w:autoSpaceDN w:val="0"/>
+              <w:adjustRightInd w:val="0"/>
+              <w:spacing w:before="120" w:after="120"/>
+              <w:rPr>
+                <w:rFonts w:ascii="Arial" w:hAnsi="Arial" w:cs="Arial"/>
+                <w:b/>
+                <w:color w:val="000000"/>
+                <w:spacing w:val="1"/>
+                <w:sz w:val="18"/>
+                <w:szCs w:val="20"/>
+              </w:rPr>
+            </w:pPr>
+            <w:r>
+              <w:rPr>
+                <w:rFonts w:ascii="Arial" w:hAnsi="Arial" w:cs="Arial"/>
+                <w:b/>
+                <w:color w:val="000000"/>
+                <w:spacing w:val="1"/>
+                <w:sz w:val="18"/>
+                <w:szCs w:val="20"/>
+              </w:rPr>
+              <w:t>30</w:t>
+            </w:r>
+          </w:p>
+        </w:tc>
+        <w:tc>
+          <w:tcPr>
+            <w:tcW w:w="1117" w:type="dxa"/>
+          </w:tcPr>
+          <w:p>
+            <w:pPr>
+              <w:autoSpaceDE w:val="0"/>
+              <w:autoSpaceDN w:val="0"/>
+              <w:adjustRightInd w:val="0"/>
+              <w:spacing w:before="120" w:after="120"/>
+              <w:rPr>
+                <w:rFonts w:ascii="Arial" w:hAnsi="Arial" w:cs="Arial"/>
+                <w:b/>
+                <w:color w:val="000000"/>
+                <w:spacing w:val="1"/>
+                <w:sz w:val="18"/>
+                <w:szCs w:val="20"/>
+              </w:rPr>
+            </w:pPr>
+            <w:r>
+              <w:rPr>
+                <w:rFonts w:ascii="Arial" w:hAnsi="Arial" w:cs="Arial"/>
+                <w:b/>
+                <w:color w:val="000000"/>
+                <w:spacing w:val="1"/>
+                <w:sz w:val="18"/>
+                <w:szCs w:val="20"/>
+              </w:rPr>
+              <w:t>13</w:t>
+            </w:r>
+          </w:p>
+        </w:tc>
+        <w:tc>
+          <w:tcPr>
+            <w:tcW w:w="1357" w:type="dxa"/>
+          </w:tcPr>
+          <w:p>
+            <w:pPr>
+              <w:rPr>
+                <w:rFonts w:ascii="Arial" w:hAnsi="Arial" w:cs="Arial"/>
+                <w:b/>
+                <w:color w:val="000000"/>
+                <w:spacing w:val="1"/>
+                <w:sz w:val="18"/>
+                <w:szCs w:val="20"/>
+              </w:rPr>
+            </w:pPr>
+            <w:r>
+              <w:rPr>
+                <w:rFonts w:ascii="Arial" w:hAnsi="Arial" w:cs="Arial"/>
+                <w:b/>
+                <w:color w:val="000000"/>
+                <w:spacing w:val="1"/>
+                <w:sz w:val="18"/>
+                <w:szCs w:val="20"/>
+              </w:rPr>
+              <w:t>10.8.0.</w:t>
+            </w:r>
+            <w:r>
+              <w:rPr>
+                <w:rFonts w:ascii="Arial" w:hAnsi="Arial" w:cs="Arial"/>
+                <w:b/>
+                <w:color w:val="000000"/>
+                <w:spacing w:val="1"/>
+                <w:sz w:val="18"/>
+                <w:szCs w:val="20"/>
+              </w:rPr>
+              <w:t>64</w:t>
+            </w:r>
+            <w:r>
+              <w:rPr>
+                <w:rFonts w:ascii="Arial" w:hAnsi="Arial" w:cs="Arial"/>
+                <w:b/>
+                <w:color w:val="000000"/>
+                <w:spacing w:val="1"/>
+                <w:sz w:val="18"/>
+                <w:szCs w:val="20"/>
+              </w:rPr>
+              <w:t>/2</w:t>
+            </w:r>
+            <w:r>
+              <w:rPr>
+                <w:rFonts w:ascii="Arial" w:hAnsi="Arial" w:cs="Arial"/>
+                <w:b/>
+                <w:color w:val="000000"/>
+                <w:spacing w:val="1"/>
+                <w:sz w:val="18"/>
+                <w:szCs w:val="20"/>
+              </w:rPr>
+              <w:t>8</w:t>
+            </w:r>
+          </w:p>
+        </w:tc>
+        <w:tc>
+          <w:tcPr>
+            <w:tcW w:w="1843" w:type="dxa"/>
+          </w:tcPr>
+          <w:p>
+            <w:pPr>
+              <w:autoSpaceDE w:val="0"/>
+              <w:autoSpaceDN w:val="0"/>
+              <w:adjustRightInd w:val="0"/>
+              <w:spacing w:before="120" w:after="120"/>
+              <w:rPr>
+                <w:rFonts w:ascii="Arial" w:hAnsi="Arial" w:cs="Arial"/>
+                <w:b/>
+                <w:color w:val="000000"/>
+                <w:spacing w:val="1"/>
+                <w:sz w:val="18"/>
+                <w:szCs w:val="20"/>
+              </w:rPr>
+            </w:pPr>
+            <w:r>
+              <w:rPr>
+                <w:rFonts w:ascii="Arial" w:hAnsi="Arial" w:cs="Arial"/>
+                <w:b/>
+                <w:color w:val="000000"/>
+                <w:spacing w:val="1"/>
+                <w:sz w:val="18"/>
+                <w:szCs w:val="20"/>
+              </w:rPr>
+              <w:t>255.255.255.240</w:t>
+            </w:r>
+          </w:p>
+        </w:tc>
+        <w:tc>
+          <w:tcPr>
+            <w:tcW w:w="992" w:type="dxa"/>
+          </w:tcPr>
+          <w:p>
+            <w:pPr>
+              <w:autoSpaceDE w:val="0"/>
+              <w:autoSpaceDN w:val="0"/>
+              <w:adjustRightInd w:val="0"/>
+              <w:spacing w:before="120" w:after="120"/>
+              <w:rPr>
+                <w:rFonts w:ascii="Arial" w:hAnsi="Arial" w:cs="Arial"/>
+                <w:b/>
+                <w:color w:val="000000"/>
+                <w:spacing w:val="1"/>
+                <w:sz w:val="18"/>
+                <w:szCs w:val="20"/>
+              </w:rPr>
+            </w:pPr>
+            <w:r>
+              <w:rPr>
+                <w:rFonts w:ascii="Arial" w:hAnsi="Arial" w:cs="Arial"/>
+                <w:b/>
+                <w:color w:val="000000"/>
+                <w:spacing w:val="1"/>
+                <w:sz w:val="18"/>
+                <w:szCs w:val="20"/>
+              </w:rPr>
+              <w:t>14</w:t>
+            </w:r>
+          </w:p>
+        </w:tc>
+        <w:tc>
+          <w:tcPr>
+            <w:tcW w:w="1229" w:type="dxa"/>
+          </w:tcPr>
+          <w:p>
+            <w:pPr>
+              <w:autoSpaceDE w:val="0"/>
+              <w:autoSpaceDN w:val="0"/>
+              <w:adjustRightInd w:val="0"/>
+              <w:spacing w:before="120" w:after="120"/>
+              <w:rPr>
+                <w:rFonts w:ascii="Arial" w:hAnsi="Arial" w:cs="Arial"/>
+                <w:b/>
+                <w:color w:val="000000"/>
+                <w:spacing w:val="1"/>
+                <w:sz w:val="18"/>
+                <w:szCs w:val="20"/>
+              </w:rPr>
+            </w:pPr>
+            <w:r>
+              <w:rPr>
+                <w:rFonts w:ascii="Arial" w:hAnsi="Arial" w:cs="Arial"/>
+                <w:b/>
+                <w:color w:val="000000"/>
+                <w:spacing w:val="1"/>
+                <w:sz w:val="18"/>
+                <w:szCs w:val="20"/>
+              </w:rPr>
+              <w:t>10.8.0.65 - 10.8.0.78</w:t>
+            </w:r>
+          </w:p>
+        </w:tc>
+        <w:tc>
+          <w:tcPr>
+            <w:tcW w:w="1276" w:type="dxa"/>
+          </w:tcPr>
+          <w:p>
+            <w:pPr>
+              <w:autoSpaceDE w:val="0"/>
+              <w:autoSpaceDN w:val="0"/>
+              <w:adjustRightInd w:val="0"/>
+              <w:spacing w:before="120" w:after="120"/>
+              <w:rPr>
+                <w:rFonts w:ascii="Arial" w:hAnsi="Arial" w:cs="Arial"/>
+                <w:b/>
+                <w:color w:val="000000"/>
+                <w:spacing w:val="1"/>
+                <w:sz w:val="18"/>
+                <w:szCs w:val="20"/>
+              </w:rPr>
+            </w:pPr>
+            <w:r>
+              <w:rPr>
+                <w:rFonts w:ascii="Arial" w:hAnsi="Arial" w:cs="Arial"/>
+                <w:b/>
+                <w:color w:val="000000"/>
+                <w:spacing w:val="1"/>
+                <w:sz w:val="18"/>
+                <w:szCs w:val="20"/>
+              </w:rPr>
+              <w:t>10.8.0.67</w:t>
+            </w:r>
+          </w:p>
+        </w:tc>
+      </w:tr>
+      <w:tr>
+        <w:trPr>
+          <w:trHeight w:val="370"/>
+        </w:trPr>
+        <w:tc>
+          <w:tcPr>
+            <w:tcW w:w="1650" w:type="dxa"/>
+          </w:tcPr>
+          <w:p>
+            <w:pPr>
+              <w:autoSpaceDE w:val="0"/>
+              <w:autoSpaceDN w:val="0"/>
+              <w:adjustRightInd w:val="0"/>
+              <w:spacing w:before="120" w:after="120"/>
+              <w:rPr>
+                <w:rFonts w:ascii="Arial" w:hAnsi="Arial" w:cs="Arial"/>
+                <w:b/>
+                <w:color w:val="000000"/>
+                <w:spacing w:val="1"/>
+                <w:sz w:val="18"/>
+                <w:szCs w:val="20"/>
+              </w:rPr>
+            </w:pPr>
+            <w:r>
+              <w:rPr>
+                <w:rFonts w:ascii="Arial" w:hAnsi="Arial" w:cs="Arial"/>
+                <w:b/>
+                <w:color w:val="000000"/>
+                <w:spacing w:val="1"/>
+                <w:sz w:val="18"/>
+                <w:szCs w:val="20"/>
+              </w:rPr>
+              <w:t>Management</w:t>
+            </w:r>
+          </w:p>
+        </w:tc>
+        <w:tc>
+          <w:tcPr>
+            <w:tcW w:w="691" w:type="dxa"/>
+          </w:tcPr>
+          <w:p>
+            <w:pPr>
+              <w:autoSpaceDE w:val="0"/>
+              <w:autoSpaceDN w:val="0"/>
+              <w:adjustRightInd w:val="0"/>
+              <w:spacing w:before="120" w:after="120"/>
+              <w:rPr>
+                <w:rFonts w:ascii="Arial" w:hAnsi="Arial" w:cs="Arial"/>
+                <w:b/>
+                <w:color w:val="000000"/>
+                <w:spacing w:val="1"/>
+                <w:sz w:val="18"/>
+                <w:szCs w:val="20"/>
+              </w:rPr>
+            </w:pPr>
+            <w:r>
+              <w:rPr>
+                <w:rFonts w:ascii="Arial" w:hAnsi="Arial" w:cs="Arial"/>
+                <w:b/>
+                <w:color w:val="000000"/>
+                <w:spacing w:val="1"/>
+                <w:sz w:val="18"/>
+                <w:szCs w:val="20"/>
+              </w:rPr>
+              <w:t>99</w:t>
+            </w:r>
+          </w:p>
+        </w:tc>
+        <w:tc>
+          <w:tcPr>
+            <w:tcW w:w="1117" w:type="dxa"/>
+          </w:tcPr>
+          <w:p>
+            <w:pPr>
+              <w:autoSpaceDE w:val="0"/>
+              <w:autoSpaceDN w:val="0"/>
+              <w:adjustRightInd w:val="0"/>
+              <w:spacing w:before="120" w:after="120"/>
+              <w:rPr>
+                <w:rFonts w:ascii="Arial" w:hAnsi="Arial" w:cs="Arial"/>
+                <w:b/>
+                <w:color w:val="000000"/>
+                <w:spacing w:val="1"/>
+                <w:sz w:val="18"/>
+                <w:szCs w:val="20"/>
+              </w:rPr>
+            </w:pPr>
+            <w:r>
+              <w:rPr>
+                <w:rFonts w:ascii="Arial" w:hAnsi="Arial" w:cs="Arial"/>
+                <w:b/>
+                <w:color w:val="000000"/>
+                <w:spacing w:val="1"/>
+                <w:sz w:val="18"/>
+                <w:szCs w:val="20"/>
+              </w:rPr>
+              <w:t>14</w:t>
+            </w:r>
+          </w:p>
+        </w:tc>
+        <w:tc>
+          <w:tcPr>
+            <w:tcW w:w="1357" w:type="dxa"/>
+          </w:tcPr>
+          <w:p>
+            <w:pPr>
+              <w:rPr>
+                <w:rFonts w:ascii="Arial" w:hAnsi="Arial" w:cs="Arial"/>
+                <w:b/>
+                <w:color w:val="000000"/>
+                <w:spacing w:val="1"/>
+                <w:sz w:val="18"/>
+                <w:szCs w:val="20"/>
+              </w:rPr>
+            </w:pPr>
+            <w:r>
+              <w:rPr>
+                <w:rFonts w:ascii="Arial" w:hAnsi="Arial" w:cs="Arial"/>
+                <w:b/>
+                <w:color w:val="000000"/>
+                <w:spacing w:val="1"/>
+                <w:sz w:val="18"/>
+                <w:szCs w:val="20"/>
+              </w:rPr>
+              <w:t>10.8.0.80/28</w:t>
+            </w:r>
+          </w:p>
+        </w:tc>
+        <w:tc>
+          <w:tcPr>
+            <w:tcW w:w="1843" w:type="dxa"/>
+          </w:tcPr>
+          <w:p>
+            <w:pPr>
+              <w:autoSpaceDE w:val="0"/>
+              <w:autoSpaceDN w:val="0"/>
+              <w:adjustRightInd w:val="0"/>
+              <w:spacing w:before="120" w:after="120"/>
+              <w:rPr>
+                <w:rFonts w:ascii="Arial" w:hAnsi="Arial" w:cs="Arial"/>
+                <w:b/>
+                <w:color w:val="000000"/>
+                <w:spacing w:val="1"/>
+                <w:sz w:val="18"/>
+                <w:szCs w:val="20"/>
+              </w:rPr>
+            </w:pPr>
+            <w:r>
+              <w:rPr>
+                <w:rFonts w:ascii="Arial" w:hAnsi="Arial" w:cs="Arial"/>
+                <w:b/>
+                <w:color w:val="000000"/>
+                <w:spacing w:val="1"/>
+                <w:sz w:val="18"/>
+                <w:szCs w:val="20"/>
+              </w:rPr>
+              <w:t>255.255.255.240</w:t>
+            </w:r>
+          </w:p>
+        </w:tc>
+        <w:tc>
+          <w:tcPr>
+            <w:tcW w:w="992" w:type="dxa"/>
+          </w:tcPr>
+          <w:p>
+            <w:pPr>
+              <w:autoSpaceDE w:val="0"/>
+              <w:autoSpaceDN w:val="0"/>
+              <w:adjustRightInd w:val="0"/>
+              <w:spacing w:before="120" w:after="120"/>
+              <w:rPr>
+                <w:rFonts w:ascii="Arial" w:hAnsi="Arial" w:cs="Arial"/>
+                <w:b/>
+                <w:color w:val="000000"/>
+                <w:spacing w:val="1"/>
+                <w:sz w:val="18"/>
+                <w:szCs w:val="20"/>
+              </w:rPr>
+            </w:pPr>
+            <w:r>
+              <w:rPr>
+                <w:rFonts w:ascii="Arial" w:hAnsi="Arial" w:cs="Arial"/>
+                <w:b/>
+                <w:color w:val="000000"/>
+                <w:spacing w:val="1"/>
+                <w:sz w:val="18"/>
+                <w:szCs w:val="20"/>
+              </w:rPr>
+              <w:t>14</w:t>
+            </w:r>
+          </w:p>
+        </w:tc>
+        <w:tc>
+          <w:tcPr>
+            <w:tcW w:w="1229" w:type="dxa"/>
+          </w:tcPr>
+          <w:p>
+            <w:pPr>
+              <w:autoSpaceDE w:val="0"/>
+              <w:autoSpaceDN w:val="0"/>
+              <w:adjustRightInd w:val="0"/>
+              <w:spacing w:before="120" w:after="120"/>
+              <w:rPr>
+                <w:rFonts w:ascii="Arial" w:hAnsi="Arial" w:cs="Arial"/>
+                <w:b/>
+                <w:color w:val="000000"/>
+                <w:spacing w:val="1"/>
+                <w:sz w:val="18"/>
+                <w:szCs w:val="20"/>
+              </w:rPr>
+            </w:pPr>
+            <w:r>
+              <w:rPr>
+                <w:rFonts w:ascii="Arial" w:hAnsi="Arial" w:cs="Arial"/>
+                <w:b/>
+                <w:color w:val="000000"/>
+                <w:spacing w:val="1"/>
+                <w:sz w:val="18"/>
+                <w:szCs w:val="20"/>
+              </w:rPr>
+              <w:t>10.8.0.81 - 10.8.0.94</w:t>
+            </w:r>
+          </w:p>
+        </w:tc>
+        <w:tc>
+          <w:tcPr>
+            <w:tcW w:w="1276" w:type="dxa"/>
+          </w:tcPr>
+          <w:p>
+            <w:pPr>
+              <w:autoSpaceDE w:val="0"/>
+              <w:autoSpaceDN w:val="0"/>
+              <w:adjustRightInd w:val="0"/>
+              <w:spacing w:before="120" w:after="120"/>
+              <w:rPr>
+                <w:rFonts w:ascii="Arial" w:hAnsi="Arial" w:cs="Arial"/>
+                <w:b/>
+                <w:color w:val="000000"/>
+                <w:spacing w:val="1"/>
+                <w:sz w:val="18"/>
+                <w:szCs w:val="20"/>
+              </w:rPr>
+            </w:pPr>
+            <w:r>
+              <w:rPr>
+                <w:rFonts w:ascii="Arial" w:hAnsi="Arial" w:cs="Arial"/>
+                <w:b/>
+                <w:color w:val="000000"/>
+                <w:spacing w:val="1"/>
+                <w:sz w:val="18"/>
+                <w:szCs w:val="20"/>
+              </w:rPr>
+              <w:t>10.8.0.83</w:t>
+            </w:r>
           </w:p>
         </w:tc>
       </w:tr>
@@ -3460,61 +6180,29 @@
     <w:p>
       <w:pPr>
         <w:rPr>
+          <w:rFonts w:ascii="Arial" w:hAnsi="Arial" w:cs="Arial"/>
           <w:b/>
         </w:rPr>
       </w:pPr>
     </w:p>
     <w:p>
       <w:pPr>
-        <w:autoSpaceDE w:val="0"/>
-        <w:autoSpaceDN w:val="0"/>
-        <w:adjustRightInd w:val="0"/>
-        <w:spacing w:before="60" w:after="60"/>
+        <w:pStyle w:val="Heading5"/>
         <w:rPr>
           <w:rFonts w:ascii="Arial" w:hAnsi="Arial" w:cs="Arial"/>
-          <w:sz w:val="20"/>
-          <w:szCs w:val="20"/>
+          <w:color w:val="auto"/>
+          <w:sz w:val="22"/>
+          <w:szCs w:val="22"/>
         </w:rPr>
       </w:pPr>
       <w:r>
         <w:rPr>
           <w:rFonts w:ascii="Arial" w:hAnsi="Arial" w:cs="Arial"/>
-          <w:b/>
-          <w:color w:val="000000"/>
-          <w:sz w:val="20"/>
-          <w:szCs w:val="20"/>
-        </w:rPr>
-        <w:t xml:space="preserve">HQ </w:t>
-      </w:r>
-      <w:r>
-        <w:rPr>
-          <w:rFonts w:ascii="Arial" w:hAnsi="Arial" w:cs="Arial"/>
-          <w:b/>
-          <w:color w:val="000000"/>
-          <w:sz w:val="20"/>
-          <w:szCs w:val="20"/>
-        </w:rPr>
-        <w:t>Router</w:t>
-      </w:r>
-      <w:r>
-        <w:rPr>
-          <w:rFonts w:ascii="Arial" w:hAnsi="Arial" w:cs="Arial"/>
-          <w:b/>
-          <w:color w:val="000000"/>
-          <w:sz w:val="20"/>
-          <w:szCs w:val="20"/>
-        </w:rPr>
-        <w:t>1</w:t>
-      </w:r>
-      <w:r>
-        <w:rPr>
-          <w:rFonts w:ascii="Arial" w:hAnsi="Arial" w:cs="Arial"/>
-          <w:b/>
-          <w:color w:val="000000"/>
-          <w:sz w:val="20"/>
-          <w:szCs w:val="20"/>
-        </w:rPr>
-        <w:t xml:space="preserve"> Name: </w:t>
+          <w:color w:val="auto"/>
+          <w:sz w:val="22"/>
+          <w:szCs w:val="22"/>
+        </w:rPr>
+        <w:t xml:space="preserve">HQ Router1 Name: </w:t>
       </w:r>
     </w:p>
     <w:tbl>
@@ -3531,20 +6219,14 @@
         <w:tblLook w:val="0000" w:firstRow="0" w:lastRow="0" w:firstColumn="0" w:lastColumn="0" w:noHBand="0" w:noVBand="0"/>
       </w:tblPr>
       <w:tblGrid>
-        <w:gridCol w:w="1468"/>
-        <w:gridCol w:w="1007"/>
-        <w:gridCol w:w="1610"/>
-        <w:gridCol w:w="1283"/>
-        <w:gridCol w:w="1168"/>
-        <w:gridCol w:w="1172"/>
+        <w:gridCol w:w="1243"/>
+        <w:gridCol w:w="1327"/>
+        <w:gridCol w:w="1108"/>
+        <w:gridCol w:w="1565"/>
+        <w:gridCol w:w="1284"/>
+        <w:gridCol w:w="1583"/>
       </w:tblGrid>
       <w:tr>
-        <w:tblPrEx>
-          <w:tblCellMar>
-            <w:top w:w="0" w:type="dxa"/>
-            <w:bottom w:w="0" w:type="dxa"/>
-          </w:tblCellMar>
-        </w:tblPrEx>
         <w:tc>
           <w:tcPr>
             <w:tcW w:w="0" w:type="auto"/>
@@ -3613,7 +6295,7 @@
         </w:tc>
         <w:tc>
           <w:tcPr>
-            <w:tcW w:w="1610" w:type="dxa"/>
+            <w:tcW w:w="1147" w:type="dxa"/>
           </w:tcPr>
           <w:p>
             <w:pPr>
@@ -3646,7 +6328,7 @@
         </w:tc>
         <w:tc>
           <w:tcPr>
-            <w:tcW w:w="1283" w:type="dxa"/>
+            <w:tcW w:w="1331" w:type="dxa"/>
           </w:tcPr>
           <w:p>
             <w:pPr>
@@ -3712,7 +6394,7 @@
         </w:tc>
         <w:tc>
           <w:tcPr>
-            <w:tcW w:w="1172" w:type="dxa"/>
+            <w:tcW w:w="1583" w:type="dxa"/>
           </w:tcPr>
           <w:p>
             <w:pPr>
@@ -3745,12 +6427,6 @@
         </w:tc>
       </w:tr>
       <w:tr>
-        <w:tblPrEx>
-          <w:tblCellMar>
-            <w:top w:w="0" w:type="dxa"/>
-            <w:bottom w:w="0" w:type="dxa"/>
-          </w:tblCellMar>
-        </w:tblPrEx>
         <w:tc>
           <w:tcPr>
             <w:tcW w:w="0" w:type="auto"/>
@@ -3766,10 +6442,1002 @@
                 <w:b/>
                 <w:color w:val="000000"/>
                 <w:spacing w:val="1"/>
+                <w:sz w:val="18"/>
+                <w:szCs w:val="18"/>
+              </w:rPr>
+            </w:pPr>
+            <w:r>
+              <w:rPr>
+                <w:rFonts w:ascii="Arial" w:hAnsi="Arial" w:cs="Arial"/>
+                <w:b/>
+                <w:color w:val="000000"/>
+                <w:spacing w:val="1"/>
+                <w:sz w:val="18"/>
+                <w:szCs w:val="18"/>
+              </w:rPr>
+              <w:t>G0/0.10</w:t>
+            </w:r>
+          </w:p>
+        </w:tc>
+        <w:tc>
+          <w:tcPr>
+            <w:tcW w:w="0" w:type="auto"/>
+          </w:tcPr>
+          <w:p>
+            <w:pPr>
+              <w:autoSpaceDE w:val="0"/>
+              <w:autoSpaceDN w:val="0"/>
+              <w:adjustRightInd w:val="0"/>
+              <w:spacing w:before="120" w:after="120"/>
+              <w:rPr>
+                <w:rFonts w:ascii="Arial" w:hAnsi="Arial" w:cs="Arial"/>
+                <w:b/>
+                <w:color w:val="000000"/>
+                <w:spacing w:val="1"/>
+                <w:sz w:val="18"/>
+                <w:szCs w:val="18"/>
+              </w:rPr>
+            </w:pPr>
+            <w:r>
+              <w:rPr>
+                <w:rFonts w:ascii="Arial" w:hAnsi="Arial" w:cs="Arial"/>
+                <w:b/>
+                <w:color w:val="000000"/>
+                <w:spacing w:val="1"/>
+                <w:sz w:val="18"/>
+                <w:szCs w:val="18"/>
+              </w:rPr>
+              <w:t>Sales</w:t>
+            </w:r>
+          </w:p>
+        </w:tc>
+        <w:tc>
+          <w:tcPr>
+            <w:tcW w:w="1147" w:type="dxa"/>
+          </w:tcPr>
+          <w:p>
+            <w:pPr>
+              <w:autoSpaceDE w:val="0"/>
+              <w:autoSpaceDN w:val="0"/>
+              <w:adjustRightInd w:val="0"/>
+              <w:spacing w:before="120" w:after="120"/>
+              <w:rPr>
+                <w:rFonts w:ascii="Arial" w:hAnsi="Arial" w:cs="Arial"/>
+                <w:b/>
+                <w:color w:val="000000"/>
+                <w:spacing w:val="1"/>
+                <w:sz w:val="18"/>
+                <w:szCs w:val="18"/>
+              </w:rPr>
+            </w:pPr>
+            <w:r>
+              <w:rPr>
+                <w:rFonts w:ascii="Arial" w:hAnsi="Arial" w:cs="Arial"/>
+                <w:b/>
+                <w:color w:val="000000"/>
+                <w:spacing w:val="1"/>
+                <w:sz w:val="18"/>
+                <w:szCs w:val="18"/>
+              </w:rPr>
+              <w:t>Gateway for vlan 10</w:t>
+            </w:r>
+          </w:p>
+        </w:tc>
+        <w:tc>
+          <w:tcPr>
+            <w:tcW w:w="1331" w:type="dxa"/>
+          </w:tcPr>
+          <w:p>
+            <w:pPr>
+              <w:autoSpaceDE w:val="0"/>
+              <w:autoSpaceDN w:val="0"/>
+              <w:adjustRightInd w:val="0"/>
+              <w:spacing w:before="120" w:after="120"/>
+              <w:rPr>
+                <w:rFonts w:ascii="Arial" w:hAnsi="Arial" w:cs="Arial"/>
+                <w:b/>
+                <w:color w:val="000000"/>
+                <w:spacing w:val="1"/>
+                <w:sz w:val="18"/>
+                <w:szCs w:val="18"/>
+              </w:rPr>
+            </w:pPr>
+            <w:r>
+              <w:rPr>
+                <w:rFonts w:ascii="Arial" w:hAnsi="Arial" w:cs="Arial"/>
+                <w:b/>
+                <w:color w:val="000000"/>
+                <w:spacing w:val="1"/>
+                <w:sz w:val="18"/>
+                <w:szCs w:val="18"/>
+              </w:rPr>
+              <w:t>10.8.0.0</w:t>
+            </w:r>
+          </w:p>
+        </w:tc>
+        <w:tc>
+          <w:tcPr>
+            <w:tcW w:w="0" w:type="auto"/>
+          </w:tcPr>
+          <w:p>
+            <w:pPr>
+              <w:autoSpaceDE w:val="0"/>
+              <w:autoSpaceDN w:val="0"/>
+              <w:adjustRightInd w:val="0"/>
+              <w:spacing w:before="120" w:after="120"/>
+              <w:rPr>
+                <w:rFonts w:ascii="Arial" w:hAnsi="Arial" w:cs="Arial"/>
+                <w:b/>
+                <w:color w:val="000000"/>
+                <w:spacing w:val="1"/>
+                <w:sz w:val="18"/>
+                <w:szCs w:val="18"/>
+              </w:rPr>
+            </w:pPr>
+            <w:r>
+              <w:rPr>
+                <w:rFonts w:ascii="Arial" w:hAnsi="Arial" w:cs="Arial"/>
+                <w:b/>
+                <w:color w:val="000000"/>
+                <w:spacing w:val="1"/>
+                <w:sz w:val="18"/>
+                <w:szCs w:val="18"/>
+              </w:rPr>
+              <w:t>10.8.0.1</w:t>
+            </w:r>
+          </w:p>
+        </w:tc>
+        <w:tc>
+          <w:tcPr>
+            <w:tcW w:w="1583" w:type="dxa"/>
+          </w:tcPr>
+          <w:p>
+            <w:pPr>
+              <w:autoSpaceDE w:val="0"/>
+              <w:autoSpaceDN w:val="0"/>
+              <w:adjustRightInd w:val="0"/>
+              <w:spacing w:before="120" w:after="120"/>
+              <w:rPr>
+                <w:rFonts w:ascii="Arial" w:hAnsi="Arial" w:cs="Arial"/>
+                <w:b/>
+                <w:color w:val="000000"/>
+                <w:spacing w:val="1"/>
+                <w:sz w:val="18"/>
+                <w:szCs w:val="18"/>
+              </w:rPr>
+            </w:pPr>
+            <w:r>
+              <w:rPr>
+                <w:rFonts w:ascii="Arial" w:hAnsi="Arial" w:cs="Arial"/>
+                <w:b/>
+                <w:color w:val="000000"/>
+                <w:spacing w:val="1"/>
+                <w:sz w:val="18"/>
+                <w:szCs w:val="18"/>
+              </w:rPr>
+              <w:t>255.255.255.224</w:t>
+            </w:r>
+          </w:p>
+        </w:tc>
+      </w:tr>
+      <w:tr>
+        <w:tc>
+          <w:tcPr>
+            <w:tcW w:w="0" w:type="auto"/>
+          </w:tcPr>
+          <w:p>
+            <w:pPr>
+              <w:autoSpaceDE w:val="0"/>
+              <w:autoSpaceDN w:val="0"/>
+              <w:adjustRightInd w:val="0"/>
+              <w:spacing w:before="120" w:after="120"/>
+              <w:rPr>
+                <w:rFonts w:ascii="Arial" w:hAnsi="Arial" w:cs="Arial"/>
+                <w:b/>
+                <w:color w:val="000000"/>
+                <w:spacing w:val="1"/>
+                <w:sz w:val="18"/>
+                <w:szCs w:val="18"/>
+              </w:rPr>
+            </w:pPr>
+            <w:r>
+              <w:rPr>
+                <w:rFonts w:ascii="Arial" w:hAnsi="Arial" w:cs="Arial"/>
+                <w:b/>
+                <w:color w:val="000000"/>
+                <w:spacing w:val="1"/>
+                <w:sz w:val="18"/>
+                <w:szCs w:val="18"/>
+              </w:rPr>
+              <w:t>G0/0.20</w:t>
+            </w:r>
+          </w:p>
+        </w:tc>
+        <w:tc>
+          <w:tcPr>
+            <w:tcW w:w="0" w:type="auto"/>
+          </w:tcPr>
+          <w:p>
+            <w:pPr>
+              <w:autoSpaceDE w:val="0"/>
+              <w:autoSpaceDN w:val="0"/>
+              <w:adjustRightInd w:val="0"/>
+              <w:spacing w:before="120" w:after="120"/>
+              <w:rPr>
+                <w:rFonts w:ascii="Arial" w:hAnsi="Arial" w:cs="Arial"/>
+                <w:b/>
+                <w:color w:val="000000"/>
+                <w:spacing w:val="1"/>
+                <w:sz w:val="18"/>
+                <w:szCs w:val="18"/>
+              </w:rPr>
+            </w:pPr>
+            <w:r>
+              <w:rPr>
+                <w:rFonts w:ascii="Arial" w:hAnsi="Arial" w:cs="Arial"/>
+                <w:b/>
+                <w:color w:val="000000"/>
+                <w:spacing w:val="1"/>
+                <w:sz w:val="18"/>
+                <w:szCs w:val="18"/>
+              </w:rPr>
+              <w:t>Admin</w:t>
+            </w:r>
+          </w:p>
+        </w:tc>
+        <w:tc>
+          <w:tcPr>
+            <w:tcW w:w="1147" w:type="dxa"/>
+          </w:tcPr>
+          <w:p>
+            <w:pPr>
+              <w:autoSpaceDE w:val="0"/>
+              <w:autoSpaceDN w:val="0"/>
+              <w:adjustRightInd w:val="0"/>
+              <w:spacing w:before="120" w:after="120"/>
+              <w:rPr>
+                <w:rFonts w:ascii="Arial" w:hAnsi="Arial" w:cs="Arial"/>
+                <w:b/>
+                <w:color w:val="000000"/>
+                <w:spacing w:val="1"/>
+                <w:sz w:val="18"/>
+                <w:szCs w:val="18"/>
+              </w:rPr>
+            </w:pPr>
+            <w:r>
+              <w:rPr>
+                <w:rFonts w:ascii="Arial" w:hAnsi="Arial" w:cs="Arial"/>
+                <w:b/>
+                <w:color w:val="000000"/>
+                <w:spacing w:val="1"/>
+                <w:sz w:val="18"/>
+                <w:szCs w:val="18"/>
+              </w:rPr>
+              <w:t>Gateway for vlan 20</w:t>
+            </w:r>
+          </w:p>
+        </w:tc>
+        <w:tc>
+          <w:tcPr>
+            <w:tcW w:w="1331" w:type="dxa"/>
+          </w:tcPr>
+          <w:p>
+            <w:pPr>
+              <w:autoSpaceDE w:val="0"/>
+              <w:autoSpaceDN w:val="0"/>
+              <w:adjustRightInd w:val="0"/>
+              <w:spacing w:before="120" w:after="120"/>
+              <w:rPr>
+                <w:rFonts w:ascii="Arial" w:hAnsi="Arial" w:cs="Arial"/>
+                <w:b/>
+                <w:color w:val="000000"/>
+                <w:spacing w:val="1"/>
+                <w:sz w:val="18"/>
+                <w:szCs w:val="18"/>
+              </w:rPr>
+            </w:pPr>
+            <w:r>
+              <w:rPr>
+                <w:rFonts w:ascii="Arial" w:hAnsi="Arial" w:cs="Arial"/>
+                <w:b/>
+                <w:color w:val="000000"/>
+                <w:spacing w:val="1"/>
+                <w:sz w:val="18"/>
+                <w:szCs w:val="18"/>
+              </w:rPr>
+              <w:t>10.8.0.32</w:t>
+            </w:r>
+          </w:p>
+        </w:tc>
+        <w:tc>
+          <w:tcPr>
+            <w:tcW w:w="0" w:type="auto"/>
+          </w:tcPr>
+          <w:p>
+            <w:pPr>
+              <w:autoSpaceDE w:val="0"/>
+              <w:autoSpaceDN w:val="0"/>
+              <w:adjustRightInd w:val="0"/>
+              <w:spacing w:before="120" w:after="120"/>
+              <w:rPr>
+                <w:rFonts w:ascii="Arial" w:hAnsi="Arial" w:cs="Arial"/>
+                <w:b/>
+                <w:color w:val="000000"/>
+                <w:spacing w:val="1"/>
+                <w:sz w:val="18"/>
+                <w:szCs w:val="18"/>
+              </w:rPr>
+            </w:pPr>
+            <w:r>
+              <w:rPr>
+                <w:rFonts w:ascii="Arial" w:hAnsi="Arial" w:cs="Arial"/>
+                <w:b/>
+                <w:color w:val="000000"/>
+                <w:spacing w:val="1"/>
+                <w:sz w:val="18"/>
+                <w:szCs w:val="18"/>
+              </w:rPr>
+              <w:t>10.8.0.33</w:t>
+            </w:r>
+          </w:p>
+        </w:tc>
+        <w:tc>
+          <w:tcPr>
+            <w:tcW w:w="1583" w:type="dxa"/>
+          </w:tcPr>
+          <w:p>
+            <w:pPr>
+              <w:autoSpaceDE w:val="0"/>
+              <w:autoSpaceDN w:val="0"/>
+              <w:adjustRightInd w:val="0"/>
+              <w:spacing w:before="120" w:after="120"/>
+              <w:rPr>
+                <w:rFonts w:ascii="Arial" w:hAnsi="Arial" w:cs="Arial"/>
+                <w:b/>
+                <w:color w:val="000000"/>
+                <w:spacing w:val="1"/>
+                <w:sz w:val="18"/>
+                <w:szCs w:val="18"/>
+              </w:rPr>
+            </w:pPr>
+            <w:r>
+              <w:rPr>
+                <w:rFonts w:ascii="Arial" w:hAnsi="Arial" w:cs="Arial"/>
+                <w:b/>
+                <w:color w:val="000000"/>
+                <w:spacing w:val="1"/>
+                <w:sz w:val="18"/>
+                <w:szCs w:val="18"/>
+              </w:rPr>
+              <w:t>255.255.255.224</w:t>
+            </w:r>
+          </w:p>
+        </w:tc>
+      </w:tr>
+      <w:tr>
+        <w:tc>
+          <w:tcPr>
+            <w:tcW w:w="0" w:type="auto"/>
+          </w:tcPr>
+          <w:p>
+            <w:pPr>
+              <w:autoSpaceDE w:val="0"/>
+              <w:autoSpaceDN w:val="0"/>
+              <w:adjustRightInd w:val="0"/>
+              <w:spacing w:before="120" w:after="120"/>
+              <w:rPr>
+                <w:rFonts w:ascii="Arial" w:hAnsi="Arial" w:cs="Arial"/>
+                <w:b/>
+                <w:color w:val="000000"/>
+                <w:spacing w:val="1"/>
+                <w:sz w:val="18"/>
+                <w:szCs w:val="18"/>
+              </w:rPr>
+            </w:pPr>
+            <w:r>
+              <w:rPr>
+                <w:rFonts w:ascii="Arial" w:hAnsi="Arial" w:cs="Arial"/>
+                <w:b/>
+                <w:color w:val="000000"/>
+                <w:spacing w:val="1"/>
+                <w:sz w:val="18"/>
+                <w:szCs w:val="18"/>
+              </w:rPr>
+              <w:t>G0/0.30</w:t>
+            </w:r>
+          </w:p>
+        </w:tc>
+        <w:tc>
+          <w:tcPr>
+            <w:tcW w:w="0" w:type="auto"/>
+          </w:tcPr>
+          <w:p>
+            <w:pPr>
+              <w:autoSpaceDE w:val="0"/>
+              <w:autoSpaceDN w:val="0"/>
+              <w:adjustRightInd w:val="0"/>
+              <w:spacing w:before="120" w:after="120"/>
+              <w:rPr>
+                <w:rFonts w:ascii="Arial" w:hAnsi="Arial" w:cs="Arial"/>
+                <w:b/>
+                <w:color w:val="000000"/>
+                <w:spacing w:val="1"/>
+                <w:sz w:val="18"/>
+                <w:szCs w:val="18"/>
+              </w:rPr>
+            </w:pPr>
+            <w:r>
+              <w:rPr>
+                <w:rFonts w:ascii="Arial" w:hAnsi="Arial" w:cs="Arial"/>
+                <w:b/>
+                <w:color w:val="000000"/>
+                <w:spacing w:val="1"/>
+                <w:sz w:val="18"/>
+                <w:szCs w:val="18"/>
+              </w:rPr>
+              <w:t xml:space="preserve">Sever </w:t>
+            </w:r>
+          </w:p>
+        </w:tc>
+        <w:tc>
+          <w:tcPr>
+            <w:tcW w:w="1147" w:type="dxa"/>
+          </w:tcPr>
+          <w:p>
+            <w:pPr>
+              <w:autoSpaceDE w:val="0"/>
+              <w:autoSpaceDN w:val="0"/>
+              <w:adjustRightInd w:val="0"/>
+              <w:spacing w:before="120" w:after="120"/>
+              <w:rPr>
+                <w:rFonts w:ascii="Arial" w:hAnsi="Arial" w:cs="Arial"/>
+                <w:b/>
+                <w:color w:val="000000"/>
+                <w:spacing w:val="1"/>
+                <w:sz w:val="18"/>
+                <w:szCs w:val="18"/>
+              </w:rPr>
+            </w:pPr>
+            <w:r>
+              <w:rPr>
+                <w:rFonts w:ascii="Arial" w:hAnsi="Arial" w:cs="Arial"/>
+                <w:b/>
+                <w:color w:val="000000"/>
+                <w:spacing w:val="1"/>
+                <w:sz w:val="18"/>
+                <w:szCs w:val="18"/>
+              </w:rPr>
+              <w:t>Gateway for vlan 30</w:t>
+            </w:r>
+          </w:p>
+        </w:tc>
+        <w:tc>
+          <w:tcPr>
+            <w:tcW w:w="1331" w:type="dxa"/>
+          </w:tcPr>
+          <w:p>
+            <w:pPr>
+              <w:autoSpaceDE w:val="0"/>
+              <w:autoSpaceDN w:val="0"/>
+              <w:adjustRightInd w:val="0"/>
+              <w:spacing w:before="120" w:after="120"/>
+              <w:rPr>
+                <w:rFonts w:ascii="Arial" w:hAnsi="Arial" w:cs="Arial"/>
+                <w:b/>
+                <w:color w:val="000000"/>
+                <w:spacing w:val="1"/>
+                <w:sz w:val="18"/>
+                <w:szCs w:val="18"/>
+              </w:rPr>
+            </w:pPr>
+            <w:r>
+              <w:rPr>
+                <w:rFonts w:ascii="Arial" w:hAnsi="Arial" w:cs="Arial"/>
+                <w:b/>
+                <w:color w:val="000000"/>
+                <w:spacing w:val="1"/>
+                <w:sz w:val="18"/>
+                <w:szCs w:val="18"/>
+              </w:rPr>
+              <w:t>10.8.0.64</w:t>
+            </w:r>
+          </w:p>
+        </w:tc>
+        <w:tc>
+          <w:tcPr>
+            <w:tcW w:w="0" w:type="auto"/>
+          </w:tcPr>
+          <w:p>
+            <w:pPr>
+              <w:autoSpaceDE w:val="0"/>
+              <w:autoSpaceDN w:val="0"/>
+              <w:adjustRightInd w:val="0"/>
+              <w:spacing w:before="120" w:after="120"/>
+              <w:rPr>
+                <w:rFonts w:ascii="Arial" w:hAnsi="Arial" w:cs="Arial"/>
+                <w:b/>
+                <w:color w:val="000000"/>
+                <w:spacing w:val="1"/>
+                <w:sz w:val="18"/>
+                <w:szCs w:val="18"/>
+              </w:rPr>
+            </w:pPr>
+            <w:r>
+              <w:rPr>
+                <w:rFonts w:ascii="Arial" w:hAnsi="Arial" w:cs="Arial"/>
+                <w:b/>
+                <w:color w:val="000000"/>
+                <w:spacing w:val="1"/>
+                <w:sz w:val="18"/>
+                <w:szCs w:val="18"/>
+              </w:rPr>
+              <w:t>10.8.0.65</w:t>
+            </w:r>
+          </w:p>
+        </w:tc>
+        <w:tc>
+          <w:tcPr>
+            <w:tcW w:w="1583" w:type="dxa"/>
+          </w:tcPr>
+          <w:p>
+            <w:pPr>
+              <w:autoSpaceDE w:val="0"/>
+              <w:autoSpaceDN w:val="0"/>
+              <w:adjustRightInd w:val="0"/>
+              <w:spacing w:before="120" w:after="120"/>
+              <w:rPr>
+                <w:rFonts w:ascii="Arial" w:hAnsi="Arial" w:cs="Arial"/>
+                <w:b/>
+                <w:color w:val="000000"/>
+                <w:spacing w:val="1"/>
+                <w:sz w:val="18"/>
+                <w:szCs w:val="18"/>
+              </w:rPr>
+            </w:pPr>
+            <w:r>
+              <w:rPr>
+                <w:rFonts w:ascii="Arial" w:hAnsi="Arial" w:cs="Arial"/>
+                <w:b/>
+                <w:color w:val="000000"/>
+                <w:spacing w:val="1"/>
+                <w:sz w:val="18"/>
+                <w:szCs w:val="18"/>
+              </w:rPr>
+              <w:t>255.255.255.240</w:t>
+            </w:r>
+          </w:p>
+        </w:tc>
+      </w:tr>
+      <w:tr>
+        <w:tc>
+          <w:tcPr>
+            <w:tcW w:w="0" w:type="auto"/>
+          </w:tcPr>
+          <w:p>
+            <w:pPr>
+              <w:autoSpaceDE w:val="0"/>
+              <w:autoSpaceDN w:val="0"/>
+              <w:adjustRightInd w:val="0"/>
+              <w:spacing w:before="120" w:after="120"/>
+              <w:rPr>
+                <w:rFonts w:ascii="Arial" w:hAnsi="Arial" w:cs="Arial"/>
+                <w:b/>
+                <w:color w:val="000000"/>
+                <w:spacing w:val="1"/>
+                <w:sz w:val="18"/>
+                <w:szCs w:val="18"/>
+              </w:rPr>
+            </w:pPr>
+            <w:r>
+              <w:rPr>
+                <w:rFonts w:ascii="Arial" w:hAnsi="Arial" w:cs="Arial"/>
+                <w:b/>
+                <w:color w:val="000000"/>
+                <w:spacing w:val="1"/>
+                <w:sz w:val="18"/>
+                <w:szCs w:val="18"/>
+              </w:rPr>
+              <w:t>G0/0.99</w:t>
+            </w:r>
+          </w:p>
+        </w:tc>
+        <w:tc>
+          <w:tcPr>
+            <w:tcW w:w="0" w:type="auto"/>
+          </w:tcPr>
+          <w:p>
+            <w:pPr>
+              <w:autoSpaceDE w:val="0"/>
+              <w:autoSpaceDN w:val="0"/>
+              <w:adjustRightInd w:val="0"/>
+              <w:spacing w:before="120" w:after="120"/>
+              <w:rPr>
+                <w:rFonts w:ascii="Arial" w:hAnsi="Arial" w:cs="Arial"/>
+                <w:b/>
+                <w:color w:val="000000"/>
+                <w:spacing w:val="1"/>
+                <w:sz w:val="18"/>
+                <w:szCs w:val="18"/>
+              </w:rPr>
+            </w:pPr>
+            <w:r>
+              <w:rPr>
+                <w:rFonts w:ascii="Arial" w:hAnsi="Arial" w:cs="Arial"/>
+                <w:b/>
+                <w:color w:val="000000"/>
+                <w:spacing w:val="1"/>
+                <w:sz w:val="18"/>
+                <w:szCs w:val="18"/>
+              </w:rPr>
+              <w:t>Management</w:t>
+            </w:r>
+          </w:p>
+        </w:tc>
+        <w:tc>
+          <w:tcPr>
+            <w:tcW w:w="1147" w:type="dxa"/>
+          </w:tcPr>
+          <w:p>
+            <w:pPr>
+              <w:autoSpaceDE w:val="0"/>
+              <w:autoSpaceDN w:val="0"/>
+              <w:adjustRightInd w:val="0"/>
+              <w:spacing w:before="120" w:after="120"/>
+              <w:rPr>
+                <w:rFonts w:ascii="Arial" w:hAnsi="Arial" w:cs="Arial"/>
+                <w:b/>
+                <w:color w:val="000000"/>
+                <w:spacing w:val="1"/>
+                <w:sz w:val="18"/>
+                <w:szCs w:val="18"/>
+              </w:rPr>
+            </w:pPr>
+            <w:r>
+              <w:rPr>
+                <w:rFonts w:ascii="Arial" w:hAnsi="Arial" w:cs="Arial"/>
+                <w:b/>
+                <w:color w:val="000000"/>
+                <w:spacing w:val="1"/>
+                <w:sz w:val="18"/>
+                <w:szCs w:val="18"/>
+              </w:rPr>
+              <w:t>Gateway for vlan 99</w:t>
+            </w:r>
+          </w:p>
+        </w:tc>
+        <w:tc>
+          <w:tcPr>
+            <w:tcW w:w="1331" w:type="dxa"/>
+          </w:tcPr>
+          <w:p>
+            <w:pPr>
+              <w:autoSpaceDE w:val="0"/>
+              <w:autoSpaceDN w:val="0"/>
+              <w:adjustRightInd w:val="0"/>
+              <w:spacing w:before="120" w:after="120"/>
+              <w:rPr>
+                <w:rFonts w:ascii="Arial" w:hAnsi="Arial" w:cs="Arial"/>
+                <w:b/>
+                <w:color w:val="000000"/>
+                <w:spacing w:val="1"/>
+                <w:sz w:val="18"/>
+                <w:szCs w:val="18"/>
+              </w:rPr>
+            </w:pPr>
+            <w:r>
+              <w:rPr>
+                <w:rFonts w:ascii="Arial" w:hAnsi="Arial" w:cs="Arial"/>
+                <w:b/>
+                <w:color w:val="000000"/>
+                <w:spacing w:val="1"/>
+                <w:sz w:val="18"/>
+                <w:szCs w:val="18"/>
+              </w:rPr>
+              <w:t>10.8.0.80</w:t>
+            </w:r>
+          </w:p>
+        </w:tc>
+        <w:tc>
+          <w:tcPr>
+            <w:tcW w:w="0" w:type="auto"/>
+          </w:tcPr>
+          <w:p>
+            <w:pPr>
+              <w:autoSpaceDE w:val="0"/>
+              <w:autoSpaceDN w:val="0"/>
+              <w:adjustRightInd w:val="0"/>
+              <w:spacing w:before="120" w:after="120"/>
+              <w:rPr>
+                <w:rFonts w:ascii="Arial" w:hAnsi="Arial" w:cs="Arial"/>
+                <w:b/>
+                <w:color w:val="000000"/>
+                <w:spacing w:val="1"/>
+                <w:sz w:val="18"/>
+                <w:szCs w:val="18"/>
+              </w:rPr>
+            </w:pPr>
+            <w:r>
+              <w:rPr>
+                <w:rFonts w:ascii="Arial" w:hAnsi="Arial" w:cs="Arial"/>
+                <w:b/>
+                <w:color w:val="000000"/>
+                <w:spacing w:val="1"/>
+                <w:sz w:val="18"/>
+                <w:szCs w:val="18"/>
+              </w:rPr>
+              <w:t>10.8.0.81</w:t>
+            </w:r>
+          </w:p>
+        </w:tc>
+        <w:tc>
+          <w:tcPr>
+            <w:tcW w:w="1583" w:type="dxa"/>
+          </w:tcPr>
+          <w:p>
+            <w:pPr>
+              <w:autoSpaceDE w:val="0"/>
+              <w:autoSpaceDN w:val="0"/>
+              <w:adjustRightInd w:val="0"/>
+              <w:spacing w:before="120" w:after="120"/>
+              <w:rPr>
+                <w:rFonts w:ascii="Arial" w:hAnsi="Arial" w:cs="Arial"/>
+                <w:b/>
+                <w:color w:val="000000"/>
+                <w:spacing w:val="1"/>
+                <w:sz w:val="18"/>
+                <w:szCs w:val="18"/>
+              </w:rPr>
+            </w:pPr>
+            <w:r>
+              <w:rPr>
+                <w:rFonts w:ascii="Arial" w:hAnsi="Arial" w:cs="Arial"/>
+                <w:b/>
+                <w:color w:val="000000"/>
+                <w:spacing w:val="1"/>
+                <w:sz w:val="18"/>
+                <w:szCs w:val="18"/>
+              </w:rPr>
+              <w:t>255.255.255.240</w:t>
+            </w:r>
+          </w:p>
+        </w:tc>
+      </w:tr>
+      <w:tr>
+        <w:tc>
+          <w:tcPr>
+            <w:tcW w:w="0" w:type="auto"/>
+          </w:tcPr>
+          <w:p>
+            <w:pPr>
+              <w:autoSpaceDE w:val="0"/>
+              <w:autoSpaceDN w:val="0"/>
+              <w:adjustRightInd w:val="0"/>
+              <w:spacing w:before="120" w:after="120"/>
+              <w:rPr>
+                <w:rFonts w:ascii="Arial" w:hAnsi="Arial" w:cs="Arial"/>
+                <w:b/>
+                <w:color w:val="000000"/>
+                <w:spacing w:val="1"/>
+                <w:sz w:val="18"/>
+                <w:szCs w:val="18"/>
+              </w:rPr>
+            </w:pPr>
+            <w:r>
+              <w:rPr>
+                <w:rFonts w:ascii="Arial" w:hAnsi="Arial" w:cs="Arial"/>
+                <w:b/>
+                <w:color w:val="000000"/>
+                <w:spacing w:val="1"/>
+                <w:sz w:val="18"/>
+                <w:szCs w:val="18"/>
+              </w:rPr>
+              <w:t>G0/1</w:t>
+            </w:r>
+          </w:p>
+        </w:tc>
+        <w:tc>
+          <w:tcPr>
+            <w:tcW w:w="0" w:type="auto"/>
+          </w:tcPr>
+          <w:p>
+            <w:pPr>
+              <w:autoSpaceDE w:val="0"/>
+              <w:autoSpaceDN w:val="0"/>
+              <w:adjustRightInd w:val="0"/>
+              <w:spacing w:before="120" w:after="120"/>
+              <w:rPr>
+                <w:rFonts w:ascii="Arial" w:hAnsi="Arial" w:cs="Arial"/>
+                <w:b/>
+                <w:color w:val="000000"/>
+                <w:spacing w:val="1"/>
+                <w:sz w:val="18"/>
+                <w:szCs w:val="18"/>
+              </w:rPr>
+            </w:pPr>
+            <w:r>
+              <w:rPr>
+                <w:rFonts w:ascii="Arial" w:hAnsi="Arial" w:cs="Arial"/>
+                <w:b/>
+                <w:color w:val="000000"/>
+                <w:spacing w:val="1"/>
+                <w:sz w:val="18"/>
+                <w:szCs w:val="18"/>
+              </w:rPr>
+              <w:t>WAN</w:t>
+            </w:r>
+          </w:p>
+        </w:tc>
+        <w:tc>
+          <w:tcPr>
+            <w:tcW w:w="1147" w:type="dxa"/>
+          </w:tcPr>
+          <w:p>
+            <w:pPr>
+              <w:autoSpaceDE w:val="0"/>
+              <w:autoSpaceDN w:val="0"/>
+              <w:adjustRightInd w:val="0"/>
+              <w:spacing w:before="120" w:after="120"/>
+              <w:rPr>
+                <w:rFonts w:ascii="Arial" w:hAnsi="Arial" w:cs="Arial"/>
+                <w:b/>
+                <w:color w:val="000000"/>
+                <w:spacing w:val="1"/>
+                <w:sz w:val="18"/>
+                <w:szCs w:val="18"/>
+              </w:rPr>
+            </w:pPr>
+            <w:r>
+              <w:rPr>
+                <w:rFonts w:ascii="Arial" w:hAnsi="Arial" w:cs="Arial"/>
+                <w:b/>
+                <w:color w:val="000000"/>
+                <w:spacing w:val="1"/>
+                <w:sz w:val="18"/>
+                <w:szCs w:val="18"/>
+              </w:rPr>
+              <w:t>WAN link to site 2</w:t>
+            </w:r>
+          </w:p>
+        </w:tc>
+        <w:tc>
+          <w:tcPr>
+            <w:tcW w:w="1331" w:type="dxa"/>
+          </w:tcPr>
+          <w:p>
+            <w:pPr>
+              <w:autoSpaceDE w:val="0"/>
+              <w:autoSpaceDN w:val="0"/>
+              <w:adjustRightInd w:val="0"/>
+              <w:spacing w:before="120" w:after="120"/>
+              <w:rPr>
+                <w:rFonts w:ascii="Arial" w:hAnsi="Arial" w:cs="Arial"/>
+                <w:b/>
+                <w:color w:val="000000"/>
+                <w:spacing w:val="1"/>
+                <w:sz w:val="18"/>
+                <w:szCs w:val="18"/>
+              </w:rPr>
+            </w:pPr>
+            <w:r>
+              <w:rPr>
+                <w:rFonts w:ascii="Arial" w:hAnsi="Arial" w:cs="Arial"/>
+                <w:b/>
+                <w:color w:val="000000"/>
+                <w:spacing w:val="1"/>
+                <w:sz w:val="18"/>
+                <w:szCs w:val="18"/>
+              </w:rPr>
+              <w:t>172.16.1.0/30</w:t>
+            </w:r>
+          </w:p>
+        </w:tc>
+        <w:tc>
+          <w:tcPr>
+            <w:tcW w:w="0" w:type="auto"/>
+          </w:tcPr>
+          <w:p>
+            <w:pPr>
+              <w:autoSpaceDE w:val="0"/>
+              <w:autoSpaceDN w:val="0"/>
+              <w:adjustRightInd w:val="0"/>
+              <w:spacing w:before="120" w:after="120"/>
+              <w:rPr>
+                <w:rFonts w:ascii="Arial" w:hAnsi="Arial" w:cs="Arial"/>
+                <w:b/>
+                <w:color w:val="000000"/>
+                <w:spacing w:val="1"/>
+                <w:sz w:val="18"/>
+                <w:szCs w:val="18"/>
+              </w:rPr>
+            </w:pPr>
+            <w:r>
+              <w:rPr>
+                <w:rFonts w:ascii="Arial" w:hAnsi="Arial" w:cs="Arial"/>
+                <w:b/>
+                <w:color w:val="000000"/>
+                <w:spacing w:val="1"/>
+                <w:sz w:val="18"/>
+                <w:szCs w:val="18"/>
+              </w:rPr>
+              <w:t>172.16.1.1</w:t>
+            </w:r>
+          </w:p>
+        </w:tc>
+        <w:tc>
+          <w:tcPr>
+            <w:tcW w:w="1583" w:type="dxa"/>
+          </w:tcPr>
+          <w:p>
+            <w:pPr>
+              <w:autoSpaceDE w:val="0"/>
+              <w:autoSpaceDN w:val="0"/>
+              <w:adjustRightInd w:val="0"/>
+              <w:spacing w:before="120" w:after="120"/>
+              <w:rPr>
+                <w:rFonts w:ascii="Arial" w:hAnsi="Arial" w:cs="Arial"/>
+                <w:b/>
+                <w:color w:val="000000"/>
+                <w:spacing w:val="1"/>
+                <w:sz w:val="18"/>
+                <w:szCs w:val="18"/>
+              </w:rPr>
+            </w:pPr>
+            <w:r>
+              <w:rPr>
+                <w:rFonts w:ascii="Arial" w:hAnsi="Arial" w:cs="Arial"/>
+                <w:b/>
+                <w:color w:val="000000"/>
+                <w:spacing w:val="1"/>
+                <w:sz w:val="18"/>
+                <w:szCs w:val="18"/>
+              </w:rPr>
+              <w:t>255.255.255.</w:t>
+            </w:r>
+            <w:r>
+              <w:rPr>
+                <w:rFonts w:ascii="Arial" w:hAnsi="Arial" w:cs="Arial"/>
+                <w:b/>
+                <w:color w:val="000000"/>
+                <w:spacing w:val="1"/>
+                <w:sz w:val="18"/>
+                <w:szCs w:val="18"/>
+              </w:rPr>
+              <w:t>252</w:t>
+            </w:r>
+          </w:p>
+        </w:tc>
+      </w:tr>
+      <w:tr>
+        <w:tc>
+          <w:tcPr>
+            <w:tcW w:w="0" w:type="auto"/>
+          </w:tcPr>
+          <w:p>
+            <w:pPr>
+              <w:autoSpaceDE w:val="0"/>
+              <w:autoSpaceDN w:val="0"/>
+              <w:adjustRightInd w:val="0"/>
+              <w:spacing w:before="120" w:after="120"/>
+              <w:rPr>
+                <w:rFonts w:ascii="Arial" w:hAnsi="Arial" w:cs="Arial"/>
+                <w:b/>
+                <w:color w:val="000000"/>
+                <w:spacing w:val="1"/>
+                <w:sz w:val="18"/>
+                <w:szCs w:val="18"/>
+              </w:rPr>
+            </w:pPr>
+            <w:r>
+              <w:rPr>
+                <w:rFonts w:ascii="Arial" w:hAnsi="Arial" w:cs="Arial"/>
+                <w:b/>
+                <w:color w:val="000000"/>
+                <w:spacing w:val="1"/>
                 <w:sz w:val="20"/>
                 <w:szCs w:val="20"/>
               </w:rPr>
-            </w:pPr>
+              <w:t>Se0/0/0</w:t>
+            </w:r>
           </w:p>
         </w:tc>
         <w:tc>
@@ -3787,22 +7455,43 @@
                 <w:b/>
                 <w:color w:val="000000"/>
                 <w:spacing w:val="1"/>
+                <w:sz w:val="18"/>
+                <w:szCs w:val="18"/>
+              </w:rPr>
+            </w:pPr>
+            <w:r>
+              <w:rPr>
+                <w:rFonts w:ascii="Arial" w:hAnsi="Arial" w:cs="Arial"/>
+                <w:b/>
+                <w:color w:val="000000"/>
+                <w:spacing w:val="1"/>
                 <w:sz w:val="20"/>
                 <w:szCs w:val="20"/>
               </w:rPr>
-            </w:pPr>
-          </w:p>
-        </w:tc>
-        <w:tc>
-          <w:tcPr>
-            <w:tcW w:w="1610" w:type="dxa"/>
-          </w:tcPr>
-          <w:p>
-            <w:pPr>
-              <w:autoSpaceDE w:val="0"/>
-              <w:autoSpaceDN w:val="0"/>
-              <w:adjustRightInd w:val="0"/>
-              <w:spacing w:before="120" w:after="120"/>
+              <w:t>internet</w:t>
+            </w:r>
+          </w:p>
+        </w:tc>
+        <w:tc>
+          <w:tcPr>
+            <w:tcW w:w="1147" w:type="dxa"/>
+          </w:tcPr>
+          <w:p>
+            <w:pPr>
+              <w:autoSpaceDE w:val="0"/>
+              <w:autoSpaceDN w:val="0"/>
+              <w:adjustRightInd w:val="0"/>
+              <w:spacing w:before="120" w:after="120"/>
+              <w:rPr>
+                <w:rFonts w:ascii="Arial" w:hAnsi="Arial" w:cs="Arial"/>
+                <w:b/>
+                <w:color w:val="000000"/>
+                <w:spacing w:val="1"/>
+                <w:sz w:val="18"/>
+                <w:szCs w:val="18"/>
+              </w:rPr>
+            </w:pPr>
+            <w:r>
               <w:rPr>
                 <w:rFonts w:ascii="Arial" w:hAnsi="Arial" w:cs="Arial"/>
                 <w:b/>
@@ -3811,19 +7500,9 @@
                 <w:sz w:val="20"/>
                 <w:szCs w:val="20"/>
               </w:rPr>
-            </w:pPr>
-          </w:p>
-        </w:tc>
-        <w:tc>
-          <w:tcPr>
-            <w:tcW w:w="1283" w:type="dxa"/>
-          </w:tcPr>
-          <w:p>
-            <w:pPr>
-              <w:autoSpaceDE w:val="0"/>
-              <w:autoSpaceDN w:val="0"/>
-              <w:adjustRightInd w:val="0"/>
-              <w:spacing w:before="120" w:after="120"/>
+              <w:t xml:space="preserve">Serial link to </w:t>
+            </w:r>
+            <w:r>
               <w:rPr>
                 <w:rFonts w:ascii="Arial" w:hAnsi="Arial" w:cs="Arial"/>
                 <w:b/>
@@ -3832,7 +7511,40 @@
                 <w:sz w:val="20"/>
                 <w:szCs w:val="20"/>
               </w:rPr>
-            </w:pPr>
+              <w:t>ISP</w:t>
+            </w:r>
+          </w:p>
+        </w:tc>
+        <w:tc>
+          <w:tcPr>
+            <w:tcW w:w="1331" w:type="dxa"/>
+          </w:tcPr>
+          <w:p>
+            <w:pPr>
+              <w:autoSpaceDE w:val="0"/>
+              <w:autoSpaceDN w:val="0"/>
+              <w:adjustRightInd w:val="0"/>
+              <w:spacing w:before="120" w:after="120"/>
+              <w:rPr>
+                <w:rFonts w:ascii="Arial" w:hAnsi="Arial" w:cs="Arial"/>
+                <w:b/>
+                <w:color w:val="000000"/>
+                <w:spacing w:val="1"/>
+                <w:sz w:val="18"/>
+                <w:szCs w:val="18"/>
+              </w:rPr>
+            </w:pPr>
+            <w:r>
+              <w:rPr>
+                <w:rFonts w:ascii="Arial" w:hAnsi="Arial" w:cs="Arial"/>
+                <w:b/>
+                <w:color w:val="000000"/>
+                <w:spacing w:val="1"/>
+                <w:sz w:val="20"/>
+                <w:szCs w:val="20"/>
+              </w:rPr>
+              <w:t>192.168.1.0/30</w:t>
+            </w:r>
           </w:p>
         </w:tc>
         <w:tc>
@@ -3850,22 +7562,22 @@
                 <w:b/>
                 <w:color w:val="000000"/>
                 <w:spacing w:val="1"/>
+                <w:sz w:val="18"/>
+                <w:szCs w:val="18"/>
+              </w:rPr>
+            </w:pPr>
+            <w:r>
+              <w:rPr>
+                <w:rFonts w:ascii="Arial" w:hAnsi="Arial" w:cs="Arial"/>
+                <w:b/>
+                <w:color w:val="000000"/>
+                <w:spacing w:val="1"/>
                 <w:sz w:val="20"/>
                 <w:szCs w:val="20"/>
               </w:rPr>
-            </w:pPr>
-          </w:p>
-        </w:tc>
-        <w:tc>
-          <w:tcPr>
-            <w:tcW w:w="1172" w:type="dxa"/>
-          </w:tcPr>
-          <w:p>
-            <w:pPr>
-              <w:autoSpaceDE w:val="0"/>
-              <w:autoSpaceDN w:val="0"/>
-              <w:adjustRightInd w:val="0"/>
-              <w:spacing w:before="120" w:after="120"/>
+              <w:t>192.168.1.</w:t>
+            </w:r>
+            <w:r>
               <w:rPr>
                 <w:rFonts w:ascii="Arial" w:hAnsi="Arial" w:cs="Arial"/>
                 <w:b/>
@@ -3874,7 +7586,51 @@
                 <w:sz w:val="20"/>
                 <w:szCs w:val="20"/>
               </w:rPr>
-            </w:pPr>
+              <w:t>2</w:t>
+            </w:r>
+          </w:p>
+        </w:tc>
+        <w:tc>
+          <w:tcPr>
+            <w:tcW w:w="1583" w:type="dxa"/>
+          </w:tcPr>
+          <w:p>
+            <w:pPr>
+              <w:autoSpaceDE w:val="0"/>
+              <w:autoSpaceDN w:val="0"/>
+              <w:adjustRightInd w:val="0"/>
+              <w:spacing w:before="120" w:after="120"/>
+              <w:rPr>
+                <w:rFonts w:ascii="Arial" w:hAnsi="Arial" w:cs="Arial"/>
+                <w:b/>
+                <w:color w:val="000000"/>
+                <w:spacing w:val="1"/>
+                <w:sz w:val="18"/>
+                <w:szCs w:val="18"/>
+              </w:rPr>
+            </w:pPr>
+            <w:r>
+              <w:rPr>
+                <w:rFonts w:ascii="Arial" w:hAnsi="Arial" w:cs="Arial"/>
+                <w:b/>
+                <w:color w:val="000000"/>
+                <w:spacing w:val="1"/>
+                <w:sz w:val="18"/>
+                <w:szCs w:val="18"/>
+              </w:rPr>
+              <w:t>255.255.255.</w:t>
+            </w:r>
+            <w:r>
+              <w:rPr>
+                <w:rFonts w:ascii="Arial" w:hAnsi="Arial" w:cs="Arial"/>
+                <w:b/>
+                <w:color w:val="000000"/>
+                <w:spacing w:val="1"/>
+                <w:sz w:val="18"/>
+                <w:szCs w:val="18"/>
+              </w:rPr>
+              <w:t>252</w:t>
+            </w:r>
           </w:p>
         </w:tc>
       </w:tr>
@@ -3894,55 +7650,22 @@
     </w:p>
     <w:p>
       <w:pPr>
-        <w:autoSpaceDE w:val="0"/>
-        <w:autoSpaceDN w:val="0"/>
-        <w:adjustRightInd w:val="0"/>
-        <w:spacing w:before="60" w:after="60"/>
+        <w:pStyle w:val="Heading5"/>
         <w:rPr>
           <w:rFonts w:ascii="Arial" w:hAnsi="Arial" w:cs="Arial"/>
-          <w:sz w:val="20"/>
-          <w:szCs w:val="20"/>
+          <w:color w:val="auto"/>
+          <w:sz w:val="22"/>
+          <w:szCs w:val="22"/>
         </w:rPr>
       </w:pPr>
       <w:r>
         <w:rPr>
           <w:rFonts w:ascii="Arial" w:hAnsi="Arial" w:cs="Arial"/>
-          <w:b/>
-          <w:color w:val="000000"/>
-          <w:sz w:val="20"/>
-          <w:szCs w:val="20"/>
-        </w:rPr>
-        <w:t xml:space="preserve">HQ </w:t>
-      </w:r>
-      <w:r>
-        <w:rPr>
-          <w:rFonts w:ascii="Arial" w:hAnsi="Arial" w:cs="Arial"/>
-          <w:b/>
-          <w:color w:val="000000"/>
-          <w:sz w:val="20"/>
-          <w:szCs w:val="20"/>
-        </w:rPr>
-        <w:t>Router</w:t>
-      </w:r>
-      <w:r>
-        <w:rPr>
-          <w:rFonts w:ascii="Arial" w:hAnsi="Arial" w:cs="Arial"/>
-          <w:b/>
-          <w:color w:val="000000"/>
-          <w:sz w:val="20"/>
-          <w:szCs w:val="20"/>
-        </w:rPr>
-        <w:t>2</w:t>
-      </w:r>
-      <w:r>
-        <w:rPr>
-          <w:rFonts w:ascii="Arial" w:hAnsi="Arial" w:cs="Arial"/>
-          <w:b/>
-          <w:color w:val="000000"/>
-          <w:sz w:val="20"/>
-          <w:szCs w:val="20"/>
-        </w:rPr>
-        <w:t xml:space="preserve"> Name: </w:t>
+          <w:color w:val="auto"/>
+          <w:sz w:val="22"/>
+          <w:szCs w:val="22"/>
+        </w:rPr>
+        <w:t xml:space="preserve">HQ Router2 Name: </w:t>
       </w:r>
     </w:p>
     <w:tbl>
@@ -3959,20 +7682,14 @@
         <w:tblLook w:val="0000" w:firstRow="0" w:lastRow="0" w:firstColumn="0" w:lastColumn="0" w:noHBand="0" w:noVBand="0"/>
       </w:tblPr>
       <w:tblGrid>
-        <w:gridCol w:w="1468"/>
-        <w:gridCol w:w="1007"/>
-        <w:gridCol w:w="1610"/>
-        <w:gridCol w:w="1283"/>
-        <w:gridCol w:w="1168"/>
-        <w:gridCol w:w="1172"/>
+        <w:gridCol w:w="1243"/>
+        <w:gridCol w:w="1327"/>
+        <w:gridCol w:w="1108"/>
+        <w:gridCol w:w="1565"/>
+        <w:gridCol w:w="1284"/>
+        <w:gridCol w:w="1583"/>
       </w:tblGrid>
       <w:tr>
-        <w:tblPrEx>
-          <w:tblCellMar>
-            <w:top w:w="0" w:type="dxa"/>
-            <w:bottom w:w="0" w:type="dxa"/>
-          </w:tblCellMar>
-        </w:tblPrEx>
         <w:tc>
           <w:tcPr>
             <w:tcW w:w="0" w:type="auto"/>
@@ -4041,7 +7758,7 @@
         </w:tc>
         <w:tc>
           <w:tcPr>
-            <w:tcW w:w="1610" w:type="dxa"/>
+            <w:tcW w:w="1147" w:type="dxa"/>
           </w:tcPr>
           <w:p>
             <w:pPr>
@@ -4074,7 +7791,7 @@
         </w:tc>
         <w:tc>
           <w:tcPr>
-            <w:tcW w:w="1283" w:type="dxa"/>
+            <w:tcW w:w="1331" w:type="dxa"/>
           </w:tcPr>
           <w:p>
             <w:pPr>
@@ -4140,7 +7857,7 @@
         </w:tc>
         <w:tc>
           <w:tcPr>
-            <w:tcW w:w="1172" w:type="dxa"/>
+            <w:tcW w:w="1583" w:type="dxa"/>
           </w:tcPr>
           <w:p>
             <w:pPr>
@@ -4173,12 +7890,6 @@
         </w:tc>
       </w:tr>
       <w:tr>
-        <w:tblPrEx>
-          <w:tblCellMar>
-            <w:top w:w="0" w:type="dxa"/>
-            <w:bottom w:w="0" w:type="dxa"/>
-          </w:tblCellMar>
-        </w:tblPrEx>
         <w:tc>
           <w:tcPr>
             <w:tcW w:w="0" w:type="auto"/>
@@ -4198,6 +7909,17 @@
                 <w:szCs w:val="20"/>
               </w:rPr>
             </w:pPr>
+            <w:r>
+              <w:rPr>
+                <w:rFonts w:ascii="Arial" w:hAnsi="Arial" w:cs="Arial"/>
+                <w:b/>
+                <w:color w:val="000000"/>
+                <w:spacing w:val="1"/>
+                <w:sz w:val="18"/>
+                <w:szCs w:val="18"/>
+              </w:rPr>
+              <w:t>G0/0.10</w:t>
+            </w:r>
           </w:p>
         </w:tc>
         <w:tc>
@@ -4219,11 +7941,22 @@
                 <w:szCs w:val="20"/>
               </w:rPr>
             </w:pPr>
-          </w:p>
-        </w:tc>
-        <w:tc>
-          <w:tcPr>
-            <w:tcW w:w="1610" w:type="dxa"/>
+            <w:r>
+              <w:rPr>
+                <w:rFonts w:ascii="Arial" w:hAnsi="Arial" w:cs="Arial"/>
+                <w:b/>
+                <w:color w:val="000000"/>
+                <w:spacing w:val="1"/>
+                <w:sz w:val="18"/>
+                <w:szCs w:val="18"/>
+              </w:rPr>
+              <w:t>Sales</w:t>
+            </w:r>
+          </w:p>
+        </w:tc>
+        <w:tc>
+          <w:tcPr>
+            <w:tcW w:w="1147" w:type="dxa"/>
           </w:tcPr>
           <w:p>
             <w:pPr>
@@ -4240,11 +7973,22 @@
                 <w:szCs w:val="20"/>
               </w:rPr>
             </w:pPr>
-          </w:p>
-        </w:tc>
-        <w:tc>
-          <w:tcPr>
-            <w:tcW w:w="1283" w:type="dxa"/>
+            <w:r>
+              <w:rPr>
+                <w:rFonts w:ascii="Arial" w:hAnsi="Arial" w:cs="Arial"/>
+                <w:b/>
+                <w:color w:val="000000"/>
+                <w:spacing w:val="1"/>
+                <w:sz w:val="18"/>
+                <w:szCs w:val="18"/>
+              </w:rPr>
+              <w:t>Gateway for vlan 10</w:t>
+            </w:r>
+          </w:p>
+        </w:tc>
+        <w:tc>
+          <w:tcPr>
+            <w:tcW w:w="1331" w:type="dxa"/>
           </w:tcPr>
           <w:p>
             <w:pPr>
@@ -4261,6 +8005,17 @@
                 <w:szCs w:val="20"/>
               </w:rPr>
             </w:pPr>
+            <w:r>
+              <w:rPr>
+                <w:rFonts w:ascii="Arial" w:hAnsi="Arial" w:cs="Arial"/>
+                <w:b/>
+                <w:color w:val="000000"/>
+                <w:spacing w:val="1"/>
+                <w:sz w:val="18"/>
+                <w:szCs w:val="18"/>
+              </w:rPr>
+              <w:t>10.8.0.0</w:t>
+            </w:r>
           </w:p>
         </w:tc>
         <w:tc>
@@ -4282,11 +8037,22 @@
                 <w:szCs w:val="20"/>
               </w:rPr>
             </w:pPr>
-          </w:p>
-        </w:tc>
-        <w:tc>
-          <w:tcPr>
-            <w:tcW w:w="1172" w:type="dxa"/>
+            <w:r>
+              <w:rPr>
+                <w:rFonts w:ascii="Arial" w:hAnsi="Arial" w:cs="Arial"/>
+                <w:b/>
+                <w:color w:val="000000"/>
+                <w:spacing w:val="1"/>
+                <w:sz w:val="18"/>
+                <w:szCs w:val="18"/>
+              </w:rPr>
+              <w:t>10.8.0.2</w:t>
+            </w:r>
+          </w:p>
+        </w:tc>
+        <w:tc>
+          <w:tcPr>
+            <w:tcW w:w="1583" w:type="dxa"/>
           </w:tcPr>
           <w:p>
             <w:pPr>
@@ -4303,6 +8069,1076 @@
                 <w:szCs w:val="20"/>
               </w:rPr>
             </w:pPr>
+            <w:r>
+              <w:rPr>
+                <w:rFonts w:ascii="Arial" w:hAnsi="Arial" w:cs="Arial"/>
+                <w:b/>
+                <w:color w:val="000000"/>
+                <w:spacing w:val="1"/>
+                <w:sz w:val="18"/>
+                <w:szCs w:val="18"/>
+              </w:rPr>
+              <w:t>255.255.255.224</w:t>
+            </w:r>
+          </w:p>
+        </w:tc>
+      </w:tr>
+      <w:tr>
+        <w:tc>
+          <w:tcPr>
+            <w:tcW w:w="0" w:type="auto"/>
+          </w:tcPr>
+          <w:p>
+            <w:pPr>
+              <w:autoSpaceDE w:val="0"/>
+              <w:autoSpaceDN w:val="0"/>
+              <w:adjustRightInd w:val="0"/>
+              <w:spacing w:before="120" w:after="120"/>
+              <w:rPr>
+                <w:rFonts w:ascii="Arial" w:hAnsi="Arial" w:cs="Arial"/>
+                <w:b/>
+                <w:color w:val="000000"/>
+                <w:spacing w:val="1"/>
+                <w:sz w:val="18"/>
+                <w:szCs w:val="18"/>
+              </w:rPr>
+            </w:pPr>
+            <w:r>
+              <w:rPr>
+                <w:rFonts w:ascii="Arial" w:hAnsi="Arial" w:cs="Arial"/>
+                <w:b/>
+                <w:color w:val="000000"/>
+                <w:spacing w:val="1"/>
+                <w:sz w:val="18"/>
+                <w:szCs w:val="18"/>
+              </w:rPr>
+              <w:t>G0/0.20</w:t>
+            </w:r>
+          </w:p>
+        </w:tc>
+        <w:tc>
+          <w:tcPr>
+            <w:tcW w:w="0" w:type="auto"/>
+          </w:tcPr>
+          <w:p>
+            <w:pPr>
+              <w:autoSpaceDE w:val="0"/>
+              <w:autoSpaceDN w:val="0"/>
+              <w:adjustRightInd w:val="0"/>
+              <w:spacing w:before="120" w:after="120"/>
+              <w:rPr>
+                <w:rFonts w:ascii="Arial" w:hAnsi="Arial" w:cs="Arial"/>
+                <w:b/>
+                <w:color w:val="000000"/>
+                <w:spacing w:val="1"/>
+                <w:sz w:val="18"/>
+                <w:szCs w:val="18"/>
+              </w:rPr>
+            </w:pPr>
+            <w:r>
+              <w:rPr>
+                <w:rFonts w:ascii="Arial" w:hAnsi="Arial" w:cs="Arial"/>
+                <w:b/>
+                <w:color w:val="000000"/>
+                <w:spacing w:val="1"/>
+                <w:sz w:val="18"/>
+                <w:szCs w:val="18"/>
+              </w:rPr>
+              <w:t>Admin</w:t>
+            </w:r>
+          </w:p>
+        </w:tc>
+        <w:tc>
+          <w:tcPr>
+            <w:tcW w:w="1147" w:type="dxa"/>
+          </w:tcPr>
+          <w:p>
+            <w:pPr>
+              <w:autoSpaceDE w:val="0"/>
+              <w:autoSpaceDN w:val="0"/>
+              <w:adjustRightInd w:val="0"/>
+              <w:spacing w:before="120" w:after="120"/>
+              <w:rPr>
+                <w:rFonts w:ascii="Arial" w:hAnsi="Arial" w:cs="Arial"/>
+                <w:b/>
+                <w:color w:val="000000"/>
+                <w:spacing w:val="1"/>
+                <w:sz w:val="18"/>
+                <w:szCs w:val="18"/>
+              </w:rPr>
+            </w:pPr>
+            <w:r>
+              <w:rPr>
+                <w:rFonts w:ascii="Arial" w:hAnsi="Arial" w:cs="Arial"/>
+                <w:b/>
+                <w:color w:val="000000"/>
+                <w:spacing w:val="1"/>
+                <w:sz w:val="18"/>
+                <w:szCs w:val="18"/>
+              </w:rPr>
+              <w:t>Gateway for vlan 20</w:t>
+            </w:r>
+          </w:p>
+        </w:tc>
+        <w:tc>
+          <w:tcPr>
+            <w:tcW w:w="1331" w:type="dxa"/>
+          </w:tcPr>
+          <w:p>
+            <w:pPr>
+              <w:autoSpaceDE w:val="0"/>
+              <w:autoSpaceDN w:val="0"/>
+              <w:adjustRightInd w:val="0"/>
+              <w:spacing w:before="120" w:after="120"/>
+              <w:rPr>
+                <w:rFonts w:ascii="Arial" w:hAnsi="Arial" w:cs="Arial"/>
+                <w:b/>
+                <w:color w:val="000000"/>
+                <w:spacing w:val="1"/>
+                <w:sz w:val="18"/>
+                <w:szCs w:val="18"/>
+              </w:rPr>
+            </w:pPr>
+            <w:r>
+              <w:rPr>
+                <w:rFonts w:ascii="Arial" w:hAnsi="Arial" w:cs="Arial"/>
+                <w:b/>
+                <w:color w:val="000000"/>
+                <w:spacing w:val="1"/>
+                <w:sz w:val="18"/>
+                <w:szCs w:val="18"/>
+              </w:rPr>
+              <w:t>10.8.0.32</w:t>
+            </w:r>
+          </w:p>
+        </w:tc>
+        <w:tc>
+          <w:tcPr>
+            <w:tcW w:w="0" w:type="auto"/>
+          </w:tcPr>
+          <w:p>
+            <w:pPr>
+              <w:autoSpaceDE w:val="0"/>
+              <w:autoSpaceDN w:val="0"/>
+              <w:adjustRightInd w:val="0"/>
+              <w:spacing w:before="120" w:after="120"/>
+              <w:rPr>
+                <w:rFonts w:ascii="Arial" w:hAnsi="Arial" w:cs="Arial"/>
+                <w:b/>
+                <w:color w:val="000000"/>
+                <w:spacing w:val="1"/>
+                <w:sz w:val="18"/>
+                <w:szCs w:val="18"/>
+              </w:rPr>
+            </w:pPr>
+            <w:r>
+              <w:rPr>
+                <w:rFonts w:ascii="Arial" w:hAnsi="Arial" w:cs="Arial"/>
+                <w:b/>
+                <w:color w:val="000000"/>
+                <w:spacing w:val="1"/>
+                <w:sz w:val="18"/>
+                <w:szCs w:val="18"/>
+              </w:rPr>
+              <w:t>10.8.0.34</w:t>
+            </w:r>
+          </w:p>
+        </w:tc>
+        <w:tc>
+          <w:tcPr>
+            <w:tcW w:w="1583" w:type="dxa"/>
+          </w:tcPr>
+          <w:p>
+            <w:pPr>
+              <w:autoSpaceDE w:val="0"/>
+              <w:autoSpaceDN w:val="0"/>
+              <w:adjustRightInd w:val="0"/>
+              <w:spacing w:before="120" w:after="120"/>
+              <w:rPr>
+                <w:rFonts w:ascii="Arial" w:hAnsi="Arial" w:cs="Arial"/>
+                <w:b/>
+                <w:color w:val="000000"/>
+                <w:spacing w:val="1"/>
+                <w:sz w:val="18"/>
+                <w:szCs w:val="18"/>
+              </w:rPr>
+            </w:pPr>
+            <w:r>
+              <w:rPr>
+                <w:rFonts w:ascii="Arial" w:hAnsi="Arial" w:cs="Arial"/>
+                <w:b/>
+                <w:color w:val="000000"/>
+                <w:spacing w:val="1"/>
+                <w:sz w:val="18"/>
+                <w:szCs w:val="18"/>
+              </w:rPr>
+              <w:t>255.255.255.224</w:t>
+            </w:r>
+          </w:p>
+        </w:tc>
+      </w:tr>
+      <w:tr>
+        <w:tc>
+          <w:tcPr>
+            <w:tcW w:w="0" w:type="auto"/>
+          </w:tcPr>
+          <w:p>
+            <w:pPr>
+              <w:autoSpaceDE w:val="0"/>
+              <w:autoSpaceDN w:val="0"/>
+              <w:adjustRightInd w:val="0"/>
+              <w:spacing w:before="120" w:after="120"/>
+              <w:rPr>
+                <w:rFonts w:ascii="Arial" w:hAnsi="Arial" w:cs="Arial"/>
+                <w:b/>
+                <w:color w:val="000000"/>
+                <w:spacing w:val="1"/>
+                <w:sz w:val="18"/>
+                <w:szCs w:val="18"/>
+              </w:rPr>
+            </w:pPr>
+            <w:r>
+              <w:rPr>
+                <w:rFonts w:ascii="Arial" w:hAnsi="Arial" w:cs="Arial"/>
+                <w:b/>
+                <w:color w:val="000000"/>
+                <w:spacing w:val="1"/>
+                <w:sz w:val="18"/>
+                <w:szCs w:val="18"/>
+              </w:rPr>
+              <w:t>G0/0.30</w:t>
+            </w:r>
+          </w:p>
+        </w:tc>
+        <w:tc>
+          <w:tcPr>
+            <w:tcW w:w="0" w:type="auto"/>
+          </w:tcPr>
+          <w:p>
+            <w:pPr>
+              <w:autoSpaceDE w:val="0"/>
+              <w:autoSpaceDN w:val="0"/>
+              <w:adjustRightInd w:val="0"/>
+              <w:spacing w:before="120" w:after="120"/>
+              <w:rPr>
+                <w:rFonts w:ascii="Arial" w:hAnsi="Arial" w:cs="Arial"/>
+                <w:b/>
+                <w:color w:val="000000"/>
+                <w:spacing w:val="1"/>
+                <w:sz w:val="18"/>
+                <w:szCs w:val="18"/>
+              </w:rPr>
+            </w:pPr>
+            <w:r>
+              <w:rPr>
+                <w:rFonts w:ascii="Arial" w:hAnsi="Arial" w:cs="Arial"/>
+                <w:b/>
+                <w:color w:val="000000"/>
+                <w:spacing w:val="1"/>
+                <w:sz w:val="18"/>
+                <w:szCs w:val="18"/>
+              </w:rPr>
+              <w:t xml:space="preserve">Sever </w:t>
+            </w:r>
+          </w:p>
+        </w:tc>
+        <w:tc>
+          <w:tcPr>
+            <w:tcW w:w="1147" w:type="dxa"/>
+          </w:tcPr>
+          <w:p>
+            <w:pPr>
+              <w:autoSpaceDE w:val="0"/>
+              <w:autoSpaceDN w:val="0"/>
+              <w:adjustRightInd w:val="0"/>
+              <w:spacing w:before="120" w:after="120"/>
+              <w:rPr>
+                <w:rFonts w:ascii="Arial" w:hAnsi="Arial" w:cs="Arial"/>
+                <w:b/>
+                <w:color w:val="000000"/>
+                <w:spacing w:val="1"/>
+                <w:sz w:val="18"/>
+                <w:szCs w:val="18"/>
+              </w:rPr>
+            </w:pPr>
+            <w:r>
+              <w:rPr>
+                <w:rFonts w:ascii="Arial" w:hAnsi="Arial" w:cs="Arial"/>
+                <w:b/>
+                <w:color w:val="000000"/>
+                <w:spacing w:val="1"/>
+                <w:sz w:val="18"/>
+                <w:szCs w:val="18"/>
+              </w:rPr>
+              <w:t>Gateway for vlan 30</w:t>
+            </w:r>
+          </w:p>
+        </w:tc>
+        <w:tc>
+          <w:tcPr>
+            <w:tcW w:w="1331" w:type="dxa"/>
+          </w:tcPr>
+          <w:p>
+            <w:pPr>
+              <w:autoSpaceDE w:val="0"/>
+              <w:autoSpaceDN w:val="0"/>
+              <w:adjustRightInd w:val="0"/>
+              <w:spacing w:before="120" w:after="120"/>
+              <w:rPr>
+                <w:rFonts w:ascii="Arial" w:hAnsi="Arial" w:cs="Arial"/>
+                <w:b/>
+                <w:color w:val="000000"/>
+                <w:spacing w:val="1"/>
+                <w:sz w:val="18"/>
+                <w:szCs w:val="18"/>
+              </w:rPr>
+            </w:pPr>
+            <w:r>
+              <w:rPr>
+                <w:rFonts w:ascii="Arial" w:hAnsi="Arial" w:cs="Arial"/>
+                <w:b/>
+                <w:color w:val="000000"/>
+                <w:spacing w:val="1"/>
+                <w:sz w:val="18"/>
+                <w:szCs w:val="18"/>
+              </w:rPr>
+              <w:t>10.8.0.64</w:t>
+            </w:r>
+          </w:p>
+        </w:tc>
+        <w:tc>
+          <w:tcPr>
+            <w:tcW w:w="0" w:type="auto"/>
+          </w:tcPr>
+          <w:p>
+            <w:pPr>
+              <w:autoSpaceDE w:val="0"/>
+              <w:autoSpaceDN w:val="0"/>
+              <w:adjustRightInd w:val="0"/>
+              <w:spacing w:before="120" w:after="120"/>
+              <w:rPr>
+                <w:rFonts w:ascii="Arial" w:hAnsi="Arial" w:cs="Arial"/>
+                <w:b/>
+                <w:color w:val="000000"/>
+                <w:spacing w:val="1"/>
+                <w:sz w:val="18"/>
+                <w:szCs w:val="18"/>
+              </w:rPr>
+            </w:pPr>
+            <w:r>
+              <w:rPr>
+                <w:rFonts w:ascii="Arial" w:hAnsi="Arial" w:cs="Arial"/>
+                <w:b/>
+                <w:color w:val="000000"/>
+                <w:spacing w:val="1"/>
+                <w:sz w:val="18"/>
+                <w:szCs w:val="18"/>
+              </w:rPr>
+              <w:t>10.8.0.66</w:t>
+            </w:r>
+          </w:p>
+        </w:tc>
+        <w:tc>
+          <w:tcPr>
+            <w:tcW w:w="1583" w:type="dxa"/>
+          </w:tcPr>
+          <w:p>
+            <w:pPr>
+              <w:autoSpaceDE w:val="0"/>
+              <w:autoSpaceDN w:val="0"/>
+              <w:adjustRightInd w:val="0"/>
+              <w:spacing w:before="120" w:after="120"/>
+              <w:rPr>
+                <w:rFonts w:ascii="Arial" w:hAnsi="Arial" w:cs="Arial"/>
+                <w:b/>
+                <w:color w:val="000000"/>
+                <w:spacing w:val="1"/>
+                <w:sz w:val="18"/>
+                <w:szCs w:val="18"/>
+              </w:rPr>
+            </w:pPr>
+            <w:r>
+              <w:rPr>
+                <w:rFonts w:ascii="Arial" w:hAnsi="Arial" w:cs="Arial"/>
+                <w:b/>
+                <w:color w:val="000000"/>
+                <w:spacing w:val="1"/>
+                <w:sz w:val="18"/>
+                <w:szCs w:val="18"/>
+              </w:rPr>
+              <w:t>255.255.255.240</w:t>
+            </w:r>
+          </w:p>
+        </w:tc>
+      </w:tr>
+      <w:tr>
+        <w:tc>
+          <w:tcPr>
+            <w:tcW w:w="0" w:type="auto"/>
+          </w:tcPr>
+          <w:p>
+            <w:pPr>
+              <w:autoSpaceDE w:val="0"/>
+              <w:autoSpaceDN w:val="0"/>
+              <w:adjustRightInd w:val="0"/>
+              <w:spacing w:before="120" w:after="120"/>
+              <w:rPr>
+                <w:rFonts w:ascii="Arial" w:hAnsi="Arial" w:cs="Arial"/>
+                <w:b/>
+                <w:color w:val="000000"/>
+                <w:spacing w:val="1"/>
+                <w:sz w:val="18"/>
+                <w:szCs w:val="18"/>
+              </w:rPr>
+            </w:pPr>
+            <w:r>
+              <w:rPr>
+                <w:rFonts w:ascii="Arial" w:hAnsi="Arial" w:cs="Arial"/>
+                <w:b/>
+                <w:color w:val="000000"/>
+                <w:spacing w:val="1"/>
+                <w:sz w:val="18"/>
+                <w:szCs w:val="18"/>
+              </w:rPr>
+              <w:lastRenderedPageBreak/>
+              <w:t>G0/0.99</w:t>
+            </w:r>
+          </w:p>
+        </w:tc>
+        <w:tc>
+          <w:tcPr>
+            <w:tcW w:w="0" w:type="auto"/>
+          </w:tcPr>
+          <w:p>
+            <w:pPr>
+              <w:autoSpaceDE w:val="0"/>
+              <w:autoSpaceDN w:val="0"/>
+              <w:adjustRightInd w:val="0"/>
+              <w:spacing w:before="120" w:after="120"/>
+              <w:rPr>
+                <w:rFonts w:ascii="Arial" w:hAnsi="Arial" w:cs="Arial"/>
+                <w:b/>
+                <w:color w:val="000000"/>
+                <w:spacing w:val="1"/>
+                <w:sz w:val="18"/>
+                <w:szCs w:val="18"/>
+              </w:rPr>
+            </w:pPr>
+            <w:r>
+              <w:rPr>
+                <w:rFonts w:ascii="Arial" w:hAnsi="Arial" w:cs="Arial"/>
+                <w:b/>
+                <w:color w:val="000000"/>
+                <w:spacing w:val="1"/>
+                <w:sz w:val="18"/>
+                <w:szCs w:val="18"/>
+              </w:rPr>
+              <w:t>Management</w:t>
+            </w:r>
+          </w:p>
+        </w:tc>
+        <w:tc>
+          <w:tcPr>
+            <w:tcW w:w="1147" w:type="dxa"/>
+          </w:tcPr>
+          <w:p>
+            <w:pPr>
+              <w:autoSpaceDE w:val="0"/>
+              <w:autoSpaceDN w:val="0"/>
+              <w:adjustRightInd w:val="0"/>
+              <w:spacing w:before="120" w:after="120"/>
+              <w:rPr>
+                <w:rFonts w:ascii="Arial" w:hAnsi="Arial" w:cs="Arial"/>
+                <w:b/>
+                <w:color w:val="000000"/>
+                <w:spacing w:val="1"/>
+                <w:sz w:val="18"/>
+                <w:szCs w:val="18"/>
+              </w:rPr>
+            </w:pPr>
+            <w:r>
+              <w:rPr>
+                <w:rFonts w:ascii="Arial" w:hAnsi="Arial" w:cs="Arial"/>
+                <w:b/>
+                <w:color w:val="000000"/>
+                <w:spacing w:val="1"/>
+                <w:sz w:val="18"/>
+                <w:szCs w:val="18"/>
+              </w:rPr>
+              <w:t>Gateway for vlan 99</w:t>
+            </w:r>
+          </w:p>
+        </w:tc>
+        <w:tc>
+          <w:tcPr>
+            <w:tcW w:w="1331" w:type="dxa"/>
+          </w:tcPr>
+          <w:p>
+            <w:pPr>
+              <w:autoSpaceDE w:val="0"/>
+              <w:autoSpaceDN w:val="0"/>
+              <w:adjustRightInd w:val="0"/>
+              <w:spacing w:before="120" w:after="120"/>
+              <w:rPr>
+                <w:rFonts w:ascii="Arial" w:hAnsi="Arial" w:cs="Arial"/>
+                <w:b/>
+                <w:color w:val="000000"/>
+                <w:spacing w:val="1"/>
+                <w:sz w:val="18"/>
+                <w:szCs w:val="18"/>
+              </w:rPr>
+            </w:pPr>
+            <w:r>
+              <w:rPr>
+                <w:rFonts w:ascii="Arial" w:hAnsi="Arial" w:cs="Arial"/>
+                <w:b/>
+                <w:color w:val="000000"/>
+                <w:spacing w:val="1"/>
+                <w:sz w:val="18"/>
+                <w:szCs w:val="18"/>
+              </w:rPr>
+              <w:t>10.8.0.80</w:t>
+            </w:r>
+          </w:p>
+        </w:tc>
+        <w:tc>
+          <w:tcPr>
+            <w:tcW w:w="0" w:type="auto"/>
+          </w:tcPr>
+          <w:p>
+            <w:pPr>
+              <w:autoSpaceDE w:val="0"/>
+              <w:autoSpaceDN w:val="0"/>
+              <w:adjustRightInd w:val="0"/>
+              <w:spacing w:before="120" w:after="120"/>
+              <w:rPr>
+                <w:rFonts w:ascii="Arial" w:hAnsi="Arial" w:cs="Arial"/>
+                <w:b/>
+                <w:color w:val="000000"/>
+                <w:spacing w:val="1"/>
+                <w:sz w:val="18"/>
+                <w:szCs w:val="18"/>
+              </w:rPr>
+            </w:pPr>
+            <w:r>
+              <w:rPr>
+                <w:rFonts w:ascii="Arial" w:hAnsi="Arial" w:cs="Arial"/>
+                <w:b/>
+                <w:color w:val="000000"/>
+                <w:spacing w:val="1"/>
+                <w:sz w:val="18"/>
+                <w:szCs w:val="18"/>
+              </w:rPr>
+              <w:t>10.8.0.82</w:t>
+            </w:r>
+          </w:p>
+        </w:tc>
+        <w:tc>
+          <w:tcPr>
+            <w:tcW w:w="1583" w:type="dxa"/>
+          </w:tcPr>
+          <w:p>
+            <w:pPr>
+              <w:autoSpaceDE w:val="0"/>
+              <w:autoSpaceDN w:val="0"/>
+              <w:adjustRightInd w:val="0"/>
+              <w:spacing w:before="120" w:after="120"/>
+              <w:rPr>
+                <w:rFonts w:ascii="Arial" w:hAnsi="Arial" w:cs="Arial"/>
+                <w:b/>
+                <w:color w:val="000000"/>
+                <w:spacing w:val="1"/>
+                <w:sz w:val="18"/>
+                <w:szCs w:val="18"/>
+              </w:rPr>
+            </w:pPr>
+            <w:r>
+              <w:rPr>
+                <w:rFonts w:ascii="Arial" w:hAnsi="Arial" w:cs="Arial"/>
+                <w:b/>
+                <w:color w:val="000000"/>
+                <w:spacing w:val="1"/>
+                <w:sz w:val="18"/>
+                <w:szCs w:val="18"/>
+              </w:rPr>
+              <w:t>255.255.255.240</w:t>
+            </w:r>
+          </w:p>
+        </w:tc>
+      </w:tr>
+      <w:tr>
+        <w:tc>
+          <w:tcPr>
+            <w:tcW w:w="0" w:type="auto"/>
+          </w:tcPr>
+          <w:p>
+            <w:pPr>
+              <w:autoSpaceDE w:val="0"/>
+              <w:autoSpaceDN w:val="0"/>
+              <w:adjustRightInd w:val="0"/>
+              <w:spacing w:before="120" w:after="120"/>
+              <w:rPr>
+                <w:rFonts w:ascii="Arial" w:hAnsi="Arial" w:cs="Arial"/>
+                <w:b/>
+                <w:color w:val="000000"/>
+                <w:spacing w:val="1"/>
+                <w:sz w:val="18"/>
+                <w:szCs w:val="18"/>
+              </w:rPr>
+            </w:pPr>
+            <w:r>
+              <w:rPr>
+                <w:rFonts w:ascii="Arial" w:hAnsi="Arial" w:cs="Arial"/>
+                <w:b/>
+                <w:color w:val="000000"/>
+                <w:spacing w:val="1"/>
+                <w:sz w:val="18"/>
+                <w:szCs w:val="18"/>
+              </w:rPr>
+              <w:t>G0/1</w:t>
+            </w:r>
+          </w:p>
+        </w:tc>
+        <w:tc>
+          <w:tcPr>
+            <w:tcW w:w="0" w:type="auto"/>
+          </w:tcPr>
+          <w:p>
+            <w:pPr>
+              <w:autoSpaceDE w:val="0"/>
+              <w:autoSpaceDN w:val="0"/>
+              <w:adjustRightInd w:val="0"/>
+              <w:spacing w:before="120" w:after="120"/>
+              <w:rPr>
+                <w:rFonts w:ascii="Arial" w:hAnsi="Arial" w:cs="Arial"/>
+                <w:b/>
+                <w:color w:val="000000"/>
+                <w:spacing w:val="1"/>
+                <w:sz w:val="18"/>
+                <w:szCs w:val="18"/>
+              </w:rPr>
+            </w:pPr>
+            <w:r>
+              <w:rPr>
+                <w:rFonts w:ascii="Arial" w:hAnsi="Arial" w:cs="Arial"/>
+                <w:b/>
+                <w:color w:val="000000"/>
+                <w:spacing w:val="1"/>
+                <w:sz w:val="18"/>
+                <w:szCs w:val="18"/>
+              </w:rPr>
+              <w:t>WAN</w:t>
+            </w:r>
+          </w:p>
+        </w:tc>
+        <w:tc>
+          <w:tcPr>
+            <w:tcW w:w="1147" w:type="dxa"/>
+          </w:tcPr>
+          <w:p>
+            <w:pPr>
+              <w:autoSpaceDE w:val="0"/>
+              <w:autoSpaceDN w:val="0"/>
+              <w:adjustRightInd w:val="0"/>
+              <w:spacing w:before="120" w:after="120"/>
+              <w:rPr>
+                <w:rFonts w:ascii="Arial" w:hAnsi="Arial" w:cs="Arial"/>
+                <w:b/>
+                <w:color w:val="000000"/>
+                <w:spacing w:val="1"/>
+                <w:sz w:val="18"/>
+                <w:szCs w:val="18"/>
+              </w:rPr>
+            </w:pPr>
+            <w:r>
+              <w:rPr>
+                <w:rFonts w:ascii="Arial" w:hAnsi="Arial" w:cs="Arial"/>
+                <w:b/>
+                <w:color w:val="000000"/>
+                <w:spacing w:val="1"/>
+                <w:sz w:val="18"/>
+                <w:szCs w:val="18"/>
+              </w:rPr>
+              <w:t>WAN link to site 2</w:t>
+            </w:r>
+          </w:p>
+        </w:tc>
+        <w:tc>
+          <w:tcPr>
+            <w:tcW w:w="1331" w:type="dxa"/>
+          </w:tcPr>
+          <w:p>
+            <w:pPr>
+              <w:autoSpaceDE w:val="0"/>
+              <w:autoSpaceDN w:val="0"/>
+              <w:adjustRightInd w:val="0"/>
+              <w:spacing w:before="120" w:after="120"/>
+              <w:rPr>
+                <w:rFonts w:ascii="Arial" w:hAnsi="Arial" w:cs="Arial"/>
+                <w:b/>
+                <w:color w:val="000000"/>
+                <w:spacing w:val="1"/>
+                <w:sz w:val="18"/>
+                <w:szCs w:val="18"/>
+              </w:rPr>
+            </w:pPr>
+            <w:r>
+              <w:rPr>
+                <w:rFonts w:ascii="Arial" w:hAnsi="Arial" w:cs="Arial"/>
+                <w:b/>
+                <w:color w:val="000000"/>
+                <w:spacing w:val="1"/>
+                <w:sz w:val="18"/>
+                <w:szCs w:val="18"/>
+              </w:rPr>
+              <w:t>172.16.1.</w:t>
+            </w:r>
+            <w:r>
+              <w:rPr>
+                <w:rFonts w:ascii="Arial" w:hAnsi="Arial" w:cs="Arial"/>
+                <w:b/>
+                <w:color w:val="000000"/>
+                <w:spacing w:val="1"/>
+                <w:sz w:val="18"/>
+                <w:szCs w:val="18"/>
+              </w:rPr>
+              <w:t>4</w:t>
+            </w:r>
+            <w:r>
+              <w:rPr>
+                <w:rFonts w:ascii="Arial" w:hAnsi="Arial" w:cs="Arial"/>
+                <w:b/>
+                <w:color w:val="000000"/>
+                <w:spacing w:val="1"/>
+                <w:sz w:val="18"/>
+                <w:szCs w:val="18"/>
+              </w:rPr>
+              <w:t>/30</w:t>
+            </w:r>
+          </w:p>
+        </w:tc>
+        <w:tc>
+          <w:tcPr>
+            <w:tcW w:w="0" w:type="auto"/>
+          </w:tcPr>
+          <w:p>
+            <w:pPr>
+              <w:autoSpaceDE w:val="0"/>
+              <w:autoSpaceDN w:val="0"/>
+              <w:adjustRightInd w:val="0"/>
+              <w:spacing w:before="120" w:after="120"/>
+              <w:rPr>
+                <w:rFonts w:ascii="Arial" w:hAnsi="Arial" w:cs="Arial"/>
+                <w:b/>
+                <w:color w:val="000000"/>
+                <w:spacing w:val="1"/>
+                <w:sz w:val="18"/>
+                <w:szCs w:val="18"/>
+              </w:rPr>
+            </w:pPr>
+            <w:r>
+              <w:rPr>
+                <w:rFonts w:ascii="Arial" w:hAnsi="Arial" w:cs="Arial"/>
+                <w:b/>
+                <w:color w:val="000000"/>
+                <w:spacing w:val="1"/>
+                <w:sz w:val="18"/>
+                <w:szCs w:val="18"/>
+              </w:rPr>
+              <w:t>172.16.1.</w:t>
+            </w:r>
+            <w:r>
+              <w:rPr>
+                <w:rFonts w:ascii="Arial" w:hAnsi="Arial" w:cs="Arial"/>
+                <w:b/>
+                <w:color w:val="000000"/>
+                <w:spacing w:val="1"/>
+                <w:sz w:val="18"/>
+                <w:szCs w:val="18"/>
+              </w:rPr>
+              <w:t>5</w:t>
+            </w:r>
+          </w:p>
+        </w:tc>
+        <w:tc>
+          <w:tcPr>
+            <w:tcW w:w="1583" w:type="dxa"/>
+          </w:tcPr>
+          <w:p>
+            <w:pPr>
+              <w:autoSpaceDE w:val="0"/>
+              <w:autoSpaceDN w:val="0"/>
+              <w:adjustRightInd w:val="0"/>
+              <w:spacing w:before="120" w:after="120"/>
+              <w:rPr>
+                <w:rFonts w:ascii="Arial" w:hAnsi="Arial" w:cs="Arial"/>
+                <w:b/>
+                <w:color w:val="000000"/>
+                <w:spacing w:val="1"/>
+                <w:sz w:val="18"/>
+                <w:szCs w:val="18"/>
+              </w:rPr>
+            </w:pPr>
+            <w:r>
+              <w:rPr>
+                <w:rFonts w:ascii="Arial" w:hAnsi="Arial" w:cs="Arial"/>
+                <w:b/>
+                <w:color w:val="000000"/>
+                <w:spacing w:val="1"/>
+                <w:sz w:val="18"/>
+                <w:szCs w:val="18"/>
+              </w:rPr>
+              <w:t>255.255.255.</w:t>
+            </w:r>
+            <w:r>
+              <w:rPr>
+                <w:rFonts w:ascii="Arial" w:hAnsi="Arial" w:cs="Arial"/>
+                <w:b/>
+                <w:color w:val="000000"/>
+                <w:spacing w:val="1"/>
+                <w:sz w:val="18"/>
+                <w:szCs w:val="18"/>
+              </w:rPr>
+              <w:t>252</w:t>
+            </w:r>
+          </w:p>
+        </w:tc>
+      </w:tr>
+      <w:tr>
+        <w:tc>
+          <w:tcPr>
+            <w:tcW w:w="0" w:type="auto"/>
+          </w:tcPr>
+          <w:p>
+            <w:pPr>
+              <w:autoSpaceDE w:val="0"/>
+              <w:autoSpaceDN w:val="0"/>
+              <w:adjustRightInd w:val="0"/>
+              <w:spacing w:before="120" w:after="120"/>
+              <w:rPr>
+                <w:rFonts w:ascii="Arial" w:hAnsi="Arial" w:cs="Arial"/>
+                <w:b/>
+                <w:color w:val="000000"/>
+                <w:spacing w:val="1"/>
+                <w:sz w:val="18"/>
+                <w:szCs w:val="18"/>
+              </w:rPr>
+            </w:pPr>
+            <w:r>
+              <w:rPr>
+                <w:rFonts w:ascii="Arial" w:hAnsi="Arial" w:cs="Arial"/>
+                <w:b/>
+                <w:color w:val="000000"/>
+                <w:spacing w:val="1"/>
+                <w:sz w:val="20"/>
+                <w:szCs w:val="20"/>
+              </w:rPr>
+              <w:t>Se0/0/0</w:t>
+            </w:r>
+          </w:p>
+        </w:tc>
+        <w:tc>
+          <w:tcPr>
+            <w:tcW w:w="0" w:type="auto"/>
+          </w:tcPr>
+          <w:p>
+            <w:pPr>
+              <w:autoSpaceDE w:val="0"/>
+              <w:autoSpaceDN w:val="0"/>
+              <w:adjustRightInd w:val="0"/>
+              <w:spacing w:before="120" w:after="120"/>
+              <w:rPr>
+                <w:rFonts w:ascii="Arial" w:hAnsi="Arial" w:cs="Arial"/>
+                <w:b/>
+                <w:color w:val="000000"/>
+                <w:spacing w:val="1"/>
+                <w:sz w:val="18"/>
+                <w:szCs w:val="18"/>
+              </w:rPr>
+            </w:pPr>
+            <w:r>
+              <w:rPr>
+                <w:rFonts w:ascii="Arial" w:hAnsi="Arial" w:cs="Arial"/>
+                <w:b/>
+                <w:color w:val="000000"/>
+                <w:spacing w:val="1"/>
+                <w:sz w:val="20"/>
+                <w:szCs w:val="20"/>
+              </w:rPr>
+              <w:t>internet</w:t>
+            </w:r>
+          </w:p>
+        </w:tc>
+        <w:tc>
+          <w:tcPr>
+            <w:tcW w:w="1147" w:type="dxa"/>
+          </w:tcPr>
+          <w:p>
+            <w:pPr>
+              <w:autoSpaceDE w:val="0"/>
+              <w:autoSpaceDN w:val="0"/>
+              <w:adjustRightInd w:val="0"/>
+              <w:spacing w:before="120" w:after="120"/>
+              <w:rPr>
+                <w:rFonts w:ascii="Arial" w:hAnsi="Arial" w:cs="Arial"/>
+                <w:b/>
+                <w:color w:val="000000"/>
+                <w:spacing w:val="1"/>
+                <w:sz w:val="18"/>
+                <w:szCs w:val="18"/>
+              </w:rPr>
+            </w:pPr>
+            <w:r>
+              <w:rPr>
+                <w:rFonts w:ascii="Arial" w:hAnsi="Arial" w:cs="Arial"/>
+                <w:b/>
+                <w:color w:val="000000"/>
+                <w:spacing w:val="1"/>
+                <w:sz w:val="20"/>
+                <w:szCs w:val="20"/>
+              </w:rPr>
+              <w:t>Serial link to ISP</w:t>
+            </w:r>
+          </w:p>
+        </w:tc>
+        <w:tc>
+          <w:tcPr>
+            <w:tcW w:w="1331" w:type="dxa"/>
+          </w:tcPr>
+          <w:p>
+            <w:pPr>
+              <w:autoSpaceDE w:val="0"/>
+              <w:autoSpaceDN w:val="0"/>
+              <w:adjustRightInd w:val="0"/>
+              <w:spacing w:before="120" w:after="120"/>
+              <w:rPr>
+                <w:rFonts w:ascii="Arial" w:hAnsi="Arial" w:cs="Arial"/>
+                <w:b/>
+                <w:color w:val="000000"/>
+                <w:spacing w:val="1"/>
+                <w:sz w:val="18"/>
+                <w:szCs w:val="18"/>
+              </w:rPr>
+            </w:pPr>
+            <w:r>
+              <w:rPr>
+                <w:rFonts w:ascii="Arial" w:hAnsi="Arial" w:cs="Arial"/>
+                <w:b/>
+                <w:color w:val="000000"/>
+                <w:spacing w:val="1"/>
+                <w:sz w:val="20"/>
+                <w:szCs w:val="20"/>
+              </w:rPr>
+              <w:t>192.168.</w:t>
+            </w:r>
+            <w:r>
+              <w:rPr>
+                <w:rFonts w:ascii="Arial" w:hAnsi="Arial" w:cs="Arial"/>
+                <w:b/>
+                <w:color w:val="000000"/>
+                <w:spacing w:val="1"/>
+                <w:sz w:val="20"/>
+                <w:szCs w:val="20"/>
+              </w:rPr>
+              <w:t>4</w:t>
+            </w:r>
+            <w:r>
+              <w:rPr>
+                <w:rFonts w:ascii="Arial" w:hAnsi="Arial" w:cs="Arial"/>
+                <w:b/>
+                <w:color w:val="000000"/>
+                <w:spacing w:val="1"/>
+                <w:sz w:val="20"/>
+                <w:szCs w:val="20"/>
+              </w:rPr>
+              <w:t>.0/30</w:t>
+            </w:r>
+          </w:p>
+        </w:tc>
+        <w:tc>
+          <w:tcPr>
+            <w:tcW w:w="0" w:type="auto"/>
+          </w:tcPr>
+          <w:p>
+            <w:pPr>
+              <w:autoSpaceDE w:val="0"/>
+              <w:autoSpaceDN w:val="0"/>
+              <w:adjustRightInd w:val="0"/>
+              <w:spacing w:before="120" w:after="120"/>
+              <w:rPr>
+                <w:rFonts w:ascii="Arial" w:hAnsi="Arial" w:cs="Arial"/>
+                <w:b/>
+                <w:color w:val="000000"/>
+                <w:spacing w:val="1"/>
+                <w:sz w:val="18"/>
+                <w:szCs w:val="18"/>
+              </w:rPr>
+            </w:pPr>
+            <w:r>
+              <w:rPr>
+                <w:rFonts w:ascii="Arial" w:hAnsi="Arial" w:cs="Arial"/>
+                <w:b/>
+                <w:color w:val="000000"/>
+                <w:spacing w:val="1"/>
+                <w:sz w:val="20"/>
+                <w:szCs w:val="20"/>
+              </w:rPr>
+              <w:t>192.168.1.</w:t>
+            </w:r>
+            <w:r>
+              <w:rPr>
+                <w:rFonts w:ascii="Arial" w:hAnsi="Arial" w:cs="Arial"/>
+                <w:b/>
+                <w:color w:val="000000"/>
+                <w:spacing w:val="1"/>
+                <w:sz w:val="20"/>
+                <w:szCs w:val="20"/>
+              </w:rPr>
+              <w:t>6</w:t>
+            </w:r>
+          </w:p>
+        </w:tc>
+        <w:tc>
+          <w:tcPr>
+            <w:tcW w:w="1583" w:type="dxa"/>
+          </w:tcPr>
+          <w:p>
+            <w:pPr>
+              <w:autoSpaceDE w:val="0"/>
+              <w:autoSpaceDN w:val="0"/>
+              <w:adjustRightInd w:val="0"/>
+              <w:spacing w:before="120" w:after="120"/>
+              <w:rPr>
+                <w:rFonts w:ascii="Arial" w:hAnsi="Arial" w:cs="Arial"/>
+                <w:b/>
+                <w:color w:val="000000"/>
+                <w:spacing w:val="1"/>
+                <w:sz w:val="18"/>
+                <w:szCs w:val="18"/>
+              </w:rPr>
+            </w:pPr>
+            <w:r>
+              <w:rPr>
+                <w:rFonts w:ascii="Arial" w:hAnsi="Arial" w:cs="Arial"/>
+                <w:b/>
+                <w:color w:val="000000"/>
+                <w:spacing w:val="1"/>
+                <w:sz w:val="18"/>
+                <w:szCs w:val="18"/>
+              </w:rPr>
+              <w:t>255.255.255.</w:t>
+            </w:r>
+            <w:r>
+              <w:rPr>
+                <w:rFonts w:ascii="Arial" w:hAnsi="Arial" w:cs="Arial"/>
+                <w:b/>
+                <w:color w:val="000000"/>
+                <w:spacing w:val="1"/>
+                <w:sz w:val="18"/>
+                <w:szCs w:val="18"/>
+              </w:rPr>
+              <w:t>252</w:t>
+            </w:r>
           </w:p>
         </w:tc>
       </w:tr>
@@ -4335,35 +9171,22 @@
     </w:p>
     <w:p>
       <w:pPr>
-        <w:autoSpaceDE w:val="0"/>
-        <w:autoSpaceDN w:val="0"/>
-        <w:adjustRightInd w:val="0"/>
-        <w:spacing w:before="60" w:after="60"/>
+        <w:pStyle w:val="Heading5"/>
         <w:rPr>
           <w:rFonts w:ascii="Arial" w:hAnsi="Arial" w:cs="Arial"/>
-          <w:sz w:val="20"/>
-          <w:szCs w:val="20"/>
+          <w:color w:val="auto"/>
+          <w:sz w:val="22"/>
+          <w:szCs w:val="22"/>
         </w:rPr>
       </w:pPr>
       <w:r>
         <w:rPr>
           <w:rFonts w:ascii="Arial" w:hAnsi="Arial" w:cs="Arial"/>
-          <w:b/>
-          <w:color w:val="000000"/>
-          <w:sz w:val="20"/>
-          <w:szCs w:val="20"/>
-        </w:rPr>
-        <w:t>Site2 Switch</w:t>
-      </w:r>
-      <w:r>
-        <w:rPr>
-          <w:rFonts w:ascii="Arial" w:hAnsi="Arial" w:cs="Arial"/>
-          <w:b/>
-          <w:color w:val="000000"/>
-          <w:sz w:val="20"/>
-          <w:szCs w:val="20"/>
-        </w:rPr>
-        <w:t xml:space="preserve"> Name: </w:t>
+          <w:color w:val="auto"/>
+          <w:sz w:val="22"/>
+          <w:szCs w:val="22"/>
+        </w:rPr>
+        <w:t xml:space="preserve">Site2 Switch Name: </w:t>
       </w:r>
     </w:p>
     <w:tbl>
@@ -4380,23 +9203,17 @@
         <w:tblLook w:val="0000" w:firstRow="0" w:lastRow="0" w:firstColumn="0" w:lastColumn="0" w:noHBand="0" w:noVBand="0"/>
       </w:tblPr>
       <w:tblGrid>
-        <w:gridCol w:w="892"/>
-        <w:gridCol w:w="1211"/>
-        <w:gridCol w:w="1610"/>
-        <w:gridCol w:w="1283"/>
-        <w:gridCol w:w="1540"/>
-        <w:gridCol w:w="1172"/>
+        <w:gridCol w:w="971"/>
+        <w:gridCol w:w="1079"/>
+        <w:gridCol w:w="1517"/>
+        <w:gridCol w:w="1331"/>
+        <w:gridCol w:w="1077"/>
+        <w:gridCol w:w="1733"/>
       </w:tblGrid>
       <w:tr>
-        <w:tblPrEx>
-          <w:tblCellMar>
-            <w:top w:w="0" w:type="dxa"/>
-            <w:bottom w:w="0" w:type="dxa"/>
-          </w:tblCellMar>
-        </w:tblPrEx>
-        <w:tc>
-          <w:tcPr>
-            <w:tcW w:w="0" w:type="auto"/>
+        <w:tc>
+          <w:tcPr>
+            <w:tcW w:w="971" w:type="dxa"/>
           </w:tcPr>
           <w:p>
             <w:pPr>
@@ -4429,7 +9246,7 @@
         </w:tc>
         <w:tc>
           <w:tcPr>
-            <w:tcW w:w="0" w:type="auto"/>
+            <w:tcW w:w="1079" w:type="dxa"/>
           </w:tcPr>
           <w:p>
             <w:pPr>
@@ -4462,7 +9279,7 @@
         </w:tc>
         <w:tc>
           <w:tcPr>
-            <w:tcW w:w="1610" w:type="dxa"/>
+            <w:tcW w:w="1517" w:type="dxa"/>
           </w:tcPr>
           <w:p>
             <w:pPr>
@@ -4495,7 +9312,7 @@
         </w:tc>
         <w:tc>
           <w:tcPr>
-            <w:tcW w:w="1283" w:type="dxa"/>
+            <w:tcW w:w="1331" w:type="dxa"/>
           </w:tcPr>
           <w:p>
             <w:pPr>
@@ -4561,7 +9378,7 @@
         </w:tc>
         <w:tc>
           <w:tcPr>
-            <w:tcW w:w="1172" w:type="dxa"/>
+            <w:tcW w:w="1733" w:type="dxa"/>
           </w:tcPr>
           <w:p>
             <w:pPr>
@@ -4594,12 +9411,134 @@
         </w:tc>
       </w:tr>
       <w:tr>
-        <w:tblPrEx>
-          <w:tblCellMar>
-            <w:top w:w="0" w:type="dxa"/>
-            <w:bottom w:w="0" w:type="dxa"/>
-          </w:tblCellMar>
-        </w:tblPrEx>
+        <w:tc>
+          <w:tcPr>
+            <w:tcW w:w="971" w:type="dxa"/>
+          </w:tcPr>
+          <w:p>
+            <w:pPr>
+              <w:autoSpaceDE w:val="0"/>
+              <w:autoSpaceDN w:val="0"/>
+              <w:adjustRightInd w:val="0"/>
+              <w:spacing w:before="120" w:after="120"/>
+              <w:rPr>
+                <w:rFonts w:ascii="Arial" w:hAnsi="Arial" w:cs="Arial"/>
+                <w:b/>
+                <w:color w:val="000000"/>
+                <w:spacing w:val="1"/>
+                <w:sz w:val="20"/>
+                <w:szCs w:val="20"/>
+              </w:rPr>
+            </w:pPr>
+            <w:r>
+              <w:rPr>
+                <w:rFonts w:ascii="Arial" w:hAnsi="Arial" w:cs="Arial"/>
+                <w:b/>
+                <w:color w:val="000000"/>
+                <w:spacing w:val="1"/>
+                <w:sz w:val="20"/>
+                <w:szCs w:val="20"/>
+              </w:rPr>
+              <w:t>Vlan 10</w:t>
+            </w:r>
+          </w:p>
+        </w:tc>
+        <w:tc>
+          <w:tcPr>
+            <w:tcW w:w="1079" w:type="dxa"/>
+          </w:tcPr>
+          <w:p>
+            <w:pPr>
+              <w:autoSpaceDE w:val="0"/>
+              <w:autoSpaceDN w:val="0"/>
+              <w:adjustRightInd w:val="0"/>
+              <w:spacing w:before="120" w:after="120"/>
+              <w:rPr>
+                <w:rFonts w:ascii="Arial" w:hAnsi="Arial" w:cs="Arial"/>
+                <w:b/>
+                <w:color w:val="000000"/>
+                <w:spacing w:val="1"/>
+                <w:sz w:val="20"/>
+                <w:szCs w:val="20"/>
+              </w:rPr>
+            </w:pPr>
+            <w:r>
+              <w:rPr>
+                <w:rFonts w:ascii="Arial" w:hAnsi="Arial" w:cs="Arial"/>
+                <w:b/>
+                <w:color w:val="000000"/>
+                <w:spacing w:val="1"/>
+                <w:sz w:val="20"/>
+                <w:szCs w:val="20"/>
+              </w:rPr>
+              <w:t>Admin</w:t>
+            </w:r>
+          </w:p>
+        </w:tc>
+        <w:tc>
+          <w:tcPr>
+            <w:tcW w:w="1517" w:type="dxa"/>
+          </w:tcPr>
+          <w:p>
+            <w:pPr>
+              <w:autoSpaceDE w:val="0"/>
+              <w:autoSpaceDN w:val="0"/>
+              <w:adjustRightInd w:val="0"/>
+              <w:spacing w:before="120" w:after="120"/>
+              <w:rPr>
+                <w:rFonts w:ascii="Arial" w:hAnsi="Arial" w:cs="Arial"/>
+                <w:b/>
+                <w:color w:val="000000"/>
+                <w:spacing w:val="1"/>
+                <w:sz w:val="20"/>
+                <w:szCs w:val="20"/>
+              </w:rPr>
+            </w:pPr>
+            <w:r>
+              <w:rPr>
+                <w:rFonts w:ascii="Arial" w:hAnsi="Arial" w:cs="Arial"/>
+                <w:b/>
+                <w:color w:val="000000"/>
+                <w:spacing w:val="1"/>
+                <w:sz w:val="20"/>
+                <w:szCs w:val="20"/>
+              </w:rPr>
+              <w:t>Admin vlan default gateway</w:t>
+            </w:r>
+          </w:p>
+        </w:tc>
+        <w:tc>
+          <w:tcPr>
+            <w:tcW w:w="1331" w:type="dxa"/>
+          </w:tcPr>
+          <w:p>
+            <w:pPr>
+              <w:autoSpaceDE w:val="0"/>
+              <w:autoSpaceDN w:val="0"/>
+              <w:adjustRightInd w:val="0"/>
+              <w:spacing w:before="120" w:after="120"/>
+              <w:rPr>
+                <w:rFonts w:ascii="Arial" w:hAnsi="Arial" w:cs="Arial"/>
+                <w:b/>
+                <w:color w:val="000000"/>
+                <w:spacing w:val="1"/>
+                <w:sz w:val="20"/>
+                <w:szCs w:val="20"/>
+              </w:rPr>
+            </w:pPr>
+            <w:r>
+              <w:rPr>
+                <w:rFonts w:ascii="Arial" w:hAnsi="Arial" w:cs="Arial"/>
+                <w:b/>
+                <w:color w:val="000000"/>
+                <w:spacing w:val="1"/>
+                <w:sz w:val="20"/>
+                <w:szCs w:val="20"/>
+              </w:rPr>
+              <w:t>10.9.0.0</w:t>
+            </w:r>
+          </w:p>
+        </w:tc>
         <w:tc>
           <w:tcPr>
             <w:tcW w:w="0" w:type="auto"/>
@@ -4619,6 +9558,179 @@
                 <w:szCs w:val="20"/>
               </w:rPr>
             </w:pPr>
+            <w:r>
+              <w:rPr>
+                <w:rFonts w:ascii="Arial" w:hAnsi="Arial" w:cs="Arial"/>
+                <w:b/>
+                <w:color w:val="000000"/>
+                <w:spacing w:val="1"/>
+                <w:sz w:val="20"/>
+                <w:szCs w:val="20"/>
+              </w:rPr>
+              <w:t>10.9.0.1</w:t>
+            </w:r>
+          </w:p>
+        </w:tc>
+        <w:tc>
+          <w:tcPr>
+            <w:tcW w:w="1733" w:type="dxa"/>
+          </w:tcPr>
+          <w:p>
+            <w:pPr>
+              <w:autoSpaceDE w:val="0"/>
+              <w:autoSpaceDN w:val="0"/>
+              <w:adjustRightInd w:val="0"/>
+              <w:spacing w:before="120" w:after="120"/>
+              <w:rPr>
+                <w:rFonts w:ascii="Arial" w:hAnsi="Arial" w:cs="Arial"/>
+                <w:b/>
+                <w:color w:val="000000"/>
+                <w:spacing w:val="1"/>
+                <w:sz w:val="20"/>
+                <w:szCs w:val="20"/>
+              </w:rPr>
+            </w:pPr>
+            <w:r>
+              <w:rPr>
+                <w:rFonts w:ascii="Arial" w:hAnsi="Arial" w:cs="Arial"/>
+                <w:b/>
+                <w:color w:val="000000"/>
+                <w:spacing w:val="1"/>
+                <w:sz w:val="20"/>
+                <w:szCs w:val="20"/>
+              </w:rPr>
+              <w:t>255.255.255.240</w:t>
+            </w:r>
+          </w:p>
+        </w:tc>
+      </w:tr>
+      <w:tr>
+        <w:tc>
+          <w:tcPr>
+            <w:tcW w:w="971" w:type="dxa"/>
+          </w:tcPr>
+          <w:p>
+            <w:pPr>
+              <w:autoSpaceDE w:val="0"/>
+              <w:autoSpaceDN w:val="0"/>
+              <w:adjustRightInd w:val="0"/>
+              <w:spacing w:before="120" w:after="120"/>
+              <w:rPr>
+                <w:rFonts w:ascii="Arial" w:hAnsi="Arial" w:cs="Arial"/>
+                <w:b/>
+                <w:color w:val="000000"/>
+                <w:spacing w:val="1"/>
+                <w:sz w:val="20"/>
+                <w:szCs w:val="20"/>
+              </w:rPr>
+            </w:pPr>
+            <w:r>
+              <w:rPr>
+                <w:rFonts w:ascii="Arial" w:hAnsi="Arial" w:cs="Arial"/>
+                <w:b/>
+                <w:color w:val="000000"/>
+                <w:spacing w:val="1"/>
+                <w:sz w:val="20"/>
+                <w:szCs w:val="20"/>
+              </w:rPr>
+              <w:t>Vlan20</w:t>
+            </w:r>
+          </w:p>
+        </w:tc>
+        <w:tc>
+          <w:tcPr>
+            <w:tcW w:w="1079" w:type="dxa"/>
+          </w:tcPr>
+          <w:p>
+            <w:pPr>
+              <w:autoSpaceDE w:val="0"/>
+              <w:autoSpaceDN w:val="0"/>
+              <w:adjustRightInd w:val="0"/>
+              <w:spacing w:before="120" w:after="120"/>
+              <w:rPr>
+                <w:rFonts w:ascii="Arial" w:hAnsi="Arial" w:cs="Arial"/>
+                <w:b/>
+                <w:color w:val="000000"/>
+                <w:spacing w:val="1"/>
+                <w:sz w:val="20"/>
+                <w:szCs w:val="20"/>
+              </w:rPr>
+            </w:pPr>
+            <w:r>
+              <w:rPr>
+                <w:rFonts w:ascii="Arial" w:hAnsi="Arial" w:cs="Arial"/>
+                <w:b/>
+                <w:color w:val="000000"/>
+                <w:spacing w:val="1"/>
+                <w:sz w:val="20"/>
+                <w:szCs w:val="20"/>
+              </w:rPr>
+              <w:t>Sales</w:t>
+            </w:r>
+          </w:p>
+        </w:tc>
+        <w:tc>
+          <w:tcPr>
+            <w:tcW w:w="1517" w:type="dxa"/>
+          </w:tcPr>
+          <w:p>
+            <w:pPr>
+              <w:autoSpaceDE w:val="0"/>
+              <w:autoSpaceDN w:val="0"/>
+              <w:adjustRightInd w:val="0"/>
+              <w:spacing w:before="120" w:after="120"/>
+              <w:rPr>
+                <w:rFonts w:ascii="Arial" w:hAnsi="Arial" w:cs="Arial"/>
+                <w:b/>
+                <w:color w:val="000000"/>
+                <w:spacing w:val="1"/>
+                <w:sz w:val="20"/>
+                <w:szCs w:val="20"/>
+              </w:rPr>
+            </w:pPr>
+            <w:r>
+              <w:rPr>
+                <w:rFonts w:ascii="Arial" w:hAnsi="Arial" w:cs="Arial"/>
+                <w:b/>
+                <w:color w:val="000000"/>
+                <w:spacing w:val="1"/>
+                <w:sz w:val="20"/>
+                <w:szCs w:val="20"/>
+              </w:rPr>
+              <w:t>Sales vlan default gateway</w:t>
+            </w:r>
+          </w:p>
+        </w:tc>
+        <w:tc>
+          <w:tcPr>
+            <w:tcW w:w="1331" w:type="dxa"/>
+          </w:tcPr>
+          <w:p>
+            <w:pPr>
+              <w:autoSpaceDE w:val="0"/>
+              <w:autoSpaceDN w:val="0"/>
+              <w:adjustRightInd w:val="0"/>
+              <w:spacing w:before="120" w:after="120"/>
+              <w:rPr>
+                <w:rFonts w:ascii="Arial" w:hAnsi="Arial" w:cs="Arial"/>
+                <w:b/>
+                <w:color w:val="000000"/>
+                <w:spacing w:val="1"/>
+                <w:sz w:val="20"/>
+                <w:szCs w:val="20"/>
+              </w:rPr>
+            </w:pPr>
+            <w:r>
+              <w:rPr>
+                <w:rFonts w:ascii="Arial" w:hAnsi="Arial" w:cs="Arial"/>
+                <w:b/>
+                <w:color w:val="000000"/>
+                <w:spacing w:val="1"/>
+                <w:sz w:val="20"/>
+                <w:szCs w:val="20"/>
+              </w:rPr>
+              <w:t>10.9.0.16</w:t>
+            </w:r>
           </w:p>
         </w:tc>
         <w:tc>
@@ -4632,6 +9744,16 @@
               <w:adjustRightInd w:val="0"/>
               <w:spacing w:before="120" w:after="120"/>
               <w:rPr>
+                <w:rFonts w:ascii="Arial" w:eastAsia="Times New Roman" w:hAnsi="Arial" w:cs="Arial"/>
+                <w:kern w:val="0"/>
+                <w:sz w:val="18"/>
+                <w:szCs w:val="18"/>
+                <w:lang w:eastAsia="en-NZ"/>
+                <w14:ligatures w14:val="none"/>
+              </w:rPr>
+            </w:pPr>
+            <w:r>
+              <w:rPr>
                 <w:rFonts w:ascii="Arial" w:hAnsi="Arial" w:cs="Arial"/>
                 <w:b/>
                 <w:color w:val="000000"/>
@@ -4639,12 +9761,13 @@
                 <w:sz w:val="20"/>
                 <w:szCs w:val="20"/>
               </w:rPr>
-            </w:pPr>
-          </w:p>
-        </w:tc>
-        <w:tc>
-          <w:tcPr>
-            <w:tcW w:w="1610" w:type="dxa"/>
+              <w:t>10.9.0.17</w:t>
+            </w:r>
+          </w:p>
+        </w:tc>
+        <w:tc>
+          <w:tcPr>
+            <w:tcW w:w="1733" w:type="dxa"/>
           </w:tcPr>
           <w:p>
             <w:pPr>
@@ -4661,18 +9784,7 @@
                 <w:szCs w:val="20"/>
               </w:rPr>
             </w:pPr>
-          </w:p>
-        </w:tc>
-        <w:tc>
-          <w:tcPr>
-            <w:tcW w:w="1283" w:type="dxa"/>
-          </w:tcPr>
-          <w:p>
-            <w:pPr>
-              <w:autoSpaceDE w:val="0"/>
-              <w:autoSpaceDN w:val="0"/>
-              <w:adjustRightInd w:val="0"/>
-              <w:spacing w:before="120" w:after="120"/>
+            <w:r>
               <w:rPr>
                 <w:rFonts w:ascii="Arial" w:hAnsi="Arial" w:cs="Arial"/>
                 <w:b/>
@@ -4681,7 +9793,138 @@
                 <w:sz w:val="20"/>
                 <w:szCs w:val="20"/>
               </w:rPr>
-            </w:pPr>
+              <w:t>255.255.255.240</w:t>
+            </w:r>
+          </w:p>
+        </w:tc>
+      </w:tr>
+      <w:tr>
+        <w:tc>
+          <w:tcPr>
+            <w:tcW w:w="971" w:type="dxa"/>
+          </w:tcPr>
+          <w:p>
+            <w:pPr>
+              <w:autoSpaceDE w:val="0"/>
+              <w:autoSpaceDN w:val="0"/>
+              <w:adjustRightInd w:val="0"/>
+              <w:spacing w:before="120" w:after="120"/>
+              <w:rPr>
+                <w:rFonts w:ascii="Arial" w:hAnsi="Arial" w:cs="Arial"/>
+                <w:b/>
+                <w:color w:val="000000"/>
+                <w:spacing w:val="1"/>
+                <w:sz w:val="20"/>
+                <w:szCs w:val="20"/>
+              </w:rPr>
+            </w:pPr>
+            <w:r>
+              <w:rPr>
+                <w:rFonts w:ascii="Arial" w:hAnsi="Arial" w:cs="Arial"/>
+                <w:b/>
+                <w:color w:val="000000"/>
+                <w:spacing w:val="1"/>
+                <w:sz w:val="18"/>
+                <w:szCs w:val="18"/>
+              </w:rPr>
+              <w:t>G0/1</w:t>
+            </w:r>
+          </w:p>
+        </w:tc>
+        <w:tc>
+          <w:tcPr>
+            <w:tcW w:w="1079" w:type="dxa"/>
+          </w:tcPr>
+          <w:p>
+            <w:pPr>
+              <w:autoSpaceDE w:val="0"/>
+              <w:autoSpaceDN w:val="0"/>
+              <w:adjustRightInd w:val="0"/>
+              <w:spacing w:before="120" w:after="120"/>
+              <w:rPr>
+                <w:rFonts w:ascii="Arial" w:hAnsi="Arial" w:cs="Arial"/>
+                <w:b/>
+                <w:color w:val="000000"/>
+                <w:spacing w:val="1"/>
+                <w:sz w:val="20"/>
+                <w:szCs w:val="20"/>
+              </w:rPr>
+            </w:pPr>
+            <w:r>
+              <w:rPr>
+                <w:rFonts w:ascii="Arial" w:hAnsi="Arial" w:cs="Arial"/>
+                <w:b/>
+                <w:color w:val="000000"/>
+                <w:spacing w:val="1"/>
+                <w:sz w:val="18"/>
+                <w:szCs w:val="18"/>
+              </w:rPr>
+              <w:t>WAN</w:t>
+            </w:r>
+          </w:p>
+        </w:tc>
+        <w:tc>
+          <w:tcPr>
+            <w:tcW w:w="1517" w:type="dxa"/>
+          </w:tcPr>
+          <w:p>
+            <w:pPr>
+              <w:autoSpaceDE w:val="0"/>
+              <w:autoSpaceDN w:val="0"/>
+              <w:adjustRightInd w:val="0"/>
+              <w:spacing w:before="120" w:after="120"/>
+              <w:rPr>
+                <w:rFonts w:ascii="Arial" w:hAnsi="Arial" w:cs="Arial"/>
+                <w:b/>
+                <w:color w:val="000000"/>
+                <w:spacing w:val="1"/>
+                <w:sz w:val="20"/>
+                <w:szCs w:val="20"/>
+              </w:rPr>
+            </w:pPr>
+            <w:r>
+              <w:rPr>
+                <w:rFonts w:ascii="Arial" w:hAnsi="Arial" w:cs="Arial"/>
+                <w:b/>
+                <w:color w:val="000000"/>
+                <w:spacing w:val="1"/>
+                <w:sz w:val="18"/>
+                <w:szCs w:val="18"/>
+              </w:rPr>
+              <w:t>WAN link to HO Router 1</w:t>
+            </w:r>
+          </w:p>
+        </w:tc>
+        <w:tc>
+          <w:tcPr>
+            <w:tcW w:w="1331" w:type="dxa"/>
+          </w:tcPr>
+          <w:p>
+            <w:pPr>
+              <w:autoSpaceDE w:val="0"/>
+              <w:autoSpaceDN w:val="0"/>
+              <w:adjustRightInd w:val="0"/>
+              <w:spacing w:before="120" w:after="120"/>
+              <w:rPr>
+                <w:rFonts w:ascii="Arial" w:hAnsi="Arial" w:cs="Arial"/>
+                <w:b/>
+                <w:color w:val="000000"/>
+                <w:spacing w:val="1"/>
+                <w:sz w:val="20"/>
+                <w:szCs w:val="20"/>
+              </w:rPr>
+            </w:pPr>
+            <w:r>
+              <w:rPr>
+                <w:rFonts w:ascii="Arial" w:hAnsi="Arial" w:cs="Arial"/>
+                <w:b/>
+                <w:color w:val="000000"/>
+                <w:spacing w:val="1"/>
+                <w:sz w:val="18"/>
+                <w:szCs w:val="18"/>
+              </w:rPr>
+              <w:t>172.16.1.0/30</w:t>
+            </w:r>
           </w:p>
         </w:tc>
         <w:tc>
@@ -4703,11 +9946,33 @@
                 <w:szCs w:val="20"/>
               </w:rPr>
             </w:pPr>
-          </w:p>
-        </w:tc>
-        <w:tc>
-          <w:tcPr>
-            <w:tcW w:w="1172" w:type="dxa"/>
+            <w:r>
+              <w:rPr>
+                <w:rFonts w:ascii="Arial" w:hAnsi="Arial" w:cs="Arial"/>
+                <w:b/>
+                <w:color w:val="000000"/>
+                <w:spacing w:val="1"/>
+                <w:sz w:val="18"/>
+                <w:szCs w:val="18"/>
+              </w:rPr>
+              <w:t>172.16.1.</w:t>
+            </w:r>
+            <w:r>
+              <w:rPr>
+                <w:rFonts w:ascii="Arial" w:hAnsi="Arial" w:cs="Arial"/>
+                <w:b/>
+                <w:color w:val="000000"/>
+                <w:spacing w:val="1"/>
+                <w:sz w:val="18"/>
+                <w:szCs w:val="18"/>
+              </w:rPr>
+              <w:t>2</w:t>
+            </w:r>
+          </w:p>
+        </w:tc>
+        <w:tc>
+          <w:tcPr>
+            <w:tcW w:w="1733" w:type="dxa"/>
           </w:tcPr>
           <w:p>
             <w:pPr>
@@ -4724,6 +9989,277 @@
                 <w:szCs w:val="20"/>
               </w:rPr>
             </w:pPr>
+            <w:r>
+              <w:rPr>
+                <w:rFonts w:ascii="Arial" w:hAnsi="Arial" w:cs="Arial"/>
+                <w:b/>
+                <w:color w:val="000000"/>
+                <w:spacing w:val="1"/>
+                <w:sz w:val="18"/>
+                <w:szCs w:val="18"/>
+              </w:rPr>
+              <w:t>255.255.255.</w:t>
+            </w:r>
+            <w:r>
+              <w:rPr>
+                <w:rFonts w:ascii="Arial" w:hAnsi="Arial" w:cs="Arial"/>
+                <w:b/>
+                <w:color w:val="000000"/>
+                <w:spacing w:val="1"/>
+                <w:sz w:val="18"/>
+                <w:szCs w:val="18"/>
+              </w:rPr>
+              <w:t>252</w:t>
+            </w:r>
+          </w:p>
+        </w:tc>
+      </w:tr>
+      <w:tr>
+        <w:tc>
+          <w:tcPr>
+            <w:tcW w:w="971" w:type="dxa"/>
+          </w:tcPr>
+          <w:p>
+            <w:pPr>
+              <w:autoSpaceDE w:val="0"/>
+              <w:autoSpaceDN w:val="0"/>
+              <w:adjustRightInd w:val="0"/>
+              <w:spacing w:before="120" w:after="120"/>
+              <w:rPr>
+                <w:rFonts w:ascii="Arial" w:hAnsi="Arial" w:cs="Arial"/>
+                <w:b/>
+                <w:color w:val="000000"/>
+                <w:spacing w:val="1"/>
+                <w:sz w:val="20"/>
+                <w:szCs w:val="20"/>
+              </w:rPr>
+            </w:pPr>
+            <w:r>
+              <w:rPr>
+                <w:rFonts w:ascii="Arial" w:hAnsi="Arial" w:cs="Arial"/>
+                <w:b/>
+                <w:color w:val="000000"/>
+                <w:spacing w:val="1"/>
+                <w:sz w:val="18"/>
+                <w:szCs w:val="18"/>
+              </w:rPr>
+              <w:t>G0/</w:t>
+            </w:r>
+            <w:r>
+              <w:rPr>
+                <w:rFonts w:ascii="Arial" w:hAnsi="Arial" w:cs="Arial"/>
+                <w:b/>
+                <w:color w:val="000000"/>
+                <w:spacing w:val="1"/>
+                <w:sz w:val="18"/>
+                <w:szCs w:val="18"/>
+              </w:rPr>
+              <w:t>2</w:t>
+            </w:r>
+          </w:p>
+        </w:tc>
+        <w:tc>
+          <w:tcPr>
+            <w:tcW w:w="1079" w:type="dxa"/>
+          </w:tcPr>
+          <w:p>
+            <w:pPr>
+              <w:autoSpaceDE w:val="0"/>
+              <w:autoSpaceDN w:val="0"/>
+              <w:adjustRightInd w:val="0"/>
+              <w:spacing w:before="120" w:after="120"/>
+              <w:rPr>
+                <w:rFonts w:ascii="Arial" w:hAnsi="Arial" w:cs="Arial"/>
+                <w:b/>
+                <w:color w:val="000000"/>
+                <w:spacing w:val="1"/>
+                <w:sz w:val="20"/>
+                <w:szCs w:val="20"/>
+              </w:rPr>
+            </w:pPr>
+            <w:r>
+              <w:rPr>
+                <w:rFonts w:ascii="Arial" w:hAnsi="Arial" w:cs="Arial"/>
+                <w:b/>
+                <w:color w:val="000000"/>
+                <w:spacing w:val="1"/>
+                <w:sz w:val="18"/>
+                <w:szCs w:val="18"/>
+              </w:rPr>
+              <w:t>WAN</w:t>
+            </w:r>
+          </w:p>
+        </w:tc>
+        <w:tc>
+          <w:tcPr>
+            <w:tcW w:w="1517" w:type="dxa"/>
+          </w:tcPr>
+          <w:p>
+            <w:pPr>
+              <w:autoSpaceDE w:val="0"/>
+              <w:autoSpaceDN w:val="0"/>
+              <w:adjustRightInd w:val="0"/>
+              <w:spacing w:before="120" w:after="120"/>
+              <w:rPr>
+                <w:rFonts w:ascii="Arial" w:hAnsi="Arial" w:cs="Arial"/>
+                <w:b/>
+                <w:color w:val="000000"/>
+                <w:spacing w:val="1"/>
+                <w:sz w:val="20"/>
+                <w:szCs w:val="20"/>
+              </w:rPr>
+            </w:pPr>
+            <w:r>
+              <w:rPr>
+                <w:rFonts w:ascii="Arial" w:hAnsi="Arial" w:cs="Arial"/>
+                <w:b/>
+                <w:color w:val="000000"/>
+                <w:spacing w:val="1"/>
+                <w:sz w:val="18"/>
+                <w:szCs w:val="18"/>
+              </w:rPr>
+              <w:t>WAN link to HO Router 2</w:t>
+            </w:r>
+          </w:p>
+        </w:tc>
+        <w:tc>
+          <w:tcPr>
+            <w:tcW w:w="1331" w:type="dxa"/>
+          </w:tcPr>
+          <w:p>
+            <w:pPr>
+              <w:autoSpaceDE w:val="0"/>
+              <w:autoSpaceDN w:val="0"/>
+              <w:adjustRightInd w:val="0"/>
+              <w:spacing w:before="120" w:after="120"/>
+              <w:rPr>
+                <w:rFonts w:ascii="Arial" w:hAnsi="Arial" w:cs="Arial"/>
+                <w:b/>
+                <w:color w:val="000000"/>
+                <w:spacing w:val="1"/>
+                <w:sz w:val="20"/>
+                <w:szCs w:val="20"/>
+              </w:rPr>
+            </w:pPr>
+            <w:r>
+              <w:rPr>
+                <w:rFonts w:ascii="Arial" w:hAnsi="Arial" w:cs="Arial"/>
+                <w:b/>
+                <w:color w:val="000000"/>
+                <w:spacing w:val="1"/>
+                <w:sz w:val="18"/>
+                <w:szCs w:val="18"/>
+              </w:rPr>
+              <w:t>172.16.1.</w:t>
+            </w:r>
+            <w:r>
+              <w:rPr>
+                <w:rFonts w:ascii="Arial" w:hAnsi="Arial" w:cs="Arial"/>
+                <w:b/>
+                <w:color w:val="000000"/>
+                <w:spacing w:val="1"/>
+                <w:sz w:val="18"/>
+                <w:szCs w:val="18"/>
+              </w:rPr>
+              <w:t>4</w:t>
+            </w:r>
+            <w:r>
+              <w:rPr>
+                <w:rFonts w:ascii="Arial" w:hAnsi="Arial" w:cs="Arial"/>
+                <w:b/>
+                <w:color w:val="000000"/>
+                <w:spacing w:val="1"/>
+                <w:sz w:val="18"/>
+                <w:szCs w:val="18"/>
+              </w:rPr>
+              <w:t>/30</w:t>
+            </w:r>
+          </w:p>
+        </w:tc>
+        <w:tc>
+          <w:tcPr>
+            <w:tcW w:w="0" w:type="auto"/>
+          </w:tcPr>
+          <w:p>
+            <w:pPr>
+              <w:autoSpaceDE w:val="0"/>
+              <w:autoSpaceDN w:val="0"/>
+              <w:adjustRightInd w:val="0"/>
+              <w:spacing w:before="120" w:after="120"/>
+              <w:rPr>
+                <w:rFonts w:ascii="Arial" w:hAnsi="Arial" w:cs="Arial"/>
+                <w:b/>
+                <w:color w:val="000000"/>
+                <w:spacing w:val="1"/>
+                <w:sz w:val="20"/>
+                <w:szCs w:val="20"/>
+              </w:rPr>
+            </w:pPr>
+            <w:r>
+              <w:rPr>
+                <w:rFonts w:ascii="Arial" w:hAnsi="Arial" w:cs="Arial"/>
+                <w:b/>
+                <w:color w:val="000000"/>
+                <w:spacing w:val="1"/>
+                <w:sz w:val="18"/>
+                <w:szCs w:val="18"/>
+              </w:rPr>
+              <w:t>172.16.1.</w:t>
+            </w:r>
+            <w:r>
+              <w:rPr>
+                <w:rFonts w:ascii="Arial" w:hAnsi="Arial" w:cs="Arial"/>
+                <w:b/>
+                <w:color w:val="000000"/>
+                <w:spacing w:val="1"/>
+                <w:sz w:val="18"/>
+                <w:szCs w:val="18"/>
+              </w:rPr>
+              <w:t>6</w:t>
+            </w:r>
+          </w:p>
+        </w:tc>
+        <w:tc>
+          <w:tcPr>
+            <w:tcW w:w="1733" w:type="dxa"/>
+          </w:tcPr>
+          <w:p>
+            <w:pPr>
+              <w:autoSpaceDE w:val="0"/>
+              <w:autoSpaceDN w:val="0"/>
+              <w:adjustRightInd w:val="0"/>
+              <w:spacing w:before="120" w:after="120"/>
+              <w:rPr>
+                <w:rFonts w:ascii="Arial" w:hAnsi="Arial" w:cs="Arial"/>
+                <w:b/>
+                <w:color w:val="000000"/>
+                <w:spacing w:val="1"/>
+                <w:sz w:val="20"/>
+                <w:szCs w:val="20"/>
+              </w:rPr>
+            </w:pPr>
+            <w:r>
+              <w:rPr>
+                <w:rFonts w:ascii="Arial" w:hAnsi="Arial" w:cs="Arial"/>
+                <w:b/>
+                <w:color w:val="000000"/>
+                <w:spacing w:val="1"/>
+                <w:sz w:val="18"/>
+                <w:szCs w:val="18"/>
+              </w:rPr>
+              <w:t>255.255.255.</w:t>
+            </w:r>
+            <w:r>
+              <w:rPr>
+                <w:rFonts w:ascii="Arial" w:hAnsi="Arial" w:cs="Arial"/>
+                <w:b/>
+                <w:color w:val="000000"/>
+                <w:spacing w:val="1"/>
+                <w:sz w:val="18"/>
+                <w:szCs w:val="18"/>
+              </w:rPr>
+              <w:t>252</w:t>
+            </w:r>
           </w:p>
         </w:tc>
       </w:tr>
@@ -4756,35 +10292,22 @@
     </w:p>
     <w:p>
       <w:pPr>
-        <w:autoSpaceDE w:val="0"/>
-        <w:autoSpaceDN w:val="0"/>
-        <w:adjustRightInd w:val="0"/>
-        <w:spacing w:before="60" w:after="60"/>
+        <w:pStyle w:val="Heading5"/>
         <w:rPr>
           <w:rFonts w:ascii="Arial" w:hAnsi="Arial" w:cs="Arial"/>
-          <w:sz w:val="20"/>
-          <w:szCs w:val="20"/>
+          <w:color w:val="auto"/>
+          <w:sz w:val="22"/>
+          <w:szCs w:val="22"/>
         </w:rPr>
       </w:pPr>
       <w:r>
         <w:rPr>
           <w:rFonts w:ascii="Arial" w:hAnsi="Arial" w:cs="Arial"/>
-          <w:b/>
-          <w:color w:val="000000"/>
-          <w:sz w:val="20"/>
-          <w:szCs w:val="20"/>
-        </w:rPr>
-        <w:t xml:space="preserve">ISP </w:t>
-      </w:r>
-      <w:r>
-        <w:rPr>
-          <w:rFonts w:ascii="Arial" w:hAnsi="Arial" w:cs="Arial"/>
-          <w:b/>
-          <w:color w:val="000000"/>
-          <w:sz w:val="20"/>
-          <w:szCs w:val="20"/>
-        </w:rPr>
-        <w:t xml:space="preserve">Router Name: </w:t>
+          <w:color w:val="auto"/>
+          <w:sz w:val="22"/>
+          <w:szCs w:val="22"/>
+        </w:rPr>
+        <w:t xml:space="preserve">ISP Router Name: </w:t>
       </w:r>
     </w:p>
     <w:tbl>
@@ -4801,20 +10324,14 @@
         <w:tblLook w:val="0000" w:firstRow="0" w:lastRow="0" w:firstColumn="0" w:lastColumn="0" w:noHBand="0" w:noVBand="0"/>
       </w:tblPr>
       <w:tblGrid>
-        <w:gridCol w:w="892"/>
-        <w:gridCol w:w="1211"/>
-        <w:gridCol w:w="1610"/>
-        <w:gridCol w:w="1283"/>
-        <w:gridCol w:w="1540"/>
-        <w:gridCol w:w="1172"/>
+        <w:gridCol w:w="913"/>
+        <w:gridCol w:w="1092"/>
+        <w:gridCol w:w="1271"/>
+        <w:gridCol w:w="1565"/>
+        <w:gridCol w:w="1284"/>
+        <w:gridCol w:w="1583"/>
       </w:tblGrid>
       <w:tr>
-        <w:tblPrEx>
-          <w:tblCellMar>
-            <w:top w:w="0" w:type="dxa"/>
-            <w:bottom w:w="0" w:type="dxa"/>
-          </w:tblCellMar>
-        </w:tblPrEx>
         <w:tc>
           <w:tcPr>
             <w:tcW w:w="0" w:type="auto"/>
@@ -4850,7 +10367,7 @@
         </w:tc>
         <w:tc>
           <w:tcPr>
-            <w:tcW w:w="0" w:type="auto"/>
+            <w:tcW w:w="1209" w:type="dxa"/>
           </w:tcPr>
           <w:p>
             <w:pPr>
@@ -4883,7 +10400,7 @@
         </w:tc>
         <w:tc>
           <w:tcPr>
-            <w:tcW w:w="1610" w:type="dxa"/>
+            <w:tcW w:w="1414" w:type="dxa"/>
           </w:tcPr>
           <w:p>
             <w:pPr>
@@ -4916,7 +10433,7 @@
         </w:tc>
         <w:tc>
           <w:tcPr>
-            <w:tcW w:w="1283" w:type="dxa"/>
+            <w:tcW w:w="1565" w:type="dxa"/>
           </w:tcPr>
           <w:p>
             <w:pPr>
@@ -5015,12 +10532,6 @@
         </w:tc>
       </w:tr>
       <w:tr>
-        <w:tblPrEx>
-          <w:tblCellMar>
-            <w:top w:w="0" w:type="dxa"/>
-            <w:bottom w:w="0" w:type="dxa"/>
-          </w:tblCellMar>
-        </w:tblPrEx>
         <w:tc>
           <w:tcPr>
             <w:tcW w:w="0" w:type="auto"/>
@@ -5040,6 +10551,113 @@
                 <w:szCs w:val="20"/>
               </w:rPr>
             </w:pPr>
+            <w:r>
+              <w:rPr>
+                <w:rFonts w:ascii="Arial" w:hAnsi="Arial" w:cs="Arial"/>
+                <w:b/>
+                <w:color w:val="000000"/>
+                <w:spacing w:val="1"/>
+                <w:sz w:val="20"/>
+                <w:szCs w:val="20"/>
+              </w:rPr>
+              <w:t>Se0/0/0</w:t>
+            </w:r>
+          </w:p>
+        </w:tc>
+        <w:tc>
+          <w:tcPr>
+            <w:tcW w:w="1209" w:type="dxa"/>
+          </w:tcPr>
+          <w:p>
+            <w:pPr>
+              <w:autoSpaceDE w:val="0"/>
+              <w:autoSpaceDN w:val="0"/>
+              <w:adjustRightInd w:val="0"/>
+              <w:spacing w:before="120" w:after="120"/>
+              <w:rPr>
+                <w:rFonts w:ascii="Arial" w:hAnsi="Arial" w:cs="Arial"/>
+                <w:b/>
+                <w:color w:val="000000"/>
+                <w:spacing w:val="1"/>
+                <w:sz w:val="20"/>
+                <w:szCs w:val="20"/>
+              </w:rPr>
+            </w:pPr>
+            <w:r>
+              <w:rPr>
+                <w:rFonts w:ascii="Arial" w:hAnsi="Arial" w:cs="Arial"/>
+                <w:b/>
+                <w:color w:val="000000"/>
+                <w:spacing w:val="1"/>
+                <w:sz w:val="20"/>
+                <w:szCs w:val="20"/>
+              </w:rPr>
+              <w:t>internet</w:t>
+            </w:r>
+          </w:p>
+        </w:tc>
+        <w:tc>
+          <w:tcPr>
+            <w:tcW w:w="1414" w:type="dxa"/>
+          </w:tcPr>
+          <w:p>
+            <w:pPr>
+              <w:autoSpaceDE w:val="0"/>
+              <w:autoSpaceDN w:val="0"/>
+              <w:adjustRightInd w:val="0"/>
+              <w:spacing w:before="120" w:after="120"/>
+              <w:rPr>
+                <w:rFonts w:ascii="Arial" w:hAnsi="Arial" w:cs="Arial"/>
+                <w:b/>
+                <w:color w:val="000000"/>
+                <w:spacing w:val="1"/>
+                <w:sz w:val="20"/>
+                <w:szCs w:val="20"/>
+              </w:rPr>
+            </w:pPr>
+            <w:r>
+              <w:rPr>
+                <w:rFonts w:ascii="Arial" w:hAnsi="Arial" w:cs="Arial"/>
+                <w:b/>
+                <w:color w:val="000000"/>
+                <w:spacing w:val="1"/>
+                <w:sz w:val="20"/>
+                <w:szCs w:val="20"/>
+              </w:rPr>
+              <w:t>Serial link to H0 router 1</w:t>
+            </w:r>
+          </w:p>
+        </w:tc>
+        <w:tc>
+          <w:tcPr>
+            <w:tcW w:w="1565" w:type="dxa"/>
+          </w:tcPr>
+          <w:p>
+            <w:pPr>
+              <w:autoSpaceDE w:val="0"/>
+              <w:autoSpaceDN w:val="0"/>
+              <w:adjustRightInd w:val="0"/>
+              <w:spacing w:before="120" w:after="120"/>
+              <w:rPr>
+                <w:rFonts w:ascii="Arial" w:hAnsi="Arial" w:cs="Arial"/>
+                <w:b/>
+                <w:color w:val="000000"/>
+                <w:spacing w:val="1"/>
+                <w:sz w:val="20"/>
+                <w:szCs w:val="20"/>
+              </w:rPr>
+            </w:pPr>
+            <w:r>
+              <w:rPr>
+                <w:rFonts w:ascii="Arial" w:hAnsi="Arial" w:cs="Arial"/>
+                <w:b/>
+                <w:color w:val="000000"/>
+                <w:spacing w:val="1"/>
+                <w:sz w:val="20"/>
+                <w:szCs w:val="20"/>
+              </w:rPr>
+              <w:t>192.168.1.0/30</w:t>
+            </w:r>
           </w:p>
         </w:tc>
         <w:tc>
@@ -5061,18 +10679,7 @@
                 <w:szCs w:val="20"/>
               </w:rPr>
             </w:pPr>
-          </w:p>
-        </w:tc>
-        <w:tc>
-          <w:tcPr>
-            <w:tcW w:w="1610" w:type="dxa"/>
-          </w:tcPr>
-          <w:p>
-            <w:pPr>
-              <w:autoSpaceDE w:val="0"/>
-              <w:autoSpaceDN w:val="0"/>
-              <w:adjustRightInd w:val="0"/>
-              <w:spacing w:before="120" w:after="120"/>
+            <w:r>
               <w:rPr>
                 <w:rFonts w:ascii="Arial" w:hAnsi="Arial" w:cs="Arial"/>
                 <w:b/>
@@ -5081,12 +10688,13 @@
                 <w:sz w:val="20"/>
                 <w:szCs w:val="20"/>
               </w:rPr>
-            </w:pPr>
-          </w:p>
-        </w:tc>
-        <w:tc>
-          <w:tcPr>
-            <w:tcW w:w="1283" w:type="dxa"/>
+              <w:t>192.168.1.1</w:t>
+            </w:r>
+          </w:p>
+        </w:tc>
+        <w:tc>
+          <w:tcPr>
+            <w:tcW w:w="1172" w:type="dxa"/>
           </w:tcPr>
           <w:p>
             <w:pPr>
@@ -5103,8 +10711,32 @@
                 <w:szCs w:val="20"/>
               </w:rPr>
             </w:pPr>
-          </w:p>
-        </w:tc>
+            <w:r>
+              <w:rPr>
+                <w:rFonts w:ascii="Arial" w:hAnsi="Arial" w:cs="Arial"/>
+                <w:b/>
+                <w:color w:val="000000"/>
+                <w:spacing w:val="1"/>
+                <w:sz w:val="18"/>
+                <w:szCs w:val="18"/>
+              </w:rPr>
+              <w:t>255.255.255.</w:t>
+            </w:r>
+            <w:r>
+              <w:rPr>
+                <w:rFonts w:ascii="Arial" w:hAnsi="Arial" w:cs="Arial"/>
+                <w:b/>
+                <w:color w:val="000000"/>
+                <w:spacing w:val="1"/>
+                <w:sz w:val="18"/>
+                <w:szCs w:val="18"/>
+              </w:rPr>
+              <w:t>252</w:t>
+            </w:r>
+          </w:p>
+        </w:tc>
+      </w:tr>
+      <w:tr>
         <w:tc>
           <w:tcPr>
             <w:tcW w:w="0" w:type="auto"/>
@@ -5124,6 +10756,200 @@
                 <w:szCs w:val="20"/>
               </w:rPr>
             </w:pPr>
+            <w:r>
+              <w:rPr>
+                <w:rFonts w:ascii="Arial" w:hAnsi="Arial" w:cs="Arial"/>
+                <w:b/>
+                <w:color w:val="000000"/>
+                <w:spacing w:val="1"/>
+                <w:sz w:val="20"/>
+                <w:szCs w:val="20"/>
+              </w:rPr>
+              <w:t>Se0/0/</w:t>
+            </w:r>
+            <w:r>
+              <w:rPr>
+                <w:rFonts w:ascii="Arial" w:hAnsi="Arial" w:cs="Arial"/>
+                <w:b/>
+                <w:color w:val="000000"/>
+                <w:spacing w:val="1"/>
+                <w:sz w:val="20"/>
+                <w:szCs w:val="20"/>
+              </w:rPr>
+              <w:t>1</w:t>
+            </w:r>
+          </w:p>
+        </w:tc>
+        <w:tc>
+          <w:tcPr>
+            <w:tcW w:w="1209" w:type="dxa"/>
+          </w:tcPr>
+          <w:p>
+            <w:pPr>
+              <w:autoSpaceDE w:val="0"/>
+              <w:autoSpaceDN w:val="0"/>
+              <w:adjustRightInd w:val="0"/>
+              <w:spacing w:before="120" w:after="120"/>
+              <w:rPr>
+                <w:rFonts w:ascii="Arial" w:hAnsi="Arial" w:cs="Arial"/>
+                <w:b/>
+                <w:color w:val="000000"/>
+                <w:spacing w:val="1"/>
+                <w:sz w:val="20"/>
+                <w:szCs w:val="20"/>
+              </w:rPr>
+            </w:pPr>
+            <w:r>
+              <w:rPr>
+                <w:rFonts w:ascii="Arial" w:hAnsi="Arial" w:cs="Arial"/>
+                <w:b/>
+                <w:color w:val="000000"/>
+                <w:spacing w:val="1"/>
+                <w:sz w:val="20"/>
+                <w:szCs w:val="20"/>
+              </w:rPr>
+              <w:t>internet</w:t>
+            </w:r>
+          </w:p>
+        </w:tc>
+        <w:tc>
+          <w:tcPr>
+            <w:tcW w:w="1414" w:type="dxa"/>
+          </w:tcPr>
+          <w:p>
+            <w:pPr>
+              <w:autoSpaceDE w:val="0"/>
+              <w:autoSpaceDN w:val="0"/>
+              <w:adjustRightInd w:val="0"/>
+              <w:spacing w:before="120" w:after="120"/>
+              <w:rPr>
+                <w:rFonts w:ascii="Arial" w:hAnsi="Arial" w:cs="Arial"/>
+                <w:b/>
+                <w:color w:val="000000"/>
+                <w:spacing w:val="1"/>
+                <w:sz w:val="20"/>
+                <w:szCs w:val="20"/>
+              </w:rPr>
+            </w:pPr>
+            <w:r>
+              <w:rPr>
+                <w:rFonts w:ascii="Arial" w:hAnsi="Arial" w:cs="Arial"/>
+                <w:b/>
+                <w:color w:val="000000"/>
+                <w:spacing w:val="1"/>
+                <w:sz w:val="20"/>
+                <w:szCs w:val="20"/>
+              </w:rPr>
+              <w:t xml:space="preserve">Serial link to H0 router </w:t>
+            </w:r>
+            <w:r>
+              <w:rPr>
+                <w:rFonts w:ascii="Arial" w:hAnsi="Arial" w:cs="Arial"/>
+                <w:b/>
+                <w:color w:val="000000"/>
+                <w:spacing w:val="1"/>
+                <w:sz w:val="20"/>
+                <w:szCs w:val="20"/>
+              </w:rPr>
+              <w:t>2</w:t>
+            </w:r>
+          </w:p>
+        </w:tc>
+        <w:tc>
+          <w:tcPr>
+            <w:tcW w:w="1565" w:type="dxa"/>
+          </w:tcPr>
+          <w:p>
+            <w:pPr>
+              <w:autoSpaceDE w:val="0"/>
+              <w:autoSpaceDN w:val="0"/>
+              <w:adjustRightInd w:val="0"/>
+              <w:spacing w:before="120" w:after="120"/>
+              <w:rPr>
+                <w:rFonts w:ascii="Arial" w:hAnsi="Arial" w:cs="Arial"/>
+                <w:b/>
+                <w:color w:val="000000"/>
+                <w:spacing w:val="1"/>
+                <w:sz w:val="20"/>
+                <w:szCs w:val="20"/>
+              </w:rPr>
+            </w:pPr>
+            <w:r>
+              <w:rPr>
+                <w:rFonts w:ascii="Arial" w:hAnsi="Arial" w:cs="Arial"/>
+                <w:b/>
+                <w:color w:val="000000"/>
+                <w:spacing w:val="1"/>
+                <w:sz w:val="20"/>
+                <w:szCs w:val="20"/>
+              </w:rPr>
+              <w:t>192.168.1.</w:t>
+            </w:r>
+            <w:r>
+              <w:rPr>
+                <w:rFonts w:ascii="Arial" w:hAnsi="Arial" w:cs="Arial"/>
+                <w:b/>
+                <w:color w:val="000000"/>
+                <w:spacing w:val="1"/>
+                <w:sz w:val="20"/>
+                <w:szCs w:val="20"/>
+              </w:rPr>
+              <w:t>4</w:t>
+            </w:r>
+            <w:r>
+              <w:rPr>
+                <w:rFonts w:ascii="Arial" w:hAnsi="Arial" w:cs="Arial"/>
+                <w:b/>
+                <w:color w:val="000000"/>
+                <w:spacing w:val="1"/>
+                <w:sz w:val="20"/>
+                <w:szCs w:val="20"/>
+              </w:rPr>
+              <w:t>/30</w:t>
+            </w:r>
+          </w:p>
+        </w:tc>
+        <w:tc>
+          <w:tcPr>
+            <w:tcW w:w="0" w:type="auto"/>
+          </w:tcPr>
+          <w:p>
+            <w:pPr>
+              <w:autoSpaceDE w:val="0"/>
+              <w:autoSpaceDN w:val="0"/>
+              <w:adjustRightInd w:val="0"/>
+              <w:spacing w:before="120" w:after="120"/>
+              <w:rPr>
+                <w:rFonts w:ascii="Arial" w:hAnsi="Arial" w:cs="Arial"/>
+                <w:b/>
+                <w:color w:val="000000"/>
+                <w:spacing w:val="1"/>
+                <w:sz w:val="20"/>
+                <w:szCs w:val="20"/>
+              </w:rPr>
+            </w:pPr>
+            <w:r>
+              <w:rPr>
+                <w:rFonts w:ascii="Arial" w:hAnsi="Arial" w:cs="Arial"/>
+                <w:b/>
+                <w:color w:val="000000"/>
+                <w:spacing w:val="1"/>
+                <w:sz w:val="20"/>
+                <w:szCs w:val="20"/>
+              </w:rPr>
+              <w:t>192.168.1.</w:t>
+            </w:r>
+            <w:r>
+              <w:rPr>
+                <w:rFonts w:ascii="Arial" w:hAnsi="Arial" w:cs="Arial"/>
+                <w:b/>
+                <w:color w:val="000000"/>
+                <w:spacing w:val="1"/>
+                <w:sz w:val="20"/>
+                <w:szCs w:val="20"/>
+              </w:rPr>
+              <w:t>5</w:t>
+            </w:r>
           </w:p>
         </w:tc>
         <w:tc>
@@ -5145,6 +10971,28 @@
                 <w:szCs w:val="20"/>
               </w:rPr>
             </w:pPr>
+            <w:r>
+              <w:rPr>
+                <w:rFonts w:ascii="Arial" w:hAnsi="Arial" w:cs="Arial"/>
+                <w:b/>
+                <w:color w:val="000000"/>
+                <w:spacing w:val="1"/>
+                <w:sz w:val="18"/>
+                <w:szCs w:val="18"/>
+              </w:rPr>
+              <w:t>255.255.255.</w:t>
+            </w:r>
+            <w:r>
+              <w:rPr>
+                <w:rFonts w:ascii="Arial" w:hAnsi="Arial" w:cs="Arial"/>
+                <w:b/>
+                <w:color w:val="000000"/>
+                <w:spacing w:val="1"/>
+                <w:sz w:val="18"/>
+                <w:szCs w:val="18"/>
+              </w:rPr>
+              <w:t>252</w:t>
+            </w:r>
           </w:p>
         </w:tc>
       </w:tr>
@@ -5662,7 +11510,6 @@
     <w:next w:val="Normal"/>
     <w:link w:val="Heading5Char"/>
     <w:uiPriority w:val="9"/>
-    <w:semiHidden/>
     <w:unhideWhenUsed/>
     <w:qFormat/>
     <w:rsid w:val="00035FCE"/>
@@ -5683,7 +11530,6 @@
     <w:next w:val="Normal"/>
     <w:link w:val="Heading6Char"/>
     <w:uiPriority w:val="9"/>
-    <w:semiHidden/>
     <w:unhideWhenUsed/>
     <w:qFormat/>
     <w:rsid w:val="00035FCE"/>
@@ -5768,7 +11614,6 @@
   <w:style w:type="character" w:default="1" w:styleId="DefaultParagraphFont">
     <w:name w:val="Default Paragraph Font"/>
     <w:uiPriority w:val="1"/>
-    <w:semiHidden/>
     <w:unhideWhenUsed/>
   </w:style>
   <w:style w:type="table" w:default="1" w:styleId="TableNormal">
@@ -5849,7 +11694,6 @@
     <w:basedOn w:val="DefaultParagraphFont"/>
     <w:link w:val="Heading5"/>
     <w:uiPriority w:val="9"/>
-    <w:semiHidden/>
     <w:rsid w:val="00035FCE"/>
     <w:rPr>
       <w:rFonts w:eastAsiaTheme="majorEastAsia" w:cstheme="majorBidi"/>
@@ -5861,7 +11705,6 @@
     <w:basedOn w:val="DefaultParagraphFont"/>
     <w:link w:val="Heading6"/>
     <w:uiPriority w:val="9"/>
-    <w:semiHidden/>
     <w:rsid w:val="00035FCE"/>
     <w:rPr>
       <w:rFonts w:eastAsiaTheme="majorEastAsia" w:cstheme="majorBidi"/>
